--- a/Modelo - Registro de Não Conformidade.docx
+++ b/Modelo - Registro de Não Conformidade.docx
@@ -16,7 +16,7 @@
           <w:color w:val="002060"/>
         </w:rPr>
         <w:drawing>
-          <wp:anchor distT="0" distB="0" distL="114300" distR="114300" simplePos="0" relativeHeight="251658240" behindDoc="0" locked="0" layoutInCell="1" allowOverlap="1" wp14:anchorId="36FF3C5F" wp14:editId="066E3C1D">
+          <wp:anchor distT="0" distB="0" distL="114300" distR="114300" simplePos="0" relativeHeight="251658240" behindDoc="0" locked="0" layoutInCell="1" allowOverlap="1" wp14:anchorId="36FF3C5F" wp14:editId="1CA9AAFA">
             <wp:simplePos x="0" y="0"/>
             <wp:positionH relativeFrom="column">
               <wp:posOffset>-15240</wp:posOffset>
@@ -225,7 +225,7 @@
         <mc:AlternateContent>
           <mc:Choice Requires="wps">
             <w:drawing>
-              <wp:anchor distT="0" distB="0" distL="114300" distR="114300" simplePos="0" relativeHeight="251661312" behindDoc="0" locked="0" layoutInCell="1" allowOverlap="1" wp14:anchorId="2DC519E3" wp14:editId="0DA92D48">
+              <wp:anchor distT="0" distB="0" distL="114300" distR="114300" simplePos="0" relativeHeight="251661312" behindDoc="0" locked="0" layoutInCell="1" allowOverlap="1" wp14:anchorId="2DC519E3" wp14:editId="6ED64B15">
                 <wp:simplePos x="0" y="0"/>
                 <wp:positionH relativeFrom="margin">
                   <wp:align>left</wp:align>
@@ -417,7 +417,15 @@
                 <w:sz w:val="18"/>
                 <w:szCs w:val="18"/>
               </w:rPr>
-              <w:t>22</w:t>
+              <w:t>2</w:t>
+            </w:r>
+            <w:r>
+              <w:rPr>
+                <w:rFonts w:ascii="Calibri" w:hAnsi="Calibri" w:cs="Calibri"/>
+                <w:sz w:val="18"/>
+                <w:szCs w:val="18"/>
+              </w:rPr>
+              <w:t>3</w:t>
             </w:r>
           </w:p>
         </w:tc>
@@ -566,7 +574,7 @@
                 <w:sz w:val="18"/>
                 <w:szCs w:val="18"/>
               </w:rPr>
-              <w:t>30/09/2025</w:t>
+              <w:t>18/02/2026</w:t>
             </w:r>
           </w:p>
         </w:tc>
@@ -662,7 +670,7 @@
                 <w:sz w:val="18"/>
                 <w:szCs w:val="18"/>
               </w:rPr>
-              <w:t>Melina Favaro</w:t>
+              <w:t>Wagner Kazuki</w:t>
             </w:r>
           </w:p>
         </w:tc>
@@ -990,10 +998,73 @@
           <w:noProof/>
           <w:color w:val="002060"/>
         </w:rPr>
+        <w:drawing>
+          <wp:anchor distT="0" distB="0" distL="114300" distR="114300" simplePos="0" relativeHeight="251747328" behindDoc="1" locked="0" layoutInCell="1" allowOverlap="1" wp14:anchorId="08B3CE0A" wp14:editId="5AECBAC4">
+            <wp:simplePos x="0" y="0"/>
+            <wp:positionH relativeFrom="page">
+              <wp:align>left</wp:align>
+            </wp:positionH>
+            <wp:positionV relativeFrom="paragraph">
+              <wp:posOffset>113665</wp:posOffset>
+            </wp:positionV>
+            <wp:extent cx="7530313" cy="7000875"/>
+            <wp:effectExtent l="0" t="0" r="0" b="0"/>
+            <wp:wrapNone/>
+            <wp:docPr id="1418454642" name="Imagem 46" descr="Logotipo, Ícone&#10;&#10;O conteúdo gerado por IA pode estar incorreto."/>
+            <wp:cNvGraphicFramePr>
+              <a:graphicFrameLocks xmlns:a="http://schemas.openxmlformats.org/drawingml/2006/main" noChangeAspect="1"/>
+            </wp:cNvGraphicFramePr>
+            <a:graphic xmlns:a="http://schemas.openxmlformats.org/drawingml/2006/main">
+              <a:graphicData uri="http://schemas.openxmlformats.org/drawingml/2006/picture">
+                <pic:pic xmlns:pic="http://schemas.openxmlformats.org/drawingml/2006/picture">
+                  <pic:nvPicPr>
+                    <pic:cNvPr id="298220276" name="Imagem 46" descr="Logotipo, Ícone&#10;&#10;O conteúdo gerado por IA pode estar incorreto."/>
+                    <pic:cNvPicPr/>
+                  </pic:nvPicPr>
+                  <pic:blipFill>
+                    <a:blip r:embed="rId8">
+                      <a:alphaModFix amt="5000"/>
+                      <a:extLst>
+                        <a:ext uri="{28A0092B-C50C-407E-A947-70E740481C1C}">
+                          <a14:useLocalDpi xmlns:a14="http://schemas.microsoft.com/office/drawing/2010/main" val="0"/>
+                        </a:ext>
+                      </a:extLst>
+                    </a:blip>
+                    <a:stretch>
+                      <a:fillRect/>
+                    </a:stretch>
+                  </pic:blipFill>
+                  <pic:spPr>
+                    <a:xfrm>
+                      <a:off x="0" y="0"/>
+                      <a:ext cx="7530313" cy="7000875"/>
+                    </a:xfrm>
+                    <a:prstGeom prst="rect">
+                      <a:avLst/>
+                    </a:prstGeom>
+                  </pic:spPr>
+                </pic:pic>
+              </a:graphicData>
+            </a:graphic>
+            <wp14:sizeRelH relativeFrom="margin">
+              <wp14:pctWidth>0</wp14:pctWidth>
+            </wp14:sizeRelH>
+            <wp14:sizeRelV relativeFrom="margin">
+              <wp14:pctHeight>0</wp14:pctHeight>
+            </wp14:sizeRelV>
+          </wp:anchor>
+        </w:drawing>
+      </w:r>
+      <w:r>
+        <w:rPr>
+          <w:rFonts w:ascii="Calibri" w:hAnsi="Calibri" w:cs="Calibri"/>
+          <w:noProof/>
+          <w:color w:val="002060"/>
+        </w:rPr>
         <mc:AlternateContent>
           <mc:Choice Requires="wps">
             <w:drawing>
-              <wp:anchor distT="0" distB="0" distL="114300" distR="114300" simplePos="0" relativeHeight="251663360" behindDoc="0" locked="0" layoutInCell="1" allowOverlap="1" wp14:anchorId="3C4F6524" wp14:editId="7E0E5F53">
+              <wp:anchor distT="0" distB="0" distL="114300" distR="114300" simplePos="0" relativeHeight="251663360" behindDoc="0" locked="0" layoutInCell="1" allowOverlap="1" wp14:anchorId="3C4F6524" wp14:editId="38409A23">
                 <wp:simplePos x="0" y="0"/>
                 <wp:positionH relativeFrom="margin">
                   <wp:align>left</wp:align>
@@ -1135,18 +1206,18 @@
         <mc:AlternateContent>
           <mc:Choice Requires="wps">
             <w:drawing>
-              <wp:anchor distT="0" distB="0" distL="114300" distR="114300" simplePos="0" relativeHeight="251728896" behindDoc="0" locked="0" layoutInCell="1" allowOverlap="1" wp14:anchorId="756AC107" wp14:editId="7DDB6C95">
+              <wp:anchor distT="0" distB="0" distL="114300" distR="114300" simplePos="0" relativeHeight="251724800" behindDoc="0" locked="0" layoutInCell="1" allowOverlap="1" wp14:anchorId="2C1F042F" wp14:editId="5651EA3C">
                 <wp:simplePos x="0" y="0"/>
                 <wp:positionH relativeFrom="margin">
-                  <wp:align>right</wp:align>
+                  <wp:posOffset>1102329</wp:posOffset>
                 </wp:positionH>
                 <wp:positionV relativeFrom="paragraph">
-                  <wp:posOffset>3930768</wp:posOffset>
+                  <wp:posOffset>3231067</wp:posOffset>
                 </wp:positionV>
-                <wp:extent cx="6634909" cy="4219575"/>
-                <wp:effectExtent l="0" t="0" r="13970" b="28575"/>
+                <wp:extent cx="5534555" cy="479000"/>
+                <wp:effectExtent l="0" t="0" r="28575" b="16510"/>
                 <wp:wrapNone/>
-                <wp:docPr id="945247558" name="Retângulo 2"/>
+                <wp:docPr id="1819778737" name="Retângulo 2"/>
                 <wp:cNvGraphicFramePr/>
                 <a:graphic xmlns:a="http://schemas.openxmlformats.org/drawingml/2006/main">
                   <a:graphicData uri="http://schemas.microsoft.com/office/word/2010/wordprocessingShape">
@@ -1155,7 +1226,1381 @@
                       <wps:spPr>
                         <a:xfrm>
                           <a:off x="0" y="0"/>
-                          <a:ext cx="6634909" cy="4219575"/>
+                          <a:ext cx="5534555" cy="479000"/>
+                        </a:xfrm>
+                        <a:prstGeom prst="rect">
+                          <a:avLst/>
+                        </a:prstGeom>
+                        <a:noFill/>
+                        <a:ln w="6350">
+                          <a:solidFill>
+                            <a:schemeClr val="tx1"/>
+                          </a:solidFill>
+                        </a:ln>
+                      </wps:spPr>
+                      <wps:style>
+                        <a:lnRef idx="2">
+                          <a:schemeClr val="accent1">
+                            <a:shade val="15000"/>
+                          </a:schemeClr>
+                        </a:lnRef>
+                        <a:fillRef idx="1">
+                          <a:schemeClr val="accent1"/>
+                        </a:fillRef>
+                        <a:effectRef idx="0">
+                          <a:schemeClr val="accent1"/>
+                        </a:effectRef>
+                        <a:fontRef idx="minor">
+                          <a:schemeClr val="lt1"/>
+                        </a:fontRef>
+                      </wps:style>
+                      <wps:txbx>
+                        <w:txbxContent>
+                          <w:p>
+                            <w:pPr>
+                              <w:jc w:val="center"/>
+                              <w:rPr>
+                                <w:rFonts w:ascii="Calibri" w:hAnsi="Calibri" w:cs="Calibri"/>
+                                <w:color w:val="000000" w:themeColor="text1"/>
+                                <w:sz w:val="16"/>
+                                <w:szCs w:val="16"/>
+                              </w:rPr>
+                            </w:pPr>
+                            <w:r>
+                              <w:rPr>
+                                <w:rFonts w:ascii="Calibri" w:hAnsi="Calibri" w:cs="Calibri"/>
+                                <w:color w:val="000000" w:themeColor="text1"/>
+                                <w:sz w:val="16"/>
+                                <w:szCs w:val="16"/>
+                              </w:rPr>
+                              <w:t>{{</w:t>
+                            </w:r>
+                            <w:proofErr w:type="spellStart"/>
+                            <w:r>
+                              <w:rPr>
+                                <w:rFonts w:ascii="Calibri" w:hAnsi="Calibri" w:cs="Calibri"/>
+                                <w:color w:val="000000" w:themeColor="text1"/>
+                                <w:sz w:val="16"/>
+                                <w:szCs w:val="16"/>
+                              </w:rPr>
+                              <w:t>acao</w:t>
+                            </w:r>
+                            <w:proofErr w:type="spellEnd"/>
+                            <w:r>
+                              <w:rPr>
+                                <w:rFonts w:ascii="Calibri" w:hAnsi="Calibri" w:cs="Calibri"/>
+                                <w:color w:val="000000" w:themeColor="text1"/>
+                                <w:sz w:val="16"/>
+                                <w:szCs w:val="16"/>
+                              </w:rPr>
+                              <w:t>}}</w:t>
+                            </w:r>
+                          </w:p>
+                        </w:txbxContent>
+                      </wps:txbx>
+                      <wps:bodyPr rot="0" spcFirstLastPara="0" vertOverflow="overflow" horzOverflow="overflow" vert="horz" wrap="square" lIns="91440" tIns="45720" rIns="91440" bIns="45720" numCol="1" spcCol="0" rtlCol="0" fromWordArt="0" anchor="ctr" anchorCtr="0" forceAA="0" compatLnSpc="1">
+                        <a:prstTxWarp prst="textNoShape">
+                          <a:avLst/>
+                        </a:prstTxWarp>
+                        <a:noAutofit/>
+                      </wps:bodyPr>
+                    </wps:wsp>
+                  </a:graphicData>
+                </a:graphic>
+                <wp14:sizeRelH relativeFrom="margin">
+                  <wp14:pctWidth>0</wp14:pctWidth>
+                </wp14:sizeRelH>
+                <wp14:sizeRelV relativeFrom="margin">
+                  <wp14:pctHeight>0</wp14:pctHeight>
+                </wp14:sizeRelV>
+              </wp:anchor>
+            </w:drawing>
+          </mc:Choice>
+          <mc:Fallback>
+            <w:pict>
+              <v:rect w14:anchorId="2C1F042F" id="_x0000_s1029" style="position:absolute;margin-left:86.8pt;margin-top:254.4pt;width:435.8pt;height:37.7pt;z-index:251724800;visibility:visible;mso-wrap-style:square;mso-width-percent:0;mso-height-percent:0;mso-wrap-distance-left:9pt;mso-wrap-distance-top:0;mso-wrap-distance-right:9pt;mso-wrap-distance-bottom:0;mso-position-horizontal:absolute;mso-position-horizontal-relative:margin;mso-position-vertical:absolute;mso-position-vertical-relative:text;mso-width-percent:0;mso-height-percent:0;mso-width-relative:margin;mso-height-relative:margin;v-text-anchor:middle" o:gfxdata="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" filled="f" strokecolor="black [3213]" strokeweight=".5pt">
+                <v:textbox>
+                  <w:txbxContent>
+                    <w:p>
+                      <w:pPr>
+                        <w:jc w:val="center"/>
+                        <w:rPr>
+                          <w:rFonts w:ascii="Calibri" w:hAnsi="Calibri" w:cs="Calibri"/>
+                          <w:color w:val="000000" w:themeColor="text1"/>
+                          <w:sz w:val="16"/>
+                          <w:szCs w:val="16"/>
+                        </w:rPr>
+                      </w:pPr>
+                      <w:r>
+                        <w:rPr>
+                          <w:rFonts w:ascii="Calibri" w:hAnsi="Calibri" w:cs="Calibri"/>
+                          <w:color w:val="000000" w:themeColor="text1"/>
+                          <w:sz w:val="16"/>
+                          <w:szCs w:val="16"/>
+                        </w:rPr>
+                        <w:t>{{</w:t>
+                      </w:r>
+                      <w:proofErr w:type="spellStart"/>
+                      <w:r>
+                        <w:rPr>
+                          <w:rFonts w:ascii="Calibri" w:hAnsi="Calibri" w:cs="Calibri"/>
+                          <w:color w:val="000000" w:themeColor="text1"/>
+                          <w:sz w:val="16"/>
+                          <w:szCs w:val="16"/>
+                        </w:rPr>
+                        <w:t>acao</w:t>
+                      </w:r>
+                      <w:proofErr w:type="spellEnd"/>
+                      <w:r>
+                        <w:rPr>
+                          <w:rFonts w:ascii="Calibri" w:hAnsi="Calibri" w:cs="Calibri"/>
+                          <w:color w:val="000000" w:themeColor="text1"/>
+                          <w:sz w:val="16"/>
+                          <w:szCs w:val="16"/>
+                        </w:rPr>
+                        <w:t>}}</w:t>
+                      </w:r>
+                    </w:p>
+                  </w:txbxContent>
+                </v:textbox>
+                <w10:wrap anchorx="margin"/>
+              </v:rect>
+            </w:pict>
+          </mc:Fallback>
+        </mc:AlternateContent>
+      </w:r>
+      <w:r>
+        <w:rPr>
+          <w:rFonts w:ascii="Calibri" w:hAnsi="Calibri" w:cs="Calibri"/>
+          <w:noProof/>
+          <w:color w:val="002060"/>
+        </w:rPr>
+        <mc:AlternateContent>
+          <mc:Choice Requires="wps">
+            <w:drawing>
+              <wp:anchor distT="0" distB="0" distL="114300" distR="114300" simplePos="0" relativeHeight="251714560" behindDoc="0" locked="0" layoutInCell="1" allowOverlap="1" wp14:anchorId="161A7E26" wp14:editId="68BAA63A">
+                <wp:simplePos x="0" y="0"/>
+                <wp:positionH relativeFrom="margin">
+                  <wp:align>left</wp:align>
+                </wp:positionH>
+                <wp:positionV relativeFrom="paragraph">
+                  <wp:posOffset>2787892</wp:posOffset>
+                </wp:positionV>
+                <wp:extent cx="882650" cy="216640"/>
+                <wp:effectExtent l="0" t="0" r="12700" b="12065"/>
+                <wp:wrapNone/>
+                <wp:docPr id="899288836" name="Retângulo 2"/>
+                <wp:cNvGraphicFramePr/>
+                <a:graphic xmlns:a="http://schemas.openxmlformats.org/drawingml/2006/main">
+                  <a:graphicData uri="http://schemas.microsoft.com/office/word/2010/wordprocessingShape">
+                    <wps:wsp>
+                      <wps:cNvSpPr/>
+                      <wps:spPr>
+                        <a:xfrm>
+                          <a:off x="0" y="0"/>
+                          <a:ext cx="882650" cy="216640"/>
+                        </a:xfrm>
+                        <a:prstGeom prst="rect">
+                          <a:avLst/>
+                        </a:prstGeom>
+                        <a:noFill/>
+                        <a:ln w="6350">
+                          <a:solidFill>
+                            <a:schemeClr val="tx1"/>
+                          </a:solidFill>
+                        </a:ln>
+                      </wps:spPr>
+                      <wps:style>
+                        <a:lnRef idx="2">
+                          <a:schemeClr val="accent1">
+                            <a:shade val="15000"/>
+                          </a:schemeClr>
+                        </a:lnRef>
+                        <a:fillRef idx="1">
+                          <a:schemeClr val="accent1"/>
+                        </a:fillRef>
+                        <a:effectRef idx="0">
+                          <a:schemeClr val="accent1"/>
+                        </a:effectRef>
+                        <a:fontRef idx="minor">
+                          <a:schemeClr val="lt1"/>
+                        </a:fontRef>
+                      </wps:style>
+                      <wps:txbx>
+                        <w:txbxContent>
+                          <w:p>
+                            <w:pPr>
+                              <w:rPr>
+                                <w:rFonts w:ascii="Calibri" w:hAnsi="Calibri" w:cs="Calibri"/>
+                                <w:color w:val="000000" w:themeColor="text1"/>
+                                <w:sz w:val="16"/>
+                                <w:szCs w:val="16"/>
+                              </w:rPr>
+                            </w:pPr>
+                            <w:r>
+                              <w:rPr>
+                                <w:rFonts w:ascii="Calibri" w:hAnsi="Calibri" w:cs="Calibri"/>
+                                <w:color w:val="000000" w:themeColor="text1"/>
+                                <w:sz w:val="16"/>
+                                <w:szCs w:val="16"/>
+                              </w:rPr>
+                              <w:t>Cliente:</w:t>
+                            </w:r>
+                          </w:p>
+                        </w:txbxContent>
+                      </wps:txbx>
+                      <wps:bodyPr rot="0" spcFirstLastPara="0" vertOverflow="overflow" horzOverflow="overflow" vert="horz" wrap="square" lIns="91440" tIns="45720" rIns="91440" bIns="45720" numCol="1" spcCol="0" rtlCol="0" fromWordArt="0" anchor="ctr" anchorCtr="0" forceAA="0" compatLnSpc="1">
+                        <a:prstTxWarp prst="textNoShape">
+                          <a:avLst/>
+                        </a:prstTxWarp>
+                        <a:noAutofit/>
+                      </wps:bodyPr>
+                    </wps:wsp>
+                  </a:graphicData>
+                </a:graphic>
+                <wp14:sizeRelH relativeFrom="margin">
+                  <wp14:pctWidth>0</wp14:pctWidth>
+                </wp14:sizeRelH>
+                <wp14:sizeRelV relativeFrom="margin">
+                  <wp14:pctHeight>0</wp14:pctHeight>
+                </wp14:sizeRelV>
+              </wp:anchor>
+            </w:drawing>
+          </mc:Choice>
+          <mc:Fallback>
+            <w:pict>
+              <v:rect w14:anchorId="161A7E26" id="_x0000_s1030" style="position:absolute;margin-left:0;margin-top:219.5pt;width:69.5pt;height:17.05pt;z-index:251714560;visibility:visible;mso-wrap-style:square;mso-width-percent:0;mso-height-percent:0;mso-wrap-distance-left:9pt;mso-wrap-distance-top:0;mso-wrap-distance-right:9pt;mso-wrap-distance-bottom:0;mso-position-horizontal:left;mso-position-horizontal-relative:margin;mso-position-vertical:absolute;mso-position-vertical-relative:text;mso-width-percent:0;mso-height-percent:0;mso-width-relative:margin;mso-height-relative:margin;v-text-anchor:middle" o:gfxdata="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" filled="f" strokecolor="black [3213]" strokeweight=".5pt">
+                <v:textbox>
+                  <w:txbxContent>
+                    <w:p>
+                      <w:pPr>
+                        <w:rPr>
+                          <w:rFonts w:ascii="Calibri" w:hAnsi="Calibri" w:cs="Calibri"/>
+                          <w:color w:val="000000" w:themeColor="text1"/>
+                          <w:sz w:val="16"/>
+                          <w:szCs w:val="16"/>
+                        </w:rPr>
+                      </w:pPr>
+                      <w:r>
+                        <w:rPr>
+                          <w:rFonts w:ascii="Calibri" w:hAnsi="Calibri" w:cs="Calibri"/>
+                          <w:color w:val="000000" w:themeColor="text1"/>
+                          <w:sz w:val="16"/>
+                          <w:szCs w:val="16"/>
+                        </w:rPr>
+                        <w:t>Cliente:</w:t>
+                      </w:r>
+                    </w:p>
+                  </w:txbxContent>
+                </v:textbox>
+                <w10:wrap anchorx="margin"/>
+              </v:rect>
+            </w:pict>
+          </mc:Fallback>
+        </mc:AlternateContent>
+      </w:r>
+      <w:r>
+        <w:rPr>
+          <w:rFonts w:ascii="Calibri" w:hAnsi="Calibri" w:cs="Calibri"/>
+          <w:noProof/>
+          <w:color w:val="002060"/>
+        </w:rPr>
+        <mc:AlternateContent>
+          <mc:Choice Requires="wps">
+            <w:drawing>
+              <wp:anchor distT="0" distB="0" distL="114300" distR="114300" simplePos="0" relativeHeight="251715584" behindDoc="0" locked="0" layoutInCell="1" allowOverlap="1" wp14:anchorId="1BE7092B" wp14:editId="64C1EA9C">
+                <wp:simplePos x="0" y="0"/>
+                <wp:positionH relativeFrom="margin">
+                  <wp:posOffset>883546</wp:posOffset>
+                </wp:positionH>
+                <wp:positionV relativeFrom="paragraph">
+                  <wp:posOffset>2787892</wp:posOffset>
+                </wp:positionV>
+                <wp:extent cx="1320800" cy="216640"/>
+                <wp:effectExtent l="0" t="0" r="12700" b="12065"/>
+                <wp:wrapNone/>
+                <wp:docPr id="1299659055" name="Retângulo 2"/>
+                <wp:cNvGraphicFramePr/>
+                <a:graphic xmlns:a="http://schemas.openxmlformats.org/drawingml/2006/main">
+                  <a:graphicData uri="http://schemas.microsoft.com/office/word/2010/wordprocessingShape">
+                    <wps:wsp>
+                      <wps:cNvSpPr/>
+                      <wps:spPr>
+                        <a:xfrm>
+                          <a:off x="0" y="0"/>
+                          <a:ext cx="1320800" cy="216640"/>
+                        </a:xfrm>
+                        <a:prstGeom prst="rect">
+                          <a:avLst/>
+                        </a:prstGeom>
+                        <a:noFill/>
+                        <a:ln w="6350">
+                          <a:solidFill>
+                            <a:schemeClr val="tx1"/>
+                          </a:solidFill>
+                        </a:ln>
+                      </wps:spPr>
+                      <wps:style>
+                        <a:lnRef idx="2">
+                          <a:schemeClr val="accent1">
+                            <a:shade val="15000"/>
+                          </a:schemeClr>
+                        </a:lnRef>
+                        <a:fillRef idx="1">
+                          <a:schemeClr val="accent1"/>
+                        </a:fillRef>
+                        <a:effectRef idx="0">
+                          <a:schemeClr val="accent1"/>
+                        </a:effectRef>
+                        <a:fontRef idx="minor">
+                          <a:schemeClr val="lt1"/>
+                        </a:fontRef>
+                      </wps:style>
+                      <wps:txbx>
+                        <w:txbxContent>
+                          <w:p>
+                            <w:pPr>
+                              <w:jc w:val="center"/>
+                              <w:rPr>
+                                <w:rFonts w:ascii="Calibri" w:hAnsi="Calibri" w:cs="Calibri"/>
+                                <w:color w:val="000000" w:themeColor="text1"/>
+                                <w:sz w:val="16"/>
+                                <w:szCs w:val="16"/>
+                              </w:rPr>
+                            </w:pPr>
+                            <w:r>
+                              <w:rPr>
+                                <w:rFonts w:ascii="Calibri" w:hAnsi="Calibri" w:cs="Calibri"/>
+                                <w:color w:val="000000" w:themeColor="text1"/>
+                                <w:sz w:val="16"/>
+                                <w:szCs w:val="16"/>
+                              </w:rPr>
+                              <w:t>{{</w:t>
+                            </w:r>
+                            <w:r>
+                              <w:rPr>
+                                <w:rFonts w:ascii="Calibri" w:hAnsi="Calibri" w:cs="Calibri"/>
+                                <w:color w:val="000000" w:themeColor="text1"/>
+                                <w:sz w:val="16"/>
+                                <w:szCs w:val="16"/>
+                              </w:rPr>
+                              <w:t>cliente</w:t>
+                            </w:r>
+                            <w:r>
+                              <w:rPr>
+                                <w:rFonts w:ascii="Calibri" w:hAnsi="Calibri" w:cs="Calibri"/>
+                                <w:color w:val="000000" w:themeColor="text1"/>
+                                <w:sz w:val="16"/>
+                                <w:szCs w:val="16"/>
+                              </w:rPr>
+                              <w:t>}}</w:t>
+                            </w:r>
+                          </w:p>
+                          <w:p>
+                            <w:pPr>
+                              <w:jc w:val="center"/>
+                              <w:rPr>
+                                <w:rFonts w:ascii="Calibri" w:hAnsi="Calibri" w:cs="Calibri"/>
+                                <w:color w:val="FFFFFF" w:themeColor="background1"/>
+                                <w:sz w:val="16"/>
+                                <w:szCs w:val="16"/>
+                              </w:rPr>
+                            </w:pPr>
+                            <w:r>
+                              <w:rPr>
+                                <w:rFonts w:ascii="Calibri" w:hAnsi="Calibri" w:cs="Calibri"/>
+                                <w:color w:val="FFFFFF" w:themeColor="background1"/>
+                                <w:sz w:val="16"/>
+                                <w:szCs w:val="16"/>
+                              </w:rPr>
+                              <w:t>da Inspeção:</w:t>
+                            </w:r>
+                          </w:p>
+                        </w:txbxContent>
+                      </wps:txbx>
+                      <wps:bodyPr rot="0" spcFirstLastPara="0" vertOverflow="overflow" horzOverflow="overflow" vert="horz" wrap="square" lIns="91440" tIns="45720" rIns="91440" bIns="45720" numCol="1" spcCol="0" rtlCol="0" fromWordArt="0" anchor="ctr" anchorCtr="0" forceAA="0" compatLnSpc="1">
+                        <a:prstTxWarp prst="textNoShape">
+                          <a:avLst/>
+                        </a:prstTxWarp>
+                        <a:noAutofit/>
+                      </wps:bodyPr>
+                    </wps:wsp>
+                  </a:graphicData>
+                </a:graphic>
+                <wp14:sizeRelH relativeFrom="margin">
+                  <wp14:pctWidth>0</wp14:pctWidth>
+                </wp14:sizeRelH>
+                <wp14:sizeRelV relativeFrom="margin">
+                  <wp14:pctHeight>0</wp14:pctHeight>
+                </wp14:sizeRelV>
+              </wp:anchor>
+            </w:drawing>
+          </mc:Choice>
+          <mc:Fallback>
+            <w:pict>
+              <v:rect w14:anchorId="1BE7092B" id="_x0000_s1031" style="position:absolute;margin-left:69.55pt;margin-top:219.5pt;width:104pt;height:17.05pt;z-index:251715584;visibility:visible;mso-wrap-style:square;mso-width-percent:0;mso-height-percent:0;mso-wrap-distance-left:9pt;mso-wrap-distance-top:0;mso-wrap-distance-right:9pt;mso-wrap-distance-bottom:0;mso-position-horizontal:absolute;mso-position-horizontal-relative:margin;mso-position-vertical:absolute;mso-position-vertical-relative:text;mso-width-percent:0;mso-height-percent:0;mso-width-relative:margin;mso-height-relative:margin;v-text-anchor:middle" o:gfxdata="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" filled="f" strokecolor="black [3213]" strokeweight=".5pt">
+                <v:textbox>
+                  <w:txbxContent>
+                    <w:p>
+                      <w:pPr>
+                        <w:jc w:val="center"/>
+                        <w:rPr>
+                          <w:rFonts w:ascii="Calibri" w:hAnsi="Calibri" w:cs="Calibri"/>
+                          <w:color w:val="000000" w:themeColor="text1"/>
+                          <w:sz w:val="16"/>
+                          <w:szCs w:val="16"/>
+                        </w:rPr>
+                      </w:pPr>
+                      <w:r>
+                        <w:rPr>
+                          <w:rFonts w:ascii="Calibri" w:hAnsi="Calibri" w:cs="Calibri"/>
+                          <w:color w:val="000000" w:themeColor="text1"/>
+                          <w:sz w:val="16"/>
+                          <w:szCs w:val="16"/>
+                        </w:rPr>
+                        <w:t>{{</w:t>
+                      </w:r>
+                      <w:r>
+                        <w:rPr>
+                          <w:rFonts w:ascii="Calibri" w:hAnsi="Calibri" w:cs="Calibri"/>
+                          <w:color w:val="000000" w:themeColor="text1"/>
+                          <w:sz w:val="16"/>
+                          <w:szCs w:val="16"/>
+                        </w:rPr>
+                        <w:t>cliente</w:t>
+                      </w:r>
+                      <w:r>
+                        <w:rPr>
+                          <w:rFonts w:ascii="Calibri" w:hAnsi="Calibri" w:cs="Calibri"/>
+                          <w:color w:val="000000" w:themeColor="text1"/>
+                          <w:sz w:val="16"/>
+                          <w:szCs w:val="16"/>
+                        </w:rPr>
+                        <w:t>}}</w:t>
+                      </w:r>
+                    </w:p>
+                    <w:p>
+                      <w:pPr>
+                        <w:jc w:val="center"/>
+                        <w:rPr>
+                          <w:rFonts w:ascii="Calibri" w:hAnsi="Calibri" w:cs="Calibri"/>
+                          <w:color w:val="FFFFFF" w:themeColor="background1"/>
+                          <w:sz w:val="16"/>
+                          <w:szCs w:val="16"/>
+                        </w:rPr>
+                      </w:pPr>
+                      <w:r>
+                        <w:rPr>
+                          <w:rFonts w:ascii="Calibri" w:hAnsi="Calibri" w:cs="Calibri"/>
+                          <w:color w:val="FFFFFF" w:themeColor="background1"/>
+                          <w:sz w:val="16"/>
+                          <w:szCs w:val="16"/>
+                        </w:rPr>
+                        <w:t>da Inspeção:</w:t>
+                      </w:r>
+                    </w:p>
+                  </w:txbxContent>
+                </v:textbox>
+                <w10:wrap anchorx="margin"/>
+              </v:rect>
+            </w:pict>
+          </mc:Fallback>
+        </mc:AlternateContent>
+      </w:r>
+      <w:r>
+        <w:rPr>
+          <w:rFonts w:ascii="Calibri" w:hAnsi="Calibri" w:cs="Calibri"/>
+          <w:noProof/>
+          <w:color w:val="002060"/>
+        </w:rPr>
+        <mc:AlternateContent>
+          <mc:Choice Requires="wps">
+            <w:drawing>
+              <wp:anchor distT="0" distB="0" distL="114300" distR="114300" simplePos="0" relativeHeight="251717632" behindDoc="0" locked="0" layoutInCell="1" allowOverlap="1" wp14:anchorId="4D0F42CF" wp14:editId="6D11B7C9">
+                <wp:simplePos x="0" y="0"/>
+                <wp:positionH relativeFrom="margin">
+                  <wp:align>right</wp:align>
+                </wp:positionH>
+                <wp:positionV relativeFrom="paragraph">
+                  <wp:posOffset>2787892</wp:posOffset>
+                </wp:positionV>
+                <wp:extent cx="1299210" cy="216640"/>
+                <wp:effectExtent l="0" t="0" r="15240" b="12065"/>
+                <wp:wrapNone/>
+                <wp:docPr id="64518438" name="Retângulo 2"/>
+                <wp:cNvGraphicFramePr/>
+                <a:graphic xmlns:a="http://schemas.openxmlformats.org/drawingml/2006/main">
+                  <a:graphicData uri="http://schemas.microsoft.com/office/word/2010/wordprocessingShape">
+                    <wps:wsp>
+                      <wps:cNvSpPr/>
+                      <wps:spPr>
+                        <a:xfrm>
+                          <a:off x="0" y="0"/>
+                          <a:ext cx="1299210" cy="216640"/>
+                        </a:xfrm>
+                        <a:prstGeom prst="rect">
+                          <a:avLst/>
+                        </a:prstGeom>
+                        <a:noFill/>
+                        <a:ln w="6350">
+                          <a:solidFill>
+                            <a:schemeClr val="tx1"/>
+                          </a:solidFill>
+                        </a:ln>
+                      </wps:spPr>
+                      <wps:style>
+                        <a:lnRef idx="2">
+                          <a:schemeClr val="accent1">
+                            <a:shade val="15000"/>
+                          </a:schemeClr>
+                        </a:lnRef>
+                        <a:fillRef idx="1">
+                          <a:schemeClr val="accent1"/>
+                        </a:fillRef>
+                        <a:effectRef idx="0">
+                          <a:schemeClr val="accent1"/>
+                        </a:effectRef>
+                        <a:fontRef idx="minor">
+                          <a:schemeClr val="lt1"/>
+                        </a:fontRef>
+                      </wps:style>
+                      <wps:txbx>
+                        <w:txbxContent>
+                          <w:p>
+                            <w:pPr>
+                              <w:jc w:val="center"/>
+                              <w:rPr>
+                                <w:rFonts w:ascii="Calibri" w:hAnsi="Calibri" w:cs="Calibri"/>
+                                <w:color w:val="000000" w:themeColor="text1"/>
+                                <w:sz w:val="16"/>
+                                <w:szCs w:val="16"/>
+                              </w:rPr>
+                            </w:pPr>
+                            <w:r>
+                              <w:rPr>
+                                <w:rFonts w:ascii="Calibri" w:hAnsi="Calibri" w:cs="Calibri"/>
+                                <w:color w:val="000000" w:themeColor="text1"/>
+                                <w:sz w:val="16"/>
+                                <w:szCs w:val="16"/>
+                              </w:rPr>
+                              <w:t>{{</w:t>
+                            </w:r>
+                            <w:proofErr w:type="spellStart"/>
+                            <w:r>
+                              <w:rPr>
+                                <w:rFonts w:ascii="Calibri" w:hAnsi="Calibri" w:cs="Calibri"/>
+                                <w:color w:val="000000" w:themeColor="text1"/>
+                                <w:sz w:val="16"/>
+                                <w:szCs w:val="16"/>
+                              </w:rPr>
+                              <w:t>op</w:t>
+                            </w:r>
+                            <w:proofErr w:type="spellEnd"/>
+                            <w:r>
+                              <w:rPr>
+                                <w:rFonts w:ascii="Calibri" w:hAnsi="Calibri" w:cs="Calibri"/>
+                                <w:color w:val="000000" w:themeColor="text1"/>
+                                <w:sz w:val="16"/>
+                                <w:szCs w:val="16"/>
+                              </w:rPr>
+                              <w:t>}}</w:t>
+                            </w:r>
+                          </w:p>
+                        </w:txbxContent>
+                      </wps:txbx>
+                      <wps:bodyPr rot="0" spcFirstLastPara="0" vertOverflow="overflow" horzOverflow="overflow" vert="horz" wrap="square" lIns="91440" tIns="45720" rIns="91440" bIns="45720" numCol="1" spcCol="0" rtlCol="0" fromWordArt="0" anchor="ctr" anchorCtr="0" forceAA="0" compatLnSpc="1">
+                        <a:prstTxWarp prst="textNoShape">
+                          <a:avLst/>
+                        </a:prstTxWarp>
+                        <a:noAutofit/>
+                      </wps:bodyPr>
+                    </wps:wsp>
+                  </a:graphicData>
+                </a:graphic>
+                <wp14:sizeRelH relativeFrom="margin">
+                  <wp14:pctWidth>0</wp14:pctWidth>
+                </wp14:sizeRelH>
+                <wp14:sizeRelV relativeFrom="margin">
+                  <wp14:pctHeight>0</wp14:pctHeight>
+                </wp14:sizeRelV>
+              </wp:anchor>
+            </w:drawing>
+          </mc:Choice>
+          <mc:Fallback>
+            <w:pict>
+              <v:rect w14:anchorId="4D0F42CF" id="_x0000_s1032" style="position:absolute;margin-left:51.1pt;margin-top:219.5pt;width:102.3pt;height:17.05pt;z-index:251717632;visibility:visible;mso-wrap-style:square;mso-width-percent:0;mso-height-percent:0;mso-wrap-distance-left:9pt;mso-wrap-distance-top:0;mso-wrap-distance-right:9pt;mso-wrap-distance-bottom:0;mso-position-horizontal:right;mso-position-horizontal-relative:margin;mso-position-vertical:absolute;mso-position-vertical-relative:text;mso-width-percent:0;mso-height-percent:0;mso-width-relative:margin;mso-height-relative:margin;v-text-anchor:middle" o:gfxdata="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" filled="f" strokecolor="black [3213]" strokeweight=".5pt">
+                <v:textbox>
+                  <w:txbxContent>
+                    <w:p>
+                      <w:pPr>
+                        <w:jc w:val="center"/>
+                        <w:rPr>
+                          <w:rFonts w:ascii="Calibri" w:hAnsi="Calibri" w:cs="Calibri"/>
+                          <w:color w:val="000000" w:themeColor="text1"/>
+                          <w:sz w:val="16"/>
+                          <w:szCs w:val="16"/>
+                        </w:rPr>
+                      </w:pPr>
+                      <w:r>
+                        <w:rPr>
+                          <w:rFonts w:ascii="Calibri" w:hAnsi="Calibri" w:cs="Calibri"/>
+                          <w:color w:val="000000" w:themeColor="text1"/>
+                          <w:sz w:val="16"/>
+                          <w:szCs w:val="16"/>
+                        </w:rPr>
+                        <w:t>{{</w:t>
+                      </w:r>
+                      <w:proofErr w:type="spellStart"/>
+                      <w:r>
+                        <w:rPr>
+                          <w:rFonts w:ascii="Calibri" w:hAnsi="Calibri" w:cs="Calibri"/>
+                          <w:color w:val="000000" w:themeColor="text1"/>
+                          <w:sz w:val="16"/>
+                          <w:szCs w:val="16"/>
+                        </w:rPr>
+                        <w:t>op</w:t>
+                      </w:r>
+                      <w:proofErr w:type="spellEnd"/>
+                      <w:r>
+                        <w:rPr>
+                          <w:rFonts w:ascii="Calibri" w:hAnsi="Calibri" w:cs="Calibri"/>
+                          <w:color w:val="000000" w:themeColor="text1"/>
+                          <w:sz w:val="16"/>
+                          <w:szCs w:val="16"/>
+                        </w:rPr>
+                        <w:t>}}</w:t>
+                      </w:r>
+                    </w:p>
+                  </w:txbxContent>
+                </v:textbox>
+                <w10:wrap anchorx="margin"/>
+              </v:rect>
+            </w:pict>
+          </mc:Fallback>
+        </mc:AlternateContent>
+      </w:r>
+      <w:r>
+        <w:rPr>
+          <w:rFonts w:ascii="Calibri" w:hAnsi="Calibri" w:cs="Calibri"/>
+          <w:noProof/>
+          <w:color w:val="002060"/>
+        </w:rPr>
+        <mc:AlternateContent>
+          <mc:Choice Requires="wps">
+            <w:drawing>
+              <wp:anchor distT="0" distB="0" distL="114300" distR="114300" simplePos="0" relativeHeight="251719680" behindDoc="0" locked="0" layoutInCell="1" allowOverlap="1" wp14:anchorId="011FC4C4" wp14:editId="00F2B5FA">
+                <wp:simplePos x="0" y="0"/>
+                <wp:positionH relativeFrom="margin">
+                  <wp:posOffset>3166741</wp:posOffset>
+                </wp:positionH>
+                <wp:positionV relativeFrom="paragraph">
+                  <wp:posOffset>2787892</wp:posOffset>
+                </wp:positionV>
+                <wp:extent cx="1121963" cy="222250"/>
+                <wp:effectExtent l="0" t="0" r="21590" b="25400"/>
+                <wp:wrapNone/>
+                <wp:docPr id="896155318" name="Retângulo 2"/>
+                <wp:cNvGraphicFramePr/>
+                <a:graphic xmlns:a="http://schemas.openxmlformats.org/drawingml/2006/main">
+                  <a:graphicData uri="http://schemas.microsoft.com/office/word/2010/wordprocessingShape">
+                    <wps:wsp>
+                      <wps:cNvSpPr/>
+                      <wps:spPr>
+                        <a:xfrm>
+                          <a:off x="0" y="0"/>
+                          <a:ext cx="1121963" cy="222250"/>
+                        </a:xfrm>
+                        <a:prstGeom prst="rect">
+                          <a:avLst/>
+                        </a:prstGeom>
+                        <a:noFill/>
+                        <a:ln w="6350">
+                          <a:solidFill>
+                            <a:schemeClr val="tx1"/>
+                          </a:solidFill>
+                        </a:ln>
+                      </wps:spPr>
+                      <wps:style>
+                        <a:lnRef idx="2">
+                          <a:schemeClr val="accent1">
+                            <a:shade val="15000"/>
+                          </a:schemeClr>
+                        </a:lnRef>
+                        <a:fillRef idx="1">
+                          <a:schemeClr val="accent1"/>
+                        </a:fillRef>
+                        <a:effectRef idx="0">
+                          <a:schemeClr val="accent1"/>
+                        </a:effectRef>
+                        <a:fontRef idx="minor">
+                          <a:schemeClr val="lt1"/>
+                        </a:fontRef>
+                      </wps:style>
+                      <wps:txbx>
+                        <w:txbxContent>
+                          <w:p>
+                            <w:pPr>
+                              <w:jc w:val="center"/>
+                              <w:rPr>
+                                <w:rFonts w:ascii="Calibri" w:hAnsi="Calibri" w:cs="Calibri"/>
+                                <w:color w:val="000000" w:themeColor="text1"/>
+                                <w:sz w:val="16"/>
+                                <w:szCs w:val="16"/>
+                              </w:rPr>
+                            </w:pPr>
+                            <w:r>
+                              <w:rPr>
+                                <w:rFonts w:ascii="Calibri" w:hAnsi="Calibri" w:cs="Calibri"/>
+                                <w:color w:val="000000" w:themeColor="text1"/>
+                                <w:sz w:val="16"/>
+                                <w:szCs w:val="16"/>
+                              </w:rPr>
+                              <w:t>{{</w:t>
+                            </w:r>
+                            <w:r>
+                              <w:rPr>
+                                <w:rFonts w:ascii="Calibri" w:hAnsi="Calibri" w:cs="Calibri"/>
+                                <w:color w:val="000000" w:themeColor="text1"/>
+                                <w:sz w:val="16"/>
+                                <w:szCs w:val="16"/>
+                              </w:rPr>
+                              <w:t>pedido</w:t>
+                            </w:r>
+                            <w:r>
+                              <w:rPr>
+                                <w:rFonts w:ascii="Calibri" w:hAnsi="Calibri" w:cs="Calibri"/>
+                                <w:color w:val="000000" w:themeColor="text1"/>
+                                <w:sz w:val="16"/>
+                                <w:szCs w:val="16"/>
+                              </w:rPr>
+                              <w:t>}}</w:t>
+                            </w:r>
+                          </w:p>
+                        </w:txbxContent>
+                      </wps:txbx>
+                      <wps:bodyPr rot="0" spcFirstLastPara="0" vertOverflow="overflow" horzOverflow="overflow" vert="horz" wrap="square" lIns="91440" tIns="45720" rIns="91440" bIns="45720" numCol="1" spcCol="0" rtlCol="0" fromWordArt="0" anchor="ctr" anchorCtr="0" forceAA="0" compatLnSpc="1">
+                        <a:prstTxWarp prst="textNoShape">
+                          <a:avLst/>
+                        </a:prstTxWarp>
+                        <a:noAutofit/>
+                      </wps:bodyPr>
+                    </wps:wsp>
+                  </a:graphicData>
+                </a:graphic>
+                <wp14:sizeRelH relativeFrom="margin">
+                  <wp14:pctWidth>0</wp14:pctWidth>
+                </wp14:sizeRelH>
+                <wp14:sizeRelV relativeFrom="margin">
+                  <wp14:pctHeight>0</wp14:pctHeight>
+                </wp14:sizeRelV>
+              </wp:anchor>
+            </w:drawing>
+          </mc:Choice>
+          <mc:Fallback>
+            <w:pict>
+              <v:rect w14:anchorId="011FC4C4" id="_x0000_s1033" style="position:absolute;margin-left:249.35pt;margin-top:219.5pt;width:88.35pt;height:17.5pt;z-index:251719680;visibility:visible;mso-wrap-style:square;mso-width-percent:0;mso-height-percent:0;mso-wrap-distance-left:9pt;mso-wrap-distance-top:0;mso-wrap-distance-right:9pt;mso-wrap-distance-bottom:0;mso-position-horizontal:absolute;mso-position-horizontal-relative:margin;mso-position-vertical:absolute;mso-position-vertical-relative:text;mso-width-percent:0;mso-height-percent:0;mso-width-relative:margin;mso-height-relative:margin;v-text-anchor:middle" o:gfxdata="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" filled="f" strokecolor="black [3213]" strokeweight=".5pt">
+                <v:textbox>
+                  <w:txbxContent>
+                    <w:p>
+                      <w:pPr>
+                        <w:jc w:val="center"/>
+                        <w:rPr>
+                          <w:rFonts w:ascii="Calibri" w:hAnsi="Calibri" w:cs="Calibri"/>
+                          <w:color w:val="000000" w:themeColor="text1"/>
+                          <w:sz w:val="16"/>
+                          <w:szCs w:val="16"/>
+                        </w:rPr>
+                      </w:pPr>
+                      <w:r>
+                        <w:rPr>
+                          <w:rFonts w:ascii="Calibri" w:hAnsi="Calibri" w:cs="Calibri"/>
+                          <w:color w:val="000000" w:themeColor="text1"/>
+                          <w:sz w:val="16"/>
+                          <w:szCs w:val="16"/>
+                        </w:rPr>
+                        <w:t>{{</w:t>
+                      </w:r>
+                      <w:r>
+                        <w:rPr>
+                          <w:rFonts w:ascii="Calibri" w:hAnsi="Calibri" w:cs="Calibri"/>
+                          <w:color w:val="000000" w:themeColor="text1"/>
+                          <w:sz w:val="16"/>
+                          <w:szCs w:val="16"/>
+                        </w:rPr>
+                        <w:t>pedido</w:t>
+                      </w:r>
+                      <w:r>
+                        <w:rPr>
+                          <w:rFonts w:ascii="Calibri" w:hAnsi="Calibri" w:cs="Calibri"/>
+                          <w:color w:val="000000" w:themeColor="text1"/>
+                          <w:sz w:val="16"/>
+                          <w:szCs w:val="16"/>
+                        </w:rPr>
+                        <w:t>}}</w:t>
+                      </w:r>
+                    </w:p>
+                  </w:txbxContent>
+                </v:textbox>
+                <w10:wrap anchorx="margin"/>
+              </v:rect>
+            </w:pict>
+          </mc:Fallback>
+        </mc:AlternateContent>
+      </w:r>
+      <w:r>
+        <w:rPr>
+          <w:rFonts w:ascii="Calibri" w:hAnsi="Calibri" w:cs="Calibri"/>
+          <w:noProof/>
+          <w:color w:val="002060"/>
+        </w:rPr>
+        <mc:AlternateContent>
+          <mc:Choice Requires="wps">
+            <w:drawing>
+              <wp:anchor distT="0" distB="0" distL="114300" distR="114300" simplePos="0" relativeHeight="251718656" behindDoc="0" locked="0" layoutInCell="1" allowOverlap="1" wp14:anchorId="0076BEAE" wp14:editId="088BD2C8">
+                <wp:simplePos x="0" y="0"/>
+                <wp:positionH relativeFrom="margin">
+                  <wp:posOffset>2201853</wp:posOffset>
+                </wp:positionH>
+                <wp:positionV relativeFrom="paragraph">
+                  <wp:posOffset>2782282</wp:posOffset>
+                </wp:positionV>
+                <wp:extent cx="970498" cy="222250"/>
+                <wp:effectExtent l="0" t="0" r="0" b="6350"/>
+                <wp:wrapNone/>
+                <wp:docPr id="1452620409" name="Retângulo 2"/>
+                <wp:cNvGraphicFramePr/>
+                <a:graphic xmlns:a="http://schemas.openxmlformats.org/drawingml/2006/main">
+                  <a:graphicData uri="http://schemas.microsoft.com/office/word/2010/wordprocessingShape">
+                    <wps:wsp>
+                      <wps:cNvSpPr/>
+                      <wps:spPr>
+                        <a:xfrm>
+                          <a:off x="0" y="0"/>
+                          <a:ext cx="970498" cy="222250"/>
+                        </a:xfrm>
+                        <a:prstGeom prst="rect">
+                          <a:avLst/>
+                        </a:prstGeom>
+                        <a:noFill/>
+                        <a:ln w="6350">
+                          <a:noFill/>
+                        </a:ln>
+                      </wps:spPr>
+                      <wps:style>
+                        <a:lnRef idx="2">
+                          <a:schemeClr val="accent1">
+                            <a:shade val="15000"/>
+                          </a:schemeClr>
+                        </a:lnRef>
+                        <a:fillRef idx="1">
+                          <a:schemeClr val="accent1"/>
+                        </a:fillRef>
+                        <a:effectRef idx="0">
+                          <a:schemeClr val="accent1"/>
+                        </a:effectRef>
+                        <a:fontRef idx="minor">
+                          <a:schemeClr val="lt1"/>
+                        </a:fontRef>
+                      </wps:style>
+                      <wps:txbx>
+                        <w:txbxContent>
+                          <w:p>
+                            <w:pPr>
+                              <w:rPr>
+                                <w:rFonts w:ascii="Calibri" w:hAnsi="Calibri" w:cs="Calibri"/>
+                                <w:color w:val="000000" w:themeColor="text1"/>
+                                <w:sz w:val="14"/>
+                                <w:szCs w:val="14"/>
+                              </w:rPr>
+                            </w:pPr>
+                            <w:r>
+                              <w:rPr>
+                                <w:rFonts w:ascii="Calibri" w:hAnsi="Calibri" w:cs="Calibri"/>
+                                <w:color w:val="000000" w:themeColor="text1"/>
+                                <w:sz w:val="14"/>
+                                <w:szCs w:val="14"/>
+                              </w:rPr>
+                              <w:t>Pedido:</w:t>
+                            </w:r>
+                          </w:p>
+                        </w:txbxContent>
+                      </wps:txbx>
+                      <wps:bodyPr rot="0" spcFirstLastPara="0" vertOverflow="overflow" horzOverflow="overflow" vert="horz" wrap="square" lIns="91440" tIns="45720" rIns="91440" bIns="45720" numCol="1" spcCol="0" rtlCol="0" fromWordArt="0" anchor="ctr" anchorCtr="0" forceAA="0" compatLnSpc="1">
+                        <a:prstTxWarp prst="textNoShape">
+                          <a:avLst/>
+                        </a:prstTxWarp>
+                        <a:noAutofit/>
+                      </wps:bodyPr>
+                    </wps:wsp>
+                  </a:graphicData>
+                </a:graphic>
+                <wp14:sizeRelH relativeFrom="margin">
+                  <wp14:pctWidth>0</wp14:pctWidth>
+                </wp14:sizeRelH>
+                <wp14:sizeRelV relativeFrom="margin">
+                  <wp14:pctHeight>0</wp14:pctHeight>
+                </wp14:sizeRelV>
+              </wp:anchor>
+            </w:drawing>
+          </mc:Choice>
+          <mc:Fallback>
+            <w:pict>
+              <v:rect w14:anchorId="0076BEAE" id="_x0000_s1034" style="position:absolute;margin-left:173.35pt;margin-top:219.1pt;width:76.4pt;height:17.5pt;z-index:251718656;visibility:visible;mso-wrap-style:square;mso-width-percent:0;mso-height-percent:0;mso-wrap-distance-left:9pt;mso-wrap-distance-top:0;mso-wrap-distance-right:9pt;mso-wrap-distance-bottom:0;mso-position-horizontal:absolute;mso-position-horizontal-relative:margin;mso-position-vertical:absolute;mso-position-vertical-relative:text;mso-width-percent:0;mso-height-percent:0;mso-width-relative:margin;mso-height-relative:margin;v-text-anchor:middle" o:gfxdata="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" filled="f" stroked="f" strokeweight=".5pt">
+                <v:textbox>
+                  <w:txbxContent>
+                    <w:p>
+                      <w:pPr>
+                        <w:rPr>
+                          <w:rFonts w:ascii="Calibri" w:hAnsi="Calibri" w:cs="Calibri"/>
+                          <w:color w:val="000000" w:themeColor="text1"/>
+                          <w:sz w:val="14"/>
+                          <w:szCs w:val="14"/>
+                        </w:rPr>
+                      </w:pPr>
+                      <w:r>
+                        <w:rPr>
+                          <w:rFonts w:ascii="Calibri" w:hAnsi="Calibri" w:cs="Calibri"/>
+                          <w:color w:val="000000" w:themeColor="text1"/>
+                          <w:sz w:val="14"/>
+                          <w:szCs w:val="14"/>
+                        </w:rPr>
+                        <w:t>Pedido:</w:t>
+                      </w:r>
+                    </w:p>
+                  </w:txbxContent>
+                </v:textbox>
+                <w10:wrap anchorx="margin"/>
+              </v:rect>
+            </w:pict>
+          </mc:Fallback>
+        </mc:AlternateContent>
+      </w:r>
+      <w:r>
+        <w:rPr>
+          <w:rFonts w:ascii="Calibri" w:hAnsi="Calibri" w:cs="Calibri"/>
+          <w:noProof/>
+          <w:color w:val="002060"/>
+        </w:rPr>
+        <mc:AlternateContent>
+          <mc:Choice Requires="wps">
+            <w:drawing>
+              <wp:anchor distT="0" distB="0" distL="114300" distR="114300" simplePos="0" relativeHeight="251723776" behindDoc="0" locked="0" layoutInCell="1" allowOverlap="1" wp14:anchorId="4698584F" wp14:editId="2920A8A7">
+                <wp:simplePos x="0" y="0"/>
+                <wp:positionH relativeFrom="margin">
+                  <wp:align>left</wp:align>
+                </wp:positionH>
+                <wp:positionV relativeFrom="paragraph">
+                  <wp:posOffset>3223315</wp:posOffset>
+                </wp:positionV>
+                <wp:extent cx="1099185" cy="497867"/>
+                <wp:effectExtent l="0" t="0" r="24765" b="16510"/>
+                <wp:wrapNone/>
+                <wp:docPr id="922228798" name="Retângulo 2"/>
+                <wp:cNvGraphicFramePr/>
+                <a:graphic xmlns:a="http://schemas.openxmlformats.org/drawingml/2006/main">
+                  <a:graphicData uri="http://schemas.microsoft.com/office/word/2010/wordprocessingShape">
+                    <wps:wsp>
+                      <wps:cNvSpPr/>
+                      <wps:spPr>
+                        <a:xfrm>
+                          <a:off x="0" y="0"/>
+                          <a:ext cx="1099185" cy="497867"/>
+                        </a:xfrm>
+                        <a:prstGeom prst="rect">
+                          <a:avLst/>
+                        </a:prstGeom>
+                        <a:noFill/>
+                        <a:ln w="6350">
+                          <a:solidFill>
+                            <a:schemeClr val="tx1"/>
+                          </a:solidFill>
+                        </a:ln>
+                      </wps:spPr>
+                      <wps:style>
+                        <a:lnRef idx="2">
+                          <a:schemeClr val="accent1">
+                            <a:shade val="15000"/>
+                          </a:schemeClr>
+                        </a:lnRef>
+                        <a:fillRef idx="1">
+                          <a:schemeClr val="accent1"/>
+                        </a:fillRef>
+                        <a:effectRef idx="0">
+                          <a:schemeClr val="accent1"/>
+                        </a:effectRef>
+                        <a:fontRef idx="minor">
+                          <a:schemeClr val="lt1"/>
+                        </a:fontRef>
+                      </wps:style>
+                      <wps:txbx>
+                        <w:txbxContent>
+                          <w:p>
+                            <w:pPr>
+                              <w:rPr>
+                                <w:rFonts w:ascii="Calibri" w:hAnsi="Calibri" w:cs="Calibri"/>
+                                <w:color w:val="000000" w:themeColor="text1"/>
+                                <w:sz w:val="16"/>
+                                <w:szCs w:val="16"/>
+                              </w:rPr>
+                            </w:pPr>
+                            <w:r>
+                              <w:rPr>
+                                <w:rFonts w:ascii="Calibri" w:hAnsi="Calibri" w:cs="Calibri"/>
+                                <w:color w:val="000000" w:themeColor="text1"/>
+                                <w:sz w:val="16"/>
+                                <w:szCs w:val="16"/>
+                              </w:rPr>
+                              <w:t>Ação Imediata:</w:t>
+                            </w:r>
+                          </w:p>
+                        </w:txbxContent>
+                      </wps:txbx>
+                      <wps:bodyPr rot="0" spcFirstLastPara="0" vertOverflow="overflow" horzOverflow="overflow" vert="horz" wrap="square" lIns="91440" tIns="45720" rIns="91440" bIns="45720" numCol="1" spcCol="0" rtlCol="0" fromWordArt="0" anchor="ctr" anchorCtr="0" forceAA="0" compatLnSpc="1">
+                        <a:prstTxWarp prst="textNoShape">
+                          <a:avLst/>
+                        </a:prstTxWarp>
+                        <a:noAutofit/>
+                      </wps:bodyPr>
+                    </wps:wsp>
+                  </a:graphicData>
+                </a:graphic>
+                <wp14:sizeRelH relativeFrom="margin">
+                  <wp14:pctWidth>0</wp14:pctWidth>
+                </wp14:sizeRelH>
+                <wp14:sizeRelV relativeFrom="margin">
+                  <wp14:pctHeight>0</wp14:pctHeight>
+                </wp14:sizeRelV>
+              </wp:anchor>
+            </w:drawing>
+          </mc:Choice>
+          <mc:Fallback>
+            <w:pict>
+              <v:rect w14:anchorId="4698584F" id="_x0000_s1035" style="position:absolute;margin-left:0;margin-top:253.8pt;width:86.55pt;height:39.2pt;z-index:251723776;visibility:visible;mso-wrap-style:square;mso-width-percent:0;mso-height-percent:0;mso-wrap-distance-left:9pt;mso-wrap-distance-top:0;mso-wrap-distance-right:9pt;mso-wrap-distance-bottom:0;mso-position-horizontal:left;mso-position-horizontal-relative:margin;mso-position-vertical:absolute;mso-position-vertical-relative:text;mso-width-percent:0;mso-height-percent:0;mso-width-relative:margin;mso-height-relative:margin;v-text-anchor:middle" o:gfxdata="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" filled="f" strokecolor="black [3213]" strokeweight=".5pt">
+                <v:textbox>
+                  <w:txbxContent>
+                    <w:p>
+                      <w:pPr>
+                        <w:rPr>
+                          <w:rFonts w:ascii="Calibri" w:hAnsi="Calibri" w:cs="Calibri"/>
+                          <w:color w:val="000000" w:themeColor="text1"/>
+                          <w:sz w:val="16"/>
+                          <w:szCs w:val="16"/>
+                        </w:rPr>
+                      </w:pPr>
+                      <w:r>
+                        <w:rPr>
+                          <w:rFonts w:ascii="Calibri" w:hAnsi="Calibri" w:cs="Calibri"/>
+                          <w:color w:val="000000" w:themeColor="text1"/>
+                          <w:sz w:val="16"/>
+                          <w:szCs w:val="16"/>
+                        </w:rPr>
+                        <w:t>Ação Imediata:</w:t>
+                      </w:r>
+                    </w:p>
+                  </w:txbxContent>
+                </v:textbox>
+                <w10:wrap anchorx="margin"/>
+              </v:rect>
+            </w:pict>
+          </mc:Fallback>
+        </mc:AlternateContent>
+      </w:r>
+      <w:r>
+        <w:rPr>
+          <w:rFonts w:ascii="Calibri" w:hAnsi="Calibri" w:cs="Calibri"/>
+          <w:noProof/>
+          <w:color w:val="002060"/>
+        </w:rPr>
+        <mc:AlternateContent>
+          <mc:Choice Requires="wps">
+            <w:drawing>
+              <wp:anchor distT="0" distB="0" distL="114300" distR="114300" simplePos="0" relativeHeight="251681792" behindDoc="0" locked="0" layoutInCell="1" allowOverlap="1" wp14:anchorId="77372700" wp14:editId="0058AFB8">
+                <wp:simplePos x="0" y="0"/>
+                <wp:positionH relativeFrom="margin">
+                  <wp:posOffset>0</wp:posOffset>
+                </wp:positionH>
+                <wp:positionV relativeFrom="paragraph">
+                  <wp:posOffset>1663700</wp:posOffset>
+                </wp:positionV>
+                <wp:extent cx="6633210" cy="222250"/>
+                <wp:effectExtent l="0" t="0" r="15240" b="25400"/>
+                <wp:wrapNone/>
+                <wp:docPr id="1424193808" name="Retângulo 2"/>
+                <wp:cNvGraphicFramePr/>
+                <a:graphic xmlns:a="http://schemas.openxmlformats.org/drawingml/2006/main">
+                  <a:graphicData uri="http://schemas.microsoft.com/office/word/2010/wordprocessingShape">
+                    <wps:wsp>
+                      <wps:cNvSpPr/>
+                      <wps:spPr>
+                        <a:xfrm>
+                          <a:off x="0" y="0"/>
+                          <a:ext cx="6633210" cy="222250"/>
+                        </a:xfrm>
+                        <a:prstGeom prst="rect">
+                          <a:avLst/>
+                        </a:prstGeom>
+                        <a:solidFill>
+                          <a:schemeClr val="bg1">
+                            <a:lumMod val="65000"/>
+                          </a:schemeClr>
+                        </a:solidFill>
+                        <a:ln w="6350">
+                          <a:solidFill>
+                            <a:schemeClr val="tx1"/>
+                          </a:solidFill>
+                        </a:ln>
+                      </wps:spPr>
+                      <wps:style>
+                        <a:lnRef idx="2">
+                          <a:schemeClr val="accent1">
+                            <a:shade val="15000"/>
+                          </a:schemeClr>
+                        </a:lnRef>
+                        <a:fillRef idx="1">
+                          <a:schemeClr val="accent1"/>
+                        </a:fillRef>
+                        <a:effectRef idx="0">
+                          <a:schemeClr val="accent1"/>
+                        </a:effectRef>
+                        <a:fontRef idx="minor">
+                          <a:schemeClr val="lt1"/>
+                        </a:fontRef>
+                      </wps:style>
+                      <wps:txbx>
+                        <w:txbxContent>
+                          <w:p>
+                            <w:pPr>
+                              <w:rPr>
+                                <w:rFonts w:ascii="Calibri" w:hAnsi="Calibri" w:cs="Calibri"/>
+                                <w:color w:val="FFFFFF" w:themeColor="background1"/>
+                                <w:sz w:val="16"/>
+                                <w:szCs w:val="16"/>
+                              </w:rPr>
+                            </w:pPr>
+                            <w:r>
+                              <w:rPr>
+                                <w:rFonts w:ascii="Calibri" w:hAnsi="Calibri" w:cs="Calibri"/>
+                                <w:color w:val="FFFFFF" w:themeColor="background1"/>
+                                <w:sz w:val="16"/>
+                                <w:szCs w:val="16"/>
+                              </w:rPr>
+                              <w:t>Informações da Peça:</w:t>
+                            </w:r>
+                          </w:p>
+                        </w:txbxContent>
+                      </wps:txbx>
+                      <wps:bodyPr rot="0" spcFirstLastPara="0" vertOverflow="overflow" horzOverflow="overflow" vert="horz" wrap="square" lIns="91440" tIns="45720" rIns="91440" bIns="45720" numCol="1" spcCol="0" rtlCol="0" fromWordArt="0" anchor="ctr" anchorCtr="0" forceAA="0" compatLnSpc="1">
+                        <a:prstTxWarp prst="textNoShape">
+                          <a:avLst/>
+                        </a:prstTxWarp>
+                        <a:noAutofit/>
+                      </wps:bodyPr>
+                    </wps:wsp>
+                  </a:graphicData>
+                </a:graphic>
+                <wp14:sizeRelH relativeFrom="margin">
+                  <wp14:pctWidth>0</wp14:pctWidth>
+                </wp14:sizeRelH>
+                <wp14:sizeRelV relativeFrom="margin">
+                  <wp14:pctHeight>0</wp14:pctHeight>
+                </wp14:sizeRelV>
+              </wp:anchor>
+            </w:drawing>
+          </mc:Choice>
+          <mc:Fallback>
+            <w:pict>
+              <v:rect w14:anchorId="77372700" id="_x0000_s1036" style="position:absolute;margin-left:0;margin-top:131pt;width:522.3pt;height:17.5pt;z-index:251681792;visibility:visible;mso-wrap-style:square;mso-width-percent:0;mso-height-percent:0;mso-wrap-distance-left:9pt;mso-wrap-distance-top:0;mso-wrap-distance-right:9pt;mso-wrap-distance-bottom:0;mso-position-horizontal:absolute;mso-position-horizontal-relative:margin;mso-position-vertical:absolute;mso-position-vertical-relative:text;mso-width-percent:0;mso-height-percent:0;mso-width-relative:margin;mso-height-relative:margin;v-text-anchor:middle" o:gfxdata="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" fillcolor="#a5a5a5 [2092]" strokecolor="black [3213]" strokeweight=".5pt">
+                <v:textbox>
+                  <w:txbxContent>
+                    <w:p>
+                      <w:pPr>
+                        <w:rPr>
+                          <w:rFonts w:ascii="Calibri" w:hAnsi="Calibri" w:cs="Calibri"/>
+                          <w:color w:val="FFFFFF" w:themeColor="background1"/>
+                          <w:sz w:val="16"/>
+                          <w:szCs w:val="16"/>
+                        </w:rPr>
+                      </w:pPr>
+                      <w:r>
+                        <w:rPr>
+                          <w:rFonts w:ascii="Calibri" w:hAnsi="Calibri" w:cs="Calibri"/>
+                          <w:color w:val="FFFFFF" w:themeColor="background1"/>
+                          <w:sz w:val="16"/>
+                          <w:szCs w:val="16"/>
+                        </w:rPr>
+                        <w:t>Informações da Peça:</w:t>
+                      </w:r>
+                    </w:p>
+                  </w:txbxContent>
+                </v:textbox>
+                <w10:wrap anchorx="margin"/>
+              </v:rect>
+            </w:pict>
+          </mc:Fallback>
+        </mc:AlternateContent>
+      </w:r>
+      <w:r>
+        <w:rPr>
+          <w:rFonts w:ascii="Calibri" w:hAnsi="Calibri" w:cs="Calibri"/>
+          <w:noProof/>
+          <w:color w:val="002060"/>
+        </w:rPr>
+        <mc:AlternateContent>
+          <mc:Choice Requires="wps">
+            <w:drawing>
+              <wp:anchor distT="0" distB="0" distL="114300" distR="114300" simplePos="0" relativeHeight="251685888" behindDoc="0" locked="0" layoutInCell="1" allowOverlap="1" wp14:anchorId="5CCF56D2" wp14:editId="5A68C4F4">
+                <wp:simplePos x="0" y="0"/>
+                <wp:positionH relativeFrom="margin">
+                  <wp:posOffset>4972050</wp:posOffset>
+                </wp:positionH>
+                <wp:positionV relativeFrom="paragraph">
+                  <wp:posOffset>1891030</wp:posOffset>
+                </wp:positionV>
+                <wp:extent cx="490220" cy="222250"/>
+                <wp:effectExtent l="0" t="0" r="24130" b="25400"/>
+                <wp:wrapNone/>
+                <wp:docPr id="2072374528" name="Retângulo 2"/>
+                <wp:cNvGraphicFramePr/>
+                <a:graphic xmlns:a="http://schemas.openxmlformats.org/drawingml/2006/main">
+                  <a:graphicData uri="http://schemas.microsoft.com/office/word/2010/wordprocessingShape">
+                    <wps:wsp>
+                      <wps:cNvSpPr/>
+                      <wps:spPr>
+                        <a:xfrm>
+                          <a:off x="0" y="0"/>
+                          <a:ext cx="490220" cy="222250"/>
+                        </a:xfrm>
+                        <a:prstGeom prst="rect">
+                          <a:avLst/>
+                        </a:prstGeom>
+                        <a:solidFill>
+                          <a:schemeClr val="bg1"/>
+                        </a:solidFill>
+                        <a:ln w="6350">
+                          <a:solidFill>
+                            <a:schemeClr val="tx1"/>
+                          </a:solidFill>
+                        </a:ln>
+                      </wps:spPr>
+                      <wps:style>
+                        <a:lnRef idx="2">
+                          <a:schemeClr val="accent1">
+                            <a:shade val="15000"/>
+                          </a:schemeClr>
+                        </a:lnRef>
+                        <a:fillRef idx="1">
+                          <a:schemeClr val="accent1"/>
+                        </a:fillRef>
+                        <a:effectRef idx="0">
+                          <a:schemeClr val="accent1"/>
+                        </a:effectRef>
+                        <a:fontRef idx="minor">
+                          <a:schemeClr val="lt1"/>
+                        </a:fontRef>
+                      </wps:style>
+                      <wps:txbx>
+                        <w:txbxContent>
+                          <w:p>
+                            <w:pPr>
+                              <w:rPr>
+                                <w:rFonts w:ascii="Calibri" w:hAnsi="Calibri" w:cs="Calibri"/>
+                                <w:color w:val="000000" w:themeColor="text1"/>
+                                <w:sz w:val="16"/>
+                                <w:szCs w:val="16"/>
+                              </w:rPr>
+                            </w:pPr>
+                            <w:r>
+                              <w:rPr>
+                                <w:rFonts w:ascii="Calibri" w:hAnsi="Calibri" w:cs="Calibri"/>
+                                <w:color w:val="000000" w:themeColor="text1"/>
+                                <w:sz w:val="16"/>
+                                <w:szCs w:val="16"/>
+                              </w:rPr>
+                              <w:t>Item:</w:t>
+                            </w:r>
+                          </w:p>
+                        </w:txbxContent>
+                      </wps:txbx>
+                      <wps:bodyPr rot="0" spcFirstLastPara="0" vertOverflow="overflow" horzOverflow="overflow" vert="horz" wrap="square" lIns="91440" tIns="45720" rIns="91440" bIns="45720" numCol="1" spcCol="0" rtlCol="0" fromWordArt="0" anchor="ctr" anchorCtr="0" forceAA="0" compatLnSpc="1">
+                        <a:prstTxWarp prst="textNoShape">
+                          <a:avLst/>
+                        </a:prstTxWarp>
+                        <a:noAutofit/>
+                      </wps:bodyPr>
+                    </wps:wsp>
+                  </a:graphicData>
+                </a:graphic>
+                <wp14:sizeRelH relativeFrom="margin">
+                  <wp14:pctWidth>0</wp14:pctWidth>
+                </wp14:sizeRelH>
+                <wp14:sizeRelV relativeFrom="margin">
+                  <wp14:pctHeight>0</wp14:pctHeight>
+                </wp14:sizeRelV>
+              </wp:anchor>
+            </w:drawing>
+          </mc:Choice>
+          <mc:Fallback>
+            <w:pict>
+              <v:rect w14:anchorId="5CCF56D2" id="_x0000_s1037" style="position:absolute;margin-left:391.5pt;margin-top:148.9pt;width:38.6pt;height:17.5pt;z-index:251685888;visibility:visible;mso-wrap-style:square;mso-width-percent:0;mso-height-percent:0;mso-wrap-distance-left:9pt;mso-wrap-distance-top:0;mso-wrap-distance-right:9pt;mso-wrap-distance-bottom:0;mso-position-horizontal:absolute;mso-position-horizontal-relative:margin;mso-position-vertical:absolute;mso-position-vertical-relative:text;mso-width-percent:0;mso-height-percent:0;mso-width-relative:margin;mso-height-relative:margin;v-text-anchor:middle" o:gfxdata="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" fillcolor="white [3212]" strokecolor="black [3213]" strokeweight=".5pt">
+                <v:textbox>
+                  <w:txbxContent>
+                    <w:p>
+                      <w:pPr>
+                        <w:rPr>
+                          <w:rFonts w:ascii="Calibri" w:hAnsi="Calibri" w:cs="Calibri"/>
+                          <w:color w:val="000000" w:themeColor="text1"/>
+                          <w:sz w:val="16"/>
+                          <w:szCs w:val="16"/>
+                        </w:rPr>
+                      </w:pPr>
+                      <w:r>
+                        <w:rPr>
+                          <w:rFonts w:ascii="Calibri" w:hAnsi="Calibri" w:cs="Calibri"/>
+                          <w:color w:val="000000" w:themeColor="text1"/>
+                          <w:sz w:val="16"/>
+                          <w:szCs w:val="16"/>
+                        </w:rPr>
+                        <w:t>Item:</w:t>
+                      </w:r>
+                    </w:p>
+                  </w:txbxContent>
+                </v:textbox>
+                <w10:wrap anchorx="margin"/>
+              </v:rect>
+            </w:pict>
+          </mc:Fallback>
+        </mc:AlternateContent>
+      </w:r>
+      <w:r>
+        <w:rPr>
+          <w:rFonts w:ascii="Calibri" w:hAnsi="Calibri" w:cs="Calibri"/>
+          <w:noProof/>
+          <w:color w:val="002060"/>
+        </w:rPr>
+        <mc:AlternateContent>
+          <mc:Choice Requires="wps">
+            <w:drawing>
+              <wp:anchor distT="0" distB="0" distL="114300" distR="114300" simplePos="0" relativeHeight="251684864" behindDoc="0" locked="0" layoutInCell="1" allowOverlap="1" wp14:anchorId="790D3BD0" wp14:editId="75CD2747">
+                <wp:simplePos x="0" y="0"/>
+                <wp:positionH relativeFrom="margin">
+                  <wp:posOffset>1099820</wp:posOffset>
+                </wp:positionH>
+                <wp:positionV relativeFrom="paragraph">
+                  <wp:posOffset>1891030</wp:posOffset>
+                </wp:positionV>
+                <wp:extent cx="3871595" cy="222250"/>
+                <wp:effectExtent l="0" t="0" r="14605" b="25400"/>
+                <wp:wrapNone/>
+                <wp:docPr id="1452243970" name="Retângulo 2"/>
+                <wp:cNvGraphicFramePr/>
+                <a:graphic xmlns:a="http://schemas.openxmlformats.org/drawingml/2006/main">
+                  <a:graphicData uri="http://schemas.microsoft.com/office/word/2010/wordprocessingShape">
+                    <wps:wsp>
+                      <wps:cNvSpPr/>
+                      <wps:spPr>
+                        <a:xfrm>
+                          <a:off x="0" y="0"/>
+                          <a:ext cx="3871595" cy="222250"/>
                         </a:xfrm>
                         <a:prstGeom prst="rect">
                           <a:avLst/>
@@ -1214,6 +2659,580 @@
                                 <w:sz w:val="16"/>
                                 <w:szCs w:val="16"/>
                               </w:rPr>
+                              <w:t>desc_item</w:t>
+                            </w:r>
+                            <w:proofErr w:type="spellEnd"/>
+                            <w:r>
+                              <w:rPr>
+                                <w:rFonts w:ascii="Calibri" w:hAnsi="Calibri" w:cs="Calibri"/>
+                                <w:color w:val="000000" w:themeColor="text1"/>
+                                <w:sz w:val="16"/>
+                                <w:szCs w:val="16"/>
+                              </w:rPr>
+                              <w:t>}}</w:t>
+                            </w:r>
+                          </w:p>
+                          <w:p>
+                            <w:pPr>
+                              <w:rPr>
+                                <w:rFonts w:ascii="Calibri" w:hAnsi="Calibri" w:cs="Calibri"/>
+                                <w:color w:val="000000" w:themeColor="text1"/>
+                                <w:sz w:val="16"/>
+                                <w:szCs w:val="16"/>
+                              </w:rPr>
+                            </w:pPr>
+                          </w:p>
+                        </w:txbxContent>
+                      </wps:txbx>
+                      <wps:bodyPr rot="0" spcFirstLastPara="0" vertOverflow="overflow" horzOverflow="overflow" vert="horz" wrap="square" lIns="91440" tIns="45720" rIns="91440" bIns="45720" numCol="1" spcCol="0" rtlCol="0" fromWordArt="0" anchor="ctr" anchorCtr="0" forceAA="0" compatLnSpc="1">
+                        <a:prstTxWarp prst="textNoShape">
+                          <a:avLst/>
+                        </a:prstTxWarp>
+                        <a:noAutofit/>
+                      </wps:bodyPr>
+                    </wps:wsp>
+                  </a:graphicData>
+                </a:graphic>
+                <wp14:sizeRelH relativeFrom="margin">
+                  <wp14:pctWidth>0</wp14:pctWidth>
+                </wp14:sizeRelH>
+                <wp14:sizeRelV relativeFrom="margin">
+                  <wp14:pctHeight>0</wp14:pctHeight>
+                </wp14:sizeRelV>
+              </wp:anchor>
+            </w:drawing>
+          </mc:Choice>
+          <mc:Fallback>
+            <w:pict>
+              <v:rect w14:anchorId="790D3BD0" id="_x0000_s1038" style="position:absolute;margin-left:86.6pt;margin-top:148.9pt;width:304.85pt;height:17.5pt;z-index:251684864;visibility:visible;mso-wrap-style:square;mso-width-percent:0;mso-height-percent:0;mso-wrap-distance-left:9pt;mso-wrap-distance-top:0;mso-wrap-distance-right:9pt;mso-wrap-distance-bottom:0;mso-position-horizontal:absolute;mso-position-horizontal-relative:margin;mso-position-vertical:absolute;mso-position-vertical-relative:text;mso-width-percent:0;mso-height-percent:0;mso-width-relative:margin;mso-height-relative:margin;v-text-anchor:middle" o:gfxdata="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" fillcolor="white [3212]" strokecolor="black [3213]" strokeweight=".5pt">
+                <v:textbox>
+                  <w:txbxContent>
+                    <w:p>
+                      <w:pPr>
+                        <w:jc w:val="center"/>
+                        <w:rPr>
+                          <w:rFonts w:ascii="Calibri" w:hAnsi="Calibri" w:cs="Calibri"/>
+                          <w:color w:val="000000" w:themeColor="text1"/>
+                          <w:sz w:val="16"/>
+                          <w:szCs w:val="16"/>
+                        </w:rPr>
+                      </w:pPr>
+                      <w:r>
+                        <w:rPr>
+                          <w:rFonts w:ascii="Calibri" w:hAnsi="Calibri" w:cs="Calibri"/>
+                          <w:color w:val="000000" w:themeColor="text1"/>
+                          <w:sz w:val="16"/>
+                          <w:szCs w:val="16"/>
+                        </w:rPr>
+                        <w:t>{{</w:t>
+                      </w:r>
+                      <w:proofErr w:type="spellStart"/>
+                      <w:r>
+                        <w:rPr>
+                          <w:rFonts w:ascii="Calibri" w:hAnsi="Calibri" w:cs="Calibri"/>
+                          <w:color w:val="000000" w:themeColor="text1"/>
+                          <w:sz w:val="16"/>
+                          <w:szCs w:val="16"/>
+                        </w:rPr>
+                        <w:t>desc_item</w:t>
+                      </w:r>
+                      <w:proofErr w:type="spellEnd"/>
+                      <w:r>
+                        <w:rPr>
+                          <w:rFonts w:ascii="Calibri" w:hAnsi="Calibri" w:cs="Calibri"/>
+                          <w:color w:val="000000" w:themeColor="text1"/>
+                          <w:sz w:val="16"/>
+                          <w:szCs w:val="16"/>
+                        </w:rPr>
+                        <w:t>}}</w:t>
+                      </w:r>
+                    </w:p>
+                    <w:p>
+                      <w:pPr>
+                        <w:rPr>
+                          <w:rFonts w:ascii="Calibri" w:hAnsi="Calibri" w:cs="Calibri"/>
+                          <w:color w:val="000000" w:themeColor="text1"/>
+                          <w:sz w:val="16"/>
+                          <w:szCs w:val="16"/>
+                        </w:rPr>
+                      </w:pPr>
+                    </w:p>
+                  </w:txbxContent>
+                </v:textbox>
+                <w10:wrap anchorx="margin"/>
+              </v:rect>
+            </w:pict>
+          </mc:Fallback>
+        </mc:AlternateContent>
+      </w:r>
+      <w:r>
+        <w:rPr>
+          <w:rFonts w:ascii="Calibri" w:hAnsi="Calibri" w:cs="Calibri"/>
+          <w:noProof/>
+          <w:color w:val="002060"/>
+        </w:rPr>
+        <mc:AlternateContent>
+          <mc:Choice Requires="wps">
+            <w:drawing>
+              <wp:anchor distT="0" distB="0" distL="114300" distR="114300" simplePos="0" relativeHeight="251683840" behindDoc="0" locked="0" layoutInCell="1" allowOverlap="1" wp14:anchorId="7260A68A" wp14:editId="7DF331DF">
+                <wp:simplePos x="0" y="0"/>
+                <wp:positionH relativeFrom="margin">
+                  <wp:posOffset>0</wp:posOffset>
+                </wp:positionH>
+                <wp:positionV relativeFrom="paragraph">
+                  <wp:posOffset>1890395</wp:posOffset>
+                </wp:positionV>
+                <wp:extent cx="1095375" cy="222250"/>
+                <wp:effectExtent l="0" t="0" r="28575" b="25400"/>
+                <wp:wrapNone/>
+                <wp:docPr id="294883642" name="Retângulo 2"/>
+                <wp:cNvGraphicFramePr/>
+                <a:graphic xmlns:a="http://schemas.openxmlformats.org/drawingml/2006/main">
+                  <a:graphicData uri="http://schemas.microsoft.com/office/word/2010/wordprocessingShape">
+                    <wps:wsp>
+                      <wps:cNvSpPr/>
+                      <wps:spPr>
+                        <a:xfrm>
+                          <a:off x="0" y="0"/>
+                          <a:ext cx="1095375" cy="222250"/>
+                        </a:xfrm>
+                        <a:prstGeom prst="rect">
+                          <a:avLst/>
+                        </a:prstGeom>
+                        <a:solidFill>
+                          <a:schemeClr val="bg1"/>
+                        </a:solidFill>
+                        <a:ln w="6350">
+                          <a:solidFill>
+                            <a:schemeClr val="tx1"/>
+                          </a:solidFill>
+                        </a:ln>
+                      </wps:spPr>
+                      <wps:style>
+                        <a:lnRef idx="2">
+                          <a:schemeClr val="accent1">
+                            <a:shade val="15000"/>
+                          </a:schemeClr>
+                        </a:lnRef>
+                        <a:fillRef idx="1">
+                          <a:schemeClr val="accent1"/>
+                        </a:fillRef>
+                        <a:effectRef idx="0">
+                          <a:schemeClr val="accent1"/>
+                        </a:effectRef>
+                        <a:fontRef idx="minor">
+                          <a:schemeClr val="lt1"/>
+                        </a:fontRef>
+                      </wps:style>
+                      <wps:txbx>
+                        <w:txbxContent>
+                          <w:p>
+                            <w:pPr>
+                              <w:rPr>
+                                <w:rFonts w:ascii="Calibri" w:hAnsi="Calibri" w:cs="Calibri"/>
+                                <w:color w:val="000000" w:themeColor="text1"/>
+                                <w:sz w:val="16"/>
+                                <w:szCs w:val="16"/>
+                              </w:rPr>
+                            </w:pPr>
+                            <w:r>
+                              <w:rPr>
+                                <w:rFonts w:ascii="Calibri" w:hAnsi="Calibri" w:cs="Calibri"/>
+                                <w:color w:val="000000" w:themeColor="text1"/>
+                                <w:sz w:val="16"/>
+                                <w:szCs w:val="16"/>
+                              </w:rPr>
+                              <w:t>Descrição do Item:</w:t>
+                            </w:r>
+                            <w:r>
+                              <w:rPr>
+                                <w:rFonts w:ascii="Calibri" w:hAnsi="Calibri" w:cs="Calibri"/>
+                                <w:color w:val="000000" w:themeColor="text1"/>
+                                <w:sz w:val="16"/>
+                                <w:szCs w:val="16"/>
+                              </w:rPr>
+                              <w:tab/>
+                            </w:r>
+                            <w:r>
+                              <w:rPr>
+                                <w:rFonts w:ascii="Calibri" w:hAnsi="Calibri" w:cs="Calibri"/>
+                                <w:color w:val="000000" w:themeColor="text1"/>
+                                <w:sz w:val="16"/>
+                                <w:szCs w:val="16"/>
+                              </w:rPr>
+                              <w:tab/>
+                            </w:r>
+                            <w:r>
+                              <w:rPr>
+                                <w:rFonts w:ascii="Calibri" w:hAnsi="Calibri" w:cs="Calibri"/>
+                                <w:color w:val="000000" w:themeColor="text1"/>
+                                <w:sz w:val="16"/>
+                                <w:szCs w:val="16"/>
+                              </w:rPr>
+                              <w:tab/>
+                            </w:r>
+                          </w:p>
+                        </w:txbxContent>
+                      </wps:txbx>
+                      <wps:bodyPr rot="0" spcFirstLastPara="0" vertOverflow="overflow" horzOverflow="overflow" vert="horz" wrap="square" lIns="91440" tIns="45720" rIns="91440" bIns="45720" numCol="1" spcCol="0" rtlCol="0" fromWordArt="0" anchor="ctr" anchorCtr="0" forceAA="0" compatLnSpc="1">
+                        <a:prstTxWarp prst="textNoShape">
+                          <a:avLst/>
+                        </a:prstTxWarp>
+                        <a:noAutofit/>
+                      </wps:bodyPr>
+                    </wps:wsp>
+                  </a:graphicData>
+                </a:graphic>
+                <wp14:sizeRelH relativeFrom="margin">
+                  <wp14:pctWidth>0</wp14:pctWidth>
+                </wp14:sizeRelH>
+                <wp14:sizeRelV relativeFrom="margin">
+                  <wp14:pctHeight>0</wp14:pctHeight>
+                </wp14:sizeRelV>
+              </wp:anchor>
+            </w:drawing>
+          </mc:Choice>
+          <mc:Fallback>
+            <w:pict>
+              <v:rect w14:anchorId="7260A68A" id="_x0000_s1039" style="position:absolute;margin-left:0;margin-top:148.85pt;width:86.25pt;height:17.5pt;z-index:251683840;visibility:visible;mso-wrap-style:square;mso-width-percent:0;mso-height-percent:0;mso-wrap-distance-left:9pt;mso-wrap-distance-top:0;mso-wrap-distance-right:9pt;mso-wrap-distance-bottom:0;mso-position-horizontal:absolute;mso-position-horizontal-relative:margin;mso-position-vertical:absolute;mso-position-vertical-relative:text;mso-width-percent:0;mso-height-percent:0;mso-width-relative:margin;mso-height-relative:margin;v-text-anchor:middle" o:gfxdata="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" fillcolor="white [3212]" strokecolor="black [3213]" strokeweight=".5pt">
+                <v:textbox>
+                  <w:txbxContent>
+                    <w:p>
+                      <w:pPr>
+                        <w:rPr>
+                          <w:rFonts w:ascii="Calibri" w:hAnsi="Calibri" w:cs="Calibri"/>
+                          <w:color w:val="000000" w:themeColor="text1"/>
+                          <w:sz w:val="16"/>
+                          <w:szCs w:val="16"/>
+                        </w:rPr>
+                      </w:pPr>
+                      <w:r>
+                        <w:rPr>
+                          <w:rFonts w:ascii="Calibri" w:hAnsi="Calibri" w:cs="Calibri"/>
+                          <w:color w:val="000000" w:themeColor="text1"/>
+                          <w:sz w:val="16"/>
+                          <w:szCs w:val="16"/>
+                        </w:rPr>
+                        <w:t>Descrição do Item:</w:t>
+                      </w:r>
+                      <w:r>
+                        <w:rPr>
+                          <w:rFonts w:ascii="Calibri" w:hAnsi="Calibri" w:cs="Calibri"/>
+                          <w:color w:val="000000" w:themeColor="text1"/>
+                          <w:sz w:val="16"/>
+                          <w:szCs w:val="16"/>
+                        </w:rPr>
+                        <w:tab/>
+                      </w:r>
+                      <w:r>
+                        <w:rPr>
+                          <w:rFonts w:ascii="Calibri" w:hAnsi="Calibri" w:cs="Calibri"/>
+                          <w:color w:val="000000" w:themeColor="text1"/>
+                          <w:sz w:val="16"/>
+                          <w:szCs w:val="16"/>
+                        </w:rPr>
+                        <w:tab/>
+                      </w:r>
+                      <w:r>
+                        <w:rPr>
+                          <w:rFonts w:ascii="Calibri" w:hAnsi="Calibri" w:cs="Calibri"/>
+                          <w:color w:val="000000" w:themeColor="text1"/>
+                          <w:sz w:val="16"/>
+                          <w:szCs w:val="16"/>
+                        </w:rPr>
+                        <w:tab/>
+                      </w:r>
+                    </w:p>
+                  </w:txbxContent>
+                </v:textbox>
+                <w10:wrap anchorx="margin"/>
+              </v:rect>
+            </w:pict>
+          </mc:Fallback>
+        </mc:AlternateContent>
+      </w:r>
+      <w:r>
+        <w:rPr>
+          <w:rFonts w:ascii="Calibri" w:hAnsi="Calibri" w:cs="Calibri"/>
+          <w:noProof/>
+          <w:color w:val="002060"/>
+        </w:rPr>
+        <mc:AlternateContent>
+          <mc:Choice Requires="wps">
+            <w:drawing>
+              <wp:anchor distT="0" distB="0" distL="114300" distR="114300" simplePos="0" relativeHeight="251686912" behindDoc="0" locked="0" layoutInCell="1" allowOverlap="1" wp14:anchorId="294CB76A" wp14:editId="392FE865">
+                <wp:simplePos x="0" y="0"/>
+                <wp:positionH relativeFrom="margin">
+                  <wp:posOffset>5459095</wp:posOffset>
+                </wp:positionH>
+                <wp:positionV relativeFrom="paragraph">
+                  <wp:posOffset>1891039</wp:posOffset>
+                </wp:positionV>
+                <wp:extent cx="1175385" cy="222250"/>
+                <wp:effectExtent l="0" t="0" r="24765" b="25400"/>
+                <wp:wrapNone/>
+                <wp:docPr id="1762316730" name="Retângulo 2"/>
+                <wp:cNvGraphicFramePr/>
+                <a:graphic xmlns:a="http://schemas.openxmlformats.org/drawingml/2006/main">
+                  <a:graphicData uri="http://schemas.microsoft.com/office/word/2010/wordprocessingShape">
+                    <wps:wsp>
+                      <wps:cNvSpPr/>
+                      <wps:spPr>
+                        <a:xfrm>
+                          <a:off x="0" y="0"/>
+                          <a:ext cx="1175385" cy="222250"/>
+                        </a:xfrm>
+                        <a:prstGeom prst="rect">
+                          <a:avLst/>
+                        </a:prstGeom>
+                        <a:solidFill>
+                          <a:schemeClr val="bg1"/>
+                        </a:solidFill>
+                        <a:ln w="6350">
+                          <a:solidFill>
+                            <a:schemeClr val="tx1"/>
+                          </a:solidFill>
+                        </a:ln>
+                      </wps:spPr>
+                      <wps:style>
+                        <a:lnRef idx="2">
+                          <a:schemeClr val="accent1">
+                            <a:shade val="15000"/>
+                          </a:schemeClr>
+                        </a:lnRef>
+                        <a:fillRef idx="1">
+                          <a:schemeClr val="accent1"/>
+                        </a:fillRef>
+                        <a:effectRef idx="0">
+                          <a:schemeClr val="accent1"/>
+                        </a:effectRef>
+                        <a:fontRef idx="minor">
+                          <a:schemeClr val="lt1"/>
+                        </a:fontRef>
+                      </wps:style>
+                      <wps:txbx>
+                        <w:txbxContent>
+                          <w:p>
+                            <w:pPr>
+                              <w:jc w:val="center"/>
+                              <w:rPr>
+                                <w:rFonts w:ascii="Calibri" w:hAnsi="Calibri" w:cs="Calibri"/>
+                                <w:color w:val="000000" w:themeColor="text1"/>
+                                <w:sz w:val="16"/>
+                                <w:szCs w:val="16"/>
+                              </w:rPr>
+                            </w:pPr>
+                            <w:r>
+                              <w:rPr>
+                                <w:rFonts w:ascii="Calibri" w:hAnsi="Calibri" w:cs="Calibri"/>
+                                <w:color w:val="000000" w:themeColor="text1"/>
+                                <w:sz w:val="16"/>
+                                <w:szCs w:val="16"/>
+                              </w:rPr>
+                              <w:t>{{</w:t>
+                            </w:r>
+                            <w:proofErr w:type="spellStart"/>
+                            <w:r>
+                              <w:rPr>
+                                <w:rFonts w:ascii="Calibri" w:hAnsi="Calibri" w:cs="Calibri"/>
+                                <w:color w:val="000000" w:themeColor="text1"/>
+                                <w:sz w:val="16"/>
+                                <w:szCs w:val="16"/>
+                              </w:rPr>
+                              <w:t>cod_item</w:t>
+                            </w:r>
+                            <w:proofErr w:type="spellEnd"/>
+                            <w:r>
+                              <w:rPr>
+                                <w:rFonts w:ascii="Calibri" w:hAnsi="Calibri" w:cs="Calibri"/>
+                                <w:color w:val="000000" w:themeColor="text1"/>
+                                <w:sz w:val="16"/>
+                                <w:szCs w:val="16"/>
+                              </w:rPr>
+                              <w:t>}}</w:t>
+                            </w:r>
+                          </w:p>
+                          <w:p>
+                            <w:pPr>
+                              <w:jc w:val="center"/>
+                              <w:rPr>
+                                <w:rFonts w:ascii="Calibri" w:hAnsi="Calibri" w:cs="Calibri"/>
+                                <w:color w:val="000000" w:themeColor="text1"/>
+                                <w:sz w:val="16"/>
+                                <w:szCs w:val="16"/>
+                              </w:rPr>
+                            </w:pPr>
+                          </w:p>
+                        </w:txbxContent>
+                      </wps:txbx>
+                      <wps:bodyPr rot="0" spcFirstLastPara="0" vertOverflow="overflow" horzOverflow="overflow" vert="horz" wrap="square" lIns="91440" tIns="45720" rIns="91440" bIns="45720" numCol="1" spcCol="0" rtlCol="0" fromWordArt="0" anchor="ctr" anchorCtr="0" forceAA="0" compatLnSpc="1">
+                        <a:prstTxWarp prst="textNoShape">
+                          <a:avLst/>
+                        </a:prstTxWarp>
+                        <a:noAutofit/>
+                      </wps:bodyPr>
+                    </wps:wsp>
+                  </a:graphicData>
+                </a:graphic>
+                <wp14:sizeRelH relativeFrom="margin">
+                  <wp14:pctWidth>0</wp14:pctWidth>
+                </wp14:sizeRelH>
+                <wp14:sizeRelV relativeFrom="margin">
+                  <wp14:pctHeight>0</wp14:pctHeight>
+                </wp14:sizeRelV>
+              </wp:anchor>
+            </w:drawing>
+          </mc:Choice>
+          <mc:Fallback>
+            <w:pict>
+              <v:rect w14:anchorId="294CB76A" id="_x0000_s1040" style="position:absolute;margin-left:429.85pt;margin-top:148.9pt;width:92.55pt;height:17.5pt;z-index:251686912;visibility:visible;mso-wrap-style:square;mso-width-percent:0;mso-height-percent:0;mso-wrap-distance-left:9pt;mso-wrap-distance-top:0;mso-wrap-distance-right:9pt;mso-wrap-distance-bottom:0;mso-position-horizontal:absolute;mso-position-horizontal-relative:margin;mso-position-vertical:absolute;mso-position-vertical-relative:text;mso-width-percent:0;mso-height-percent:0;mso-width-relative:margin;mso-height-relative:margin;v-text-anchor:middle" o:gfxdata="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" fillcolor="white [3212]" strokecolor="black [3213]" strokeweight=".5pt">
+                <v:textbox>
+                  <w:txbxContent>
+                    <w:p>
+                      <w:pPr>
+                        <w:jc w:val="center"/>
+                        <w:rPr>
+                          <w:rFonts w:ascii="Calibri" w:hAnsi="Calibri" w:cs="Calibri"/>
+                          <w:color w:val="000000" w:themeColor="text1"/>
+                          <w:sz w:val="16"/>
+                          <w:szCs w:val="16"/>
+                        </w:rPr>
+                      </w:pPr>
+                      <w:r>
+                        <w:rPr>
+                          <w:rFonts w:ascii="Calibri" w:hAnsi="Calibri" w:cs="Calibri"/>
+                          <w:color w:val="000000" w:themeColor="text1"/>
+                          <w:sz w:val="16"/>
+                          <w:szCs w:val="16"/>
+                        </w:rPr>
+                        <w:t>{{</w:t>
+                      </w:r>
+                      <w:proofErr w:type="spellStart"/>
+                      <w:r>
+                        <w:rPr>
+                          <w:rFonts w:ascii="Calibri" w:hAnsi="Calibri" w:cs="Calibri"/>
+                          <w:color w:val="000000" w:themeColor="text1"/>
+                          <w:sz w:val="16"/>
+                          <w:szCs w:val="16"/>
+                        </w:rPr>
+                        <w:t>cod_item</w:t>
+                      </w:r>
+                      <w:proofErr w:type="spellEnd"/>
+                      <w:r>
+                        <w:rPr>
+                          <w:rFonts w:ascii="Calibri" w:hAnsi="Calibri" w:cs="Calibri"/>
+                          <w:color w:val="000000" w:themeColor="text1"/>
+                          <w:sz w:val="16"/>
+                          <w:szCs w:val="16"/>
+                        </w:rPr>
+                        <w:t>}}</w:t>
+                      </w:r>
+                    </w:p>
+                    <w:p>
+                      <w:pPr>
+                        <w:jc w:val="center"/>
+                        <w:rPr>
+                          <w:rFonts w:ascii="Calibri" w:hAnsi="Calibri" w:cs="Calibri"/>
+                          <w:color w:val="000000" w:themeColor="text1"/>
+                          <w:sz w:val="16"/>
+                          <w:szCs w:val="16"/>
+                        </w:rPr>
+                      </w:pPr>
+                    </w:p>
+                  </w:txbxContent>
+                </v:textbox>
+                <w10:wrap anchorx="margin"/>
+              </v:rect>
+            </w:pict>
+          </mc:Fallback>
+        </mc:AlternateContent>
+      </w:r>
+      <w:r>
+        <w:rPr>
+          <w:rFonts w:ascii="Calibri" w:hAnsi="Calibri" w:cs="Calibri"/>
+          <w:noProof/>
+          <w:color w:val="002060"/>
+        </w:rPr>
+        <mc:AlternateContent>
+          <mc:Choice Requires="wps">
+            <w:drawing>
+              <wp:anchor distT="0" distB="0" distL="114300" distR="114300" simplePos="0" relativeHeight="251728896" behindDoc="0" locked="0" layoutInCell="1" allowOverlap="1" wp14:anchorId="756AC107" wp14:editId="16BB0309">
+                <wp:simplePos x="0" y="0"/>
+                <wp:positionH relativeFrom="margin">
+                  <wp:align>right</wp:align>
+                </wp:positionH>
+                <wp:positionV relativeFrom="paragraph">
+                  <wp:posOffset>3930768</wp:posOffset>
+                </wp:positionV>
+                <wp:extent cx="6634909" cy="4219575"/>
+                <wp:effectExtent l="0" t="0" r="13970" b="28575"/>
+                <wp:wrapNone/>
+                <wp:docPr id="945247558" name="Retângulo 2"/>
+                <wp:cNvGraphicFramePr/>
+                <a:graphic xmlns:a="http://schemas.openxmlformats.org/drawingml/2006/main">
+                  <a:graphicData uri="http://schemas.microsoft.com/office/word/2010/wordprocessingShape">
+                    <wps:wsp>
+                      <wps:cNvSpPr/>
+                      <wps:spPr>
+                        <a:xfrm>
+                          <a:off x="0" y="0"/>
+                          <a:ext cx="6634909" cy="4219575"/>
+                        </a:xfrm>
+                        <a:prstGeom prst="rect">
+                          <a:avLst/>
+                        </a:prstGeom>
+                        <a:noFill/>
+                        <a:ln w="6350">
+                          <a:solidFill>
+                            <a:schemeClr val="tx1"/>
+                          </a:solidFill>
+                        </a:ln>
+                      </wps:spPr>
+                      <wps:style>
+                        <a:lnRef idx="2">
+                          <a:schemeClr val="accent1">
+                            <a:shade val="15000"/>
+                          </a:schemeClr>
+                        </a:lnRef>
+                        <a:fillRef idx="1">
+                          <a:schemeClr val="accent1"/>
+                        </a:fillRef>
+                        <a:effectRef idx="0">
+                          <a:schemeClr val="accent1"/>
+                        </a:effectRef>
+                        <a:fontRef idx="minor">
+                          <a:schemeClr val="lt1"/>
+                        </a:fontRef>
+                      </wps:style>
+                      <wps:txbx>
+                        <w:txbxContent>
+                          <w:p>
+                            <w:pPr>
+                              <w:jc w:val="center"/>
+                              <w:rPr>
+                                <w:rFonts w:ascii="Calibri" w:hAnsi="Calibri" w:cs="Calibri"/>
+                                <w:color w:val="000000" w:themeColor="text1"/>
+                                <w:sz w:val="16"/>
+                                <w:szCs w:val="16"/>
+                              </w:rPr>
+                            </w:pPr>
+                            <w:r>
+                              <w:rPr>
+                                <w:rFonts w:ascii="Calibri" w:hAnsi="Calibri" w:cs="Calibri"/>
+                                <w:color w:val="000000" w:themeColor="text1"/>
+                                <w:sz w:val="16"/>
+                                <w:szCs w:val="16"/>
+                              </w:rPr>
+                              <w:t>{{</w:t>
+                            </w:r>
+                            <w:proofErr w:type="spellStart"/>
+                            <w:r>
+                              <w:rPr>
+                                <w:rFonts w:ascii="Calibri" w:hAnsi="Calibri" w:cs="Calibri"/>
+                                <w:color w:val="000000" w:themeColor="text1"/>
+                                <w:sz w:val="16"/>
+                                <w:szCs w:val="16"/>
+                              </w:rPr>
                               <w:t>obs</w:t>
                             </w:r>
                             <w:proofErr w:type="spellEnd"/>
@@ -1249,7 +3268,7 @@
           </mc:Choice>
           <mc:Fallback>
             <w:pict>
-              <v:rect w14:anchorId="756AC107" id="_x0000_s1029" style="position:absolute;margin-left:471.25pt;margin-top:309.5pt;width:522.45pt;height:332.25pt;z-index:251728896;visibility:visible;mso-wrap-style:square;mso-width-percent:0;mso-height-percent:0;mso-wrap-distance-left:9pt;mso-wrap-distance-top:0;mso-wrap-distance-right:9pt;mso-wrap-distance-bottom:0;mso-position-horizontal:right;mso-position-horizontal-relative:margin;mso-position-vertical:absolute;mso-position-vertical-relative:text;mso-width-percent:0;mso-height-percent:0;mso-width-relative:margin;mso-height-relative:margin;v-text-anchor:middle" o:gfxdata="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" fillcolor="white [3212]" strokecolor="black [3213]" strokeweight=".5pt">
+              <v:rect w14:anchorId="756AC107" id="_x0000_s1041" style="position:absolute;margin-left:471.25pt;margin-top:309.5pt;width:522.45pt;height:332.25pt;z-index:251728896;visibility:visible;mso-wrap-style:square;mso-width-percent:0;mso-height-percent:0;mso-wrap-distance-left:9pt;mso-wrap-distance-top:0;mso-wrap-distance-right:9pt;mso-wrap-distance-bottom:0;mso-position-horizontal:right;mso-position-horizontal-relative:margin;mso-position-vertical:absolute;mso-position-vertical-relative:text;mso-width-percent:0;mso-height-percent:0;mso-width-relative:margin;mso-height-relative:margin;v-text-anchor:middle" o:gfxdata="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" filled="f" strokecolor="black [3213]" strokeweight=".5pt">
                 <v:textbox>
                   <w:txbxContent>
                     <w:p>
@@ -1309,7 +3328,7 @@
         <mc:AlternateContent>
           <mc:Choice Requires="wps">
             <w:drawing>
-              <wp:anchor distT="0" distB="0" distL="114300" distR="114300" simplePos="0" relativeHeight="251676672" behindDoc="0" locked="0" layoutInCell="1" allowOverlap="1" wp14:anchorId="1A403EC9" wp14:editId="535FDB88">
+              <wp:anchor distT="0" distB="0" distL="114300" distR="114300" simplePos="0" relativeHeight="251676672" behindDoc="0" locked="0" layoutInCell="1" allowOverlap="1" wp14:anchorId="1A403EC9" wp14:editId="1F70240C">
                 <wp:simplePos x="0" y="0"/>
                 <wp:positionH relativeFrom="margin">
                   <wp:posOffset>4966335</wp:posOffset>
@@ -1434,7 +3453,7 @@
           </mc:Choice>
           <mc:Fallback>
             <w:pict>
-              <v:rect w14:anchorId="1A403EC9" id="_x0000_s1030" style="position:absolute;margin-left:391.05pt;margin-top:78.75pt;width:131.25pt;height:17.5pt;z-index:251676672;visibility:visible;mso-wrap-style:square;mso-width-percent:0;mso-height-percent:0;mso-wrap-distance-left:9pt;mso-wrap-distance-top:0;mso-wrap-distance-right:9pt;mso-wrap-distance-bottom:0;mso-position-horizontal:absolute;mso-position-horizontal-relative:margin;mso-position-vertical:absolute;mso-position-vertical-relative:text;mso-width-percent:0;mso-height-percent:0;mso-width-relative:margin;mso-height-relative:margin;v-text-anchor:middle" o:gfxdata="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" fillcolor="white [3212]" strokecolor="black [3213]" strokeweight=".5pt">
+              <v:rect w14:anchorId="1A403EC9" id="_x0000_s1042" style="position:absolute;margin-left:391.05pt;margin-top:78.75pt;width:131.25pt;height:17.5pt;z-index:251676672;visibility:visible;mso-wrap-style:square;mso-width-percent:0;mso-height-percent:0;mso-wrap-distance-left:9pt;mso-wrap-distance-top:0;mso-wrap-distance-right:9pt;mso-wrap-distance-bottom:0;mso-position-horizontal:absolute;mso-position-horizontal-relative:margin;mso-position-vertical:absolute;mso-position-vertical-relative:text;mso-width-percent:0;mso-height-percent:0;mso-width-relative:margin;mso-height-relative:margin;v-text-anchor:middle" o:gfxdata="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" fillcolor="white [3212]" strokecolor="black [3213]" strokeweight=".5pt">
                 <v:textbox>
                   <w:txbxContent>
                     <w:p>
@@ -1505,7 +3524,7 @@
         <mc:AlternateContent>
           <mc:Choice Requires="wps">
             <w:drawing>
-              <wp:anchor distT="0" distB="0" distL="114300" distR="114300" simplePos="0" relativeHeight="251671552" behindDoc="0" locked="0" layoutInCell="1" allowOverlap="1" wp14:anchorId="678CF619" wp14:editId="146F7D40">
+              <wp:anchor distT="0" distB="0" distL="114300" distR="114300" simplePos="0" relativeHeight="251671552" behindDoc="0" locked="0" layoutInCell="1" allowOverlap="1" wp14:anchorId="678CF619" wp14:editId="2C23A78B">
                 <wp:simplePos x="0" y="0"/>
                 <wp:positionH relativeFrom="margin">
                   <wp:posOffset>5459095</wp:posOffset>
@@ -1629,7 +3648,7 @@
           </mc:Choice>
           <mc:Fallback>
             <w:pict>
-              <v:rect w14:anchorId="678CF619" id="_x0000_s1031" style="position:absolute;margin-left:429.85pt;margin-top:61.4pt;width:92.55pt;height:17.5pt;z-index:251671552;visibility:visible;mso-wrap-style:square;mso-width-percent:0;mso-height-percent:0;mso-wrap-distance-left:9pt;mso-wrap-distance-top:0;mso-wrap-distance-right:9pt;mso-wrap-distance-bottom:0;mso-position-horizontal:absolute;mso-position-horizontal-relative:margin;mso-position-vertical:absolute;mso-position-vertical-relative:text;mso-width-percent:0;mso-height-percent:0;mso-width-relative:margin;mso-height-relative:margin;v-text-anchor:middle" o:gfxdata="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" fillcolor="white [3212]" strokecolor="black [3213]" strokeweight=".5pt">
+              <v:rect w14:anchorId="678CF619" id="_x0000_s1043" style="position:absolute;margin-left:429.85pt;margin-top:61.4pt;width:92.55pt;height:17.5pt;z-index:251671552;visibility:visible;mso-wrap-style:square;mso-width-percent:0;mso-height-percent:0;mso-wrap-distance-left:9pt;mso-wrap-distance-top:0;mso-wrap-distance-right:9pt;mso-wrap-distance-bottom:0;mso-position-horizontal:absolute;mso-position-horizontal-relative:margin;mso-position-vertical:absolute;mso-position-vertical-relative:text;mso-width-percent:0;mso-height-percent:0;mso-width-relative:margin;mso-height-relative:margin;v-text-anchor:middle" o:gfxdata="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" fillcolor="white [3212]" strokecolor="black [3213]" strokeweight=".5pt">
                 <v:textbox>
                   <w:txbxContent>
                     <w:p>
@@ -1699,203 +3718,7 @@
         <mc:AlternateContent>
           <mc:Choice Requires="wps">
             <w:drawing>
-              <wp:anchor distT="0" distB="0" distL="114300" distR="114300" simplePos="0" relativeHeight="251686912" behindDoc="0" locked="0" layoutInCell="1" allowOverlap="1" wp14:anchorId="294CB76A" wp14:editId="35BABEC5">
-                <wp:simplePos x="0" y="0"/>
-                <wp:positionH relativeFrom="margin">
-                  <wp:posOffset>5459095</wp:posOffset>
-                </wp:positionH>
-                <wp:positionV relativeFrom="paragraph">
-                  <wp:posOffset>1670685</wp:posOffset>
-                </wp:positionV>
-                <wp:extent cx="1175385" cy="222250"/>
-                <wp:effectExtent l="0" t="0" r="24765" b="25400"/>
-                <wp:wrapNone/>
-                <wp:docPr id="1762316730" name="Retângulo 2"/>
-                <wp:cNvGraphicFramePr/>
-                <a:graphic xmlns:a="http://schemas.openxmlformats.org/drawingml/2006/main">
-                  <a:graphicData uri="http://schemas.microsoft.com/office/word/2010/wordprocessingShape">
-                    <wps:wsp>
-                      <wps:cNvSpPr/>
-                      <wps:spPr>
-                        <a:xfrm>
-                          <a:off x="0" y="0"/>
-                          <a:ext cx="1175385" cy="222250"/>
-                        </a:xfrm>
-                        <a:prstGeom prst="rect">
-                          <a:avLst/>
-                        </a:prstGeom>
-                        <a:solidFill>
-                          <a:schemeClr val="bg1"/>
-                        </a:solidFill>
-                        <a:ln w="6350">
-                          <a:solidFill>
-                            <a:schemeClr val="tx1"/>
-                          </a:solidFill>
-                        </a:ln>
-                      </wps:spPr>
-                      <wps:style>
-                        <a:lnRef idx="2">
-                          <a:schemeClr val="accent1">
-                            <a:shade val="15000"/>
-                          </a:schemeClr>
-                        </a:lnRef>
-                        <a:fillRef idx="1">
-                          <a:schemeClr val="accent1"/>
-                        </a:fillRef>
-                        <a:effectRef idx="0">
-                          <a:schemeClr val="accent1"/>
-                        </a:effectRef>
-                        <a:fontRef idx="minor">
-                          <a:schemeClr val="lt1"/>
-                        </a:fontRef>
-                      </wps:style>
-                      <wps:txbx>
-                        <w:txbxContent>
-                          <w:p>
-                            <w:pPr>
-                              <w:jc w:val="center"/>
-                              <w:rPr>
-                                <w:rFonts w:ascii="Calibri" w:hAnsi="Calibri" w:cs="Calibri"/>
-                                <w:color w:val="000000" w:themeColor="text1"/>
-                                <w:sz w:val="16"/>
-                                <w:szCs w:val="16"/>
-                              </w:rPr>
-                            </w:pPr>
-                            <w:r>
-                              <w:rPr>
-                                <w:rFonts w:ascii="Calibri" w:hAnsi="Calibri" w:cs="Calibri"/>
-                                <w:color w:val="000000" w:themeColor="text1"/>
-                                <w:sz w:val="16"/>
-                                <w:szCs w:val="16"/>
-                              </w:rPr>
-                              <w:t>{{</w:t>
-                            </w:r>
-                            <w:proofErr w:type="spellStart"/>
-                            <w:r>
-                              <w:rPr>
-                                <w:rFonts w:ascii="Calibri" w:hAnsi="Calibri" w:cs="Calibri"/>
-                                <w:color w:val="000000" w:themeColor="text1"/>
-                                <w:sz w:val="16"/>
-                                <w:szCs w:val="16"/>
-                              </w:rPr>
-                              <w:t>cod_item</w:t>
-                            </w:r>
-                            <w:proofErr w:type="spellEnd"/>
-                            <w:r>
-                              <w:rPr>
-                                <w:rFonts w:ascii="Calibri" w:hAnsi="Calibri" w:cs="Calibri"/>
-                                <w:color w:val="000000" w:themeColor="text1"/>
-                                <w:sz w:val="16"/>
-                                <w:szCs w:val="16"/>
-                              </w:rPr>
-                              <w:t>}}</w:t>
-                            </w:r>
-                          </w:p>
-                          <w:p>
-                            <w:pPr>
-                              <w:jc w:val="center"/>
-                              <w:rPr>
-                                <w:rFonts w:ascii="Calibri" w:hAnsi="Calibri" w:cs="Calibri"/>
-                                <w:color w:val="000000" w:themeColor="text1"/>
-                                <w:sz w:val="16"/>
-                                <w:szCs w:val="16"/>
-                              </w:rPr>
-                            </w:pPr>
-                          </w:p>
-                        </w:txbxContent>
-                      </wps:txbx>
-                      <wps:bodyPr rot="0" spcFirstLastPara="0" vertOverflow="overflow" horzOverflow="overflow" vert="horz" wrap="square" lIns="91440" tIns="45720" rIns="91440" bIns="45720" numCol="1" spcCol="0" rtlCol="0" fromWordArt="0" anchor="ctr" anchorCtr="0" forceAA="0" compatLnSpc="1">
-                        <a:prstTxWarp prst="textNoShape">
-                          <a:avLst/>
-                        </a:prstTxWarp>
-                        <a:noAutofit/>
-                      </wps:bodyPr>
-                    </wps:wsp>
-                  </a:graphicData>
-                </a:graphic>
-                <wp14:sizeRelH relativeFrom="margin">
-                  <wp14:pctWidth>0</wp14:pctWidth>
-                </wp14:sizeRelH>
-                <wp14:sizeRelV relativeFrom="margin">
-                  <wp14:pctHeight>0</wp14:pctHeight>
-                </wp14:sizeRelV>
-              </wp:anchor>
-            </w:drawing>
-          </mc:Choice>
-          <mc:Fallback>
-            <w:pict>
-              <v:rect w14:anchorId="294CB76A" id="_x0000_s1032" style="position:absolute;margin-left:429.85pt;margin-top:131.55pt;width:92.55pt;height:17.5pt;z-index:251686912;visibility:visible;mso-wrap-style:square;mso-width-percent:0;mso-height-percent:0;mso-wrap-distance-left:9pt;mso-wrap-distance-top:0;mso-wrap-distance-right:9pt;mso-wrap-distance-bottom:0;mso-position-horizontal:absolute;mso-position-horizontal-relative:margin;mso-position-vertical:absolute;mso-position-vertical-relative:text;mso-width-percent:0;mso-height-percent:0;mso-width-relative:margin;mso-height-relative:margin;v-text-anchor:middle" o:gfxdata="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" fillcolor="white [3212]" strokecolor="black [3213]" strokeweight=".5pt">
-                <v:textbox>
-                  <w:txbxContent>
-                    <w:p>
-                      <w:pPr>
-                        <w:jc w:val="center"/>
-                        <w:rPr>
-                          <w:rFonts w:ascii="Calibri" w:hAnsi="Calibri" w:cs="Calibri"/>
-                          <w:color w:val="000000" w:themeColor="text1"/>
-                          <w:sz w:val="16"/>
-                          <w:szCs w:val="16"/>
-                        </w:rPr>
-                      </w:pPr>
-                      <w:r>
-                        <w:rPr>
-                          <w:rFonts w:ascii="Calibri" w:hAnsi="Calibri" w:cs="Calibri"/>
-                          <w:color w:val="000000" w:themeColor="text1"/>
-                          <w:sz w:val="16"/>
-                          <w:szCs w:val="16"/>
-                        </w:rPr>
-                        <w:t>{{</w:t>
-                      </w:r>
-                      <w:proofErr w:type="spellStart"/>
-                      <w:r>
-                        <w:rPr>
-                          <w:rFonts w:ascii="Calibri" w:hAnsi="Calibri" w:cs="Calibri"/>
-                          <w:color w:val="000000" w:themeColor="text1"/>
-                          <w:sz w:val="16"/>
-                          <w:szCs w:val="16"/>
-                        </w:rPr>
-                        <w:t>cod_item</w:t>
-                      </w:r>
-                      <w:proofErr w:type="spellEnd"/>
-                      <w:r>
-                        <w:rPr>
-                          <w:rFonts w:ascii="Calibri" w:hAnsi="Calibri" w:cs="Calibri"/>
-                          <w:color w:val="000000" w:themeColor="text1"/>
-                          <w:sz w:val="16"/>
-                          <w:szCs w:val="16"/>
-                        </w:rPr>
-                        <w:t>}}</w:t>
-                      </w:r>
-                    </w:p>
-                    <w:p>
-                      <w:pPr>
-                        <w:jc w:val="center"/>
-                        <w:rPr>
-                          <w:rFonts w:ascii="Calibri" w:hAnsi="Calibri" w:cs="Calibri"/>
-                          <w:color w:val="000000" w:themeColor="text1"/>
-                          <w:sz w:val="16"/>
-                          <w:szCs w:val="16"/>
-                        </w:rPr>
-                      </w:pPr>
-                    </w:p>
-                  </w:txbxContent>
-                </v:textbox>
-                <w10:wrap anchorx="margin"/>
-              </v:rect>
-            </w:pict>
-          </mc:Fallback>
-        </mc:AlternateContent>
-      </w:r>
-      <w:r>
-        <w:rPr>
-          <w:rFonts w:ascii="Calibri" w:hAnsi="Calibri" w:cs="Calibri"/>
-          <w:noProof/>
-          <w:color w:val="002060"/>
-        </w:rPr>
-        <mc:AlternateContent>
-          <mc:Choice Requires="wps">
-            <w:drawing>
-              <wp:anchor distT="0" distB="0" distL="114300" distR="114300" simplePos="0" relativeHeight="251703296" behindDoc="0" locked="0" layoutInCell="1" allowOverlap="1" wp14:anchorId="102031A7" wp14:editId="64C3CA92">
+              <wp:anchor distT="0" distB="0" distL="114300" distR="114300" simplePos="0" relativeHeight="251703296" behindDoc="0" locked="0" layoutInCell="1" allowOverlap="1" wp14:anchorId="102031A7" wp14:editId="17C86E9E">
                 <wp:simplePos x="0" y="0"/>
                 <wp:positionH relativeFrom="margin">
                   <wp:posOffset>4968875</wp:posOffset>
@@ -2020,7 +3843,7 @@
           </mc:Choice>
           <mc:Fallback>
             <w:pict>
-              <v:rect w14:anchorId="102031A7" id="_x0000_s1033" style="position:absolute;margin-left:391.25pt;margin-top:184.35pt;width:131.25pt;height:17.5pt;z-index:251703296;visibility:visible;mso-wrap-style:square;mso-width-percent:0;mso-height-percent:0;mso-wrap-distance-left:9pt;mso-wrap-distance-top:0;mso-wrap-distance-right:9pt;mso-wrap-distance-bottom:0;mso-position-horizontal:absolute;mso-position-horizontal-relative:margin;mso-position-vertical:absolute;mso-position-vertical-relative:text;mso-width-percent:0;mso-height-percent:0;mso-width-relative:margin;mso-height-relative:margin;v-text-anchor:middle" o:gfxdata="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" fillcolor="white [3212]" strokecolor="black [3213]" strokeweight=".5pt">
+              <v:rect w14:anchorId="102031A7" id="_x0000_s1044" style="position:absolute;margin-left:391.25pt;margin-top:184.35pt;width:131.25pt;height:17.5pt;z-index:251703296;visibility:visible;mso-wrap-style:square;mso-width-percent:0;mso-height-percent:0;mso-wrap-distance-left:9pt;mso-wrap-distance-top:0;mso-wrap-distance-right:9pt;mso-wrap-distance-bottom:0;mso-position-horizontal:absolute;mso-position-horizontal-relative:margin;mso-position-vertical:absolute;mso-position-vertical-relative:text;mso-width-percent:0;mso-height-percent:0;mso-width-relative:margin;mso-height-relative:margin;v-text-anchor:middle" o:gfxdata="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" fillcolor="white [3212]" strokecolor="black [3213]" strokeweight=".5pt">
                 <v:textbox>
                   <w:txbxContent>
                     <w:p>
@@ -2091,825 +3914,7 @@
         <mc:AlternateContent>
           <mc:Choice Requires="wps">
             <w:drawing>
-              <wp:anchor distT="0" distB="0" distL="114300" distR="114300" simplePos="0" relativeHeight="251714560" behindDoc="0" locked="0" layoutInCell="1" allowOverlap="1" wp14:anchorId="161A7E26" wp14:editId="02750F94">
-                <wp:simplePos x="0" y="0"/>
-                <wp:positionH relativeFrom="margin">
-                  <wp:posOffset>0</wp:posOffset>
-                </wp:positionH>
-                <wp:positionV relativeFrom="paragraph">
-                  <wp:posOffset>2785110</wp:posOffset>
-                </wp:positionV>
-                <wp:extent cx="882650" cy="222250"/>
-                <wp:effectExtent l="0" t="0" r="12700" b="25400"/>
-                <wp:wrapNone/>
-                <wp:docPr id="899288836" name="Retângulo 2"/>
-                <wp:cNvGraphicFramePr/>
-                <a:graphic xmlns:a="http://schemas.openxmlformats.org/drawingml/2006/main">
-                  <a:graphicData uri="http://schemas.microsoft.com/office/word/2010/wordprocessingShape">
-                    <wps:wsp>
-                      <wps:cNvSpPr/>
-                      <wps:spPr>
-                        <a:xfrm>
-                          <a:off x="0" y="0"/>
-                          <a:ext cx="882650" cy="222250"/>
-                        </a:xfrm>
-                        <a:prstGeom prst="rect">
-                          <a:avLst/>
-                        </a:prstGeom>
-                        <a:solidFill>
-                          <a:schemeClr val="bg1"/>
-                        </a:solidFill>
-                        <a:ln w="6350">
-                          <a:solidFill>
-                            <a:schemeClr val="tx1"/>
-                          </a:solidFill>
-                        </a:ln>
-                      </wps:spPr>
-                      <wps:style>
-                        <a:lnRef idx="2">
-                          <a:schemeClr val="accent1">
-                            <a:shade val="15000"/>
-                          </a:schemeClr>
-                        </a:lnRef>
-                        <a:fillRef idx="1">
-                          <a:schemeClr val="accent1"/>
-                        </a:fillRef>
-                        <a:effectRef idx="0">
-                          <a:schemeClr val="accent1"/>
-                        </a:effectRef>
-                        <a:fontRef idx="minor">
-                          <a:schemeClr val="lt1"/>
-                        </a:fontRef>
-                      </wps:style>
-                      <wps:txbx>
-                        <w:txbxContent>
-                          <w:p>
-                            <w:pPr>
-                              <w:rPr>
-                                <w:rFonts w:ascii="Calibri" w:hAnsi="Calibri" w:cs="Calibri"/>
-                                <w:color w:val="000000" w:themeColor="text1"/>
-                                <w:sz w:val="16"/>
-                                <w:szCs w:val="16"/>
-                              </w:rPr>
-                            </w:pPr>
-                            <w:r>
-                              <w:rPr>
-                                <w:rFonts w:ascii="Calibri" w:hAnsi="Calibri" w:cs="Calibri"/>
-                                <w:color w:val="000000" w:themeColor="text1"/>
-                                <w:sz w:val="16"/>
-                                <w:szCs w:val="16"/>
-                              </w:rPr>
-                              <w:t>Cliente:</w:t>
-                            </w:r>
-                          </w:p>
-                        </w:txbxContent>
-                      </wps:txbx>
-                      <wps:bodyPr rot="0" spcFirstLastPara="0" vertOverflow="overflow" horzOverflow="overflow" vert="horz" wrap="square" lIns="91440" tIns="45720" rIns="91440" bIns="45720" numCol="1" spcCol="0" rtlCol="0" fromWordArt="0" anchor="ctr" anchorCtr="0" forceAA="0" compatLnSpc="1">
-                        <a:prstTxWarp prst="textNoShape">
-                          <a:avLst/>
-                        </a:prstTxWarp>
-                        <a:noAutofit/>
-                      </wps:bodyPr>
-                    </wps:wsp>
-                  </a:graphicData>
-                </a:graphic>
-                <wp14:sizeRelH relativeFrom="margin">
-                  <wp14:pctWidth>0</wp14:pctWidth>
-                </wp14:sizeRelH>
-                <wp14:sizeRelV relativeFrom="margin">
-                  <wp14:pctHeight>0</wp14:pctHeight>
-                </wp14:sizeRelV>
-              </wp:anchor>
-            </w:drawing>
-          </mc:Choice>
-          <mc:Fallback>
-            <w:pict>
-              <v:rect w14:anchorId="161A7E26" id="_x0000_s1034" style="position:absolute;margin-left:0;margin-top:219.3pt;width:69.5pt;height:17.5pt;z-index:251714560;visibility:visible;mso-wrap-style:square;mso-width-percent:0;mso-height-percent:0;mso-wrap-distance-left:9pt;mso-wrap-distance-top:0;mso-wrap-distance-right:9pt;mso-wrap-distance-bottom:0;mso-position-horizontal:absolute;mso-position-horizontal-relative:margin;mso-position-vertical:absolute;mso-position-vertical-relative:text;mso-width-percent:0;mso-height-percent:0;mso-width-relative:margin;mso-height-relative:margin;v-text-anchor:middle" o:gfxdata="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" fillcolor="white [3212]" strokecolor="black [3213]" strokeweight=".5pt">
-                <v:textbox>
-                  <w:txbxContent>
-                    <w:p>
-                      <w:pPr>
-                        <w:rPr>
-                          <w:rFonts w:ascii="Calibri" w:hAnsi="Calibri" w:cs="Calibri"/>
-                          <w:color w:val="000000" w:themeColor="text1"/>
-                          <w:sz w:val="16"/>
-                          <w:szCs w:val="16"/>
-                        </w:rPr>
-                      </w:pPr>
-                      <w:r>
-                        <w:rPr>
-                          <w:rFonts w:ascii="Calibri" w:hAnsi="Calibri" w:cs="Calibri"/>
-                          <w:color w:val="000000" w:themeColor="text1"/>
-                          <w:sz w:val="16"/>
-                          <w:szCs w:val="16"/>
-                        </w:rPr>
-                        <w:t>Cliente:</w:t>
-                      </w:r>
-                    </w:p>
-                  </w:txbxContent>
-                </v:textbox>
-                <w10:wrap anchorx="margin"/>
-              </v:rect>
-            </w:pict>
-          </mc:Fallback>
-        </mc:AlternateContent>
-      </w:r>
-      <w:r>
-        <w:rPr>
-          <w:rFonts w:ascii="Calibri" w:hAnsi="Calibri" w:cs="Calibri"/>
-          <w:noProof/>
-          <w:color w:val="002060"/>
-        </w:rPr>
-        <mc:AlternateContent>
-          <mc:Choice Requires="wps">
-            <w:drawing>
-              <wp:anchor distT="0" distB="0" distL="114300" distR="114300" simplePos="0" relativeHeight="251715584" behindDoc="0" locked="0" layoutInCell="1" allowOverlap="1" wp14:anchorId="1BE7092B" wp14:editId="19A24D1D">
-                <wp:simplePos x="0" y="0"/>
-                <wp:positionH relativeFrom="margin">
-                  <wp:posOffset>885190</wp:posOffset>
-                </wp:positionH>
-                <wp:positionV relativeFrom="paragraph">
-                  <wp:posOffset>2785110</wp:posOffset>
-                </wp:positionV>
-                <wp:extent cx="1320800" cy="222250"/>
-                <wp:effectExtent l="0" t="0" r="12700" b="25400"/>
-                <wp:wrapNone/>
-                <wp:docPr id="1299659055" name="Retângulo 2"/>
-                <wp:cNvGraphicFramePr/>
-                <a:graphic xmlns:a="http://schemas.openxmlformats.org/drawingml/2006/main">
-                  <a:graphicData uri="http://schemas.microsoft.com/office/word/2010/wordprocessingShape">
-                    <wps:wsp>
-                      <wps:cNvSpPr/>
-                      <wps:spPr>
-                        <a:xfrm>
-                          <a:off x="0" y="0"/>
-                          <a:ext cx="1320800" cy="222250"/>
-                        </a:xfrm>
-                        <a:prstGeom prst="rect">
-                          <a:avLst/>
-                        </a:prstGeom>
-                        <a:solidFill>
-                          <a:schemeClr val="bg1"/>
-                        </a:solidFill>
-                        <a:ln w="6350">
-                          <a:solidFill>
-                            <a:schemeClr val="tx1"/>
-                          </a:solidFill>
-                        </a:ln>
-                      </wps:spPr>
-                      <wps:style>
-                        <a:lnRef idx="2">
-                          <a:schemeClr val="accent1">
-                            <a:shade val="15000"/>
-                          </a:schemeClr>
-                        </a:lnRef>
-                        <a:fillRef idx="1">
-                          <a:schemeClr val="accent1"/>
-                        </a:fillRef>
-                        <a:effectRef idx="0">
-                          <a:schemeClr val="accent1"/>
-                        </a:effectRef>
-                        <a:fontRef idx="minor">
-                          <a:schemeClr val="lt1"/>
-                        </a:fontRef>
-                      </wps:style>
-                      <wps:txbx>
-                        <w:txbxContent>
-                          <w:p>
-                            <w:pPr>
-                              <w:jc w:val="center"/>
-                              <w:rPr>
-                                <w:rFonts w:ascii="Calibri" w:hAnsi="Calibri" w:cs="Calibri"/>
-                                <w:color w:val="000000" w:themeColor="text1"/>
-                                <w:sz w:val="16"/>
-                                <w:szCs w:val="16"/>
-                              </w:rPr>
-                            </w:pPr>
-                            <w:r>
-                              <w:rPr>
-                                <w:rFonts w:ascii="Calibri" w:hAnsi="Calibri" w:cs="Calibri"/>
-                                <w:color w:val="000000" w:themeColor="text1"/>
-                                <w:sz w:val="16"/>
-                                <w:szCs w:val="16"/>
-                              </w:rPr>
-                              <w:t>{{</w:t>
-                            </w:r>
-                            <w:r>
-                              <w:rPr>
-                                <w:rFonts w:ascii="Calibri" w:hAnsi="Calibri" w:cs="Calibri"/>
-                                <w:color w:val="000000" w:themeColor="text1"/>
-                                <w:sz w:val="16"/>
-                                <w:szCs w:val="16"/>
-                              </w:rPr>
-                              <w:t>cliente</w:t>
-                            </w:r>
-                            <w:r>
-                              <w:rPr>
-                                <w:rFonts w:ascii="Calibri" w:hAnsi="Calibri" w:cs="Calibri"/>
-                                <w:color w:val="000000" w:themeColor="text1"/>
-                                <w:sz w:val="16"/>
-                                <w:szCs w:val="16"/>
-                              </w:rPr>
-                              <w:t>}}</w:t>
-                            </w:r>
-                          </w:p>
-                          <w:p>
-                            <w:pPr>
-                              <w:jc w:val="center"/>
-                              <w:rPr>
-                                <w:rFonts w:ascii="Calibri" w:hAnsi="Calibri" w:cs="Calibri"/>
-                                <w:color w:val="FFFFFF" w:themeColor="background1"/>
-                                <w:sz w:val="16"/>
-                                <w:szCs w:val="16"/>
-                              </w:rPr>
-                            </w:pPr>
-                            <w:r>
-                              <w:rPr>
-                                <w:rFonts w:ascii="Calibri" w:hAnsi="Calibri" w:cs="Calibri"/>
-                                <w:color w:val="FFFFFF" w:themeColor="background1"/>
-                                <w:sz w:val="16"/>
-                                <w:szCs w:val="16"/>
-                              </w:rPr>
-                              <w:t>da Inspeção:</w:t>
-                            </w:r>
-                          </w:p>
-                        </w:txbxContent>
-                      </wps:txbx>
-                      <wps:bodyPr rot="0" spcFirstLastPara="0" vertOverflow="overflow" horzOverflow="overflow" vert="horz" wrap="square" lIns="91440" tIns="45720" rIns="91440" bIns="45720" numCol="1" spcCol="0" rtlCol="0" fromWordArt="0" anchor="ctr" anchorCtr="0" forceAA="0" compatLnSpc="1">
-                        <a:prstTxWarp prst="textNoShape">
-                          <a:avLst/>
-                        </a:prstTxWarp>
-                        <a:noAutofit/>
-                      </wps:bodyPr>
-                    </wps:wsp>
-                  </a:graphicData>
-                </a:graphic>
-                <wp14:sizeRelH relativeFrom="margin">
-                  <wp14:pctWidth>0</wp14:pctWidth>
-                </wp14:sizeRelH>
-                <wp14:sizeRelV relativeFrom="margin">
-                  <wp14:pctHeight>0</wp14:pctHeight>
-                </wp14:sizeRelV>
-              </wp:anchor>
-            </w:drawing>
-          </mc:Choice>
-          <mc:Fallback>
-            <w:pict>
-              <v:rect w14:anchorId="1BE7092B" id="_x0000_s1035" style="position:absolute;margin-left:69.7pt;margin-top:219.3pt;width:104pt;height:17.5pt;z-index:251715584;visibility:visible;mso-wrap-style:square;mso-width-percent:0;mso-height-percent:0;mso-wrap-distance-left:9pt;mso-wrap-distance-top:0;mso-wrap-distance-right:9pt;mso-wrap-distance-bottom:0;mso-position-horizontal:absolute;mso-position-horizontal-relative:margin;mso-position-vertical:absolute;mso-position-vertical-relative:text;mso-width-percent:0;mso-height-percent:0;mso-width-relative:margin;mso-height-relative:margin;v-text-anchor:middle" o:gfxdata="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" fillcolor="white [3212]" strokecolor="black [3213]" strokeweight=".5pt">
-                <v:textbox>
-                  <w:txbxContent>
-                    <w:p>
-                      <w:pPr>
-                        <w:jc w:val="center"/>
-                        <w:rPr>
-                          <w:rFonts w:ascii="Calibri" w:hAnsi="Calibri" w:cs="Calibri"/>
-                          <w:color w:val="000000" w:themeColor="text1"/>
-                          <w:sz w:val="16"/>
-                          <w:szCs w:val="16"/>
-                        </w:rPr>
-                      </w:pPr>
-                      <w:r>
-                        <w:rPr>
-                          <w:rFonts w:ascii="Calibri" w:hAnsi="Calibri" w:cs="Calibri"/>
-                          <w:color w:val="000000" w:themeColor="text1"/>
-                          <w:sz w:val="16"/>
-                          <w:szCs w:val="16"/>
-                        </w:rPr>
-                        <w:t>{{</w:t>
-                      </w:r>
-                      <w:r>
-                        <w:rPr>
-                          <w:rFonts w:ascii="Calibri" w:hAnsi="Calibri" w:cs="Calibri"/>
-                          <w:color w:val="000000" w:themeColor="text1"/>
-                          <w:sz w:val="16"/>
-                          <w:szCs w:val="16"/>
-                        </w:rPr>
-                        <w:t>cliente</w:t>
-                      </w:r>
-                      <w:r>
-                        <w:rPr>
-                          <w:rFonts w:ascii="Calibri" w:hAnsi="Calibri" w:cs="Calibri"/>
-                          <w:color w:val="000000" w:themeColor="text1"/>
-                          <w:sz w:val="16"/>
-                          <w:szCs w:val="16"/>
-                        </w:rPr>
-                        <w:t>}}</w:t>
-                      </w:r>
-                    </w:p>
-                    <w:p>
-                      <w:pPr>
-                        <w:jc w:val="center"/>
-                        <w:rPr>
-                          <w:rFonts w:ascii="Calibri" w:hAnsi="Calibri" w:cs="Calibri"/>
-                          <w:color w:val="FFFFFF" w:themeColor="background1"/>
-                          <w:sz w:val="16"/>
-                          <w:szCs w:val="16"/>
-                        </w:rPr>
-                      </w:pPr>
-                      <w:r>
-                        <w:rPr>
-                          <w:rFonts w:ascii="Calibri" w:hAnsi="Calibri" w:cs="Calibri"/>
-                          <w:color w:val="FFFFFF" w:themeColor="background1"/>
-                          <w:sz w:val="16"/>
-                          <w:szCs w:val="16"/>
-                        </w:rPr>
-                        <w:t>da Inspeção:</w:t>
-                      </w:r>
-                    </w:p>
-                  </w:txbxContent>
-                </v:textbox>
-                <w10:wrap anchorx="margin"/>
-              </v:rect>
-            </w:pict>
-          </mc:Fallback>
-        </mc:AlternateContent>
-      </w:r>
-      <w:r>
-        <w:rPr>
-          <w:rFonts w:ascii="Calibri" w:hAnsi="Calibri" w:cs="Calibri"/>
-          <w:noProof/>
-          <w:color w:val="002060"/>
-        </w:rPr>
-        <mc:AlternateContent>
-          <mc:Choice Requires="wps">
-            <w:drawing>
-              <wp:anchor distT="0" distB="0" distL="114300" distR="114300" simplePos="0" relativeHeight="251717632" behindDoc="0" locked="0" layoutInCell="1" allowOverlap="1" wp14:anchorId="4D0F42CF" wp14:editId="2F242B6A">
-                <wp:simplePos x="0" y="0"/>
-                <wp:positionH relativeFrom="margin">
-                  <wp:posOffset>5312410</wp:posOffset>
-                </wp:positionH>
-                <wp:positionV relativeFrom="paragraph">
-                  <wp:posOffset>2785110</wp:posOffset>
-                </wp:positionV>
-                <wp:extent cx="1322070" cy="222250"/>
-                <wp:effectExtent l="0" t="0" r="11430" b="25400"/>
-                <wp:wrapNone/>
-                <wp:docPr id="64518438" name="Retângulo 2"/>
-                <wp:cNvGraphicFramePr/>
-                <a:graphic xmlns:a="http://schemas.openxmlformats.org/drawingml/2006/main">
-                  <a:graphicData uri="http://schemas.microsoft.com/office/word/2010/wordprocessingShape">
-                    <wps:wsp>
-                      <wps:cNvSpPr/>
-                      <wps:spPr>
-                        <a:xfrm>
-                          <a:off x="0" y="0"/>
-                          <a:ext cx="1322070" cy="222250"/>
-                        </a:xfrm>
-                        <a:prstGeom prst="rect">
-                          <a:avLst/>
-                        </a:prstGeom>
-                        <a:solidFill>
-                          <a:schemeClr val="bg1"/>
-                        </a:solidFill>
-                        <a:ln w="6350">
-                          <a:solidFill>
-                            <a:schemeClr val="tx1"/>
-                          </a:solidFill>
-                        </a:ln>
-                      </wps:spPr>
-                      <wps:style>
-                        <a:lnRef idx="2">
-                          <a:schemeClr val="accent1">
-                            <a:shade val="15000"/>
-                          </a:schemeClr>
-                        </a:lnRef>
-                        <a:fillRef idx="1">
-                          <a:schemeClr val="accent1"/>
-                        </a:fillRef>
-                        <a:effectRef idx="0">
-                          <a:schemeClr val="accent1"/>
-                        </a:effectRef>
-                        <a:fontRef idx="minor">
-                          <a:schemeClr val="lt1"/>
-                        </a:fontRef>
-                      </wps:style>
-                      <wps:txbx>
-                        <w:txbxContent>
-                          <w:p>
-                            <w:pPr>
-                              <w:jc w:val="center"/>
-                              <w:rPr>
-                                <w:rFonts w:ascii="Calibri" w:hAnsi="Calibri" w:cs="Calibri"/>
-                                <w:color w:val="000000" w:themeColor="text1"/>
-                                <w:sz w:val="16"/>
-                                <w:szCs w:val="16"/>
-                              </w:rPr>
-                            </w:pPr>
-                            <w:r>
-                              <w:rPr>
-                                <w:rFonts w:ascii="Calibri" w:hAnsi="Calibri" w:cs="Calibri"/>
-                                <w:color w:val="000000" w:themeColor="text1"/>
-                                <w:sz w:val="16"/>
-                                <w:szCs w:val="16"/>
-                              </w:rPr>
-                              <w:t>{{</w:t>
-                            </w:r>
-                            <w:proofErr w:type="spellStart"/>
-                            <w:r>
-                              <w:rPr>
-                                <w:rFonts w:ascii="Calibri" w:hAnsi="Calibri" w:cs="Calibri"/>
-                                <w:color w:val="000000" w:themeColor="text1"/>
-                                <w:sz w:val="16"/>
-                                <w:szCs w:val="16"/>
-                              </w:rPr>
-                              <w:t>op</w:t>
-                            </w:r>
-                            <w:proofErr w:type="spellEnd"/>
-                            <w:r>
-                              <w:rPr>
-                                <w:rFonts w:ascii="Calibri" w:hAnsi="Calibri" w:cs="Calibri"/>
-                                <w:color w:val="000000" w:themeColor="text1"/>
-                                <w:sz w:val="16"/>
-                                <w:szCs w:val="16"/>
-                              </w:rPr>
-                              <w:t>}}</w:t>
-                            </w:r>
-                          </w:p>
-                        </w:txbxContent>
-                      </wps:txbx>
-                      <wps:bodyPr rot="0" spcFirstLastPara="0" vertOverflow="overflow" horzOverflow="overflow" vert="horz" wrap="square" lIns="91440" tIns="45720" rIns="91440" bIns="45720" numCol="1" spcCol="0" rtlCol="0" fromWordArt="0" anchor="ctr" anchorCtr="0" forceAA="0" compatLnSpc="1">
-                        <a:prstTxWarp prst="textNoShape">
-                          <a:avLst/>
-                        </a:prstTxWarp>
-                        <a:noAutofit/>
-                      </wps:bodyPr>
-                    </wps:wsp>
-                  </a:graphicData>
-                </a:graphic>
-                <wp14:sizeRelH relativeFrom="margin">
-                  <wp14:pctWidth>0</wp14:pctWidth>
-                </wp14:sizeRelH>
-                <wp14:sizeRelV relativeFrom="margin">
-                  <wp14:pctHeight>0</wp14:pctHeight>
-                </wp14:sizeRelV>
-              </wp:anchor>
-            </w:drawing>
-          </mc:Choice>
-          <mc:Fallback>
-            <w:pict>
-              <v:rect w14:anchorId="4D0F42CF" id="_x0000_s1036" style="position:absolute;margin-left:418.3pt;margin-top:219.3pt;width:104.1pt;height:17.5pt;z-index:251717632;visibility:visible;mso-wrap-style:square;mso-width-percent:0;mso-height-percent:0;mso-wrap-distance-left:9pt;mso-wrap-distance-top:0;mso-wrap-distance-right:9pt;mso-wrap-distance-bottom:0;mso-position-horizontal:absolute;mso-position-horizontal-relative:margin;mso-position-vertical:absolute;mso-position-vertical-relative:text;mso-width-percent:0;mso-height-percent:0;mso-width-relative:margin;mso-height-relative:margin;v-text-anchor:middle" o:gfxdata="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" fillcolor="white [3212]" strokecolor="black [3213]" strokeweight=".5pt">
-                <v:textbox>
-                  <w:txbxContent>
-                    <w:p>
-                      <w:pPr>
-                        <w:jc w:val="center"/>
-                        <w:rPr>
-                          <w:rFonts w:ascii="Calibri" w:hAnsi="Calibri" w:cs="Calibri"/>
-                          <w:color w:val="000000" w:themeColor="text1"/>
-                          <w:sz w:val="16"/>
-                          <w:szCs w:val="16"/>
-                        </w:rPr>
-                      </w:pPr>
-                      <w:r>
-                        <w:rPr>
-                          <w:rFonts w:ascii="Calibri" w:hAnsi="Calibri" w:cs="Calibri"/>
-                          <w:color w:val="000000" w:themeColor="text1"/>
-                          <w:sz w:val="16"/>
-                          <w:szCs w:val="16"/>
-                        </w:rPr>
-                        <w:t>{{</w:t>
-                      </w:r>
-                      <w:proofErr w:type="spellStart"/>
-                      <w:r>
-                        <w:rPr>
-                          <w:rFonts w:ascii="Calibri" w:hAnsi="Calibri" w:cs="Calibri"/>
-                          <w:color w:val="000000" w:themeColor="text1"/>
-                          <w:sz w:val="16"/>
-                          <w:szCs w:val="16"/>
-                        </w:rPr>
-                        <w:t>op</w:t>
-                      </w:r>
-                      <w:proofErr w:type="spellEnd"/>
-                      <w:r>
-                        <w:rPr>
-                          <w:rFonts w:ascii="Calibri" w:hAnsi="Calibri" w:cs="Calibri"/>
-                          <w:color w:val="000000" w:themeColor="text1"/>
-                          <w:sz w:val="16"/>
-                          <w:szCs w:val="16"/>
-                        </w:rPr>
-                        <w:t>}}</w:t>
-                      </w:r>
-                    </w:p>
-                  </w:txbxContent>
-                </v:textbox>
-                <w10:wrap anchorx="margin"/>
-              </v:rect>
-            </w:pict>
-          </mc:Fallback>
-        </mc:AlternateContent>
-      </w:r>
-      <w:r>
-        <w:rPr>
-          <w:rFonts w:ascii="Calibri" w:hAnsi="Calibri" w:cs="Calibri"/>
-          <w:noProof/>
-          <w:color w:val="002060"/>
-        </w:rPr>
-        <mc:AlternateContent>
-          <mc:Choice Requires="wps">
-            <w:drawing>
-              <wp:anchor distT="0" distB="0" distL="114300" distR="114300" simplePos="0" relativeHeight="251718656" behindDoc="0" locked="0" layoutInCell="1" allowOverlap="1" wp14:anchorId="0076BEAE" wp14:editId="16AABD12">
-                <wp:simplePos x="0" y="0"/>
-                <wp:positionH relativeFrom="margin">
-                  <wp:posOffset>2005330</wp:posOffset>
-                </wp:positionH>
-                <wp:positionV relativeFrom="paragraph">
-                  <wp:posOffset>2785110</wp:posOffset>
-                </wp:positionV>
-                <wp:extent cx="1178560" cy="222250"/>
-                <wp:effectExtent l="0" t="0" r="21590" b="25400"/>
-                <wp:wrapNone/>
-                <wp:docPr id="1452620409" name="Retângulo 2"/>
-                <wp:cNvGraphicFramePr/>
-                <a:graphic xmlns:a="http://schemas.openxmlformats.org/drawingml/2006/main">
-                  <a:graphicData uri="http://schemas.microsoft.com/office/word/2010/wordprocessingShape">
-                    <wps:wsp>
-                      <wps:cNvSpPr/>
-                      <wps:spPr>
-                        <a:xfrm>
-                          <a:off x="0" y="0"/>
-                          <a:ext cx="1178560" cy="222250"/>
-                        </a:xfrm>
-                        <a:prstGeom prst="rect">
-                          <a:avLst/>
-                        </a:prstGeom>
-                        <a:solidFill>
-                          <a:schemeClr val="bg1"/>
-                        </a:solidFill>
-                        <a:ln w="6350">
-                          <a:solidFill>
-                            <a:schemeClr val="tx1"/>
-                          </a:solidFill>
-                        </a:ln>
-                      </wps:spPr>
-                      <wps:style>
-                        <a:lnRef idx="2">
-                          <a:schemeClr val="accent1">
-                            <a:shade val="15000"/>
-                          </a:schemeClr>
-                        </a:lnRef>
-                        <a:fillRef idx="1">
-                          <a:schemeClr val="accent1"/>
-                        </a:fillRef>
-                        <a:effectRef idx="0">
-                          <a:schemeClr val="accent1"/>
-                        </a:effectRef>
-                        <a:fontRef idx="minor">
-                          <a:schemeClr val="lt1"/>
-                        </a:fontRef>
-                      </wps:style>
-                      <wps:txbx>
-                        <w:txbxContent>
-                          <w:p>
-                            <w:pPr>
-                              <w:rPr>
-                                <w:rFonts w:ascii="Calibri" w:hAnsi="Calibri" w:cs="Calibri"/>
-                                <w:color w:val="000000" w:themeColor="text1"/>
-                                <w:sz w:val="14"/>
-                                <w:szCs w:val="14"/>
-                              </w:rPr>
-                            </w:pPr>
-                            <w:r>
-                              <w:rPr>
-                                <w:rFonts w:ascii="Calibri" w:hAnsi="Calibri" w:cs="Calibri"/>
-                                <w:color w:val="000000" w:themeColor="text1"/>
-                                <w:sz w:val="14"/>
-                                <w:szCs w:val="14"/>
-                              </w:rPr>
-                              <w:t>Pedido:</w:t>
-                            </w:r>
-                          </w:p>
-                        </w:txbxContent>
-                      </wps:txbx>
-                      <wps:bodyPr rot="0" spcFirstLastPara="0" vertOverflow="overflow" horzOverflow="overflow" vert="horz" wrap="square" lIns="91440" tIns="45720" rIns="91440" bIns="45720" numCol="1" spcCol="0" rtlCol="0" fromWordArt="0" anchor="ctr" anchorCtr="0" forceAA="0" compatLnSpc="1">
-                        <a:prstTxWarp prst="textNoShape">
-                          <a:avLst/>
-                        </a:prstTxWarp>
-                        <a:noAutofit/>
-                      </wps:bodyPr>
-                    </wps:wsp>
-                  </a:graphicData>
-                </a:graphic>
-                <wp14:sizeRelH relativeFrom="margin">
-                  <wp14:pctWidth>0</wp14:pctWidth>
-                </wp14:sizeRelH>
-                <wp14:sizeRelV relativeFrom="margin">
-                  <wp14:pctHeight>0</wp14:pctHeight>
-                </wp14:sizeRelV>
-              </wp:anchor>
-            </w:drawing>
-          </mc:Choice>
-          <mc:Fallback>
-            <w:pict>
-              <v:rect w14:anchorId="0076BEAE" id="_x0000_s1037" style="position:absolute;margin-left:157.9pt;margin-top:219.3pt;width:92.8pt;height:17.5pt;z-index:251718656;visibility:visible;mso-wrap-style:square;mso-width-percent:0;mso-height-percent:0;mso-wrap-distance-left:9pt;mso-wrap-distance-top:0;mso-wrap-distance-right:9pt;mso-wrap-distance-bottom:0;mso-position-horizontal:absolute;mso-position-horizontal-relative:margin;mso-position-vertical:absolute;mso-position-vertical-relative:text;mso-width-percent:0;mso-height-percent:0;mso-width-relative:margin;mso-height-relative:margin;v-text-anchor:middle" o:gfxdata="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" fillcolor="white [3212]" strokecolor="black [3213]" strokeweight=".5pt">
-                <v:textbox>
-                  <w:txbxContent>
-                    <w:p>
-                      <w:pPr>
-                        <w:rPr>
-                          <w:rFonts w:ascii="Calibri" w:hAnsi="Calibri" w:cs="Calibri"/>
-                          <w:color w:val="000000" w:themeColor="text1"/>
-                          <w:sz w:val="14"/>
-                          <w:szCs w:val="14"/>
-                        </w:rPr>
-                      </w:pPr>
-                      <w:r>
-                        <w:rPr>
-                          <w:rFonts w:ascii="Calibri" w:hAnsi="Calibri" w:cs="Calibri"/>
-                          <w:color w:val="000000" w:themeColor="text1"/>
-                          <w:sz w:val="14"/>
-                          <w:szCs w:val="14"/>
-                        </w:rPr>
-                        <w:t>Pedido:</w:t>
-                      </w:r>
-                    </w:p>
-                  </w:txbxContent>
-                </v:textbox>
-                <w10:wrap anchorx="margin"/>
-              </v:rect>
-            </w:pict>
-          </mc:Fallback>
-        </mc:AlternateContent>
-      </w:r>
-      <w:r>
-        <w:rPr>
-          <w:rFonts w:ascii="Calibri" w:hAnsi="Calibri" w:cs="Calibri"/>
-          <w:noProof/>
-          <w:color w:val="002060"/>
-        </w:rPr>
-        <mc:AlternateContent>
-          <mc:Choice Requires="wps">
-            <w:drawing>
-              <wp:anchor distT="0" distB="0" distL="114300" distR="114300" simplePos="0" relativeHeight="251719680" behindDoc="0" locked="0" layoutInCell="1" allowOverlap="1" wp14:anchorId="011FC4C4" wp14:editId="2730D010">
-                <wp:simplePos x="0" y="0"/>
-                <wp:positionH relativeFrom="margin">
-                  <wp:posOffset>3169285</wp:posOffset>
-                </wp:positionH>
-                <wp:positionV relativeFrom="paragraph">
-                  <wp:posOffset>2787015</wp:posOffset>
-                </wp:positionV>
-                <wp:extent cx="1125220" cy="222250"/>
-                <wp:effectExtent l="0" t="0" r="17780" b="25400"/>
-                <wp:wrapNone/>
-                <wp:docPr id="896155318" name="Retângulo 2"/>
-                <wp:cNvGraphicFramePr/>
-                <a:graphic xmlns:a="http://schemas.openxmlformats.org/drawingml/2006/main">
-                  <a:graphicData uri="http://schemas.microsoft.com/office/word/2010/wordprocessingShape">
-                    <wps:wsp>
-                      <wps:cNvSpPr/>
-                      <wps:spPr>
-                        <a:xfrm>
-                          <a:off x="0" y="0"/>
-                          <a:ext cx="1125220" cy="222250"/>
-                        </a:xfrm>
-                        <a:prstGeom prst="rect">
-                          <a:avLst/>
-                        </a:prstGeom>
-                        <a:solidFill>
-                          <a:schemeClr val="bg1"/>
-                        </a:solidFill>
-                        <a:ln w="6350">
-                          <a:solidFill>
-                            <a:schemeClr val="tx1"/>
-                          </a:solidFill>
-                        </a:ln>
-                      </wps:spPr>
-                      <wps:style>
-                        <a:lnRef idx="2">
-                          <a:schemeClr val="accent1">
-                            <a:shade val="15000"/>
-                          </a:schemeClr>
-                        </a:lnRef>
-                        <a:fillRef idx="1">
-                          <a:schemeClr val="accent1"/>
-                        </a:fillRef>
-                        <a:effectRef idx="0">
-                          <a:schemeClr val="accent1"/>
-                        </a:effectRef>
-                        <a:fontRef idx="minor">
-                          <a:schemeClr val="lt1"/>
-                        </a:fontRef>
-                      </wps:style>
-                      <wps:txbx>
-                        <w:txbxContent>
-                          <w:p>
-                            <w:pPr>
-                              <w:jc w:val="center"/>
-                              <w:rPr>
-                                <w:rFonts w:ascii="Calibri" w:hAnsi="Calibri" w:cs="Calibri"/>
-                                <w:color w:val="000000" w:themeColor="text1"/>
-                                <w:sz w:val="16"/>
-                                <w:szCs w:val="16"/>
-                              </w:rPr>
-                            </w:pPr>
-                            <w:r>
-                              <w:rPr>
-                                <w:rFonts w:ascii="Calibri" w:hAnsi="Calibri" w:cs="Calibri"/>
-                                <w:color w:val="000000" w:themeColor="text1"/>
-                                <w:sz w:val="16"/>
-                                <w:szCs w:val="16"/>
-                              </w:rPr>
-                              <w:t>{{</w:t>
-                            </w:r>
-                            <w:r>
-                              <w:rPr>
-                                <w:rFonts w:ascii="Calibri" w:hAnsi="Calibri" w:cs="Calibri"/>
-                                <w:color w:val="000000" w:themeColor="text1"/>
-                                <w:sz w:val="16"/>
-                                <w:szCs w:val="16"/>
-                              </w:rPr>
-                              <w:t>pedido</w:t>
-                            </w:r>
-                            <w:r>
-                              <w:rPr>
-                                <w:rFonts w:ascii="Calibri" w:hAnsi="Calibri" w:cs="Calibri"/>
-                                <w:color w:val="000000" w:themeColor="text1"/>
-                                <w:sz w:val="16"/>
-                                <w:szCs w:val="16"/>
-                              </w:rPr>
-                              <w:t>}}</w:t>
-                            </w:r>
-                          </w:p>
-                        </w:txbxContent>
-                      </wps:txbx>
-                      <wps:bodyPr rot="0" spcFirstLastPara="0" vertOverflow="overflow" horzOverflow="overflow" vert="horz" wrap="square" lIns="91440" tIns="45720" rIns="91440" bIns="45720" numCol="1" spcCol="0" rtlCol="0" fromWordArt="0" anchor="ctr" anchorCtr="0" forceAA="0" compatLnSpc="1">
-                        <a:prstTxWarp prst="textNoShape">
-                          <a:avLst/>
-                        </a:prstTxWarp>
-                        <a:noAutofit/>
-                      </wps:bodyPr>
-                    </wps:wsp>
-                  </a:graphicData>
-                </a:graphic>
-                <wp14:sizeRelH relativeFrom="margin">
-                  <wp14:pctWidth>0</wp14:pctWidth>
-                </wp14:sizeRelH>
-                <wp14:sizeRelV relativeFrom="margin">
-                  <wp14:pctHeight>0</wp14:pctHeight>
-                </wp14:sizeRelV>
-              </wp:anchor>
-            </w:drawing>
-          </mc:Choice>
-          <mc:Fallback>
-            <w:pict>
-              <v:rect w14:anchorId="011FC4C4" id="_x0000_s1038" style="position:absolute;margin-left:249.55pt;margin-top:219.45pt;width:88.6pt;height:17.5pt;z-index:251719680;visibility:visible;mso-wrap-style:square;mso-width-percent:0;mso-height-percent:0;mso-wrap-distance-left:9pt;mso-wrap-distance-top:0;mso-wrap-distance-right:9pt;mso-wrap-distance-bottom:0;mso-position-horizontal:absolute;mso-position-horizontal-relative:margin;mso-position-vertical:absolute;mso-position-vertical-relative:text;mso-width-percent:0;mso-height-percent:0;mso-width-relative:margin;mso-height-relative:margin;v-text-anchor:middle" o:gfxdata="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" fillcolor="white [3212]" strokecolor="black [3213]" strokeweight=".5pt">
-                <v:textbox>
-                  <w:txbxContent>
-                    <w:p>
-                      <w:pPr>
-                        <w:jc w:val="center"/>
-                        <w:rPr>
-                          <w:rFonts w:ascii="Calibri" w:hAnsi="Calibri" w:cs="Calibri"/>
-                          <w:color w:val="000000" w:themeColor="text1"/>
-                          <w:sz w:val="16"/>
-                          <w:szCs w:val="16"/>
-                        </w:rPr>
-                      </w:pPr>
-                      <w:r>
-                        <w:rPr>
-                          <w:rFonts w:ascii="Calibri" w:hAnsi="Calibri" w:cs="Calibri"/>
-                          <w:color w:val="000000" w:themeColor="text1"/>
-                          <w:sz w:val="16"/>
-                          <w:szCs w:val="16"/>
-                        </w:rPr>
-                        <w:t>{{</w:t>
-                      </w:r>
-                      <w:r>
-                        <w:rPr>
-                          <w:rFonts w:ascii="Calibri" w:hAnsi="Calibri" w:cs="Calibri"/>
-                          <w:color w:val="000000" w:themeColor="text1"/>
-                          <w:sz w:val="16"/>
-                          <w:szCs w:val="16"/>
-                        </w:rPr>
-                        <w:t>pedido</w:t>
-                      </w:r>
-                      <w:r>
-                        <w:rPr>
-                          <w:rFonts w:ascii="Calibri" w:hAnsi="Calibri" w:cs="Calibri"/>
-                          <w:color w:val="000000" w:themeColor="text1"/>
-                          <w:sz w:val="16"/>
-                          <w:szCs w:val="16"/>
-                        </w:rPr>
-                        <w:t>}}</w:t>
-                      </w:r>
-                    </w:p>
-                  </w:txbxContent>
-                </v:textbox>
-                <w10:wrap anchorx="margin"/>
-              </v:rect>
-            </w:pict>
-          </mc:Fallback>
-        </mc:AlternateContent>
-      </w:r>
-      <w:r>
-        <w:rPr>
-          <w:rFonts w:ascii="Calibri" w:hAnsi="Calibri" w:cs="Calibri"/>
-          <w:noProof/>
-          <w:color w:val="002060"/>
-        </w:rPr>
-        <mc:AlternateContent>
-          <mc:Choice Requires="wps">
-            <w:drawing>
-              <wp:anchor distT="0" distB="0" distL="114300" distR="114300" simplePos="0" relativeHeight="251716608" behindDoc="0" locked="0" layoutInCell="1" allowOverlap="1" wp14:anchorId="7DCCA1DE" wp14:editId="391C0B8C">
+              <wp:anchor distT="0" distB="0" distL="114300" distR="114300" simplePos="0" relativeHeight="251716608" behindDoc="0" locked="0" layoutInCell="1" allowOverlap="1" wp14:anchorId="7DCCA1DE" wp14:editId="2147F71E">
                 <wp:simplePos x="0" y="0"/>
                 <wp:positionH relativeFrom="margin">
                   <wp:posOffset>4284345</wp:posOffset>
@@ -2918,7 +3923,7 @@
                   <wp:posOffset>2787015</wp:posOffset>
                 </wp:positionV>
                 <wp:extent cx="1056640" cy="222250"/>
-                <wp:effectExtent l="0" t="0" r="10160" b="25400"/>
+                <wp:effectExtent l="0" t="0" r="0" b="6350"/>
                 <wp:wrapNone/>
                 <wp:docPr id="1011011102" name="Retângulo 2"/>
                 <wp:cNvGraphicFramePr/>
@@ -2934,13 +3939,9 @@
                         <a:prstGeom prst="rect">
                           <a:avLst/>
                         </a:prstGeom>
-                        <a:solidFill>
-                          <a:schemeClr val="bg1"/>
-                        </a:solidFill>
+                        <a:noFill/>
                         <a:ln w="6350">
-                          <a:solidFill>
-                            <a:schemeClr val="tx1"/>
-                          </a:solidFill>
+                          <a:noFill/>
                         </a:ln>
                       </wps:spPr>
                       <wps:style>
@@ -3002,7 +4003,7 @@
           </mc:Choice>
           <mc:Fallback>
             <w:pict>
-              <v:rect w14:anchorId="7DCCA1DE" id="_x0000_s1039" style="position:absolute;margin-left:337.35pt;margin-top:219.45pt;width:83.2pt;height:17.5pt;z-index:251716608;visibility:visible;mso-wrap-style:square;mso-width-percent:0;mso-height-percent:0;mso-wrap-distance-left:9pt;mso-wrap-distance-top:0;mso-wrap-distance-right:9pt;mso-wrap-distance-bottom:0;mso-position-horizontal:absolute;mso-position-horizontal-relative:margin;mso-position-vertical:absolute;mso-position-vertical-relative:text;mso-width-percent:0;mso-height-percent:0;mso-width-relative:margin;mso-height-relative:margin;v-text-anchor:middle" o:gfxdata="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" fillcolor="white [3212]" strokecolor="black [3213]" strokeweight=".5pt">
+              <v:rect w14:anchorId="7DCCA1DE" id="_x0000_s1045" style="position:absolute;margin-left:337.35pt;margin-top:219.45pt;width:83.2pt;height:17.5pt;z-index:251716608;visibility:visible;mso-wrap-style:square;mso-width-percent:0;mso-height-percent:0;mso-wrap-distance-left:9pt;mso-wrap-distance-top:0;mso-wrap-distance-right:9pt;mso-wrap-distance-bottom:0;mso-position-horizontal:absolute;mso-position-horizontal-relative:margin;mso-position-vertical:absolute;mso-position-vertical-relative:text;mso-width-percent:0;mso-height-percent:0;mso-width-relative:margin;mso-height-relative:margin;v-text-anchor:middle" o:gfxdata="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" filled="f" stroked="f" strokeweight=".5pt">
                 <v:textbox>
                   <w:txbxContent>
                     <w:p>
@@ -3041,7 +4042,7 @@
         <mc:AlternateContent>
           <mc:Choice Requires="wps">
             <w:drawing>
-              <wp:anchor distT="0" distB="0" distL="114300" distR="114300" simplePos="0" relativeHeight="251726848" behindDoc="0" locked="0" layoutInCell="1" allowOverlap="1" wp14:anchorId="7F1D593D" wp14:editId="2ACE2CD2">
+              <wp:anchor distT="0" distB="0" distL="114300" distR="114300" simplePos="0" relativeHeight="251726848" behindDoc="0" locked="0" layoutInCell="1" allowOverlap="1" wp14:anchorId="7F1D593D" wp14:editId="4A61F76E">
                 <wp:simplePos x="0" y="0"/>
                 <wp:positionH relativeFrom="margin">
                   <wp:align>left</wp:align>
@@ -3154,7 +4155,7 @@
           </mc:Choice>
           <mc:Fallback>
             <w:pict>
-              <v:rect w14:anchorId="7F1D593D" id="_x0000_s1040" style="position:absolute;margin-left:0;margin-top:292.2pt;width:522.35pt;height:17.5pt;z-index:251726848;visibility:visible;mso-wrap-style:square;mso-width-percent:0;mso-height-percent:0;mso-wrap-distance-left:9pt;mso-wrap-distance-top:0;mso-wrap-distance-right:9pt;mso-wrap-distance-bottom:0;mso-position-horizontal:left;mso-position-horizontal-relative:margin;mso-position-vertical:absolute;mso-position-vertical-relative:text;mso-width-percent:0;mso-height-percent:0;mso-width-relative:margin;mso-height-relative:margin;v-text-anchor:middle" o:gfxdata="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" fillcolor="#a5a5a5 [2092]" strokecolor="black [3213]" strokeweight=".5pt">
+              <v:rect w14:anchorId="7F1D593D" id="_x0000_s1046" style="position:absolute;margin-left:0;margin-top:292.2pt;width:522.35pt;height:17.5pt;z-index:251726848;visibility:visible;mso-wrap-style:square;mso-width-percent:0;mso-height-percent:0;mso-wrap-distance-left:9pt;mso-wrap-distance-top:0;mso-wrap-distance-right:9pt;mso-wrap-distance-bottom:0;mso-position-horizontal:left;mso-position-horizontal-relative:margin;mso-position-vertical:absolute;mso-position-vertical-relative:text;mso-width-percent:0;mso-height-percent:0;mso-width-relative:margin;mso-height-relative:margin;v-text-anchor:middle" o:gfxdata="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" fillcolor="#a5a5a5 [2092]" strokecolor="black [3213]" strokeweight=".5pt">
                 <v:textbox>
                   <w:txbxContent>
                     <w:p>
@@ -3211,313 +4212,7 @@
         <mc:AlternateContent>
           <mc:Choice Requires="wps">
             <w:drawing>
-              <wp:anchor distT="0" distB="0" distL="114300" distR="114300" simplePos="0" relativeHeight="251724800" behindDoc="0" locked="0" layoutInCell="1" allowOverlap="1" wp14:anchorId="2C1F042F" wp14:editId="429A474F">
-                <wp:simplePos x="0" y="0"/>
-                <wp:positionH relativeFrom="margin">
-                  <wp:posOffset>1107323</wp:posOffset>
-                </wp:positionH>
-                <wp:positionV relativeFrom="paragraph">
-                  <wp:posOffset>3215316</wp:posOffset>
-                </wp:positionV>
-                <wp:extent cx="5528945" cy="507365"/>
-                <wp:effectExtent l="0" t="0" r="14605" b="26035"/>
-                <wp:wrapNone/>
-                <wp:docPr id="1819778737" name="Retângulo 2"/>
-                <wp:cNvGraphicFramePr/>
-                <a:graphic xmlns:a="http://schemas.openxmlformats.org/drawingml/2006/main">
-                  <a:graphicData uri="http://schemas.microsoft.com/office/word/2010/wordprocessingShape">
-                    <wps:wsp>
-                      <wps:cNvSpPr/>
-                      <wps:spPr>
-                        <a:xfrm>
-                          <a:off x="0" y="0"/>
-                          <a:ext cx="5528945" cy="507365"/>
-                        </a:xfrm>
-                        <a:prstGeom prst="rect">
-                          <a:avLst/>
-                        </a:prstGeom>
-                        <a:solidFill>
-                          <a:schemeClr val="bg1"/>
-                        </a:solidFill>
-                        <a:ln w="6350">
-                          <a:solidFill>
-                            <a:schemeClr val="tx1"/>
-                          </a:solidFill>
-                        </a:ln>
-                      </wps:spPr>
-                      <wps:style>
-                        <a:lnRef idx="2">
-                          <a:schemeClr val="accent1">
-                            <a:shade val="15000"/>
-                          </a:schemeClr>
-                        </a:lnRef>
-                        <a:fillRef idx="1">
-                          <a:schemeClr val="accent1"/>
-                        </a:fillRef>
-                        <a:effectRef idx="0">
-                          <a:schemeClr val="accent1"/>
-                        </a:effectRef>
-                        <a:fontRef idx="minor">
-                          <a:schemeClr val="lt1"/>
-                        </a:fontRef>
-                      </wps:style>
-                      <wps:txbx>
-                        <w:txbxContent>
-                          <w:p>
-                            <w:pPr>
-                              <w:jc w:val="center"/>
-                              <w:rPr>
-                                <w:rFonts w:ascii="Calibri" w:hAnsi="Calibri" w:cs="Calibri"/>
-                                <w:color w:val="000000" w:themeColor="text1"/>
-                                <w:sz w:val="16"/>
-                                <w:szCs w:val="16"/>
-                              </w:rPr>
-                            </w:pPr>
-                            <w:r>
-                              <w:rPr>
-                                <w:rFonts w:ascii="Calibri" w:hAnsi="Calibri" w:cs="Calibri"/>
-                                <w:color w:val="000000" w:themeColor="text1"/>
-                                <w:sz w:val="16"/>
-                                <w:szCs w:val="16"/>
-                              </w:rPr>
-                              <w:t>{{</w:t>
-                            </w:r>
-                            <w:proofErr w:type="spellStart"/>
-                            <w:r>
-                              <w:rPr>
-                                <w:rFonts w:ascii="Calibri" w:hAnsi="Calibri" w:cs="Calibri"/>
-                                <w:color w:val="000000" w:themeColor="text1"/>
-                                <w:sz w:val="16"/>
-                                <w:szCs w:val="16"/>
-                              </w:rPr>
-                              <w:t>acao</w:t>
-                            </w:r>
-                            <w:proofErr w:type="spellEnd"/>
-                            <w:r>
-                              <w:rPr>
-                                <w:rFonts w:ascii="Calibri" w:hAnsi="Calibri" w:cs="Calibri"/>
-                                <w:color w:val="000000" w:themeColor="text1"/>
-                                <w:sz w:val="16"/>
-                                <w:szCs w:val="16"/>
-                              </w:rPr>
-                              <w:t>}}</w:t>
-                            </w:r>
-                          </w:p>
-                        </w:txbxContent>
-                      </wps:txbx>
-                      <wps:bodyPr rot="0" spcFirstLastPara="0" vertOverflow="overflow" horzOverflow="overflow" vert="horz" wrap="square" lIns="91440" tIns="45720" rIns="91440" bIns="45720" numCol="1" spcCol="0" rtlCol="0" fromWordArt="0" anchor="ctr" anchorCtr="0" forceAA="0" compatLnSpc="1">
-                        <a:prstTxWarp prst="textNoShape">
-                          <a:avLst/>
-                        </a:prstTxWarp>
-                        <a:noAutofit/>
-                      </wps:bodyPr>
-                    </wps:wsp>
-                  </a:graphicData>
-                </a:graphic>
-                <wp14:sizeRelH relativeFrom="margin">
-                  <wp14:pctWidth>0</wp14:pctWidth>
-                </wp14:sizeRelH>
-                <wp14:sizeRelV relativeFrom="margin">
-                  <wp14:pctHeight>0</wp14:pctHeight>
-                </wp14:sizeRelV>
-              </wp:anchor>
-            </w:drawing>
-          </mc:Choice>
-          <mc:Fallback>
-            <w:pict>
-              <v:rect w14:anchorId="2C1F042F" id="_x0000_s1041" style="position:absolute;margin-left:87.2pt;margin-top:253.15pt;width:435.35pt;height:39.95pt;z-index:251724800;visibility:visible;mso-wrap-style:square;mso-width-percent:0;mso-height-percent:0;mso-wrap-distance-left:9pt;mso-wrap-distance-top:0;mso-wrap-distance-right:9pt;mso-wrap-distance-bottom:0;mso-position-horizontal:absolute;mso-position-horizontal-relative:margin;mso-position-vertical:absolute;mso-position-vertical-relative:text;mso-width-percent:0;mso-height-percent:0;mso-width-relative:margin;mso-height-relative:margin;v-text-anchor:middle" o:gfxdata="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" fillcolor="white [3212]" strokecolor="black [3213]" strokeweight=".5pt">
-                <v:textbox>
-                  <w:txbxContent>
-                    <w:p>
-                      <w:pPr>
-                        <w:jc w:val="center"/>
-                        <w:rPr>
-                          <w:rFonts w:ascii="Calibri" w:hAnsi="Calibri" w:cs="Calibri"/>
-                          <w:color w:val="000000" w:themeColor="text1"/>
-                          <w:sz w:val="16"/>
-                          <w:szCs w:val="16"/>
-                        </w:rPr>
-                      </w:pPr>
-                      <w:r>
-                        <w:rPr>
-                          <w:rFonts w:ascii="Calibri" w:hAnsi="Calibri" w:cs="Calibri"/>
-                          <w:color w:val="000000" w:themeColor="text1"/>
-                          <w:sz w:val="16"/>
-                          <w:szCs w:val="16"/>
-                        </w:rPr>
-                        <w:t>{{</w:t>
-                      </w:r>
-                      <w:proofErr w:type="spellStart"/>
-                      <w:r>
-                        <w:rPr>
-                          <w:rFonts w:ascii="Calibri" w:hAnsi="Calibri" w:cs="Calibri"/>
-                          <w:color w:val="000000" w:themeColor="text1"/>
-                          <w:sz w:val="16"/>
-                          <w:szCs w:val="16"/>
-                        </w:rPr>
-                        <w:t>acao</w:t>
-                      </w:r>
-                      <w:proofErr w:type="spellEnd"/>
-                      <w:r>
-                        <w:rPr>
-                          <w:rFonts w:ascii="Calibri" w:hAnsi="Calibri" w:cs="Calibri"/>
-                          <w:color w:val="000000" w:themeColor="text1"/>
-                          <w:sz w:val="16"/>
-                          <w:szCs w:val="16"/>
-                        </w:rPr>
-                        <w:t>}}</w:t>
-                      </w:r>
-                    </w:p>
-                  </w:txbxContent>
-                </v:textbox>
-                <w10:wrap anchorx="margin"/>
-              </v:rect>
-            </w:pict>
-          </mc:Fallback>
-        </mc:AlternateContent>
-      </w:r>
-      <w:r>
-        <w:rPr>
-          <w:rFonts w:ascii="Calibri" w:hAnsi="Calibri" w:cs="Calibri"/>
-          <w:noProof/>
-          <w:color w:val="002060"/>
-        </w:rPr>
-        <mc:AlternateContent>
-          <mc:Choice Requires="wps">
-            <w:drawing>
-              <wp:anchor distT="0" distB="0" distL="114300" distR="114300" simplePos="0" relativeHeight="251723776" behindDoc="0" locked="0" layoutInCell="1" allowOverlap="1" wp14:anchorId="4698584F" wp14:editId="33AE856E">
-                <wp:simplePos x="0" y="0"/>
-                <wp:positionH relativeFrom="margin">
-                  <wp:align>left</wp:align>
-                </wp:positionH>
-                <wp:positionV relativeFrom="paragraph">
-                  <wp:posOffset>3215316</wp:posOffset>
-                </wp:positionV>
-                <wp:extent cx="1099185" cy="507413"/>
-                <wp:effectExtent l="0" t="0" r="24765" b="26035"/>
-                <wp:wrapNone/>
-                <wp:docPr id="922228798" name="Retângulo 2"/>
-                <wp:cNvGraphicFramePr/>
-                <a:graphic xmlns:a="http://schemas.openxmlformats.org/drawingml/2006/main">
-                  <a:graphicData uri="http://schemas.microsoft.com/office/word/2010/wordprocessingShape">
-                    <wps:wsp>
-                      <wps:cNvSpPr/>
-                      <wps:spPr>
-                        <a:xfrm>
-                          <a:off x="0" y="0"/>
-                          <a:ext cx="1099185" cy="507413"/>
-                        </a:xfrm>
-                        <a:prstGeom prst="rect">
-                          <a:avLst/>
-                        </a:prstGeom>
-                        <a:solidFill>
-                          <a:schemeClr val="bg1"/>
-                        </a:solidFill>
-                        <a:ln w="6350">
-                          <a:solidFill>
-                            <a:schemeClr val="tx1"/>
-                          </a:solidFill>
-                        </a:ln>
-                      </wps:spPr>
-                      <wps:style>
-                        <a:lnRef idx="2">
-                          <a:schemeClr val="accent1">
-                            <a:shade val="15000"/>
-                          </a:schemeClr>
-                        </a:lnRef>
-                        <a:fillRef idx="1">
-                          <a:schemeClr val="accent1"/>
-                        </a:fillRef>
-                        <a:effectRef idx="0">
-                          <a:schemeClr val="accent1"/>
-                        </a:effectRef>
-                        <a:fontRef idx="minor">
-                          <a:schemeClr val="lt1"/>
-                        </a:fontRef>
-                      </wps:style>
-                      <wps:txbx>
-                        <w:txbxContent>
-                          <w:p>
-                            <w:pPr>
-                              <w:rPr>
-                                <w:rFonts w:ascii="Calibri" w:hAnsi="Calibri" w:cs="Calibri"/>
-                                <w:color w:val="000000" w:themeColor="text1"/>
-                                <w:sz w:val="16"/>
-                                <w:szCs w:val="16"/>
-                              </w:rPr>
-                            </w:pPr>
-                            <w:r>
-                              <w:rPr>
-                                <w:rFonts w:ascii="Calibri" w:hAnsi="Calibri" w:cs="Calibri"/>
-                                <w:color w:val="000000" w:themeColor="text1"/>
-                                <w:sz w:val="16"/>
-                                <w:szCs w:val="16"/>
-                              </w:rPr>
-                              <w:t>Ação Imediata:</w:t>
-                            </w:r>
-                          </w:p>
-                        </w:txbxContent>
-                      </wps:txbx>
-                      <wps:bodyPr rot="0" spcFirstLastPara="0" vertOverflow="overflow" horzOverflow="overflow" vert="horz" wrap="square" lIns="91440" tIns="45720" rIns="91440" bIns="45720" numCol="1" spcCol="0" rtlCol="0" fromWordArt="0" anchor="ctr" anchorCtr="0" forceAA="0" compatLnSpc="1">
-                        <a:prstTxWarp prst="textNoShape">
-                          <a:avLst/>
-                        </a:prstTxWarp>
-                        <a:noAutofit/>
-                      </wps:bodyPr>
-                    </wps:wsp>
-                  </a:graphicData>
-                </a:graphic>
-                <wp14:sizeRelH relativeFrom="margin">
-                  <wp14:pctWidth>0</wp14:pctWidth>
-                </wp14:sizeRelH>
-                <wp14:sizeRelV relativeFrom="margin">
-                  <wp14:pctHeight>0</wp14:pctHeight>
-                </wp14:sizeRelV>
-              </wp:anchor>
-            </w:drawing>
-          </mc:Choice>
-          <mc:Fallback>
-            <w:pict>
-              <v:rect w14:anchorId="4698584F" id="_x0000_s1042" style="position:absolute;margin-left:0;margin-top:253.15pt;width:86.55pt;height:39.95pt;z-index:251723776;visibility:visible;mso-wrap-style:square;mso-width-percent:0;mso-height-percent:0;mso-wrap-distance-left:9pt;mso-wrap-distance-top:0;mso-wrap-distance-right:9pt;mso-wrap-distance-bottom:0;mso-position-horizontal:left;mso-position-horizontal-relative:margin;mso-position-vertical:absolute;mso-position-vertical-relative:text;mso-width-percent:0;mso-height-percent:0;mso-width-relative:margin;mso-height-relative:margin;v-text-anchor:middle" o:gfxdata="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" fillcolor="white [3212]" strokecolor="black [3213]" strokeweight=".5pt">
-                <v:textbox>
-                  <w:txbxContent>
-                    <w:p>
-                      <w:pPr>
-                        <w:rPr>
-                          <w:rFonts w:ascii="Calibri" w:hAnsi="Calibri" w:cs="Calibri"/>
-                          <w:color w:val="000000" w:themeColor="text1"/>
-                          <w:sz w:val="16"/>
-                          <w:szCs w:val="16"/>
-                        </w:rPr>
-                      </w:pPr>
-                      <w:r>
-                        <w:rPr>
-                          <w:rFonts w:ascii="Calibri" w:hAnsi="Calibri" w:cs="Calibri"/>
-                          <w:color w:val="000000" w:themeColor="text1"/>
-                          <w:sz w:val="16"/>
-                          <w:szCs w:val="16"/>
-                        </w:rPr>
-                        <w:t>Ação Imediata:</w:t>
-                      </w:r>
-                    </w:p>
-                  </w:txbxContent>
-                </v:textbox>
-                <w10:wrap anchorx="margin"/>
-              </v:rect>
-            </w:pict>
-          </mc:Fallback>
-        </mc:AlternateContent>
-      </w:r>
-      <w:r>
-        <w:rPr>
-          <w:rFonts w:ascii="Calibri" w:hAnsi="Calibri" w:cs="Calibri"/>
-          <w:noProof/>
-          <w:color w:val="002060"/>
-        </w:rPr>
-        <mc:AlternateContent>
-          <mc:Choice Requires="wps">
-            <w:drawing>
-              <wp:anchor distT="0" distB="0" distL="114300" distR="114300" simplePos="0" relativeHeight="251721728" behindDoc="0" locked="0" layoutInCell="1" allowOverlap="1" wp14:anchorId="74FF64ED" wp14:editId="49419DBC">
+              <wp:anchor distT="0" distB="0" distL="114300" distR="114300" simplePos="0" relativeHeight="251721728" behindDoc="0" locked="0" layoutInCell="1" allowOverlap="1" wp14:anchorId="74FF64ED" wp14:editId="150098B2">
                 <wp:simplePos x="0" y="0"/>
                 <wp:positionH relativeFrom="margin">
                   <wp:align>left</wp:align>
@@ -3612,7 +4307,7 @@
           </mc:Choice>
           <mc:Fallback>
             <w:pict>
-              <v:rect w14:anchorId="74FF64ED" id="_x0000_s1043" style="position:absolute;margin-left:0;margin-top:236.4pt;width:522.35pt;height:17.5pt;z-index:251721728;visibility:visible;mso-wrap-style:square;mso-width-percent:0;mso-height-percent:0;mso-wrap-distance-left:9pt;mso-wrap-distance-top:0;mso-wrap-distance-right:9pt;mso-wrap-distance-bottom:0;mso-position-horizontal:left;mso-position-horizontal-relative:margin;mso-position-vertical:absolute;mso-position-vertical-relative:text;mso-width-percent:0;mso-height-percent:0;mso-width-relative:margin;mso-height-relative:margin;v-text-anchor:middle" o:gfxdata="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" fillcolor="#a5a5a5 [2092]" strokecolor="black [3213]" strokeweight=".5pt">
+              <v:rect w14:anchorId="74FF64ED" id="_x0000_s1047" style="position:absolute;margin-left:0;margin-top:236.4pt;width:522.35pt;height:17.5pt;z-index:251721728;visibility:visible;mso-wrap-style:square;mso-width-percent:0;mso-height-percent:0;mso-wrap-distance-left:9pt;mso-wrap-distance-top:0;mso-wrap-distance-right:9pt;mso-wrap-distance-bottom:0;mso-position-horizontal:left;mso-position-horizontal-relative:margin;mso-position-vertical:absolute;mso-position-vertical-relative:text;mso-width-percent:0;mso-height-percent:0;mso-width-relative:margin;mso-height-relative:margin;v-text-anchor:middle" o:gfxdata="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" fillcolor="#a5a5a5 [2092]" strokecolor="black [3213]" strokeweight=".5pt">
                 <v:textbox>
                   <w:txbxContent>
                     <w:p>
@@ -3651,7 +4346,7 @@
         <mc:AlternateContent>
           <mc:Choice Requires="wps">
             <w:drawing>
-              <wp:anchor distT="0" distB="0" distL="114300" distR="114300" simplePos="0" relativeHeight="251707392" behindDoc="0" locked="0" layoutInCell="1" allowOverlap="1" wp14:anchorId="3984E0DD" wp14:editId="39B341F2">
+              <wp:anchor distT="0" distB="0" distL="114300" distR="114300" simplePos="0" relativeHeight="251707392" behindDoc="0" locked="0" layoutInCell="1" allowOverlap="1" wp14:anchorId="3984E0DD" wp14:editId="52EE95F7">
                 <wp:simplePos x="0" y="0"/>
                 <wp:positionH relativeFrom="margin">
                   <wp:posOffset>0</wp:posOffset>
@@ -3744,7 +4439,7 @@
           </mc:Choice>
           <mc:Fallback>
             <w:pict>
-              <v:rect w14:anchorId="3984E0DD" id="_x0000_s1044" style="position:absolute;margin-left:0;margin-top:44.6pt;width:69.5pt;height:17.5pt;z-index:251707392;visibility:visible;mso-wrap-style:square;mso-width-percent:0;mso-height-percent:0;mso-wrap-distance-left:9pt;mso-wrap-distance-top:0;mso-wrap-distance-right:9pt;mso-wrap-distance-bottom:0;mso-position-horizontal:absolute;mso-position-horizontal-relative:margin;mso-position-vertical:absolute;mso-position-vertical-relative:text;mso-width-percent:0;mso-height-percent:0;mso-width-relative:margin;mso-height-relative:margin;v-text-anchor:middle" o:gfxdata="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" fillcolor="white [3212]" strokecolor="black [3213]" strokeweight=".5pt">
+              <v:rect w14:anchorId="3984E0DD" id="_x0000_s1048" style="position:absolute;margin-left:0;margin-top:44.6pt;width:69.5pt;height:17.5pt;z-index:251707392;visibility:visible;mso-wrap-style:square;mso-width-percent:0;mso-height-percent:0;mso-wrap-distance-left:9pt;mso-wrap-distance-top:0;mso-wrap-distance-right:9pt;mso-wrap-distance-bottom:0;mso-position-horizontal:absolute;mso-position-horizontal-relative:margin;mso-position-vertical:absolute;mso-position-vertical-relative:text;mso-width-percent:0;mso-height-percent:0;mso-width-relative:margin;mso-height-relative:margin;v-text-anchor:middle" o:gfxdata="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" fillcolor="white [3212]" strokecolor="black [3213]" strokeweight=".5pt">
                 <v:textbox>
                   <w:txbxContent>
                     <w:p>
@@ -3783,7 +4478,7 @@
         <mc:AlternateContent>
           <mc:Choice Requires="wps">
             <w:drawing>
-              <wp:anchor distT="0" distB="0" distL="114300" distR="114300" simplePos="0" relativeHeight="251708416" behindDoc="0" locked="0" layoutInCell="1" allowOverlap="1" wp14:anchorId="2CF5BB94" wp14:editId="6A29EE5C">
+              <wp:anchor distT="0" distB="0" distL="114300" distR="114300" simplePos="0" relativeHeight="251708416" behindDoc="0" locked="0" layoutInCell="1" allowOverlap="1" wp14:anchorId="2CF5BB94" wp14:editId="25FC1281">
                 <wp:simplePos x="0" y="0"/>
                 <wp:positionH relativeFrom="margin">
                   <wp:posOffset>885190</wp:posOffset>
@@ -3897,7 +4592,7 @@
           </mc:Choice>
           <mc:Fallback>
             <w:pict>
-              <v:rect w14:anchorId="2CF5BB94" id="_x0000_s1045" style="position:absolute;margin-left:69.7pt;margin-top:44.6pt;width:104.05pt;height:17.5pt;z-index:251708416;visibility:visible;mso-wrap-style:square;mso-width-percent:0;mso-height-percent:0;mso-wrap-distance-left:9pt;mso-wrap-distance-top:0;mso-wrap-distance-right:9pt;mso-wrap-distance-bottom:0;mso-position-horizontal:absolute;mso-position-horizontal-relative:margin;mso-position-vertical:absolute;mso-position-vertical-relative:text;mso-width-percent:0;mso-height-percent:0;mso-width-relative:margin;mso-height-relative:margin;v-text-anchor:middle" o:gfxdata="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" fillcolor="white [3212]" strokecolor="black [3213]" strokeweight=".5pt">
+              <v:rect w14:anchorId="2CF5BB94" id="_x0000_s1049" style="position:absolute;margin-left:69.7pt;margin-top:44.6pt;width:104.05pt;height:17.5pt;z-index:251708416;visibility:visible;mso-wrap-style:square;mso-width-percent:0;mso-height-percent:0;mso-wrap-distance-left:9pt;mso-wrap-distance-top:0;mso-wrap-distance-right:9pt;mso-wrap-distance-bottom:0;mso-position-horizontal:absolute;mso-position-horizontal-relative:margin;mso-position-vertical:absolute;mso-position-vertical-relative:text;mso-width-percent:0;mso-height-percent:0;mso-width-relative:margin;mso-height-relative:margin;v-text-anchor:middle" o:gfxdata="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" fillcolor="white [3212]" strokecolor="black [3213]" strokeweight=".5pt">
                 <v:textbox>
                   <w:txbxContent>
                     <w:p>
@@ -3957,7 +4652,7 @@
         <mc:AlternateContent>
           <mc:Choice Requires="wps">
             <w:drawing>
-              <wp:anchor distT="0" distB="0" distL="114300" distR="114300" simplePos="0" relativeHeight="251709440" behindDoc="0" locked="0" layoutInCell="1" allowOverlap="1" wp14:anchorId="65AA3834" wp14:editId="4E3B1B99">
+              <wp:anchor distT="0" distB="0" distL="114300" distR="114300" simplePos="0" relativeHeight="251709440" behindDoc="0" locked="0" layoutInCell="1" allowOverlap="1" wp14:anchorId="65AA3834" wp14:editId="525E964F">
                 <wp:simplePos x="0" y="0"/>
                 <wp:positionH relativeFrom="margin">
                   <wp:posOffset>4563745</wp:posOffset>
@@ -4050,7 +4745,7 @@
           </mc:Choice>
           <mc:Fallback>
             <w:pict>
-              <v:rect w14:anchorId="65AA3834" id="_x0000_s1046" style="position:absolute;margin-left:359.35pt;margin-top:44.6pt;width:61.2pt;height:17.5pt;z-index:251709440;visibility:visible;mso-wrap-style:square;mso-width-percent:0;mso-height-percent:0;mso-wrap-distance-left:9pt;mso-wrap-distance-top:0;mso-wrap-distance-right:9pt;mso-wrap-distance-bottom:0;mso-position-horizontal:absolute;mso-position-horizontal-relative:margin;mso-position-vertical:absolute;mso-position-vertical-relative:text;mso-width-percent:0;mso-height-percent:0;mso-width-relative:margin;mso-height-relative:margin;v-text-anchor:middle" o:gfxdata="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" fillcolor="white [3212]" strokecolor="black [3213]" strokeweight=".5pt">
+              <v:rect w14:anchorId="65AA3834" id="_x0000_s1050" style="position:absolute;margin-left:359.35pt;margin-top:44.6pt;width:61.2pt;height:17.5pt;z-index:251709440;visibility:visible;mso-wrap-style:square;mso-width-percent:0;mso-height-percent:0;mso-wrap-distance-left:9pt;mso-wrap-distance-top:0;mso-wrap-distance-right:9pt;mso-wrap-distance-bottom:0;mso-position-horizontal:absolute;mso-position-horizontal-relative:margin;mso-position-vertical:absolute;mso-position-vertical-relative:text;mso-width-percent:0;mso-height-percent:0;mso-width-relative:margin;mso-height-relative:margin;v-text-anchor:middle" o:gfxdata="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" fillcolor="white [3212]" strokecolor="black [3213]" strokeweight=".5pt">
                 <v:textbox>
                   <w:txbxContent>
                     <w:p>
@@ -4089,7 +4784,7 @@
         <mc:AlternateContent>
           <mc:Choice Requires="wps">
             <w:drawing>
-              <wp:anchor distT="0" distB="0" distL="114300" distR="114300" simplePos="0" relativeHeight="251710464" behindDoc="0" locked="0" layoutInCell="1" allowOverlap="1" wp14:anchorId="4C9EAE53" wp14:editId="7E9275A6">
+              <wp:anchor distT="0" distB="0" distL="114300" distR="114300" simplePos="0" relativeHeight="251710464" behindDoc="0" locked="0" layoutInCell="1" allowOverlap="1" wp14:anchorId="4C9EAE53" wp14:editId="11B93E6D">
                 <wp:simplePos x="0" y="0"/>
                 <wp:positionH relativeFrom="margin">
                   <wp:posOffset>5312410</wp:posOffset>
@@ -4213,7 +4908,7 @@
           </mc:Choice>
           <mc:Fallback>
             <w:pict>
-              <v:rect w14:anchorId="4C9EAE53" id="_x0000_s1047" style="position:absolute;margin-left:418.3pt;margin-top:44.6pt;width:104.15pt;height:17.5pt;z-index:251710464;visibility:visible;mso-wrap-style:square;mso-width-percent:0;mso-height-percent:0;mso-wrap-distance-left:9pt;mso-wrap-distance-top:0;mso-wrap-distance-right:9pt;mso-wrap-distance-bottom:0;mso-position-horizontal:absolute;mso-position-horizontal-relative:margin;mso-position-vertical:absolute;mso-position-vertical-relative:text;mso-width-percent:0;mso-height-percent:0;mso-width-relative:margin;mso-height-relative:margin;v-text-anchor:middle" o:gfxdata="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" fillcolor="white [3212]" strokecolor="black [3213]" strokeweight=".5pt">
+              <v:rect w14:anchorId="4C9EAE53" id="_x0000_s1051" style="position:absolute;margin-left:418.3pt;margin-top:44.6pt;width:104.15pt;height:17.5pt;z-index:251710464;visibility:visible;mso-wrap-style:square;mso-width-percent:0;mso-height-percent:0;mso-wrap-distance-left:9pt;mso-wrap-distance-top:0;mso-wrap-distance-right:9pt;mso-wrap-distance-bottom:0;mso-position-horizontal:absolute;mso-position-horizontal-relative:margin;mso-position-vertical:absolute;mso-position-vertical-relative:text;mso-width-percent:0;mso-height-percent:0;mso-width-relative:margin;mso-height-relative:margin;v-text-anchor:middle" o:gfxdata="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" fillcolor="white [3212]" strokecolor="black [3213]" strokeweight=".5pt">
                 <v:textbox>
                   <w:txbxContent>
                     <w:p>
@@ -4283,7 +4978,7 @@
         <mc:AlternateContent>
           <mc:Choice Requires="wps">
             <w:drawing>
-              <wp:anchor distT="0" distB="0" distL="114300" distR="114300" simplePos="0" relativeHeight="251711488" behindDoc="0" locked="0" layoutInCell="1" allowOverlap="1" wp14:anchorId="53B856CB" wp14:editId="61E67C64">
+              <wp:anchor distT="0" distB="0" distL="114300" distR="114300" simplePos="0" relativeHeight="251711488" behindDoc="0" locked="0" layoutInCell="1" allowOverlap="1" wp14:anchorId="53B856CB" wp14:editId="0A9C9A64">
                 <wp:simplePos x="0" y="0"/>
                 <wp:positionH relativeFrom="margin">
                   <wp:posOffset>2005330</wp:posOffset>
@@ -4376,7 +5071,7 @@
           </mc:Choice>
           <mc:Fallback>
             <w:pict>
-              <v:rect w14:anchorId="53B856CB" id="_x0000_s1048" style="position:absolute;margin-left:157.9pt;margin-top:44.6pt;width:92.8pt;height:17.5pt;z-index:251711488;visibility:visible;mso-wrap-style:square;mso-width-percent:0;mso-height-percent:0;mso-wrap-distance-left:9pt;mso-wrap-distance-top:0;mso-wrap-distance-right:9pt;mso-wrap-distance-bottom:0;mso-position-horizontal:absolute;mso-position-horizontal-relative:margin;mso-position-vertical:absolute;mso-position-vertical-relative:text;mso-width-percent:0;mso-height-percent:0;mso-width-relative:margin;mso-height-relative:margin;v-text-anchor:middle" o:gfxdata="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" fillcolor="white [3212]" strokecolor="black [3213]" strokeweight=".5pt">
+              <v:rect w14:anchorId="53B856CB" id="_x0000_s1052" style="position:absolute;margin-left:157.9pt;margin-top:44.6pt;width:92.8pt;height:17.5pt;z-index:251711488;visibility:visible;mso-wrap-style:square;mso-width-percent:0;mso-height-percent:0;mso-wrap-distance-left:9pt;mso-wrap-distance-top:0;mso-wrap-distance-right:9pt;mso-wrap-distance-bottom:0;mso-position-horizontal:absolute;mso-position-horizontal-relative:margin;mso-position-vertical:absolute;mso-position-vertical-relative:text;mso-width-percent:0;mso-height-percent:0;mso-width-relative:margin;mso-height-relative:margin;v-text-anchor:middle" o:gfxdata="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" fillcolor="white [3212]" strokecolor="black [3213]" strokeweight=".5pt">
                 <v:textbox>
                   <w:txbxContent>
                     <w:p>
@@ -4415,7 +5110,7 @@
         <mc:AlternateContent>
           <mc:Choice Requires="wps">
             <w:drawing>
-              <wp:anchor distT="0" distB="0" distL="114300" distR="114300" simplePos="0" relativeHeight="251712512" behindDoc="0" locked="0" layoutInCell="1" allowOverlap="1" wp14:anchorId="623EEF94" wp14:editId="2379E625">
+              <wp:anchor distT="0" distB="0" distL="114300" distR="114300" simplePos="0" relativeHeight="251712512" behindDoc="0" locked="0" layoutInCell="1" allowOverlap="1" wp14:anchorId="623EEF94" wp14:editId="34DBAA0C">
                 <wp:simplePos x="0" y="0"/>
                 <wp:positionH relativeFrom="margin">
                   <wp:posOffset>3168650</wp:posOffset>
@@ -4529,7 +5224,7 @@
           </mc:Choice>
           <mc:Fallback>
             <w:pict>
-              <v:rect w14:anchorId="623EEF94" id="_x0000_s1049" style="position:absolute;margin-left:249.5pt;margin-top:44.6pt;width:110.65pt;height:17.5pt;z-index:251712512;visibility:visible;mso-wrap-style:square;mso-width-percent:0;mso-height-percent:0;mso-wrap-distance-left:9pt;mso-wrap-distance-top:0;mso-wrap-distance-right:9pt;mso-wrap-distance-bottom:0;mso-position-horizontal:absolute;mso-position-horizontal-relative:margin;mso-position-vertical:absolute;mso-position-vertical-relative:text;mso-width-percent:0;mso-height-percent:0;mso-width-relative:margin;mso-height-relative:margin;v-text-anchor:middle" o:gfxdata="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" fillcolor="white [3212]" strokecolor="black [3213]" strokeweight=".5pt">
+              <v:rect w14:anchorId="623EEF94" id="_x0000_s1053" style="position:absolute;margin-left:249.5pt;margin-top:44.6pt;width:110.65pt;height:17.5pt;z-index:251712512;visibility:visible;mso-wrap-style:square;mso-width-percent:0;mso-height-percent:0;mso-wrap-distance-left:9pt;mso-wrap-distance-top:0;mso-wrap-distance-right:9pt;mso-wrap-distance-bottom:0;mso-position-horizontal:absolute;mso-position-horizontal-relative:margin;mso-position-vertical:absolute;mso-position-vertical-relative:text;mso-width-percent:0;mso-height-percent:0;mso-width-relative:margin;mso-height-relative:margin;v-text-anchor:middle" o:gfxdata="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" fillcolor="white [3212]" strokecolor="black [3213]" strokeweight=".5pt">
                 <v:textbox>
                   <w:txbxContent>
                     <w:p>
@@ -4589,7 +5284,7 @@
         <mc:AlternateContent>
           <mc:Choice Requires="wps">
             <w:drawing>
-              <wp:anchor distT="0" distB="0" distL="114300" distR="114300" simplePos="0" relativeHeight="251705344" behindDoc="0" locked="0" layoutInCell="1" allowOverlap="1" wp14:anchorId="7562B60F" wp14:editId="4E92D551">
+              <wp:anchor distT="0" distB="0" distL="114300" distR="114300" simplePos="0" relativeHeight="251705344" behindDoc="0" locked="0" layoutInCell="1" allowOverlap="1" wp14:anchorId="7562B60F" wp14:editId="6A175F48">
                 <wp:simplePos x="0" y="0"/>
                 <wp:positionH relativeFrom="margin">
                   <wp:posOffset>3806</wp:posOffset>
@@ -4684,7 +5379,7 @@
           </mc:Choice>
           <mc:Fallback>
             <w:pict>
-              <v:rect w14:anchorId="7562B60F" id="_x0000_s1050" style="position:absolute;margin-left:.3pt;margin-top:201.95pt;width:522.35pt;height:17.5pt;z-index:251705344;visibility:visible;mso-wrap-style:square;mso-width-percent:0;mso-height-percent:0;mso-wrap-distance-left:9pt;mso-wrap-distance-top:0;mso-wrap-distance-right:9pt;mso-wrap-distance-bottom:0;mso-position-horizontal:absolute;mso-position-horizontal-relative:margin;mso-position-vertical:absolute;mso-position-vertical-relative:text;mso-width-percent:0;mso-height-percent:0;mso-width-relative:margin;mso-height-relative:margin;v-text-anchor:middle" o:gfxdata="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" fillcolor="#a5a5a5 [2092]" strokecolor="black [3213]" strokeweight=".5pt">
+              <v:rect w14:anchorId="7562B60F" id="_x0000_s1054" style="position:absolute;margin-left:.3pt;margin-top:201.95pt;width:522.35pt;height:17.5pt;z-index:251705344;visibility:visible;mso-wrap-style:square;mso-width-percent:0;mso-height-percent:0;mso-wrap-distance-left:9pt;mso-wrap-distance-top:0;mso-wrap-distance-right:9pt;mso-wrap-distance-bottom:0;mso-position-horizontal:absolute;mso-position-horizontal-relative:margin;mso-position-vertical:absolute;mso-position-vertical-relative:text;mso-width-percent:0;mso-height-percent:0;mso-width-relative:margin;mso-height-relative:margin;v-text-anchor:middle" o:gfxdata="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" fillcolor="#a5a5a5 [2092]" strokecolor="black [3213]" strokeweight=".5pt">
                 <v:textbox>
                   <w:txbxContent>
                     <w:p>
@@ -4723,7 +5418,7 @@
         <mc:AlternateContent>
           <mc:Choice Requires="wps">
             <w:drawing>
-              <wp:anchor distT="0" distB="0" distL="114300" distR="114300" simplePos="0" relativeHeight="251700224" behindDoc="0" locked="0" layoutInCell="1" allowOverlap="1" wp14:anchorId="242930FA" wp14:editId="046EB8ED">
+              <wp:anchor distT="0" distB="0" distL="114300" distR="114300" simplePos="0" relativeHeight="251700224" behindDoc="0" locked="0" layoutInCell="1" allowOverlap="1" wp14:anchorId="242930FA" wp14:editId="1DAF2D97">
                 <wp:simplePos x="0" y="0"/>
                 <wp:positionH relativeFrom="margin">
                   <wp:posOffset>2540</wp:posOffset>
@@ -4816,7 +5511,7 @@
           </mc:Choice>
           <mc:Fallback>
             <w:pict>
-              <v:rect w14:anchorId="242930FA" id="_x0000_s1051" style="position:absolute;margin-left:.2pt;margin-top:184.35pt;width:131.05pt;height:17.5pt;z-index:251700224;visibility:visible;mso-wrap-style:square;mso-width-percent:0;mso-height-percent:0;mso-wrap-distance-left:9pt;mso-wrap-distance-top:0;mso-wrap-distance-right:9pt;mso-wrap-distance-bottom:0;mso-position-horizontal:absolute;mso-position-horizontal-relative:margin;mso-position-vertical:absolute;mso-position-vertical-relative:text;mso-width-percent:0;mso-height-percent:0;mso-width-relative:margin;mso-height-relative:margin;v-text-anchor:middle" o:gfxdata="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" fillcolor="white [3212]" strokecolor="black [3213]" strokeweight=".5pt">
+              <v:rect w14:anchorId="242930FA" id="_x0000_s1055" style="position:absolute;margin-left:.2pt;margin-top:184.35pt;width:131.05pt;height:17.5pt;z-index:251700224;visibility:visible;mso-wrap-style:square;mso-width-percent:0;mso-height-percent:0;mso-wrap-distance-left:9pt;mso-wrap-distance-top:0;mso-wrap-distance-right:9pt;mso-wrap-distance-bottom:0;mso-position-horizontal:absolute;mso-position-horizontal-relative:margin;mso-position-vertical:absolute;mso-position-vertical-relative:text;mso-width-percent:0;mso-height-percent:0;mso-width-relative:margin;mso-height-relative:margin;v-text-anchor:middle" o:gfxdata="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" fillcolor="white [3212]" strokecolor="black [3213]" strokeweight=".5pt">
                 <v:textbox>
                   <w:txbxContent>
                     <w:p>
@@ -4855,7 +5550,7 @@
         <mc:AlternateContent>
           <mc:Choice Requires="wps">
             <w:drawing>
-              <wp:anchor distT="0" distB="0" distL="114300" distR="114300" simplePos="0" relativeHeight="251701248" behindDoc="0" locked="0" layoutInCell="1" allowOverlap="1" wp14:anchorId="0BA78389" wp14:editId="0330DBD9">
+              <wp:anchor distT="0" distB="0" distL="114300" distR="114300" simplePos="0" relativeHeight="251701248" behindDoc="0" locked="0" layoutInCell="1" allowOverlap="1" wp14:anchorId="0BA78389" wp14:editId="6474CAED">
                 <wp:simplePos x="0" y="0"/>
                 <wp:positionH relativeFrom="margin">
                   <wp:posOffset>1670050</wp:posOffset>
@@ -4978,7 +5673,7 @@
           </mc:Choice>
           <mc:Fallback>
             <w:pict>
-              <v:rect w14:anchorId="0BA78389" id="_x0000_s1052" style="position:absolute;margin-left:131.5pt;margin-top:184.35pt;width:178.1pt;height:17.5pt;z-index:251701248;visibility:visible;mso-wrap-style:square;mso-width-percent:0;mso-height-percent:0;mso-wrap-distance-left:9pt;mso-wrap-distance-top:0;mso-wrap-distance-right:9pt;mso-wrap-distance-bottom:0;mso-position-horizontal:absolute;mso-position-horizontal-relative:margin;mso-position-vertical:absolute;mso-position-vertical-relative:text;mso-width-percent:0;mso-height-percent:0;mso-width-relative:margin;mso-height-relative:margin;v-text-anchor:middle" o:gfxdata="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" fillcolor="white [3212]" strokecolor="black [3213]" strokeweight=".5pt">
+              <v:rect w14:anchorId="0BA78389" id="_x0000_s1056" style="position:absolute;margin-left:131.5pt;margin-top:184.35pt;width:178.1pt;height:17.5pt;z-index:251701248;visibility:visible;mso-wrap-style:square;mso-width-percent:0;mso-height-percent:0;mso-wrap-distance-left:9pt;mso-wrap-distance-top:0;mso-wrap-distance-right:9pt;mso-wrap-distance-bottom:0;mso-position-horizontal:absolute;mso-position-horizontal-relative:margin;mso-position-vertical:absolute;mso-position-vertical-relative:text;mso-width-percent:0;mso-height-percent:0;mso-width-relative:margin;mso-height-relative:margin;v-text-anchor:middle" o:gfxdata="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" fillcolor="white [3212]" strokecolor="black [3213]" strokeweight=".5pt">
                 <v:textbox>
                   <w:txbxContent>
                     <w:p>
@@ -5047,7 +5742,7 @@
         <mc:AlternateContent>
           <mc:Choice Requires="wps">
             <w:drawing>
-              <wp:anchor distT="0" distB="0" distL="114300" distR="114300" simplePos="0" relativeHeight="251702272" behindDoc="0" locked="0" layoutInCell="1" allowOverlap="1" wp14:anchorId="736CB4F6" wp14:editId="50E10D30">
+              <wp:anchor distT="0" distB="0" distL="114300" distR="114300" simplePos="0" relativeHeight="251702272" behindDoc="0" locked="0" layoutInCell="1" allowOverlap="1" wp14:anchorId="736CB4F6" wp14:editId="6F99D477">
                 <wp:simplePos x="0" y="0"/>
                 <wp:positionH relativeFrom="margin">
                   <wp:posOffset>3937000</wp:posOffset>
@@ -5140,7 +5835,7 @@
           </mc:Choice>
           <mc:Fallback>
             <w:pict>
-              <v:rect w14:anchorId="736CB4F6" id="_x0000_s1053" style="position:absolute;margin-left:310pt;margin-top:184.35pt;width:81.75pt;height:17.5pt;z-index:251702272;visibility:visible;mso-wrap-style:square;mso-width-percent:0;mso-height-percent:0;mso-wrap-distance-left:9pt;mso-wrap-distance-top:0;mso-wrap-distance-right:9pt;mso-wrap-distance-bottom:0;mso-position-horizontal:absolute;mso-position-horizontal-relative:margin;mso-position-vertical:absolute;mso-position-vertical-relative:text;mso-width-percent:0;mso-height-percent:0;mso-width-relative:margin;mso-height-relative:margin;v-text-anchor:middle" o:gfxdata="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" fillcolor="white [3212]" strokecolor="black [3213]" strokeweight=".5pt">
+              <v:rect w14:anchorId="736CB4F6" id="_x0000_s1057" style="position:absolute;margin-left:310pt;margin-top:184.35pt;width:81.75pt;height:17.5pt;z-index:251702272;visibility:visible;mso-wrap-style:square;mso-width-percent:0;mso-height-percent:0;mso-wrap-distance-left:9pt;mso-wrap-distance-top:0;mso-wrap-distance-right:9pt;mso-wrap-distance-bottom:0;mso-position-horizontal:absolute;mso-position-horizontal-relative:margin;mso-position-vertical:absolute;mso-position-vertical-relative:text;mso-width-percent:0;mso-height-percent:0;mso-width-relative:margin;mso-height-relative:margin;v-text-anchor:middle" o:gfxdata="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" fillcolor="white [3212]" strokecolor="black [3213]" strokeweight=".5pt">
                 <v:textbox>
                   <w:txbxContent>
                     <w:p>
@@ -5179,7 +5874,7 @@
         <mc:AlternateContent>
           <mc:Choice Requires="wps">
             <w:drawing>
-              <wp:anchor distT="0" distB="0" distL="114300" distR="114300" simplePos="0" relativeHeight="251698176" behindDoc="0" locked="0" layoutInCell="1" allowOverlap="1" wp14:anchorId="6DFD7D99" wp14:editId="1F1A546D">
+              <wp:anchor distT="0" distB="0" distL="114300" distR="114300" simplePos="0" relativeHeight="251698176" behindDoc="0" locked="0" layoutInCell="1" allowOverlap="1" wp14:anchorId="6DFD7D99" wp14:editId="7B78C86C">
                 <wp:simplePos x="0" y="0"/>
                 <wp:positionH relativeFrom="margin">
                   <wp:align>left</wp:align>
@@ -5274,7 +5969,7 @@
           </mc:Choice>
           <mc:Fallback>
             <w:pict>
-              <v:rect w14:anchorId="6DFD7D99" id="_x0000_s1054" style="position:absolute;margin-left:0;margin-top:166.55pt;width:522.35pt;height:17.5pt;z-index:251698176;visibility:visible;mso-wrap-style:square;mso-width-percent:0;mso-height-percent:0;mso-wrap-distance-left:9pt;mso-wrap-distance-top:0;mso-wrap-distance-right:9pt;mso-wrap-distance-bottom:0;mso-position-horizontal:left;mso-position-horizontal-relative:margin;mso-position-vertical:absolute;mso-position-vertical-relative:text;mso-width-percent:0;mso-height-percent:0;mso-width-relative:margin;mso-height-relative:margin;v-text-anchor:middle" o:gfxdata="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" fillcolor="#a5a5a5 [2092]" strokecolor="black [3213]" strokeweight=".5pt">
+              <v:rect w14:anchorId="6DFD7D99" id="_x0000_s1058" style="position:absolute;margin-left:0;margin-top:166.55pt;width:522.35pt;height:17.5pt;z-index:251698176;visibility:visible;mso-wrap-style:square;mso-width-percent:0;mso-height-percent:0;mso-wrap-distance-left:9pt;mso-wrap-distance-top:0;mso-wrap-distance-right:9pt;mso-wrap-distance-bottom:0;mso-position-horizontal:left;mso-position-horizontal-relative:margin;mso-position-vertical:absolute;mso-position-vertical-relative:text;mso-width-percent:0;mso-height-percent:0;mso-width-relative:margin;mso-height-relative:margin;v-text-anchor:middle" o:gfxdata="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" fillcolor="#a5a5a5 [2092]" strokecolor="black [3213]" strokeweight=".5pt">
                 <v:textbox>
                   <w:txbxContent>
                     <w:p>
@@ -5313,1627 +6008,7 @@
         <mc:AlternateContent>
           <mc:Choice Requires="wps">
             <w:drawing>
-              <wp:anchor distT="0" distB="0" distL="114300" distR="114300" simplePos="0" relativeHeight="251696128" behindDoc="0" locked="0" layoutInCell="1" allowOverlap="1" wp14:anchorId="70E3254C" wp14:editId="662E7FE8">
-                <wp:simplePos x="0" y="0"/>
-                <wp:positionH relativeFrom="margin">
-                  <wp:posOffset>3168687</wp:posOffset>
-                </wp:positionH>
-                <wp:positionV relativeFrom="paragraph">
-                  <wp:posOffset>1893930</wp:posOffset>
-                </wp:positionV>
-                <wp:extent cx="1405402" cy="222250"/>
-                <wp:effectExtent l="0" t="0" r="23495" b="25400"/>
-                <wp:wrapNone/>
-                <wp:docPr id="277014982" name="Retângulo 2"/>
-                <wp:cNvGraphicFramePr/>
-                <a:graphic xmlns:a="http://schemas.openxmlformats.org/drawingml/2006/main">
-                  <a:graphicData uri="http://schemas.microsoft.com/office/word/2010/wordprocessingShape">
-                    <wps:wsp>
-                      <wps:cNvSpPr/>
-                      <wps:spPr>
-                        <a:xfrm>
-                          <a:off x="0" y="0"/>
-                          <a:ext cx="1405402" cy="222250"/>
-                        </a:xfrm>
-                        <a:prstGeom prst="rect">
-                          <a:avLst/>
-                        </a:prstGeom>
-                        <a:solidFill>
-                          <a:schemeClr val="bg1"/>
-                        </a:solidFill>
-                        <a:ln w="6350">
-                          <a:solidFill>
-                            <a:schemeClr val="tx1"/>
-                          </a:solidFill>
-                        </a:ln>
-                      </wps:spPr>
-                      <wps:style>
-                        <a:lnRef idx="2">
-                          <a:schemeClr val="accent1">
-                            <a:shade val="15000"/>
-                          </a:schemeClr>
-                        </a:lnRef>
-                        <a:fillRef idx="1">
-                          <a:schemeClr val="accent1"/>
-                        </a:fillRef>
-                        <a:effectRef idx="0">
-                          <a:schemeClr val="accent1"/>
-                        </a:effectRef>
-                        <a:fontRef idx="minor">
-                          <a:schemeClr val="lt1"/>
-                        </a:fontRef>
-                      </wps:style>
-                      <wps:txbx>
-                        <w:txbxContent>
-                          <w:p>
-                            <w:pPr>
-                              <w:jc w:val="center"/>
-                              <w:rPr>
-                                <w:rFonts w:ascii="Calibri" w:hAnsi="Calibri" w:cs="Calibri"/>
-                                <w:color w:val="000000" w:themeColor="text1"/>
-                                <w:sz w:val="16"/>
-                                <w:szCs w:val="16"/>
-                              </w:rPr>
-                            </w:pPr>
-                            <w:r>
-                              <w:rPr>
-                                <w:rFonts w:ascii="Calibri" w:hAnsi="Calibri" w:cs="Calibri"/>
-                                <w:color w:val="000000" w:themeColor="text1"/>
-                                <w:sz w:val="16"/>
-                                <w:szCs w:val="16"/>
-                              </w:rPr>
-                              <w:t>{{</w:t>
-                            </w:r>
-                            <w:r>
-                              <w:rPr>
-                                <w:rFonts w:ascii="Calibri" w:hAnsi="Calibri" w:cs="Calibri"/>
-                                <w:color w:val="000000" w:themeColor="text1"/>
-                                <w:sz w:val="16"/>
-                                <w:szCs w:val="16"/>
-                              </w:rPr>
-                              <w:t>metragem</w:t>
-                            </w:r>
-                            <w:r>
-                              <w:rPr>
-                                <w:rFonts w:ascii="Calibri" w:hAnsi="Calibri" w:cs="Calibri"/>
-                                <w:color w:val="000000" w:themeColor="text1"/>
-                                <w:sz w:val="16"/>
-                                <w:szCs w:val="16"/>
-                              </w:rPr>
-                              <w:t>}}</w:t>
-                            </w:r>
-                          </w:p>
-                          <w:p>
-                            <w:pPr>
-                              <w:jc w:val="center"/>
-                              <w:rPr>
-                                <w:rFonts w:ascii="Calibri" w:hAnsi="Calibri" w:cs="Calibri"/>
-                                <w:color w:val="000000" w:themeColor="text1"/>
-                                <w:sz w:val="16"/>
-                                <w:szCs w:val="16"/>
-                              </w:rPr>
-                            </w:pPr>
-                          </w:p>
-                        </w:txbxContent>
-                      </wps:txbx>
-                      <wps:bodyPr rot="0" spcFirstLastPara="0" vertOverflow="overflow" horzOverflow="overflow" vert="horz" wrap="square" lIns="91440" tIns="45720" rIns="91440" bIns="45720" numCol="1" spcCol="0" rtlCol="0" fromWordArt="0" anchor="ctr" anchorCtr="0" forceAA="0" compatLnSpc="1">
-                        <a:prstTxWarp prst="textNoShape">
-                          <a:avLst/>
-                        </a:prstTxWarp>
-                        <a:noAutofit/>
-                      </wps:bodyPr>
-                    </wps:wsp>
-                  </a:graphicData>
-                </a:graphic>
-                <wp14:sizeRelH relativeFrom="margin">
-                  <wp14:pctWidth>0</wp14:pctWidth>
-                </wp14:sizeRelH>
-                <wp14:sizeRelV relativeFrom="margin">
-                  <wp14:pctHeight>0</wp14:pctHeight>
-                </wp14:sizeRelV>
-              </wp:anchor>
-            </w:drawing>
-          </mc:Choice>
-          <mc:Fallback>
-            <w:pict>
-              <v:rect w14:anchorId="70E3254C" id="_x0000_s1055" style="position:absolute;margin-left:249.5pt;margin-top:149.15pt;width:110.65pt;height:17.5pt;z-index:251696128;visibility:visible;mso-wrap-style:square;mso-width-percent:0;mso-height-percent:0;mso-wrap-distance-left:9pt;mso-wrap-distance-top:0;mso-wrap-distance-right:9pt;mso-wrap-distance-bottom:0;mso-position-horizontal:absolute;mso-position-horizontal-relative:margin;mso-position-vertical:absolute;mso-position-vertical-relative:text;mso-width-percent:0;mso-height-percent:0;mso-width-relative:margin;mso-height-relative:margin;v-text-anchor:middle" o:gfxdata="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" fillcolor="white [3212]" strokecolor="black [3213]" strokeweight=".5pt">
-                <v:textbox>
-                  <w:txbxContent>
-                    <w:p>
-                      <w:pPr>
-                        <w:jc w:val="center"/>
-                        <w:rPr>
-                          <w:rFonts w:ascii="Calibri" w:hAnsi="Calibri" w:cs="Calibri"/>
-                          <w:color w:val="000000" w:themeColor="text1"/>
-                          <w:sz w:val="16"/>
-                          <w:szCs w:val="16"/>
-                        </w:rPr>
-                      </w:pPr>
-                      <w:r>
-                        <w:rPr>
-                          <w:rFonts w:ascii="Calibri" w:hAnsi="Calibri" w:cs="Calibri"/>
-                          <w:color w:val="000000" w:themeColor="text1"/>
-                          <w:sz w:val="16"/>
-                          <w:szCs w:val="16"/>
-                        </w:rPr>
-                        <w:t>{{</w:t>
-                      </w:r>
-                      <w:r>
-                        <w:rPr>
-                          <w:rFonts w:ascii="Calibri" w:hAnsi="Calibri" w:cs="Calibri"/>
-                          <w:color w:val="000000" w:themeColor="text1"/>
-                          <w:sz w:val="16"/>
-                          <w:szCs w:val="16"/>
-                        </w:rPr>
-                        <w:t>metragem</w:t>
-                      </w:r>
-                      <w:r>
-                        <w:rPr>
-                          <w:rFonts w:ascii="Calibri" w:hAnsi="Calibri" w:cs="Calibri"/>
-                          <w:color w:val="000000" w:themeColor="text1"/>
-                          <w:sz w:val="16"/>
-                          <w:szCs w:val="16"/>
-                        </w:rPr>
-                        <w:t>}}</w:t>
-                      </w:r>
-                    </w:p>
-                    <w:p>
-                      <w:pPr>
-                        <w:jc w:val="center"/>
-                        <w:rPr>
-                          <w:rFonts w:ascii="Calibri" w:hAnsi="Calibri" w:cs="Calibri"/>
-                          <w:color w:val="000000" w:themeColor="text1"/>
-                          <w:sz w:val="16"/>
-                          <w:szCs w:val="16"/>
-                        </w:rPr>
-                      </w:pPr>
-                    </w:p>
-                  </w:txbxContent>
-                </v:textbox>
-                <w10:wrap anchorx="margin"/>
-              </v:rect>
-            </w:pict>
-          </mc:Fallback>
-        </mc:AlternateContent>
-      </w:r>
-      <w:r>
-        <w:rPr>
-          <w:rFonts w:ascii="Calibri" w:hAnsi="Calibri" w:cs="Calibri"/>
-          <w:noProof/>
-          <w:color w:val="002060"/>
-        </w:rPr>
-        <mc:AlternateContent>
-          <mc:Choice Requires="wps">
-            <w:drawing>
-              <wp:anchor distT="0" distB="0" distL="114300" distR="114300" simplePos="0" relativeHeight="251694080" behindDoc="0" locked="0" layoutInCell="1" allowOverlap="1" wp14:anchorId="5BB1C9A8" wp14:editId="51D79B44">
-                <wp:simplePos x="0" y="0"/>
-                <wp:positionH relativeFrom="margin">
-                  <wp:posOffset>2005866</wp:posOffset>
-                </wp:positionH>
-                <wp:positionV relativeFrom="paragraph">
-                  <wp:posOffset>1893930</wp:posOffset>
-                </wp:positionV>
-                <wp:extent cx="1178677" cy="222250"/>
-                <wp:effectExtent l="0" t="0" r="21590" b="25400"/>
-                <wp:wrapNone/>
-                <wp:docPr id="1441831011" name="Retângulo 2"/>
-                <wp:cNvGraphicFramePr/>
-                <a:graphic xmlns:a="http://schemas.openxmlformats.org/drawingml/2006/main">
-                  <a:graphicData uri="http://schemas.microsoft.com/office/word/2010/wordprocessingShape">
-                    <wps:wsp>
-                      <wps:cNvSpPr/>
-                      <wps:spPr>
-                        <a:xfrm>
-                          <a:off x="0" y="0"/>
-                          <a:ext cx="1178677" cy="222250"/>
-                        </a:xfrm>
-                        <a:prstGeom prst="rect">
-                          <a:avLst/>
-                        </a:prstGeom>
-                        <a:solidFill>
-                          <a:schemeClr val="bg1"/>
-                        </a:solidFill>
-                        <a:ln w="6350">
-                          <a:solidFill>
-                            <a:schemeClr val="tx1"/>
-                          </a:solidFill>
-                        </a:ln>
-                      </wps:spPr>
-                      <wps:style>
-                        <a:lnRef idx="2">
-                          <a:schemeClr val="accent1">
-                            <a:shade val="15000"/>
-                          </a:schemeClr>
-                        </a:lnRef>
-                        <a:fillRef idx="1">
-                          <a:schemeClr val="accent1"/>
-                        </a:fillRef>
-                        <a:effectRef idx="0">
-                          <a:schemeClr val="accent1"/>
-                        </a:effectRef>
-                        <a:fontRef idx="minor">
-                          <a:schemeClr val="lt1"/>
-                        </a:fontRef>
-                      </wps:style>
-                      <wps:txbx>
-                        <w:txbxContent>
-                          <w:p>
-                            <w:pPr>
-                              <w:rPr>
-                                <w:rFonts w:ascii="Calibri" w:hAnsi="Calibri" w:cs="Calibri"/>
-                                <w:color w:val="000000" w:themeColor="text1"/>
-                                <w:sz w:val="14"/>
-                                <w:szCs w:val="14"/>
-                              </w:rPr>
-                            </w:pPr>
-                            <w:r>
-                              <w:rPr>
-                                <w:rFonts w:ascii="Calibri" w:hAnsi="Calibri" w:cs="Calibri"/>
-                                <w:color w:val="000000" w:themeColor="text1"/>
-                                <w:sz w:val="14"/>
-                                <w:szCs w:val="14"/>
-                              </w:rPr>
-                              <w:t>Metragem geradora da NC:</w:t>
-                            </w:r>
-                          </w:p>
-                        </w:txbxContent>
-                      </wps:txbx>
-                      <wps:bodyPr rot="0" spcFirstLastPara="0" vertOverflow="overflow" horzOverflow="overflow" vert="horz" wrap="square" lIns="91440" tIns="45720" rIns="91440" bIns="45720" numCol="1" spcCol="0" rtlCol="0" fromWordArt="0" anchor="ctr" anchorCtr="0" forceAA="0" compatLnSpc="1">
-                        <a:prstTxWarp prst="textNoShape">
-                          <a:avLst/>
-                        </a:prstTxWarp>
-                        <a:noAutofit/>
-                      </wps:bodyPr>
-                    </wps:wsp>
-                  </a:graphicData>
-                </a:graphic>
-                <wp14:sizeRelH relativeFrom="margin">
-                  <wp14:pctWidth>0</wp14:pctWidth>
-                </wp14:sizeRelH>
-                <wp14:sizeRelV relativeFrom="margin">
-                  <wp14:pctHeight>0</wp14:pctHeight>
-                </wp14:sizeRelV>
-              </wp:anchor>
-            </w:drawing>
-          </mc:Choice>
-          <mc:Fallback>
-            <w:pict>
-              <v:rect w14:anchorId="5BB1C9A8" id="_x0000_s1056" style="position:absolute;margin-left:157.95pt;margin-top:149.15pt;width:92.8pt;height:17.5pt;z-index:251694080;visibility:visible;mso-wrap-style:square;mso-width-percent:0;mso-height-percent:0;mso-wrap-distance-left:9pt;mso-wrap-distance-top:0;mso-wrap-distance-right:9pt;mso-wrap-distance-bottom:0;mso-position-horizontal:absolute;mso-position-horizontal-relative:margin;mso-position-vertical:absolute;mso-position-vertical-relative:text;mso-width-percent:0;mso-height-percent:0;mso-width-relative:margin;mso-height-relative:margin;v-text-anchor:middle" o:gfxdata="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" fillcolor="white [3212]" strokecolor="black [3213]" strokeweight=".5pt">
-                <v:textbox>
-                  <w:txbxContent>
-                    <w:p>
-                      <w:pPr>
-                        <w:rPr>
-                          <w:rFonts w:ascii="Calibri" w:hAnsi="Calibri" w:cs="Calibri"/>
-                          <w:color w:val="000000" w:themeColor="text1"/>
-                          <w:sz w:val="14"/>
-                          <w:szCs w:val="14"/>
-                        </w:rPr>
-                      </w:pPr>
-                      <w:r>
-                        <w:rPr>
-                          <w:rFonts w:ascii="Calibri" w:hAnsi="Calibri" w:cs="Calibri"/>
-                          <w:color w:val="000000" w:themeColor="text1"/>
-                          <w:sz w:val="14"/>
-                          <w:szCs w:val="14"/>
-                        </w:rPr>
-                        <w:t>Metragem geradora da NC:</w:t>
-                      </w:r>
-                    </w:p>
-                  </w:txbxContent>
-                </v:textbox>
-                <w10:wrap anchorx="margin"/>
-              </v:rect>
-            </w:pict>
-          </mc:Fallback>
-        </mc:AlternateContent>
-      </w:r>
-      <w:r>
-        <w:rPr>
-          <w:rFonts w:ascii="Calibri" w:hAnsi="Calibri" w:cs="Calibri"/>
-          <w:noProof/>
-          <w:color w:val="002060"/>
-        </w:rPr>
-        <mc:AlternateContent>
-          <mc:Choice Requires="wps">
-            <w:drawing>
-              <wp:anchor distT="0" distB="0" distL="114300" distR="114300" simplePos="0" relativeHeight="251692032" behindDoc="0" locked="0" layoutInCell="1" allowOverlap="1" wp14:anchorId="70643FEB" wp14:editId="69728057">
-                <wp:simplePos x="0" y="0"/>
-                <wp:positionH relativeFrom="margin">
-                  <wp:align>right</wp:align>
-                </wp:positionH>
-                <wp:positionV relativeFrom="paragraph">
-                  <wp:posOffset>1893930</wp:posOffset>
-                </wp:positionV>
-                <wp:extent cx="1322668" cy="222250"/>
-                <wp:effectExtent l="0" t="0" r="11430" b="25400"/>
-                <wp:wrapNone/>
-                <wp:docPr id="2005293317" name="Retângulo 2"/>
-                <wp:cNvGraphicFramePr/>
-                <a:graphic xmlns:a="http://schemas.openxmlformats.org/drawingml/2006/main">
-                  <a:graphicData uri="http://schemas.microsoft.com/office/word/2010/wordprocessingShape">
-                    <wps:wsp>
-                      <wps:cNvSpPr/>
-                      <wps:spPr>
-                        <a:xfrm>
-                          <a:off x="0" y="0"/>
-                          <a:ext cx="1322668" cy="222250"/>
-                        </a:xfrm>
-                        <a:prstGeom prst="rect">
-                          <a:avLst/>
-                        </a:prstGeom>
-                        <a:solidFill>
-                          <a:schemeClr val="bg1"/>
-                        </a:solidFill>
-                        <a:ln w="6350">
-                          <a:solidFill>
-                            <a:schemeClr val="tx1"/>
-                          </a:solidFill>
-                        </a:ln>
-                      </wps:spPr>
-                      <wps:style>
-                        <a:lnRef idx="2">
-                          <a:schemeClr val="accent1">
-                            <a:shade val="15000"/>
-                          </a:schemeClr>
-                        </a:lnRef>
-                        <a:fillRef idx="1">
-                          <a:schemeClr val="accent1"/>
-                        </a:fillRef>
-                        <a:effectRef idx="0">
-                          <a:schemeClr val="accent1"/>
-                        </a:effectRef>
-                        <a:fontRef idx="minor">
-                          <a:schemeClr val="lt1"/>
-                        </a:fontRef>
-                      </wps:style>
-                      <wps:txbx>
-                        <w:txbxContent>
-                          <w:p>
-                            <w:pPr>
-                              <w:jc w:val="center"/>
-                              <w:rPr>
-                                <w:rFonts w:ascii="Calibri" w:hAnsi="Calibri" w:cs="Calibri"/>
-                                <w:color w:val="000000" w:themeColor="text1"/>
-                                <w:sz w:val="16"/>
-                                <w:szCs w:val="16"/>
-                              </w:rPr>
-                            </w:pPr>
-                            <w:r>
-                              <w:rPr>
-                                <w:rFonts w:ascii="Calibri" w:hAnsi="Calibri" w:cs="Calibri"/>
-                                <w:color w:val="000000" w:themeColor="text1"/>
-                                <w:sz w:val="16"/>
-                                <w:szCs w:val="16"/>
-                              </w:rPr>
-                              <w:t>{{</w:t>
-                            </w:r>
-                            <w:r>
-                              <w:rPr>
-                                <w:rFonts w:ascii="Calibri" w:hAnsi="Calibri" w:cs="Calibri"/>
-                                <w:color w:val="000000" w:themeColor="text1"/>
-                                <w:sz w:val="16"/>
-                                <w:szCs w:val="16"/>
-                              </w:rPr>
-                              <w:t>peso</w:t>
-                            </w:r>
-                            <w:r>
-                              <w:rPr>
-                                <w:rFonts w:ascii="Calibri" w:hAnsi="Calibri" w:cs="Calibri"/>
-                                <w:color w:val="000000" w:themeColor="text1"/>
-                                <w:sz w:val="16"/>
-                                <w:szCs w:val="16"/>
-                              </w:rPr>
-                              <w:t>}}</w:t>
-                            </w:r>
-                          </w:p>
-                          <w:p>
-                            <w:pPr>
-                              <w:jc w:val="center"/>
-                              <w:rPr>
-                                <w:rFonts w:ascii="Calibri" w:hAnsi="Calibri" w:cs="Calibri"/>
-                                <w:color w:val="000000" w:themeColor="text1"/>
-                                <w:sz w:val="16"/>
-                                <w:szCs w:val="16"/>
-                              </w:rPr>
-                            </w:pPr>
-                          </w:p>
-                        </w:txbxContent>
-                      </wps:txbx>
-                      <wps:bodyPr rot="0" spcFirstLastPara="0" vertOverflow="overflow" horzOverflow="overflow" vert="horz" wrap="square" lIns="91440" tIns="45720" rIns="91440" bIns="45720" numCol="1" spcCol="0" rtlCol="0" fromWordArt="0" anchor="ctr" anchorCtr="0" forceAA="0" compatLnSpc="1">
-                        <a:prstTxWarp prst="textNoShape">
-                          <a:avLst/>
-                        </a:prstTxWarp>
-                        <a:noAutofit/>
-                      </wps:bodyPr>
-                    </wps:wsp>
-                  </a:graphicData>
-                </a:graphic>
-                <wp14:sizeRelH relativeFrom="margin">
-                  <wp14:pctWidth>0</wp14:pctWidth>
-                </wp14:sizeRelH>
-                <wp14:sizeRelV relativeFrom="margin">
-                  <wp14:pctHeight>0</wp14:pctHeight>
-                </wp14:sizeRelV>
-              </wp:anchor>
-            </w:drawing>
-          </mc:Choice>
-          <mc:Fallback>
-            <w:pict>
-              <v:rect w14:anchorId="70643FEB" id="_x0000_s1057" style="position:absolute;margin-left:52.95pt;margin-top:149.15pt;width:104.15pt;height:17.5pt;z-index:251692032;visibility:visible;mso-wrap-style:square;mso-width-percent:0;mso-height-percent:0;mso-wrap-distance-left:9pt;mso-wrap-distance-top:0;mso-wrap-distance-right:9pt;mso-wrap-distance-bottom:0;mso-position-horizontal:right;mso-position-horizontal-relative:margin;mso-position-vertical:absolute;mso-position-vertical-relative:text;mso-width-percent:0;mso-height-percent:0;mso-width-relative:margin;mso-height-relative:margin;v-text-anchor:middle" o:gfxdata="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" fillcolor="white [3212]" strokecolor="black [3213]" strokeweight=".5pt">
-                <v:textbox>
-                  <w:txbxContent>
-                    <w:p>
-                      <w:pPr>
-                        <w:jc w:val="center"/>
-                        <w:rPr>
-                          <w:rFonts w:ascii="Calibri" w:hAnsi="Calibri" w:cs="Calibri"/>
-                          <w:color w:val="000000" w:themeColor="text1"/>
-                          <w:sz w:val="16"/>
-                          <w:szCs w:val="16"/>
-                        </w:rPr>
-                      </w:pPr>
-                      <w:r>
-                        <w:rPr>
-                          <w:rFonts w:ascii="Calibri" w:hAnsi="Calibri" w:cs="Calibri"/>
-                          <w:color w:val="000000" w:themeColor="text1"/>
-                          <w:sz w:val="16"/>
-                          <w:szCs w:val="16"/>
-                        </w:rPr>
-                        <w:t>{{</w:t>
-                      </w:r>
-                      <w:r>
-                        <w:rPr>
-                          <w:rFonts w:ascii="Calibri" w:hAnsi="Calibri" w:cs="Calibri"/>
-                          <w:color w:val="000000" w:themeColor="text1"/>
-                          <w:sz w:val="16"/>
-                          <w:szCs w:val="16"/>
-                        </w:rPr>
-                        <w:t>peso</w:t>
-                      </w:r>
-                      <w:r>
-                        <w:rPr>
-                          <w:rFonts w:ascii="Calibri" w:hAnsi="Calibri" w:cs="Calibri"/>
-                          <w:color w:val="000000" w:themeColor="text1"/>
-                          <w:sz w:val="16"/>
-                          <w:szCs w:val="16"/>
-                        </w:rPr>
-                        <w:t>}}</w:t>
-                      </w:r>
-                    </w:p>
-                    <w:p>
-                      <w:pPr>
-                        <w:jc w:val="center"/>
-                        <w:rPr>
-                          <w:rFonts w:ascii="Calibri" w:hAnsi="Calibri" w:cs="Calibri"/>
-                          <w:color w:val="000000" w:themeColor="text1"/>
-                          <w:sz w:val="16"/>
-                          <w:szCs w:val="16"/>
-                        </w:rPr>
-                      </w:pPr>
-                    </w:p>
-                  </w:txbxContent>
-                </v:textbox>
-                <w10:wrap anchorx="margin"/>
-              </v:rect>
-            </w:pict>
-          </mc:Fallback>
-        </mc:AlternateContent>
-      </w:r>
-      <w:r>
-        <w:rPr>
-          <w:rFonts w:ascii="Calibri" w:hAnsi="Calibri" w:cs="Calibri"/>
-          <w:noProof/>
-          <w:color w:val="002060"/>
-        </w:rPr>
-        <mc:AlternateContent>
-          <mc:Choice Requires="wps">
-            <w:drawing>
-              <wp:anchor distT="0" distB="0" distL="114300" distR="114300" simplePos="0" relativeHeight="251691008" behindDoc="0" locked="0" layoutInCell="1" allowOverlap="1" wp14:anchorId="47C0AFC6" wp14:editId="362054C2">
-                <wp:simplePos x="0" y="0"/>
-                <wp:positionH relativeFrom="margin">
-                  <wp:posOffset>4564072</wp:posOffset>
-                </wp:positionH>
-                <wp:positionV relativeFrom="paragraph">
-                  <wp:posOffset>1893930</wp:posOffset>
-                </wp:positionV>
-                <wp:extent cx="776975" cy="222250"/>
-                <wp:effectExtent l="0" t="0" r="23495" b="25400"/>
-                <wp:wrapNone/>
-                <wp:docPr id="1609237201" name="Retângulo 2"/>
-                <wp:cNvGraphicFramePr/>
-                <a:graphic xmlns:a="http://schemas.openxmlformats.org/drawingml/2006/main">
-                  <a:graphicData uri="http://schemas.microsoft.com/office/word/2010/wordprocessingShape">
-                    <wps:wsp>
-                      <wps:cNvSpPr/>
-                      <wps:spPr>
-                        <a:xfrm>
-                          <a:off x="0" y="0"/>
-                          <a:ext cx="776975" cy="222250"/>
-                        </a:xfrm>
-                        <a:prstGeom prst="rect">
-                          <a:avLst/>
-                        </a:prstGeom>
-                        <a:solidFill>
-                          <a:schemeClr val="bg1"/>
-                        </a:solidFill>
-                        <a:ln w="6350">
-                          <a:solidFill>
-                            <a:schemeClr val="tx1"/>
-                          </a:solidFill>
-                        </a:ln>
-                      </wps:spPr>
-                      <wps:style>
-                        <a:lnRef idx="2">
-                          <a:schemeClr val="accent1">
-                            <a:shade val="15000"/>
-                          </a:schemeClr>
-                        </a:lnRef>
-                        <a:fillRef idx="1">
-                          <a:schemeClr val="accent1"/>
-                        </a:fillRef>
-                        <a:effectRef idx="0">
-                          <a:schemeClr val="accent1"/>
-                        </a:effectRef>
-                        <a:fontRef idx="minor">
-                          <a:schemeClr val="lt1"/>
-                        </a:fontRef>
-                      </wps:style>
-                      <wps:txbx>
-                        <w:txbxContent>
-                          <w:p>
-                            <w:pPr>
-                              <w:rPr>
-                                <w:rFonts w:ascii="Calibri" w:hAnsi="Calibri" w:cs="Calibri"/>
-                                <w:color w:val="000000" w:themeColor="text1"/>
-                                <w:sz w:val="16"/>
-                                <w:szCs w:val="16"/>
-                              </w:rPr>
-                            </w:pPr>
-                            <w:r>
-                              <w:rPr>
-                                <w:rFonts w:ascii="Calibri" w:hAnsi="Calibri" w:cs="Calibri"/>
-                                <w:color w:val="000000" w:themeColor="text1"/>
-                                <w:sz w:val="16"/>
-                                <w:szCs w:val="16"/>
-                              </w:rPr>
-                              <w:t>Peso Total NC:</w:t>
-                            </w:r>
-                          </w:p>
-                        </w:txbxContent>
-                      </wps:txbx>
-                      <wps:bodyPr rot="0" spcFirstLastPara="0" vertOverflow="overflow" horzOverflow="overflow" vert="horz" wrap="square" lIns="91440" tIns="45720" rIns="91440" bIns="45720" numCol="1" spcCol="0" rtlCol="0" fromWordArt="0" anchor="ctr" anchorCtr="0" forceAA="0" compatLnSpc="1">
-                        <a:prstTxWarp prst="textNoShape">
-                          <a:avLst/>
-                        </a:prstTxWarp>
-                        <a:noAutofit/>
-                      </wps:bodyPr>
-                    </wps:wsp>
-                  </a:graphicData>
-                </a:graphic>
-                <wp14:sizeRelH relativeFrom="margin">
-                  <wp14:pctWidth>0</wp14:pctWidth>
-                </wp14:sizeRelH>
-                <wp14:sizeRelV relativeFrom="margin">
-                  <wp14:pctHeight>0</wp14:pctHeight>
-                </wp14:sizeRelV>
-              </wp:anchor>
-            </w:drawing>
-          </mc:Choice>
-          <mc:Fallback>
-            <w:pict>
-              <v:rect w14:anchorId="47C0AFC6" id="_x0000_s1058" style="position:absolute;margin-left:359.4pt;margin-top:149.15pt;width:61.2pt;height:17.5pt;z-index:251691008;visibility:visible;mso-wrap-style:square;mso-width-percent:0;mso-height-percent:0;mso-wrap-distance-left:9pt;mso-wrap-distance-top:0;mso-wrap-distance-right:9pt;mso-wrap-distance-bottom:0;mso-position-horizontal:absolute;mso-position-horizontal-relative:margin;mso-position-vertical:absolute;mso-position-vertical-relative:text;mso-width-percent:0;mso-height-percent:0;mso-width-relative:margin;mso-height-relative:margin;v-text-anchor:middle" o:gfxdata="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" fillcolor="white [3212]" strokecolor="black [3213]" strokeweight=".5pt">
-                <v:textbox>
-                  <w:txbxContent>
-                    <w:p>
-                      <w:pPr>
-                        <w:rPr>
-                          <w:rFonts w:ascii="Calibri" w:hAnsi="Calibri" w:cs="Calibri"/>
-                          <w:color w:val="000000" w:themeColor="text1"/>
-                          <w:sz w:val="16"/>
-                          <w:szCs w:val="16"/>
-                        </w:rPr>
-                      </w:pPr>
-                      <w:r>
-                        <w:rPr>
-                          <w:rFonts w:ascii="Calibri" w:hAnsi="Calibri" w:cs="Calibri"/>
-                          <w:color w:val="000000" w:themeColor="text1"/>
-                          <w:sz w:val="16"/>
-                          <w:szCs w:val="16"/>
-                        </w:rPr>
-                        <w:t>Peso Total NC:</w:t>
-                      </w:r>
-                    </w:p>
-                  </w:txbxContent>
-                </v:textbox>
-                <w10:wrap anchorx="margin"/>
-              </v:rect>
-            </w:pict>
-          </mc:Fallback>
-        </mc:AlternateContent>
-      </w:r>
-      <w:r>
-        <w:rPr>
-          <w:rFonts w:ascii="Calibri" w:hAnsi="Calibri" w:cs="Calibri"/>
-          <w:noProof/>
-          <w:color w:val="002060"/>
-        </w:rPr>
-        <mc:AlternateContent>
-          <mc:Choice Requires="wps">
-            <w:drawing>
-              <wp:anchor distT="0" distB="0" distL="114300" distR="114300" simplePos="0" relativeHeight="251689984" behindDoc="0" locked="0" layoutInCell="1" allowOverlap="1" wp14:anchorId="5840E4B8" wp14:editId="05D3127A">
-                <wp:simplePos x="0" y="0"/>
-                <wp:positionH relativeFrom="margin">
-                  <wp:posOffset>885329</wp:posOffset>
-                </wp:positionH>
-                <wp:positionV relativeFrom="paragraph">
-                  <wp:posOffset>1893930</wp:posOffset>
-                </wp:positionV>
-                <wp:extent cx="1321388" cy="222250"/>
-                <wp:effectExtent l="0" t="0" r="12700" b="25400"/>
-                <wp:wrapNone/>
-                <wp:docPr id="748743988" name="Retângulo 2"/>
-                <wp:cNvGraphicFramePr/>
-                <a:graphic xmlns:a="http://schemas.openxmlformats.org/drawingml/2006/main">
-                  <a:graphicData uri="http://schemas.microsoft.com/office/word/2010/wordprocessingShape">
-                    <wps:wsp>
-                      <wps:cNvSpPr/>
-                      <wps:spPr>
-                        <a:xfrm>
-                          <a:off x="0" y="0"/>
-                          <a:ext cx="1321388" cy="222250"/>
-                        </a:xfrm>
-                        <a:prstGeom prst="rect">
-                          <a:avLst/>
-                        </a:prstGeom>
-                        <a:solidFill>
-                          <a:schemeClr val="bg1"/>
-                        </a:solidFill>
-                        <a:ln w="6350">
-                          <a:solidFill>
-                            <a:schemeClr val="tx1"/>
-                          </a:solidFill>
-                        </a:ln>
-                      </wps:spPr>
-                      <wps:style>
-                        <a:lnRef idx="2">
-                          <a:schemeClr val="accent1">
-                            <a:shade val="15000"/>
-                          </a:schemeClr>
-                        </a:lnRef>
-                        <a:fillRef idx="1">
-                          <a:schemeClr val="accent1"/>
-                        </a:fillRef>
-                        <a:effectRef idx="0">
-                          <a:schemeClr val="accent1"/>
-                        </a:effectRef>
-                        <a:fontRef idx="minor">
-                          <a:schemeClr val="lt1"/>
-                        </a:fontRef>
-                      </wps:style>
-                      <wps:txbx>
-                        <w:txbxContent>
-                          <w:p>
-                            <w:pPr>
-                              <w:jc w:val="center"/>
-                              <w:rPr>
-                                <w:rFonts w:ascii="Calibri" w:hAnsi="Calibri" w:cs="Calibri"/>
-                                <w:color w:val="000000" w:themeColor="text1"/>
-                                <w:sz w:val="16"/>
-                                <w:szCs w:val="16"/>
-                              </w:rPr>
-                            </w:pPr>
-                            <w:r>
-                              <w:rPr>
-                                <w:rFonts w:ascii="Calibri" w:hAnsi="Calibri" w:cs="Calibri"/>
-                                <w:color w:val="000000" w:themeColor="text1"/>
-                                <w:sz w:val="16"/>
-                                <w:szCs w:val="16"/>
-                              </w:rPr>
-                              <w:t>{{</w:t>
-                            </w:r>
-                            <w:proofErr w:type="spellStart"/>
-                            <w:r>
-                              <w:rPr>
-                                <w:rFonts w:ascii="Calibri" w:hAnsi="Calibri" w:cs="Calibri"/>
-                                <w:color w:val="000000" w:themeColor="text1"/>
-                                <w:sz w:val="16"/>
-                                <w:szCs w:val="16"/>
-                              </w:rPr>
-                              <w:t>qtd_pecas</w:t>
-                            </w:r>
-                            <w:proofErr w:type="spellEnd"/>
-                            <w:r>
-                              <w:rPr>
-                                <w:rFonts w:ascii="Calibri" w:hAnsi="Calibri" w:cs="Calibri"/>
-                                <w:color w:val="000000" w:themeColor="text1"/>
-                                <w:sz w:val="16"/>
-                                <w:szCs w:val="16"/>
-                              </w:rPr>
-                              <w:t>}}</w:t>
-                            </w:r>
-                          </w:p>
-                          <w:p>
-                            <w:pPr>
-                              <w:rPr>
-                                <w:rFonts w:ascii="Calibri" w:hAnsi="Calibri" w:cs="Calibri"/>
-                                <w:color w:val="FFFFFF" w:themeColor="background1"/>
-                                <w:sz w:val="16"/>
-                                <w:szCs w:val="16"/>
-                              </w:rPr>
-                            </w:pPr>
-                          </w:p>
-                        </w:txbxContent>
-                      </wps:txbx>
-                      <wps:bodyPr rot="0" spcFirstLastPara="0" vertOverflow="overflow" horzOverflow="overflow" vert="horz" wrap="square" lIns="91440" tIns="45720" rIns="91440" bIns="45720" numCol="1" spcCol="0" rtlCol="0" fromWordArt="0" anchor="ctr" anchorCtr="0" forceAA="0" compatLnSpc="1">
-                        <a:prstTxWarp prst="textNoShape">
-                          <a:avLst/>
-                        </a:prstTxWarp>
-                        <a:noAutofit/>
-                      </wps:bodyPr>
-                    </wps:wsp>
-                  </a:graphicData>
-                </a:graphic>
-                <wp14:sizeRelH relativeFrom="margin">
-                  <wp14:pctWidth>0</wp14:pctWidth>
-                </wp14:sizeRelH>
-                <wp14:sizeRelV relativeFrom="margin">
-                  <wp14:pctHeight>0</wp14:pctHeight>
-                </wp14:sizeRelV>
-              </wp:anchor>
-            </w:drawing>
-          </mc:Choice>
-          <mc:Fallback>
-            <w:pict>
-              <v:rect w14:anchorId="5840E4B8" id="_x0000_s1059" style="position:absolute;margin-left:69.7pt;margin-top:149.15pt;width:104.05pt;height:17.5pt;z-index:251689984;visibility:visible;mso-wrap-style:square;mso-width-percent:0;mso-height-percent:0;mso-wrap-distance-left:9pt;mso-wrap-distance-top:0;mso-wrap-distance-right:9pt;mso-wrap-distance-bottom:0;mso-position-horizontal:absolute;mso-position-horizontal-relative:margin;mso-position-vertical:absolute;mso-position-vertical-relative:text;mso-width-percent:0;mso-height-percent:0;mso-width-relative:margin;mso-height-relative:margin;v-text-anchor:middle" o:gfxdata="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" fillcolor="white [3212]" strokecolor="black [3213]" strokeweight=".5pt">
-                <v:textbox>
-                  <w:txbxContent>
-                    <w:p>
-                      <w:pPr>
-                        <w:jc w:val="center"/>
-                        <w:rPr>
-                          <w:rFonts w:ascii="Calibri" w:hAnsi="Calibri" w:cs="Calibri"/>
-                          <w:color w:val="000000" w:themeColor="text1"/>
-                          <w:sz w:val="16"/>
-                          <w:szCs w:val="16"/>
-                        </w:rPr>
-                      </w:pPr>
-                      <w:r>
-                        <w:rPr>
-                          <w:rFonts w:ascii="Calibri" w:hAnsi="Calibri" w:cs="Calibri"/>
-                          <w:color w:val="000000" w:themeColor="text1"/>
-                          <w:sz w:val="16"/>
-                          <w:szCs w:val="16"/>
-                        </w:rPr>
-                        <w:t>{{</w:t>
-                      </w:r>
-                      <w:proofErr w:type="spellStart"/>
-                      <w:r>
-                        <w:rPr>
-                          <w:rFonts w:ascii="Calibri" w:hAnsi="Calibri" w:cs="Calibri"/>
-                          <w:color w:val="000000" w:themeColor="text1"/>
-                          <w:sz w:val="16"/>
-                          <w:szCs w:val="16"/>
-                        </w:rPr>
-                        <w:t>qtd_pecas</w:t>
-                      </w:r>
-                      <w:proofErr w:type="spellEnd"/>
-                      <w:r>
-                        <w:rPr>
-                          <w:rFonts w:ascii="Calibri" w:hAnsi="Calibri" w:cs="Calibri"/>
-                          <w:color w:val="000000" w:themeColor="text1"/>
-                          <w:sz w:val="16"/>
-                          <w:szCs w:val="16"/>
-                        </w:rPr>
-                        <w:t>}}</w:t>
-                      </w:r>
-                    </w:p>
-                    <w:p>
-                      <w:pPr>
-                        <w:rPr>
-                          <w:rFonts w:ascii="Calibri" w:hAnsi="Calibri" w:cs="Calibri"/>
-                          <w:color w:val="FFFFFF" w:themeColor="background1"/>
-                          <w:sz w:val="16"/>
-                          <w:szCs w:val="16"/>
-                        </w:rPr>
-                      </w:pPr>
-                    </w:p>
-                  </w:txbxContent>
-                </v:textbox>
-                <w10:wrap anchorx="margin"/>
-              </v:rect>
-            </w:pict>
-          </mc:Fallback>
-        </mc:AlternateContent>
-      </w:r>
-      <w:r>
-        <w:rPr>
-          <w:rFonts w:ascii="Calibri" w:hAnsi="Calibri" w:cs="Calibri"/>
-          <w:noProof/>
-          <w:color w:val="002060"/>
-        </w:rPr>
-        <mc:AlternateContent>
-          <mc:Choice Requires="wps">
-            <w:drawing>
-              <wp:anchor distT="0" distB="0" distL="114300" distR="114300" simplePos="0" relativeHeight="251688960" behindDoc="0" locked="0" layoutInCell="1" allowOverlap="1" wp14:anchorId="14FCBB40" wp14:editId="48DEBE47">
-                <wp:simplePos x="0" y="0"/>
-                <wp:positionH relativeFrom="margin">
-                  <wp:align>left</wp:align>
-                </wp:positionH>
-                <wp:positionV relativeFrom="paragraph">
-                  <wp:posOffset>1893930</wp:posOffset>
-                </wp:positionV>
-                <wp:extent cx="882686" cy="222250"/>
-                <wp:effectExtent l="0" t="0" r="12700" b="25400"/>
-                <wp:wrapNone/>
-                <wp:docPr id="159422427" name="Retângulo 2"/>
-                <wp:cNvGraphicFramePr/>
-                <a:graphic xmlns:a="http://schemas.openxmlformats.org/drawingml/2006/main">
-                  <a:graphicData uri="http://schemas.microsoft.com/office/word/2010/wordprocessingShape">
-                    <wps:wsp>
-                      <wps:cNvSpPr/>
-                      <wps:spPr>
-                        <a:xfrm>
-                          <a:off x="0" y="0"/>
-                          <a:ext cx="882686" cy="222250"/>
-                        </a:xfrm>
-                        <a:prstGeom prst="rect">
-                          <a:avLst/>
-                        </a:prstGeom>
-                        <a:solidFill>
-                          <a:schemeClr val="bg1"/>
-                        </a:solidFill>
-                        <a:ln w="6350">
-                          <a:solidFill>
-                            <a:schemeClr val="tx1"/>
-                          </a:solidFill>
-                        </a:ln>
-                      </wps:spPr>
-                      <wps:style>
-                        <a:lnRef idx="2">
-                          <a:schemeClr val="accent1">
-                            <a:shade val="15000"/>
-                          </a:schemeClr>
-                        </a:lnRef>
-                        <a:fillRef idx="1">
-                          <a:schemeClr val="accent1"/>
-                        </a:fillRef>
-                        <a:effectRef idx="0">
-                          <a:schemeClr val="accent1"/>
-                        </a:effectRef>
-                        <a:fontRef idx="minor">
-                          <a:schemeClr val="lt1"/>
-                        </a:fontRef>
-                      </wps:style>
-                      <wps:txbx>
-                        <w:txbxContent>
-                          <w:p>
-                            <w:pPr>
-                              <w:rPr>
-                                <w:rFonts w:ascii="Calibri" w:hAnsi="Calibri" w:cs="Calibri"/>
-                                <w:color w:val="000000" w:themeColor="text1"/>
-                                <w:sz w:val="16"/>
-                                <w:szCs w:val="16"/>
-                              </w:rPr>
-                            </w:pPr>
-                            <w:r>
-                              <w:rPr>
-                                <w:rFonts w:ascii="Calibri" w:hAnsi="Calibri" w:cs="Calibri"/>
-                                <w:color w:val="000000" w:themeColor="text1"/>
-                                <w:sz w:val="16"/>
-                                <w:szCs w:val="16"/>
-                              </w:rPr>
-                              <w:t>Nº de Peças NC:</w:t>
-                            </w:r>
-                          </w:p>
-                        </w:txbxContent>
-                      </wps:txbx>
-                      <wps:bodyPr rot="0" spcFirstLastPara="0" vertOverflow="overflow" horzOverflow="overflow" vert="horz" wrap="square" lIns="91440" tIns="45720" rIns="91440" bIns="45720" numCol="1" spcCol="0" rtlCol="0" fromWordArt="0" anchor="ctr" anchorCtr="0" forceAA="0" compatLnSpc="1">
-                        <a:prstTxWarp prst="textNoShape">
-                          <a:avLst/>
-                        </a:prstTxWarp>
-                        <a:noAutofit/>
-                      </wps:bodyPr>
-                    </wps:wsp>
-                  </a:graphicData>
-                </a:graphic>
-                <wp14:sizeRelH relativeFrom="margin">
-                  <wp14:pctWidth>0</wp14:pctWidth>
-                </wp14:sizeRelH>
-                <wp14:sizeRelV relativeFrom="margin">
-                  <wp14:pctHeight>0</wp14:pctHeight>
-                </wp14:sizeRelV>
-              </wp:anchor>
-            </w:drawing>
-          </mc:Choice>
-          <mc:Fallback>
-            <w:pict>
-              <v:rect w14:anchorId="14FCBB40" id="_x0000_s1060" style="position:absolute;margin-left:0;margin-top:149.15pt;width:69.5pt;height:17.5pt;z-index:251688960;visibility:visible;mso-wrap-style:square;mso-width-percent:0;mso-height-percent:0;mso-wrap-distance-left:9pt;mso-wrap-distance-top:0;mso-wrap-distance-right:9pt;mso-wrap-distance-bottom:0;mso-position-horizontal:left;mso-position-horizontal-relative:margin;mso-position-vertical:absolute;mso-position-vertical-relative:text;mso-width-percent:0;mso-height-percent:0;mso-width-relative:margin;mso-height-relative:margin;v-text-anchor:middle" o:gfxdata="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" fillcolor="white [3212]" strokecolor="black [3213]" strokeweight=".5pt">
-                <v:textbox>
-                  <w:txbxContent>
-                    <w:p>
-                      <w:pPr>
-                        <w:rPr>
-                          <w:rFonts w:ascii="Calibri" w:hAnsi="Calibri" w:cs="Calibri"/>
-                          <w:color w:val="000000" w:themeColor="text1"/>
-                          <w:sz w:val="16"/>
-                          <w:szCs w:val="16"/>
-                        </w:rPr>
-                      </w:pPr>
-                      <w:r>
-                        <w:rPr>
-                          <w:rFonts w:ascii="Calibri" w:hAnsi="Calibri" w:cs="Calibri"/>
-                          <w:color w:val="000000" w:themeColor="text1"/>
-                          <w:sz w:val="16"/>
-                          <w:szCs w:val="16"/>
-                        </w:rPr>
-                        <w:t>Nº de Peças NC:</w:t>
-                      </w:r>
-                    </w:p>
-                  </w:txbxContent>
-                </v:textbox>
-                <w10:wrap anchorx="margin"/>
-              </v:rect>
-            </w:pict>
-          </mc:Fallback>
-        </mc:AlternateContent>
-      </w:r>
-      <w:r>
-        <w:rPr>
-          <w:rFonts w:ascii="Calibri" w:hAnsi="Calibri" w:cs="Calibri"/>
-          <w:noProof/>
-          <w:color w:val="002060"/>
-        </w:rPr>
-        <mc:AlternateContent>
-          <mc:Choice Requires="wps">
-            <w:drawing>
-              <wp:anchor distT="0" distB="0" distL="114300" distR="114300" simplePos="0" relativeHeight="251683840" behindDoc="0" locked="0" layoutInCell="1" allowOverlap="1" wp14:anchorId="7260A68A" wp14:editId="68246038">
-                <wp:simplePos x="0" y="0"/>
-                <wp:positionH relativeFrom="margin">
-                  <wp:posOffset>0</wp:posOffset>
-                </wp:positionH>
-                <wp:positionV relativeFrom="paragraph">
-                  <wp:posOffset>1670050</wp:posOffset>
-                </wp:positionV>
-                <wp:extent cx="1095375" cy="222250"/>
-                <wp:effectExtent l="0" t="0" r="28575" b="25400"/>
-                <wp:wrapNone/>
-                <wp:docPr id="294883642" name="Retângulo 2"/>
-                <wp:cNvGraphicFramePr/>
-                <a:graphic xmlns:a="http://schemas.openxmlformats.org/drawingml/2006/main">
-                  <a:graphicData uri="http://schemas.microsoft.com/office/word/2010/wordprocessingShape">
-                    <wps:wsp>
-                      <wps:cNvSpPr/>
-                      <wps:spPr>
-                        <a:xfrm>
-                          <a:off x="0" y="0"/>
-                          <a:ext cx="1095375" cy="222250"/>
-                        </a:xfrm>
-                        <a:prstGeom prst="rect">
-                          <a:avLst/>
-                        </a:prstGeom>
-                        <a:solidFill>
-                          <a:schemeClr val="bg1"/>
-                        </a:solidFill>
-                        <a:ln w="6350">
-                          <a:solidFill>
-                            <a:schemeClr val="tx1"/>
-                          </a:solidFill>
-                        </a:ln>
-                      </wps:spPr>
-                      <wps:style>
-                        <a:lnRef idx="2">
-                          <a:schemeClr val="accent1">
-                            <a:shade val="15000"/>
-                          </a:schemeClr>
-                        </a:lnRef>
-                        <a:fillRef idx="1">
-                          <a:schemeClr val="accent1"/>
-                        </a:fillRef>
-                        <a:effectRef idx="0">
-                          <a:schemeClr val="accent1"/>
-                        </a:effectRef>
-                        <a:fontRef idx="minor">
-                          <a:schemeClr val="lt1"/>
-                        </a:fontRef>
-                      </wps:style>
-                      <wps:txbx>
-                        <w:txbxContent>
-                          <w:p>
-                            <w:pPr>
-                              <w:rPr>
-                                <w:rFonts w:ascii="Calibri" w:hAnsi="Calibri" w:cs="Calibri"/>
-                                <w:color w:val="000000" w:themeColor="text1"/>
-                                <w:sz w:val="16"/>
-                                <w:szCs w:val="16"/>
-                              </w:rPr>
-                            </w:pPr>
-                            <w:r>
-                              <w:rPr>
-                                <w:rFonts w:ascii="Calibri" w:hAnsi="Calibri" w:cs="Calibri"/>
-                                <w:color w:val="000000" w:themeColor="text1"/>
-                                <w:sz w:val="16"/>
-                                <w:szCs w:val="16"/>
-                              </w:rPr>
-                              <w:t>Descrição do Item:</w:t>
-                            </w:r>
-                            <w:r>
-                              <w:rPr>
-                                <w:rFonts w:ascii="Calibri" w:hAnsi="Calibri" w:cs="Calibri"/>
-                                <w:color w:val="000000" w:themeColor="text1"/>
-                                <w:sz w:val="16"/>
-                                <w:szCs w:val="16"/>
-                              </w:rPr>
-                              <w:tab/>
-                            </w:r>
-                            <w:r>
-                              <w:rPr>
-                                <w:rFonts w:ascii="Calibri" w:hAnsi="Calibri" w:cs="Calibri"/>
-                                <w:color w:val="000000" w:themeColor="text1"/>
-                                <w:sz w:val="16"/>
-                                <w:szCs w:val="16"/>
-                              </w:rPr>
-                              <w:tab/>
-                            </w:r>
-                            <w:r>
-                              <w:rPr>
-                                <w:rFonts w:ascii="Calibri" w:hAnsi="Calibri" w:cs="Calibri"/>
-                                <w:color w:val="000000" w:themeColor="text1"/>
-                                <w:sz w:val="16"/>
-                                <w:szCs w:val="16"/>
-                              </w:rPr>
-                              <w:tab/>
-                            </w:r>
-                          </w:p>
-                        </w:txbxContent>
-                      </wps:txbx>
-                      <wps:bodyPr rot="0" spcFirstLastPara="0" vertOverflow="overflow" horzOverflow="overflow" vert="horz" wrap="square" lIns="91440" tIns="45720" rIns="91440" bIns="45720" numCol="1" spcCol="0" rtlCol="0" fromWordArt="0" anchor="ctr" anchorCtr="0" forceAA="0" compatLnSpc="1">
-                        <a:prstTxWarp prst="textNoShape">
-                          <a:avLst/>
-                        </a:prstTxWarp>
-                        <a:noAutofit/>
-                      </wps:bodyPr>
-                    </wps:wsp>
-                  </a:graphicData>
-                </a:graphic>
-                <wp14:sizeRelH relativeFrom="margin">
-                  <wp14:pctWidth>0</wp14:pctWidth>
-                </wp14:sizeRelH>
-                <wp14:sizeRelV relativeFrom="margin">
-                  <wp14:pctHeight>0</wp14:pctHeight>
-                </wp14:sizeRelV>
-              </wp:anchor>
-            </w:drawing>
-          </mc:Choice>
-          <mc:Fallback>
-            <w:pict>
-              <v:rect w14:anchorId="7260A68A" id="_x0000_s1061" style="position:absolute;margin-left:0;margin-top:131.5pt;width:86.25pt;height:17.5pt;z-index:251683840;visibility:visible;mso-wrap-style:square;mso-width-percent:0;mso-height-percent:0;mso-wrap-distance-left:9pt;mso-wrap-distance-top:0;mso-wrap-distance-right:9pt;mso-wrap-distance-bottom:0;mso-position-horizontal:absolute;mso-position-horizontal-relative:margin;mso-position-vertical:absolute;mso-position-vertical-relative:text;mso-width-percent:0;mso-height-percent:0;mso-width-relative:margin;mso-height-relative:margin;v-text-anchor:middle" o:gfxdata="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" fillcolor="white [3212]" strokecolor="black [3213]" strokeweight=".5pt">
-                <v:textbox>
-                  <w:txbxContent>
-                    <w:p>
-                      <w:pPr>
-                        <w:rPr>
-                          <w:rFonts w:ascii="Calibri" w:hAnsi="Calibri" w:cs="Calibri"/>
-                          <w:color w:val="000000" w:themeColor="text1"/>
-                          <w:sz w:val="16"/>
-                          <w:szCs w:val="16"/>
-                        </w:rPr>
-                      </w:pPr>
-                      <w:r>
-                        <w:rPr>
-                          <w:rFonts w:ascii="Calibri" w:hAnsi="Calibri" w:cs="Calibri"/>
-                          <w:color w:val="000000" w:themeColor="text1"/>
-                          <w:sz w:val="16"/>
-                          <w:szCs w:val="16"/>
-                        </w:rPr>
-                        <w:t>Descrição do Item:</w:t>
-                      </w:r>
-                      <w:r>
-                        <w:rPr>
-                          <w:rFonts w:ascii="Calibri" w:hAnsi="Calibri" w:cs="Calibri"/>
-                          <w:color w:val="000000" w:themeColor="text1"/>
-                          <w:sz w:val="16"/>
-                          <w:szCs w:val="16"/>
-                        </w:rPr>
-                        <w:tab/>
-                      </w:r>
-                      <w:r>
-                        <w:rPr>
-                          <w:rFonts w:ascii="Calibri" w:hAnsi="Calibri" w:cs="Calibri"/>
-                          <w:color w:val="000000" w:themeColor="text1"/>
-                          <w:sz w:val="16"/>
-                          <w:szCs w:val="16"/>
-                        </w:rPr>
-                        <w:tab/>
-                      </w:r>
-                      <w:r>
-                        <w:rPr>
-                          <w:rFonts w:ascii="Calibri" w:hAnsi="Calibri" w:cs="Calibri"/>
-                          <w:color w:val="000000" w:themeColor="text1"/>
-                          <w:sz w:val="16"/>
-                          <w:szCs w:val="16"/>
-                        </w:rPr>
-                        <w:tab/>
-                      </w:r>
-                    </w:p>
-                  </w:txbxContent>
-                </v:textbox>
-                <w10:wrap anchorx="margin"/>
-              </v:rect>
-            </w:pict>
-          </mc:Fallback>
-        </mc:AlternateContent>
-      </w:r>
-      <w:r>
-        <w:rPr>
-          <w:rFonts w:ascii="Calibri" w:hAnsi="Calibri" w:cs="Calibri"/>
-          <w:noProof/>
-          <w:color w:val="002060"/>
-        </w:rPr>
-        <mc:AlternateContent>
-          <mc:Choice Requires="wps">
-            <w:drawing>
-              <wp:anchor distT="0" distB="0" distL="114300" distR="114300" simplePos="0" relativeHeight="251684864" behindDoc="0" locked="0" layoutInCell="1" allowOverlap="1" wp14:anchorId="790D3BD0" wp14:editId="7183CB8A">
-                <wp:simplePos x="0" y="0"/>
-                <wp:positionH relativeFrom="margin">
-                  <wp:posOffset>1099820</wp:posOffset>
-                </wp:positionH>
-                <wp:positionV relativeFrom="paragraph">
-                  <wp:posOffset>1670685</wp:posOffset>
-                </wp:positionV>
-                <wp:extent cx="3871595" cy="222250"/>
-                <wp:effectExtent l="0" t="0" r="14605" b="25400"/>
-                <wp:wrapNone/>
-                <wp:docPr id="1452243970" name="Retângulo 2"/>
-                <wp:cNvGraphicFramePr/>
-                <a:graphic xmlns:a="http://schemas.openxmlformats.org/drawingml/2006/main">
-                  <a:graphicData uri="http://schemas.microsoft.com/office/word/2010/wordprocessingShape">
-                    <wps:wsp>
-                      <wps:cNvSpPr/>
-                      <wps:spPr>
-                        <a:xfrm>
-                          <a:off x="0" y="0"/>
-                          <a:ext cx="3871595" cy="222250"/>
-                        </a:xfrm>
-                        <a:prstGeom prst="rect">
-                          <a:avLst/>
-                        </a:prstGeom>
-                        <a:solidFill>
-                          <a:schemeClr val="bg1"/>
-                        </a:solidFill>
-                        <a:ln w="6350">
-                          <a:solidFill>
-                            <a:schemeClr val="tx1"/>
-                          </a:solidFill>
-                        </a:ln>
-                      </wps:spPr>
-                      <wps:style>
-                        <a:lnRef idx="2">
-                          <a:schemeClr val="accent1">
-                            <a:shade val="15000"/>
-                          </a:schemeClr>
-                        </a:lnRef>
-                        <a:fillRef idx="1">
-                          <a:schemeClr val="accent1"/>
-                        </a:fillRef>
-                        <a:effectRef idx="0">
-                          <a:schemeClr val="accent1"/>
-                        </a:effectRef>
-                        <a:fontRef idx="minor">
-                          <a:schemeClr val="lt1"/>
-                        </a:fontRef>
-                      </wps:style>
-                      <wps:txbx>
-                        <w:txbxContent>
-                          <w:p>
-                            <w:pPr>
-                              <w:jc w:val="center"/>
-                              <w:rPr>
-                                <w:rFonts w:ascii="Calibri" w:hAnsi="Calibri" w:cs="Calibri"/>
-                                <w:color w:val="000000" w:themeColor="text1"/>
-                                <w:sz w:val="16"/>
-                                <w:szCs w:val="16"/>
-                              </w:rPr>
-                            </w:pPr>
-                            <w:r>
-                              <w:rPr>
-                                <w:rFonts w:ascii="Calibri" w:hAnsi="Calibri" w:cs="Calibri"/>
-                                <w:color w:val="000000" w:themeColor="text1"/>
-                                <w:sz w:val="16"/>
-                                <w:szCs w:val="16"/>
-                              </w:rPr>
-                              <w:t>{{</w:t>
-                            </w:r>
-                            <w:proofErr w:type="spellStart"/>
-                            <w:r>
-                              <w:rPr>
-                                <w:rFonts w:ascii="Calibri" w:hAnsi="Calibri" w:cs="Calibri"/>
-                                <w:color w:val="000000" w:themeColor="text1"/>
-                                <w:sz w:val="16"/>
-                                <w:szCs w:val="16"/>
-                              </w:rPr>
-                              <w:t>desc_item</w:t>
-                            </w:r>
-                            <w:proofErr w:type="spellEnd"/>
-                            <w:r>
-                              <w:rPr>
-                                <w:rFonts w:ascii="Calibri" w:hAnsi="Calibri" w:cs="Calibri"/>
-                                <w:color w:val="000000" w:themeColor="text1"/>
-                                <w:sz w:val="16"/>
-                                <w:szCs w:val="16"/>
-                              </w:rPr>
-                              <w:t>}}</w:t>
-                            </w:r>
-                          </w:p>
-                          <w:p>
-                            <w:pPr>
-                              <w:rPr>
-                                <w:rFonts w:ascii="Calibri" w:hAnsi="Calibri" w:cs="Calibri"/>
-                                <w:color w:val="000000" w:themeColor="text1"/>
-                                <w:sz w:val="16"/>
-                                <w:szCs w:val="16"/>
-                              </w:rPr>
-                            </w:pPr>
-                          </w:p>
-                        </w:txbxContent>
-                      </wps:txbx>
-                      <wps:bodyPr rot="0" spcFirstLastPara="0" vertOverflow="overflow" horzOverflow="overflow" vert="horz" wrap="square" lIns="91440" tIns="45720" rIns="91440" bIns="45720" numCol="1" spcCol="0" rtlCol="0" fromWordArt="0" anchor="ctr" anchorCtr="0" forceAA="0" compatLnSpc="1">
-                        <a:prstTxWarp prst="textNoShape">
-                          <a:avLst/>
-                        </a:prstTxWarp>
-                        <a:noAutofit/>
-                      </wps:bodyPr>
-                    </wps:wsp>
-                  </a:graphicData>
-                </a:graphic>
-                <wp14:sizeRelH relativeFrom="margin">
-                  <wp14:pctWidth>0</wp14:pctWidth>
-                </wp14:sizeRelH>
-                <wp14:sizeRelV relativeFrom="margin">
-                  <wp14:pctHeight>0</wp14:pctHeight>
-                </wp14:sizeRelV>
-              </wp:anchor>
-            </w:drawing>
-          </mc:Choice>
-          <mc:Fallback>
-            <w:pict>
-              <v:rect w14:anchorId="790D3BD0" id="_x0000_s1062" style="position:absolute;margin-left:86.6pt;margin-top:131.55pt;width:304.85pt;height:17.5pt;z-index:251684864;visibility:visible;mso-wrap-style:square;mso-width-percent:0;mso-height-percent:0;mso-wrap-distance-left:9pt;mso-wrap-distance-top:0;mso-wrap-distance-right:9pt;mso-wrap-distance-bottom:0;mso-position-horizontal:absolute;mso-position-horizontal-relative:margin;mso-position-vertical:absolute;mso-position-vertical-relative:text;mso-width-percent:0;mso-height-percent:0;mso-width-relative:margin;mso-height-relative:margin;v-text-anchor:middle" o:gfxdata="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" fillcolor="white [3212]" strokecolor="black [3213]" strokeweight=".5pt">
-                <v:textbox>
-                  <w:txbxContent>
-                    <w:p>
-                      <w:pPr>
-                        <w:jc w:val="center"/>
-                        <w:rPr>
-                          <w:rFonts w:ascii="Calibri" w:hAnsi="Calibri" w:cs="Calibri"/>
-                          <w:color w:val="000000" w:themeColor="text1"/>
-                          <w:sz w:val="16"/>
-                          <w:szCs w:val="16"/>
-                        </w:rPr>
-                      </w:pPr>
-                      <w:r>
-                        <w:rPr>
-                          <w:rFonts w:ascii="Calibri" w:hAnsi="Calibri" w:cs="Calibri"/>
-                          <w:color w:val="000000" w:themeColor="text1"/>
-                          <w:sz w:val="16"/>
-                          <w:szCs w:val="16"/>
-                        </w:rPr>
-                        <w:t>{{</w:t>
-                      </w:r>
-                      <w:proofErr w:type="spellStart"/>
-                      <w:r>
-                        <w:rPr>
-                          <w:rFonts w:ascii="Calibri" w:hAnsi="Calibri" w:cs="Calibri"/>
-                          <w:color w:val="000000" w:themeColor="text1"/>
-                          <w:sz w:val="16"/>
-                          <w:szCs w:val="16"/>
-                        </w:rPr>
-                        <w:t>desc_item</w:t>
-                      </w:r>
-                      <w:proofErr w:type="spellEnd"/>
-                      <w:r>
-                        <w:rPr>
-                          <w:rFonts w:ascii="Calibri" w:hAnsi="Calibri" w:cs="Calibri"/>
-                          <w:color w:val="000000" w:themeColor="text1"/>
-                          <w:sz w:val="16"/>
-                          <w:szCs w:val="16"/>
-                        </w:rPr>
-                        <w:t>}}</w:t>
-                      </w:r>
-                    </w:p>
-                    <w:p>
-                      <w:pPr>
-                        <w:rPr>
-                          <w:rFonts w:ascii="Calibri" w:hAnsi="Calibri" w:cs="Calibri"/>
-                          <w:color w:val="000000" w:themeColor="text1"/>
-                          <w:sz w:val="16"/>
-                          <w:szCs w:val="16"/>
-                        </w:rPr>
-                      </w:pPr>
-                    </w:p>
-                  </w:txbxContent>
-                </v:textbox>
-                <w10:wrap anchorx="margin"/>
-              </v:rect>
-            </w:pict>
-          </mc:Fallback>
-        </mc:AlternateContent>
-      </w:r>
-      <w:r>
-        <w:rPr>
-          <w:rFonts w:ascii="Calibri" w:hAnsi="Calibri" w:cs="Calibri"/>
-          <w:noProof/>
-          <w:color w:val="002060"/>
-        </w:rPr>
-        <mc:AlternateContent>
-          <mc:Choice Requires="wps">
-            <w:drawing>
-              <wp:anchor distT="0" distB="0" distL="114300" distR="114300" simplePos="0" relativeHeight="251685888" behindDoc="0" locked="0" layoutInCell="1" allowOverlap="1" wp14:anchorId="5CCF56D2" wp14:editId="35DE8C57">
-                <wp:simplePos x="0" y="0"/>
-                <wp:positionH relativeFrom="margin">
-                  <wp:posOffset>4972050</wp:posOffset>
-                </wp:positionH>
-                <wp:positionV relativeFrom="paragraph">
-                  <wp:posOffset>1670685</wp:posOffset>
-                </wp:positionV>
-                <wp:extent cx="490220" cy="222250"/>
-                <wp:effectExtent l="0" t="0" r="24130" b="25400"/>
-                <wp:wrapNone/>
-                <wp:docPr id="2072374528" name="Retângulo 2"/>
-                <wp:cNvGraphicFramePr/>
-                <a:graphic xmlns:a="http://schemas.openxmlformats.org/drawingml/2006/main">
-                  <a:graphicData uri="http://schemas.microsoft.com/office/word/2010/wordprocessingShape">
-                    <wps:wsp>
-                      <wps:cNvSpPr/>
-                      <wps:spPr>
-                        <a:xfrm>
-                          <a:off x="0" y="0"/>
-                          <a:ext cx="490220" cy="222250"/>
-                        </a:xfrm>
-                        <a:prstGeom prst="rect">
-                          <a:avLst/>
-                        </a:prstGeom>
-                        <a:solidFill>
-                          <a:schemeClr val="bg1"/>
-                        </a:solidFill>
-                        <a:ln w="6350">
-                          <a:solidFill>
-                            <a:schemeClr val="tx1"/>
-                          </a:solidFill>
-                        </a:ln>
-                      </wps:spPr>
-                      <wps:style>
-                        <a:lnRef idx="2">
-                          <a:schemeClr val="accent1">
-                            <a:shade val="15000"/>
-                          </a:schemeClr>
-                        </a:lnRef>
-                        <a:fillRef idx="1">
-                          <a:schemeClr val="accent1"/>
-                        </a:fillRef>
-                        <a:effectRef idx="0">
-                          <a:schemeClr val="accent1"/>
-                        </a:effectRef>
-                        <a:fontRef idx="minor">
-                          <a:schemeClr val="lt1"/>
-                        </a:fontRef>
-                      </wps:style>
-                      <wps:txbx>
-                        <w:txbxContent>
-                          <w:p>
-                            <w:pPr>
-                              <w:rPr>
-                                <w:rFonts w:ascii="Calibri" w:hAnsi="Calibri" w:cs="Calibri"/>
-                                <w:color w:val="000000" w:themeColor="text1"/>
-                                <w:sz w:val="16"/>
-                                <w:szCs w:val="16"/>
-                              </w:rPr>
-                            </w:pPr>
-                            <w:r>
-                              <w:rPr>
-                                <w:rFonts w:ascii="Calibri" w:hAnsi="Calibri" w:cs="Calibri"/>
-                                <w:color w:val="000000" w:themeColor="text1"/>
-                                <w:sz w:val="16"/>
-                                <w:szCs w:val="16"/>
-                              </w:rPr>
-                              <w:t>Item:</w:t>
-                            </w:r>
-                          </w:p>
-                        </w:txbxContent>
-                      </wps:txbx>
-                      <wps:bodyPr rot="0" spcFirstLastPara="0" vertOverflow="overflow" horzOverflow="overflow" vert="horz" wrap="square" lIns="91440" tIns="45720" rIns="91440" bIns="45720" numCol="1" spcCol="0" rtlCol="0" fromWordArt="0" anchor="ctr" anchorCtr="0" forceAA="0" compatLnSpc="1">
-                        <a:prstTxWarp prst="textNoShape">
-                          <a:avLst/>
-                        </a:prstTxWarp>
-                        <a:noAutofit/>
-                      </wps:bodyPr>
-                    </wps:wsp>
-                  </a:graphicData>
-                </a:graphic>
-                <wp14:sizeRelH relativeFrom="margin">
-                  <wp14:pctWidth>0</wp14:pctWidth>
-                </wp14:sizeRelH>
-                <wp14:sizeRelV relativeFrom="margin">
-                  <wp14:pctHeight>0</wp14:pctHeight>
-                </wp14:sizeRelV>
-              </wp:anchor>
-            </w:drawing>
-          </mc:Choice>
-          <mc:Fallback>
-            <w:pict>
-              <v:rect w14:anchorId="5CCF56D2" id="_x0000_s1063" style="position:absolute;margin-left:391.5pt;margin-top:131.55pt;width:38.6pt;height:17.5pt;z-index:251685888;visibility:visible;mso-wrap-style:square;mso-width-percent:0;mso-height-percent:0;mso-wrap-distance-left:9pt;mso-wrap-distance-top:0;mso-wrap-distance-right:9pt;mso-wrap-distance-bottom:0;mso-position-horizontal:absolute;mso-position-horizontal-relative:margin;mso-position-vertical:absolute;mso-position-vertical-relative:text;mso-width-percent:0;mso-height-percent:0;mso-width-relative:margin;mso-height-relative:margin;v-text-anchor:middle" o:gfxdata="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" fillcolor="white [3212]" strokecolor="black [3213]" strokeweight=".5pt">
-                <v:textbox>
-                  <w:txbxContent>
-                    <w:p>
-                      <w:pPr>
-                        <w:rPr>
-                          <w:rFonts w:ascii="Calibri" w:hAnsi="Calibri" w:cs="Calibri"/>
-                          <w:color w:val="000000" w:themeColor="text1"/>
-                          <w:sz w:val="16"/>
-                          <w:szCs w:val="16"/>
-                        </w:rPr>
-                      </w:pPr>
-                      <w:r>
-                        <w:rPr>
-                          <w:rFonts w:ascii="Calibri" w:hAnsi="Calibri" w:cs="Calibri"/>
-                          <w:color w:val="000000" w:themeColor="text1"/>
-                          <w:sz w:val="16"/>
-                          <w:szCs w:val="16"/>
-                        </w:rPr>
-                        <w:t>Item:</w:t>
-                      </w:r>
-                    </w:p>
-                  </w:txbxContent>
-                </v:textbox>
-                <w10:wrap anchorx="margin"/>
-              </v:rect>
-            </w:pict>
-          </mc:Fallback>
-        </mc:AlternateContent>
-      </w:r>
-      <w:r>
-        <w:rPr>
-          <w:rFonts w:ascii="Calibri" w:hAnsi="Calibri" w:cs="Calibri"/>
-          <w:noProof/>
-          <w:color w:val="002060"/>
-        </w:rPr>
-        <mc:AlternateContent>
-          <mc:Choice Requires="wps">
-            <w:drawing>
-              <wp:anchor distT="0" distB="0" distL="114300" distR="114300" simplePos="0" relativeHeight="251681792" behindDoc="0" locked="0" layoutInCell="1" allowOverlap="1" wp14:anchorId="77372700" wp14:editId="5860B393">
-                <wp:simplePos x="0" y="0"/>
-                <wp:positionH relativeFrom="margin">
-                  <wp:align>left</wp:align>
-                </wp:positionH>
-                <wp:positionV relativeFrom="paragraph">
-                  <wp:posOffset>1443608</wp:posOffset>
-                </wp:positionV>
-                <wp:extent cx="6633625" cy="222250"/>
-                <wp:effectExtent l="0" t="0" r="15240" b="25400"/>
-                <wp:wrapNone/>
-                <wp:docPr id="1424193808" name="Retângulo 2"/>
-                <wp:cNvGraphicFramePr/>
-                <a:graphic xmlns:a="http://schemas.openxmlformats.org/drawingml/2006/main">
-                  <a:graphicData uri="http://schemas.microsoft.com/office/word/2010/wordprocessingShape">
-                    <wps:wsp>
-                      <wps:cNvSpPr/>
-                      <wps:spPr>
-                        <a:xfrm>
-                          <a:off x="0" y="0"/>
-                          <a:ext cx="6633625" cy="222250"/>
-                        </a:xfrm>
-                        <a:prstGeom prst="rect">
-                          <a:avLst/>
-                        </a:prstGeom>
-                        <a:solidFill>
-                          <a:schemeClr val="bg1">
-                            <a:lumMod val="65000"/>
-                          </a:schemeClr>
-                        </a:solidFill>
-                        <a:ln w="6350">
-                          <a:solidFill>
-                            <a:schemeClr val="tx1"/>
-                          </a:solidFill>
-                        </a:ln>
-                      </wps:spPr>
-                      <wps:style>
-                        <a:lnRef idx="2">
-                          <a:schemeClr val="accent1">
-                            <a:shade val="15000"/>
-                          </a:schemeClr>
-                        </a:lnRef>
-                        <a:fillRef idx="1">
-                          <a:schemeClr val="accent1"/>
-                        </a:fillRef>
-                        <a:effectRef idx="0">
-                          <a:schemeClr val="accent1"/>
-                        </a:effectRef>
-                        <a:fontRef idx="minor">
-                          <a:schemeClr val="lt1"/>
-                        </a:fontRef>
-                      </wps:style>
-                      <wps:txbx>
-                        <w:txbxContent>
-                          <w:p>
-                            <w:pPr>
-                              <w:rPr>
-                                <w:rFonts w:ascii="Calibri" w:hAnsi="Calibri" w:cs="Calibri"/>
-                                <w:color w:val="FFFFFF" w:themeColor="background1"/>
-                                <w:sz w:val="16"/>
-                                <w:szCs w:val="16"/>
-                              </w:rPr>
-                            </w:pPr>
-                            <w:r>
-                              <w:rPr>
-                                <w:rFonts w:ascii="Calibri" w:hAnsi="Calibri" w:cs="Calibri"/>
-                                <w:color w:val="FFFFFF" w:themeColor="background1"/>
-                                <w:sz w:val="16"/>
-                                <w:szCs w:val="16"/>
-                              </w:rPr>
-                              <w:t>Informações da Peça:</w:t>
-                            </w:r>
-                          </w:p>
-                        </w:txbxContent>
-                      </wps:txbx>
-                      <wps:bodyPr rot="0" spcFirstLastPara="0" vertOverflow="overflow" horzOverflow="overflow" vert="horz" wrap="square" lIns="91440" tIns="45720" rIns="91440" bIns="45720" numCol="1" spcCol="0" rtlCol="0" fromWordArt="0" anchor="ctr" anchorCtr="0" forceAA="0" compatLnSpc="1">
-                        <a:prstTxWarp prst="textNoShape">
-                          <a:avLst/>
-                        </a:prstTxWarp>
-                        <a:noAutofit/>
-                      </wps:bodyPr>
-                    </wps:wsp>
-                  </a:graphicData>
-                </a:graphic>
-                <wp14:sizeRelH relativeFrom="margin">
-                  <wp14:pctWidth>0</wp14:pctWidth>
-                </wp14:sizeRelH>
-                <wp14:sizeRelV relativeFrom="margin">
-                  <wp14:pctHeight>0</wp14:pctHeight>
-                </wp14:sizeRelV>
-              </wp:anchor>
-            </w:drawing>
-          </mc:Choice>
-          <mc:Fallback>
-            <w:pict>
-              <v:rect w14:anchorId="77372700" id="_x0000_s1064" style="position:absolute;margin-left:0;margin-top:113.65pt;width:522.35pt;height:17.5pt;z-index:251681792;visibility:visible;mso-wrap-style:square;mso-width-percent:0;mso-height-percent:0;mso-wrap-distance-left:9pt;mso-wrap-distance-top:0;mso-wrap-distance-right:9pt;mso-wrap-distance-bottom:0;mso-position-horizontal:left;mso-position-horizontal-relative:margin;mso-position-vertical:absolute;mso-position-vertical-relative:text;mso-width-percent:0;mso-height-percent:0;mso-width-relative:margin;mso-height-relative:margin;v-text-anchor:middle" o:gfxdata="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" fillcolor="#a5a5a5 [2092]" strokecolor="black [3213]" strokeweight=".5pt">
-                <v:textbox>
-                  <w:txbxContent>
-                    <w:p>
-                      <w:pPr>
-                        <w:rPr>
-                          <w:rFonts w:ascii="Calibri" w:hAnsi="Calibri" w:cs="Calibri"/>
-                          <w:color w:val="FFFFFF" w:themeColor="background1"/>
-                          <w:sz w:val="16"/>
-                          <w:szCs w:val="16"/>
-                        </w:rPr>
-                      </w:pPr>
-                      <w:r>
-                        <w:rPr>
-                          <w:rFonts w:ascii="Calibri" w:hAnsi="Calibri" w:cs="Calibri"/>
-                          <w:color w:val="FFFFFF" w:themeColor="background1"/>
-                          <w:sz w:val="16"/>
-                          <w:szCs w:val="16"/>
-                        </w:rPr>
-                        <w:t>Informações da Peça:</w:t>
-                      </w:r>
-                    </w:p>
-                  </w:txbxContent>
-                </v:textbox>
-                <w10:wrap anchorx="margin"/>
-              </v:rect>
-            </w:pict>
-          </mc:Fallback>
-        </mc:AlternateContent>
-      </w:r>
-      <w:r>
-        <w:rPr>
-          <w:rFonts w:ascii="Calibri" w:hAnsi="Calibri" w:cs="Calibri"/>
-          <w:noProof/>
-          <w:color w:val="002060"/>
-        </w:rPr>
-        <mc:AlternateContent>
-          <mc:Choice Requires="wps">
-            <w:drawing>
-              <wp:anchor distT="0" distB="0" distL="114300" distR="114300" simplePos="0" relativeHeight="251679744" behindDoc="0" locked="0" layoutInCell="1" allowOverlap="1" wp14:anchorId="010BCB13" wp14:editId="2291F281">
+              <wp:anchor distT="0" distB="0" distL="114300" distR="114300" simplePos="0" relativeHeight="251679744" behindDoc="0" locked="0" layoutInCell="1" allowOverlap="1" wp14:anchorId="010BCB13" wp14:editId="5A1ECCAD">
                 <wp:simplePos x="0" y="0"/>
                 <wp:positionH relativeFrom="margin">
                   <wp:posOffset>1107322</wp:posOffset>
@@ -7045,7 +6120,7 @@
           </mc:Choice>
           <mc:Fallback>
             <w:pict>
-              <v:rect w14:anchorId="010BCB13" id="_x0000_s1065" style="position:absolute;margin-left:87.2pt;margin-top:96.25pt;width:435.35pt;height:17.5pt;z-index:251679744;visibility:visible;mso-wrap-style:square;mso-width-percent:0;mso-height-percent:0;mso-wrap-distance-left:9pt;mso-wrap-distance-top:0;mso-wrap-distance-right:9pt;mso-wrap-distance-bottom:0;mso-position-horizontal:absolute;mso-position-horizontal-relative:margin;mso-position-vertical:absolute;mso-position-vertical-relative:text;mso-width-percent:0;mso-height-percent:0;mso-width-relative:margin;mso-height-relative:margin;v-text-anchor:middle" o:gfxdata="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" fillcolor="white [3212]" strokecolor="black [3213]" strokeweight=".5pt">
+              <v:rect w14:anchorId="010BCB13" id="_x0000_s1059" style="position:absolute;margin-left:87.2pt;margin-top:96.25pt;width:435.35pt;height:17.5pt;z-index:251679744;visibility:visible;mso-wrap-style:square;mso-width-percent:0;mso-height-percent:0;mso-wrap-distance-left:9pt;mso-wrap-distance-top:0;mso-wrap-distance-right:9pt;mso-wrap-distance-bottom:0;mso-position-horizontal:absolute;mso-position-horizontal-relative:margin;mso-position-vertical:absolute;mso-position-vertical-relative:text;mso-width-percent:0;mso-height-percent:0;mso-width-relative:margin;mso-height-relative:margin;v-text-anchor:middle" o:gfxdata="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" fillcolor="white [3212]" strokecolor="black [3213]" strokeweight=".5pt">
                 <v:textbox>
                   <w:txbxContent>
                     <w:p>
@@ -7103,7 +6178,7 @@
         <mc:AlternateContent>
           <mc:Choice Requires="wps">
             <w:drawing>
-              <wp:anchor distT="0" distB="0" distL="114300" distR="114300" simplePos="0" relativeHeight="251678720" behindDoc="0" locked="0" layoutInCell="1" allowOverlap="1" wp14:anchorId="71CE9B48" wp14:editId="7799690C">
+              <wp:anchor distT="0" distB="0" distL="114300" distR="114300" simplePos="0" relativeHeight="251678720" behindDoc="0" locked="0" layoutInCell="1" allowOverlap="1" wp14:anchorId="71CE9B48" wp14:editId="6A9EFA83">
                 <wp:simplePos x="0" y="0"/>
                 <wp:positionH relativeFrom="margin">
                   <wp:align>left</wp:align>
@@ -7196,7 +6271,7 @@
           </mc:Choice>
           <mc:Fallback>
             <w:pict>
-              <v:rect w14:anchorId="71CE9B48" id="_x0000_s1066" style="position:absolute;margin-left:0;margin-top:96.25pt;width:86.55pt;height:17.5pt;z-index:251678720;visibility:visible;mso-wrap-style:square;mso-width-percent:0;mso-height-percent:0;mso-wrap-distance-left:9pt;mso-wrap-distance-top:0;mso-wrap-distance-right:9pt;mso-wrap-distance-bottom:0;mso-position-horizontal:left;mso-position-horizontal-relative:margin;mso-position-vertical:absolute;mso-position-vertical-relative:text;mso-width-percent:0;mso-height-percent:0;mso-width-relative:margin;mso-height-relative:margin;v-text-anchor:middle" o:gfxdata="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" fillcolor="white [3212]" strokecolor="black [3213]" strokeweight=".5pt">
+              <v:rect w14:anchorId="71CE9B48" id="_x0000_s1060" style="position:absolute;margin-left:0;margin-top:96.25pt;width:86.55pt;height:17.5pt;z-index:251678720;visibility:visible;mso-wrap-style:square;mso-width-percent:0;mso-height-percent:0;mso-wrap-distance-left:9pt;mso-wrap-distance-top:0;mso-wrap-distance-right:9pt;mso-wrap-distance-bottom:0;mso-position-horizontal:left;mso-position-horizontal-relative:margin;mso-position-vertical:absolute;mso-position-vertical-relative:text;mso-width-percent:0;mso-height-percent:0;mso-width-relative:margin;mso-height-relative:margin;v-text-anchor:middle" o:gfxdata="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" fillcolor="white [3212]" strokecolor="black [3213]" strokeweight=".5pt">
                 <v:textbox>
                   <w:txbxContent>
                     <w:p>
@@ -7328,7 +6403,7 @@
           </mc:Choice>
           <mc:Fallback>
             <w:pict>
-              <v:rect w14:anchorId="1B4E1787" id="_x0000_s1067" style="position:absolute;margin-left:309.85pt;margin-top:78.8pt;width:81.75pt;height:17.5pt;z-index:251675648;visibility:visible;mso-wrap-style:square;mso-width-percent:0;mso-height-percent:0;mso-wrap-distance-left:9pt;mso-wrap-distance-top:0;mso-wrap-distance-right:9pt;mso-wrap-distance-bottom:0;mso-position-horizontal:absolute;mso-position-horizontal-relative:margin;mso-position-vertical:absolute;mso-position-vertical-relative:text;mso-width-percent:0;mso-height-percent:0;mso-width-relative:margin;mso-height-relative:margin;v-text-anchor:middle" o:gfxdata="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" fillcolor="white [3212]" strokecolor="black [3213]" strokeweight=".5pt">
+              <v:rect w14:anchorId="1B4E1787" id="_x0000_s1061" style="position:absolute;margin-left:309.85pt;margin-top:78.8pt;width:81.75pt;height:17.5pt;z-index:251675648;visibility:visible;mso-wrap-style:square;mso-width-percent:0;mso-height-percent:0;mso-wrap-distance-left:9pt;mso-wrap-distance-top:0;mso-wrap-distance-right:9pt;mso-wrap-distance-bottom:0;mso-position-horizontal:absolute;mso-position-horizontal-relative:margin;mso-position-vertical:absolute;mso-position-vertical-relative:text;mso-width-percent:0;mso-height-percent:0;mso-width-relative:margin;mso-height-relative:margin;v-text-anchor:middle" o:gfxdata="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" fillcolor="white [3212]" strokecolor="black [3213]" strokeweight=".5pt">
                 <v:textbox>
                   <w:txbxContent>
                     <w:p>
@@ -7481,7 +6556,7 @@
           </mc:Choice>
           <mc:Fallback>
             <w:pict>
-              <v:rect w14:anchorId="79594DE3" id="_x0000_s1068" style="position:absolute;margin-left:131.3pt;margin-top:78.8pt;width:178.15pt;height:17.5pt;z-index:251674624;visibility:visible;mso-wrap-style:square;mso-width-percent:0;mso-height-percent:0;mso-wrap-distance-left:9pt;mso-wrap-distance-top:0;mso-wrap-distance-right:9pt;mso-wrap-distance-bottom:0;mso-position-horizontal:absolute;mso-position-horizontal-relative:margin;mso-position-vertical:absolute;mso-position-vertical-relative:text;mso-width-percent:0;mso-height-percent:0;mso-width-relative:margin;mso-height-relative:margin;v-text-anchor:middle" o:gfxdata="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" fillcolor="white [3212]" strokecolor="black [3213]" strokeweight=".5pt">
+              <v:rect w14:anchorId="79594DE3" id="_x0000_s1062" style="position:absolute;margin-left:131.3pt;margin-top:78.8pt;width:178.15pt;height:17.5pt;z-index:251674624;visibility:visible;mso-wrap-style:square;mso-width-percent:0;mso-height-percent:0;mso-wrap-distance-left:9pt;mso-wrap-distance-top:0;mso-wrap-distance-right:9pt;mso-wrap-distance-bottom:0;mso-position-horizontal:absolute;mso-position-horizontal-relative:margin;mso-position-vertical:absolute;mso-position-vertical-relative:text;mso-width-percent:0;mso-height-percent:0;mso-width-relative:margin;mso-height-relative:margin;v-text-anchor:middle" o:gfxdata="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" fillcolor="white [3212]" strokecolor="black [3213]" strokeweight=".5pt">
                 <v:textbox>
                   <w:txbxContent>
                     <w:p>
@@ -7634,7 +6709,7 @@
           </mc:Choice>
           <mc:Fallback>
             <w:pict>
-              <v:rect w14:anchorId="75428178" id="_x0000_s1069" style="position:absolute;margin-left:0;margin-top:78.8pt;width:131.1pt;height:17.5pt;z-index:251673600;visibility:visible;mso-wrap-style:square;mso-width-percent:0;mso-height-percent:0;mso-wrap-distance-left:9pt;mso-wrap-distance-top:0;mso-wrap-distance-right:9pt;mso-wrap-distance-bottom:0;mso-position-horizontal:left;mso-position-horizontal-relative:margin;mso-position-vertical:absolute;mso-position-vertical-relative:text;mso-width-percent:0;mso-height-percent:0;mso-width-relative:margin;mso-height-relative:margin;v-text-anchor:middle" o:gfxdata="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" fillcolor="white [3212]" strokecolor="black [3213]" strokeweight=".5pt">
+              <v:rect w14:anchorId="75428178" id="_x0000_s1063" style="position:absolute;margin-left:0;margin-top:78.8pt;width:131.1pt;height:17.5pt;z-index:251673600;visibility:visible;mso-wrap-style:square;mso-width-percent:0;mso-height-percent:0;mso-wrap-distance-left:9pt;mso-wrap-distance-top:0;mso-wrap-distance-right:9pt;mso-wrap-distance-bottom:0;mso-position-horizontal:left;mso-position-horizontal-relative:margin;mso-position-vertical:absolute;mso-position-vertical-relative:text;mso-width-percent:0;mso-height-percent:0;mso-width-relative:margin;mso-height-relative:margin;v-text-anchor:middle" o:gfxdata="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" fillcolor="white [3212]" strokecolor="black [3213]" strokeweight=".5pt">
                 <v:textbox>
                   <w:txbxContent>
                     <w:p>
@@ -7766,7 +6841,7 @@
           </mc:Choice>
           <mc:Fallback>
             <w:pict>
-              <v:rect w14:anchorId="66A51481" id="_x0000_s1070" style="position:absolute;margin-left:391.5pt;margin-top:61.4pt;width:38.65pt;height:17.5pt;z-index:251669504;visibility:visible;mso-wrap-style:square;mso-width-percent:0;mso-height-percent:0;mso-wrap-distance-left:9pt;mso-wrap-distance-top:0;mso-wrap-distance-right:9pt;mso-wrap-distance-bottom:0;mso-position-horizontal:absolute;mso-position-horizontal-relative:margin;mso-position-vertical:absolute;mso-position-vertical-relative:text;mso-width-percent:0;mso-height-percent:0;mso-width-relative:margin;mso-height-relative:margin;v-text-anchor:middle" o:gfxdata="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" fillcolor="white [3212]" strokecolor="black [3213]" strokeweight=".5pt">
+              <v:rect w14:anchorId="66A51481" id="_x0000_s1064" style="position:absolute;margin-left:391.5pt;margin-top:61.4pt;width:38.65pt;height:17.5pt;z-index:251669504;visibility:visible;mso-wrap-style:square;mso-width-percent:0;mso-height-percent:0;mso-wrap-distance-left:9pt;mso-wrap-distance-top:0;mso-wrap-distance-right:9pt;mso-wrap-distance-bottom:0;mso-position-horizontal:absolute;mso-position-horizontal-relative:margin;mso-position-vertical:absolute;mso-position-vertical-relative:text;mso-width-percent:0;mso-height-percent:0;mso-width-relative:margin;mso-height-relative:margin;v-text-anchor:middle" o:gfxdata="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" fillcolor="white [3212]" strokecolor="black [3213]" strokeweight=".5pt">
                 <v:textbox>
                   <w:txbxContent>
                     <w:p>
@@ -7919,7 +6994,7 @@
           </mc:Choice>
           <mc:Fallback>
             <w:pict>
-              <v:rect w14:anchorId="240BACBA" id="_x0000_s1071" style="position:absolute;margin-left:86.65pt;margin-top:61.4pt;width:304.85pt;height:17.5pt;z-index:251667456;visibility:visible;mso-wrap-style:square;mso-width-percent:0;mso-height-percent:0;mso-wrap-distance-left:9pt;mso-wrap-distance-top:0;mso-wrap-distance-right:9pt;mso-wrap-distance-bottom:0;mso-position-horizontal:absolute;mso-position-horizontal-relative:margin;mso-position-vertical:absolute;mso-position-vertical-relative:text;mso-width-percent:0;mso-height-percent:0;mso-width-relative:margin;mso-height-relative:margin;v-text-anchor:middle" o:gfxdata="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" fillcolor="white [3212]" strokecolor="black [3213]" strokeweight=".5pt">
+              <v:rect w14:anchorId="240BACBA" id="_x0000_s1065" style="position:absolute;margin-left:86.65pt;margin-top:61.4pt;width:304.85pt;height:17.5pt;z-index:251667456;visibility:visible;mso-wrap-style:square;mso-width-percent:0;mso-height-percent:0;mso-wrap-distance-left:9pt;mso-wrap-distance-top:0;mso-wrap-distance-right:9pt;mso-wrap-distance-bottom:0;mso-position-horizontal:absolute;mso-position-horizontal-relative:margin;mso-position-vertical:absolute;mso-position-vertical-relative:text;mso-width-percent:0;mso-height-percent:0;mso-width-relative:margin;mso-height-relative:margin;v-text-anchor:middle" o:gfxdata="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" fillcolor="white [3212]" strokecolor="black [3213]" strokeweight=".5pt">
                 <v:textbox>
                   <w:txbxContent>
                     <w:p>
@@ -8081,7 +7156,7 @@
           </mc:Choice>
           <mc:Fallback>
             <w:pict>
-              <v:rect w14:anchorId="67A7E75B" id="_x0000_s1072" style="position:absolute;margin-left:0;margin-top:61.35pt;width:86.25pt;height:17.5pt;z-index:251665408;visibility:visible;mso-wrap-style:square;mso-width-percent:0;mso-height-percent:0;mso-wrap-distance-left:9pt;mso-wrap-distance-top:0;mso-wrap-distance-right:9pt;mso-wrap-distance-bottom:0;mso-position-horizontal:left;mso-position-horizontal-relative:margin;mso-position-vertical:absolute;mso-position-vertical-relative:text;mso-width-percent:0;mso-height-percent:0;mso-width-relative:margin;mso-height-relative:margin;v-text-anchor:middle" o:gfxdata="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" fillcolor="white [3212]" strokecolor="black [3213]" strokeweight=".5pt">
+              <v:rect w14:anchorId="67A7E75B" id="_x0000_s1066" style="position:absolute;margin-left:0;margin-top:61.35pt;width:86.25pt;height:17.5pt;z-index:251665408;visibility:visible;mso-wrap-style:square;mso-width-percent:0;mso-height-percent:0;mso-wrap-distance-left:9pt;mso-wrap-distance-top:0;mso-wrap-distance-right:9pt;mso-wrap-distance-bottom:0;mso-position-horizontal:left;mso-position-horizontal-relative:margin;mso-position-vertical:absolute;mso-position-vertical-relative:text;mso-width-percent:0;mso-height-percent:0;mso-width-relative:margin;mso-height-relative:margin;v-text-anchor:middle" o:gfxdata="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" fillcolor="white [3212]" strokecolor="black [3213]" strokeweight=".5pt">
                 <v:textbox>
                   <w:txbxContent>
                     <w:p>
@@ -10794,7 +9869,7 @@
         <mc:AlternateContent>
           <mc:Choice Requires="wps">
             <w:drawing>
-              <wp:anchor distT="0" distB="0" distL="114300" distR="114300" simplePos="0" relativeHeight="251744256" behindDoc="0" locked="0" layoutInCell="1" allowOverlap="1" wp14:anchorId="1CC650DF" wp14:editId="5F61B8FA">
+              <wp:anchor distT="0" distB="0" distL="114300" distR="114300" simplePos="0" relativeHeight="251744256" behindDoc="0" locked="0" layoutInCell="1" allowOverlap="1" wp14:anchorId="1CC650DF" wp14:editId="274DBCBD">
                 <wp:simplePos x="0" y="0"/>
                 <wp:positionH relativeFrom="margin">
                   <wp:align>right</wp:align>
@@ -10802,8 +9877,8 @@
                 <wp:positionV relativeFrom="paragraph">
                   <wp:posOffset>209550</wp:posOffset>
                 </wp:positionV>
-                <wp:extent cx="6634480" cy="6915150"/>
-                <wp:effectExtent l="0" t="0" r="13970" b="19050"/>
+                <wp:extent cx="6634480" cy="2961564"/>
+                <wp:effectExtent l="0" t="0" r="13970" b="10795"/>
                 <wp:wrapNone/>
                 <wp:docPr id="292266118" name="Retângulo 2"/>
                 <wp:cNvGraphicFramePr/>
@@ -10814,14 +9889,12 @@
                       <wps:spPr>
                         <a:xfrm>
                           <a:off x="0" y="0"/>
-                          <a:ext cx="6634480" cy="6915150"/>
+                          <a:ext cx="6634480" cy="2961564"/>
                         </a:xfrm>
                         <a:prstGeom prst="rect">
                           <a:avLst/>
                         </a:prstGeom>
-                        <a:solidFill>
-                          <a:schemeClr val="bg1"/>
-                        </a:solidFill>
+                        <a:noFill/>
                         <a:ln w="6350">
                           <a:solidFill>
                             <a:schemeClr val="tx1"/>
@@ -10888,7 +9961,7 @@
           </mc:Choice>
           <mc:Fallback>
             <w:pict>
-              <v:rect w14:anchorId="1CC650DF" id="_x0000_s1073" style="position:absolute;left:0;text-align:left;margin-left:471.2pt;margin-top:16.5pt;width:522.4pt;height:544.5pt;z-index:251744256;visibility:visible;mso-wrap-style:square;mso-width-percent:0;mso-height-percent:0;mso-wrap-distance-left:9pt;mso-wrap-distance-top:0;mso-wrap-distance-right:9pt;mso-wrap-distance-bottom:0;mso-position-horizontal:right;mso-position-horizontal-relative:margin;mso-position-vertical:absolute;mso-position-vertical-relative:text;mso-width-percent:0;mso-height-percent:0;mso-width-relative:margin;mso-height-relative:margin;v-text-anchor:middle" o:gfxdata="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" fillcolor="white [3212]" strokecolor="black [3213]" strokeweight=".5pt">
+              <v:rect w14:anchorId="1CC650DF" id="_x0000_s1067" style="position:absolute;left:0;text-align:left;margin-left:471.2pt;margin-top:16.5pt;width:522.4pt;height:233.2pt;z-index:251744256;visibility:visible;mso-wrap-style:square;mso-width-percent:0;mso-height-percent:0;mso-wrap-distance-left:9pt;mso-wrap-distance-top:0;mso-wrap-distance-right:9pt;mso-wrap-distance-bottom:0;mso-position-horizontal:right;mso-position-horizontal-relative:margin;mso-position-vertical:absolute;mso-position-vertical-relative:text;mso-width-percent:0;mso-height-percent:0;mso-width-relative:margin;mso-height-relative:margin;v-text-anchor:middle" o:gfxdata="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" filled="f" strokecolor="black [3213]" strokeweight=".5pt">
                 <v:textbox>
                   <w:txbxContent>
                     <w:p>
@@ -11023,7 +10096,7 @@
           </mc:Choice>
           <mc:Fallback>
             <w:pict>
-              <v:rect w14:anchorId="1E89CDFA" id="_x0000_s1074" style="position:absolute;left:0;text-align:left;margin-left:0;margin-top:0;width:522.35pt;height:17.5pt;z-index:251742208;visibility:visible;mso-wrap-style:square;mso-width-percent:0;mso-height-percent:0;mso-wrap-distance-left:9pt;mso-wrap-distance-top:0;mso-wrap-distance-right:9pt;mso-wrap-distance-bottom:0;mso-position-horizontal:absolute;mso-position-horizontal-relative:margin;mso-position-vertical:absolute;mso-position-vertical-relative:text;mso-width-percent:0;mso-height-percent:0;mso-width-relative:margin;mso-height-relative:margin;v-text-anchor:middle" o:gfxdata="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" fillcolor="#a5a5a5 [2092]" strokecolor="black [3213]" strokeweight=".5pt">
+              <v:rect w14:anchorId="1E89CDFA" id="_x0000_s1068" style="position:absolute;left:0;text-align:left;margin-left:0;margin-top:0;width:522.35pt;height:17.5pt;z-index:251742208;visibility:visible;mso-wrap-style:square;mso-width-percent:0;mso-height-percent:0;mso-wrap-distance-left:9pt;mso-wrap-distance-top:0;mso-wrap-distance-right:9pt;mso-wrap-distance-bottom:0;mso-position-horizontal:absolute;mso-position-horizontal-relative:margin;mso-position-vertical:absolute;mso-position-vertical-relative:text;mso-width-percent:0;mso-height-percent:0;mso-width-relative:margin;mso-height-relative:margin;v-text-anchor:middle" o:gfxdata="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" fillcolor="#a5a5a5 [2092]" strokecolor="black [3213]" strokeweight=".5pt">
                 <v:textbox>
                   <w:txbxContent>
                     <w:p>
@@ -11113,6 +10186,69 @@
           <w:szCs w:val="12"/>
         </w:rPr>
       </w:pPr>
+      <w:r>
+        <w:rPr>
+          <w:rFonts w:ascii="Calibri" w:hAnsi="Calibri" w:cs="Calibri"/>
+          <w:noProof/>
+          <w:color w:val="002060"/>
+        </w:rPr>
+        <w:drawing>
+          <wp:anchor distT="0" distB="0" distL="114300" distR="114300" simplePos="0" relativeHeight="251745280" behindDoc="1" locked="0" layoutInCell="1" allowOverlap="1" wp14:anchorId="0DD43CC7" wp14:editId="5642EB50">
+            <wp:simplePos x="0" y="0"/>
+            <wp:positionH relativeFrom="page">
+              <wp:align>left</wp:align>
+            </wp:positionH>
+            <wp:positionV relativeFrom="paragraph">
+              <wp:posOffset>220345</wp:posOffset>
+            </wp:positionV>
+            <wp:extent cx="7530313" cy="7000875"/>
+            <wp:effectExtent l="0" t="0" r="0" b="0"/>
+            <wp:wrapNone/>
+            <wp:docPr id="298220276" name="Imagem 46" descr="Logotipo, Ícone&#10;&#10;O conteúdo gerado por IA pode estar incorreto."/>
+            <wp:cNvGraphicFramePr>
+              <a:graphicFrameLocks xmlns:a="http://schemas.openxmlformats.org/drawingml/2006/main" noChangeAspect="1"/>
+            </wp:cNvGraphicFramePr>
+            <a:graphic xmlns:a="http://schemas.openxmlformats.org/drawingml/2006/main">
+              <a:graphicData uri="http://schemas.openxmlformats.org/drawingml/2006/picture">
+                <pic:pic xmlns:pic="http://schemas.openxmlformats.org/drawingml/2006/picture">
+                  <pic:nvPicPr>
+                    <pic:cNvPr id="298220276" name="Imagem 46" descr="Logotipo, Ícone&#10;&#10;O conteúdo gerado por IA pode estar incorreto."/>
+                    <pic:cNvPicPr/>
+                  </pic:nvPicPr>
+                  <pic:blipFill>
+                    <a:blip r:embed="rId8">
+                      <a:alphaModFix amt="5000"/>
+                      <a:extLst>
+                        <a:ext uri="{28A0092B-C50C-407E-A947-70E740481C1C}">
+                          <a14:useLocalDpi xmlns:a14="http://schemas.microsoft.com/office/drawing/2010/main" val="0"/>
+                        </a:ext>
+                      </a:extLst>
+                    </a:blip>
+                    <a:stretch>
+                      <a:fillRect/>
+                    </a:stretch>
+                  </pic:blipFill>
+                  <pic:spPr>
+                    <a:xfrm>
+                      <a:off x="0" y="0"/>
+                      <a:ext cx="7530313" cy="7000875"/>
+                    </a:xfrm>
+                    <a:prstGeom prst="rect">
+                      <a:avLst/>
+                    </a:prstGeom>
+                  </pic:spPr>
+                </pic:pic>
+              </a:graphicData>
+            </a:graphic>
+            <wp14:sizeRelH relativeFrom="margin">
+              <wp14:pctWidth>0</wp14:pctWidth>
+            </wp14:sizeRelH>
+            <wp14:sizeRelV relativeFrom="margin">
+              <wp14:pctHeight>0</wp14:pctHeight>
+            </wp14:sizeRelV>
+          </wp:anchor>
+        </w:drawing>
+      </w:r>
     </w:p>
     <w:p>
       <w:pPr>
@@ -11249,377 +10385,546 @@
     </w:p>
     <w:p>
       <w:pPr>
-        <w:jc w:val="both"/>
-        <w:rPr>
-          <w:rFonts w:ascii="Calibri" w:hAnsi="Calibri" w:cs="Calibri"/>
-          <w:color w:val="0B769F" w:themeColor="accent4" w:themeShade="BF"/>
+        <w:jc w:val="center"/>
+        <w:rPr>
+          <w:rFonts w:ascii="Calibri" w:hAnsi="Calibri" w:cs="Calibri"/>
+          <w:color w:val="000000" w:themeColor="text1"/>
+          <w:sz w:val="20"/>
+          <w:szCs w:val="20"/>
+        </w:rPr>
+      </w:pPr>
+      <w:r>
+        <w:rPr>
+          <w:rFonts w:ascii="Calibri" w:hAnsi="Calibri" w:cs="Calibri"/>
+          <w:color w:val="000000" w:themeColor="text1"/>
+          <w:sz w:val="20"/>
+          <w:szCs w:val="20"/>
+        </w:rPr>
+        <w:t>_______________</w:t>
+      </w:r>
+    </w:p>
+    <w:p>
+      <w:pPr>
+        <w:jc w:val="center"/>
+        <w:rPr>
+          <w:rFonts w:ascii="Calibri" w:hAnsi="Calibri" w:cs="Calibri"/>
+          <w:color w:val="000000" w:themeColor="text1"/>
+          <w:sz w:val="12"/>
+          <w:szCs w:val="12"/>
+        </w:rPr>
+      </w:pPr>
+      <w:r>
+        <w:rPr>
+          <w:rFonts w:ascii="Calibri" w:hAnsi="Calibri" w:cs="Calibri"/>
+          <w:color w:val="000000" w:themeColor="text1"/>
+          <w:sz w:val="12"/>
+          <w:szCs w:val="12"/>
+        </w:rPr>
+        <w:t>{{</w:t>
+      </w:r>
+      <w:proofErr w:type="spellStart"/>
+      <w:r>
+        <w:rPr>
+          <w:rFonts w:ascii="Calibri" w:hAnsi="Calibri" w:cs="Calibri"/>
+          <w:color w:val="000000" w:themeColor="text1"/>
+          <w:sz w:val="12"/>
+          <w:szCs w:val="12"/>
+        </w:rPr>
+        <w:t>ass_lider</w:t>
+      </w:r>
+      <w:proofErr w:type="spellEnd"/>
+      <w:r>
+        <w:rPr>
+          <w:rFonts w:ascii="Calibri" w:hAnsi="Calibri" w:cs="Calibri"/>
+          <w:color w:val="000000" w:themeColor="text1"/>
+          <w:sz w:val="12"/>
+          <w:szCs w:val="12"/>
+        </w:rPr>
+        <w:t>}}</w:t>
+      </w:r>
+    </w:p>
+    <w:p>
+      <w:pPr>
+        <w:jc w:val="center"/>
+        <w:rPr>
+          <w:rFonts w:ascii="Calibri" w:hAnsi="Calibri" w:cs="Calibri"/>
+          <w:color w:val="000000" w:themeColor="text1"/>
+          <w:sz w:val="12"/>
+          <w:szCs w:val="12"/>
+        </w:rPr>
+      </w:pPr>
+      <w:proofErr w:type="spellStart"/>
+      <w:r>
+        <w:rPr>
+          <w:rFonts w:ascii="Calibri" w:hAnsi="Calibri" w:cs="Calibri"/>
+          <w:color w:val="000000" w:themeColor="text1"/>
+          <w:sz w:val="12"/>
+          <w:szCs w:val="12"/>
+        </w:rPr>
+        <w:t>Desdobrador</w:t>
+      </w:r>
+      <w:proofErr w:type="spellEnd"/>
+      <w:r>
+        <w:rPr>
+          <w:rFonts w:ascii="Calibri" w:hAnsi="Calibri" w:cs="Calibri"/>
+          <w:color w:val="000000" w:themeColor="text1"/>
+          <w:sz w:val="12"/>
+          <w:szCs w:val="12"/>
+        </w:rPr>
+        <w:t xml:space="preserve"> / Desenvolvedor / Líder</w:t>
+      </w:r>
+    </w:p>
+    <w:p>
+      <w:pPr>
+        <w:jc w:val="center"/>
+        <w:rPr>
+          <w:rFonts w:ascii="Calibri" w:hAnsi="Calibri" w:cs="Calibri"/>
+          <w:color w:val="000000" w:themeColor="text1"/>
+          <w:sz w:val="20"/>
+          <w:szCs w:val="20"/>
         </w:rPr>
       </w:pPr>
     </w:p>
     <w:p>
       <w:pPr>
-        <w:jc w:val="both"/>
-        <w:rPr>
-          <w:rFonts w:ascii="Calibri" w:hAnsi="Calibri" w:cs="Calibri"/>
-          <w:color w:val="0B769F" w:themeColor="accent4" w:themeShade="BF"/>
+        <w:jc w:val="center"/>
+        <w:rPr>
+          <w:rFonts w:ascii="Calibri" w:hAnsi="Calibri" w:cs="Calibri"/>
+          <w:color w:val="000000" w:themeColor="text1"/>
+          <w:sz w:val="20"/>
+          <w:szCs w:val="20"/>
+        </w:rPr>
+      </w:pPr>
+      <w:r>
+        <w:rPr>
+          <w:rFonts w:ascii="Calibri" w:hAnsi="Calibri" w:cs="Calibri"/>
+          <w:color w:val="000000" w:themeColor="text1"/>
+          <w:sz w:val="20"/>
+          <w:szCs w:val="20"/>
+        </w:rPr>
+        <w:t>_______________</w:t>
+      </w:r>
+    </w:p>
+    <w:p>
+      <w:pPr>
+        <w:jc w:val="center"/>
+        <w:rPr>
+          <w:rFonts w:ascii="Calibri" w:hAnsi="Calibri" w:cs="Calibri"/>
+          <w:color w:val="000000" w:themeColor="text1"/>
+          <w:sz w:val="12"/>
+          <w:szCs w:val="12"/>
+        </w:rPr>
+      </w:pPr>
+      <w:r>
+        <w:rPr>
+          <w:rFonts w:ascii="Calibri" w:hAnsi="Calibri" w:cs="Calibri"/>
+          <w:color w:val="000000" w:themeColor="text1"/>
+          <w:sz w:val="12"/>
+          <w:szCs w:val="12"/>
+        </w:rPr>
+        <w:t>{{</w:t>
+      </w:r>
+      <w:proofErr w:type="spellStart"/>
+      <w:r>
+        <w:rPr>
+          <w:rFonts w:ascii="Calibri" w:hAnsi="Calibri" w:cs="Calibri"/>
+          <w:color w:val="000000" w:themeColor="text1"/>
+          <w:sz w:val="12"/>
+          <w:szCs w:val="12"/>
+        </w:rPr>
+        <w:t>ass_coord</w:t>
+      </w:r>
+      <w:proofErr w:type="spellEnd"/>
+      <w:r>
+        <w:rPr>
+          <w:rFonts w:ascii="Calibri" w:hAnsi="Calibri" w:cs="Calibri"/>
+          <w:color w:val="000000" w:themeColor="text1"/>
+          <w:sz w:val="12"/>
+          <w:szCs w:val="12"/>
+        </w:rPr>
+        <w:t>}}</w:t>
+      </w:r>
+    </w:p>
+    <w:p>
+      <w:pPr>
+        <w:jc w:val="center"/>
+        <w:rPr>
+          <w:rFonts w:ascii="Calibri" w:hAnsi="Calibri" w:cs="Calibri"/>
+          <w:color w:val="000000" w:themeColor="text1"/>
+          <w:sz w:val="12"/>
+          <w:szCs w:val="12"/>
+        </w:rPr>
+      </w:pPr>
+      <w:r>
+        <w:rPr>
+          <w:rFonts w:ascii="Calibri" w:hAnsi="Calibri" w:cs="Calibri"/>
+          <w:color w:val="000000" w:themeColor="text1"/>
+          <w:sz w:val="12"/>
+          <w:szCs w:val="12"/>
+        </w:rPr>
+        <w:t>Supervisor / Coordenador</w:t>
+      </w:r>
+    </w:p>
+    <w:p>
+      <w:pPr>
+        <w:jc w:val="center"/>
+        <w:rPr>
+          <w:rFonts w:ascii="Calibri" w:hAnsi="Calibri" w:cs="Calibri"/>
+          <w:color w:val="000000" w:themeColor="text1"/>
+          <w:sz w:val="20"/>
+          <w:szCs w:val="20"/>
         </w:rPr>
       </w:pPr>
     </w:p>
     <w:p>
       <w:pPr>
+        <w:jc w:val="center"/>
+        <w:rPr>
+          <w:rFonts w:ascii="Calibri" w:hAnsi="Calibri" w:cs="Calibri"/>
+          <w:color w:val="000000" w:themeColor="text1"/>
+          <w:sz w:val="20"/>
+          <w:szCs w:val="20"/>
+        </w:rPr>
+      </w:pPr>
+      <w:r>
+        <w:rPr>
+          <w:rFonts w:ascii="Calibri" w:hAnsi="Calibri" w:cs="Calibri"/>
+          <w:color w:val="000000" w:themeColor="text1"/>
+          <w:sz w:val="20"/>
+          <w:szCs w:val="20"/>
+        </w:rPr>
+        <w:t>_______________</w:t>
+      </w:r>
+    </w:p>
+    <w:p>
+      <w:pPr>
+        <w:jc w:val="center"/>
+        <w:rPr>
+          <w:rFonts w:ascii="Calibri" w:hAnsi="Calibri" w:cs="Calibri"/>
+          <w:color w:val="000000" w:themeColor="text1"/>
+          <w:sz w:val="12"/>
+          <w:szCs w:val="12"/>
+        </w:rPr>
+      </w:pPr>
+      <w:r>
+        <w:rPr>
+          <w:rFonts w:ascii="Calibri" w:hAnsi="Calibri" w:cs="Calibri"/>
+          <w:color w:val="000000" w:themeColor="text1"/>
+          <w:sz w:val="12"/>
+          <w:szCs w:val="12"/>
+        </w:rPr>
+        <w:t>{{</w:t>
+      </w:r>
+      <w:proofErr w:type="spellStart"/>
+      <w:r>
+        <w:rPr>
+          <w:rFonts w:ascii="Calibri" w:hAnsi="Calibri" w:cs="Calibri"/>
+          <w:color w:val="000000" w:themeColor="text1"/>
+          <w:sz w:val="12"/>
+          <w:szCs w:val="12"/>
+        </w:rPr>
+        <w:t>ass_qual</w:t>
+      </w:r>
+      <w:proofErr w:type="spellEnd"/>
+      <w:r>
+        <w:rPr>
+          <w:rFonts w:ascii="Calibri" w:hAnsi="Calibri" w:cs="Calibri"/>
+          <w:color w:val="000000" w:themeColor="text1"/>
+          <w:sz w:val="12"/>
+          <w:szCs w:val="12"/>
+        </w:rPr>
+        <w:t>}}</w:t>
+      </w:r>
+    </w:p>
+    <w:p>
+      <w:pPr>
+        <w:jc w:val="center"/>
+        <w:rPr>
+          <w:rFonts w:ascii="Calibri" w:hAnsi="Calibri" w:cs="Calibri"/>
+          <w:color w:val="000000" w:themeColor="text1"/>
+          <w:sz w:val="12"/>
+          <w:szCs w:val="12"/>
+        </w:rPr>
+      </w:pPr>
+      <w:r>
+        <w:rPr>
+          <w:rFonts w:ascii="Calibri" w:hAnsi="Calibri" w:cs="Calibri"/>
+          <w:color w:val="000000" w:themeColor="text1"/>
+          <w:sz w:val="12"/>
+          <w:szCs w:val="12"/>
+        </w:rPr>
+        <w:t>Supervisor da Qualidade</w:t>
+      </w:r>
+    </w:p>
+    <w:p>
+      <w:pPr>
         <w:jc w:val="both"/>
         <w:rPr>
           <w:rFonts w:ascii="Calibri" w:hAnsi="Calibri" w:cs="Calibri"/>
-          <w:color w:val="0B769F" w:themeColor="accent4" w:themeShade="BF"/>
+          <w:color w:val="000000" w:themeColor="text1"/>
+          <w:sz w:val="12"/>
+          <w:szCs w:val="12"/>
+        </w:rPr>
+      </w:pPr>
+      <w:r>
+        <w:rPr>
+          <w:rFonts w:ascii="Calibri" w:hAnsi="Calibri" w:cs="Calibri"/>
+          <w:noProof/>
+          <w:color w:val="002060"/>
+        </w:rPr>
+        <mc:AlternateContent>
+          <mc:Choice Requires="wps">
+            <w:drawing>
+              <wp:anchor distT="0" distB="0" distL="114300" distR="114300" simplePos="0" relativeHeight="251739136" behindDoc="0" locked="0" layoutInCell="1" allowOverlap="1" wp14:anchorId="04ECFE33" wp14:editId="4DA9EF73">
+                <wp:simplePos x="0" y="0"/>
+                <wp:positionH relativeFrom="margin">
+                  <wp:align>center</wp:align>
+                </wp:positionH>
+                <wp:positionV relativeFrom="paragraph">
+                  <wp:posOffset>87791</wp:posOffset>
+                </wp:positionV>
+                <wp:extent cx="3155473" cy="222250"/>
+                <wp:effectExtent l="0" t="0" r="26035" b="25400"/>
+                <wp:wrapNone/>
+                <wp:docPr id="238581578" name="Retângulo 2"/>
+                <wp:cNvGraphicFramePr/>
+                <a:graphic xmlns:a="http://schemas.openxmlformats.org/drawingml/2006/main">
+                  <a:graphicData uri="http://schemas.microsoft.com/office/word/2010/wordprocessingShape">
+                    <wps:wsp>
+                      <wps:cNvSpPr/>
+                      <wps:spPr>
+                        <a:xfrm>
+                          <a:off x="0" y="0"/>
+                          <a:ext cx="3155473" cy="222250"/>
+                        </a:xfrm>
+                        <a:prstGeom prst="rect">
+                          <a:avLst/>
+                        </a:prstGeom>
+                        <a:solidFill>
+                          <a:schemeClr val="bg1">
+                            <a:lumMod val="65000"/>
+                          </a:schemeClr>
+                        </a:solidFill>
+                        <a:ln w="6350">
+                          <a:solidFill>
+                            <a:schemeClr val="tx1"/>
+                          </a:solidFill>
+                        </a:ln>
+                      </wps:spPr>
+                      <wps:style>
+                        <a:lnRef idx="2">
+                          <a:schemeClr val="accent1">
+                            <a:shade val="15000"/>
+                          </a:schemeClr>
+                        </a:lnRef>
+                        <a:fillRef idx="1">
+                          <a:schemeClr val="accent1"/>
+                        </a:fillRef>
+                        <a:effectRef idx="0">
+                          <a:schemeClr val="accent1"/>
+                        </a:effectRef>
+                        <a:fontRef idx="minor">
+                          <a:schemeClr val="lt1"/>
+                        </a:fontRef>
+                      </wps:style>
+                      <wps:txbx>
+                        <w:txbxContent>
+                          <w:p>
+                            <w:pPr>
+                              <w:jc w:val="center"/>
+                              <w:rPr>
+                                <w:rFonts w:ascii="Calibri" w:hAnsi="Calibri" w:cs="Calibri"/>
+                                <w:color w:val="FFFFFF" w:themeColor="background1"/>
+                                <w:sz w:val="16"/>
+                                <w:szCs w:val="16"/>
+                              </w:rPr>
+                            </w:pPr>
+                            <w:r>
+                              <w:rPr>
+                                <w:rFonts w:ascii="Calibri" w:hAnsi="Calibri" w:cs="Calibri"/>
+                                <w:color w:val="FFFFFF" w:themeColor="background1"/>
+                                <w:sz w:val="16"/>
+                                <w:szCs w:val="16"/>
+                              </w:rPr>
+                              <w:t>Em caso de refugo, coletar assinatura do solicitante:</w:t>
+                            </w:r>
+                          </w:p>
+                        </w:txbxContent>
+                      </wps:txbx>
+                      <wps:bodyPr rot="0" spcFirstLastPara="0" vertOverflow="overflow" horzOverflow="overflow" vert="horz" wrap="square" lIns="91440" tIns="45720" rIns="91440" bIns="45720" numCol="1" spcCol="0" rtlCol="0" fromWordArt="0" anchor="ctr" anchorCtr="0" forceAA="0" compatLnSpc="1">
+                        <a:prstTxWarp prst="textNoShape">
+                          <a:avLst/>
+                        </a:prstTxWarp>
+                        <a:noAutofit/>
+                      </wps:bodyPr>
+                    </wps:wsp>
+                  </a:graphicData>
+                </a:graphic>
+                <wp14:sizeRelH relativeFrom="margin">
+                  <wp14:pctWidth>0</wp14:pctWidth>
+                </wp14:sizeRelH>
+                <wp14:sizeRelV relativeFrom="margin">
+                  <wp14:pctHeight>0</wp14:pctHeight>
+                </wp14:sizeRelV>
+              </wp:anchor>
+            </w:drawing>
+          </mc:Choice>
+          <mc:Fallback>
+            <w:pict>
+              <v:rect w14:anchorId="04ECFE33" id="_x0000_s1069" style="position:absolute;left:0;text-align:left;margin-left:0;margin-top:6.9pt;width:248.45pt;height:17.5pt;z-index:251739136;visibility:visible;mso-wrap-style:square;mso-width-percent:0;mso-height-percent:0;mso-wrap-distance-left:9pt;mso-wrap-distance-top:0;mso-wrap-distance-right:9pt;mso-wrap-distance-bottom:0;mso-position-horizontal:center;mso-position-horizontal-relative:margin;mso-position-vertical:absolute;mso-position-vertical-relative:text;mso-width-percent:0;mso-height-percent:0;mso-width-relative:margin;mso-height-relative:margin;v-text-anchor:middle" o:gfxdata="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" fillcolor="#a5a5a5 [2092]" strokecolor="black [3213]" strokeweight=".5pt">
+                <v:textbox>
+                  <w:txbxContent>
+                    <w:p>
+                      <w:pPr>
+                        <w:jc w:val="center"/>
+                        <w:rPr>
+                          <w:rFonts w:ascii="Calibri" w:hAnsi="Calibri" w:cs="Calibri"/>
+                          <w:color w:val="FFFFFF" w:themeColor="background1"/>
+                          <w:sz w:val="16"/>
+                          <w:szCs w:val="16"/>
+                        </w:rPr>
+                      </w:pPr>
+                      <w:r>
+                        <w:rPr>
+                          <w:rFonts w:ascii="Calibri" w:hAnsi="Calibri" w:cs="Calibri"/>
+                          <w:color w:val="FFFFFF" w:themeColor="background1"/>
+                          <w:sz w:val="16"/>
+                          <w:szCs w:val="16"/>
+                        </w:rPr>
+                        <w:t>Em caso de refugo, coletar assinatura do solicitante:</w:t>
+                      </w:r>
+                    </w:p>
+                  </w:txbxContent>
+                </v:textbox>
+                <w10:wrap anchorx="margin"/>
+              </v:rect>
+            </w:pict>
+          </mc:Fallback>
+        </mc:AlternateContent>
+      </w:r>
+    </w:p>
+    <w:p>
+      <w:pPr>
+        <w:jc w:val="both"/>
+        <w:rPr>
+          <w:rFonts w:ascii="Calibri" w:hAnsi="Calibri" w:cs="Calibri"/>
+          <w:color w:val="000000" w:themeColor="text1"/>
+          <w:sz w:val="12"/>
+          <w:szCs w:val="12"/>
         </w:rPr>
       </w:pPr>
     </w:p>
     <w:p>
       <w:pPr>
-        <w:jc w:val="both"/>
-        <w:rPr>
-          <w:rFonts w:ascii="Calibri" w:hAnsi="Calibri" w:cs="Calibri"/>
-          <w:color w:val="0B769F" w:themeColor="accent4" w:themeShade="BF"/>
+        <w:jc w:val="center"/>
+        <w:rPr>
+          <w:rFonts w:ascii="Calibri" w:hAnsi="Calibri" w:cs="Calibri"/>
+          <w:color w:val="000000" w:themeColor="text1"/>
+          <w:sz w:val="20"/>
+          <w:szCs w:val="20"/>
         </w:rPr>
       </w:pPr>
     </w:p>
     <w:p>
       <w:pPr>
-        <w:jc w:val="both"/>
-        <w:rPr>
-          <w:rFonts w:ascii="Calibri" w:hAnsi="Calibri" w:cs="Calibri"/>
-          <w:color w:val="0B769F" w:themeColor="accent4" w:themeShade="BF"/>
+        <w:jc w:val="center"/>
+        <w:rPr>
+          <w:rFonts w:ascii="Calibri" w:hAnsi="Calibri" w:cs="Calibri"/>
+          <w:color w:val="000000" w:themeColor="text1"/>
+          <w:sz w:val="20"/>
+          <w:szCs w:val="20"/>
+        </w:rPr>
+      </w:pPr>
+      <w:r>
+        <w:rPr>
+          <w:rFonts w:ascii="Calibri" w:hAnsi="Calibri" w:cs="Calibri"/>
+          <w:color w:val="000000" w:themeColor="text1"/>
+          <w:sz w:val="20"/>
+          <w:szCs w:val="20"/>
+        </w:rPr>
+        <w:t>_______________</w:t>
+      </w:r>
+    </w:p>
+    <w:p>
+      <w:pPr>
+        <w:jc w:val="center"/>
+        <w:rPr>
+          <w:rFonts w:ascii="Calibri" w:hAnsi="Calibri" w:cs="Calibri"/>
+          <w:color w:val="000000" w:themeColor="text1"/>
+          <w:sz w:val="12"/>
+          <w:szCs w:val="12"/>
+        </w:rPr>
+      </w:pPr>
+      <w:r>
+        <w:rPr>
+          <w:rFonts w:ascii="Calibri" w:hAnsi="Calibri" w:cs="Calibri"/>
+          <w:color w:val="000000" w:themeColor="text1"/>
+          <w:sz w:val="12"/>
+          <w:szCs w:val="12"/>
+        </w:rPr>
+        <w:t>{{</w:t>
+      </w:r>
+      <w:proofErr w:type="spellStart"/>
+      <w:r>
+        <w:rPr>
+          <w:rFonts w:ascii="Calibri" w:hAnsi="Calibri" w:cs="Calibri"/>
+          <w:color w:val="000000" w:themeColor="text1"/>
+          <w:sz w:val="12"/>
+          <w:szCs w:val="12"/>
+        </w:rPr>
+        <w:t>ass_refugo</w:t>
+      </w:r>
+      <w:proofErr w:type="spellEnd"/>
+      <w:r>
+        <w:rPr>
+          <w:rFonts w:ascii="Calibri" w:hAnsi="Calibri" w:cs="Calibri"/>
+          <w:color w:val="000000" w:themeColor="text1"/>
+          <w:sz w:val="12"/>
+          <w:szCs w:val="12"/>
+        </w:rPr>
+        <w:t>}}</w:t>
+      </w:r>
+    </w:p>
+    <w:p>
+      <w:pPr>
+        <w:jc w:val="center"/>
+        <w:rPr>
+          <w:rFonts w:ascii="Calibri" w:hAnsi="Calibri" w:cs="Calibri"/>
+          <w:color w:val="000000" w:themeColor="text1"/>
+          <w:sz w:val="12"/>
+          <w:szCs w:val="12"/>
+        </w:rPr>
+      </w:pPr>
+      <w:r>
+        <w:rPr>
+          <w:rFonts w:ascii="Calibri" w:hAnsi="Calibri" w:cs="Calibri"/>
+          <w:color w:val="000000" w:themeColor="text1"/>
+          <w:sz w:val="12"/>
+          <w:szCs w:val="12"/>
+        </w:rPr>
+        <w:t>Solicitante do Refugo</w:t>
+      </w:r>
+    </w:p>
+    <w:p>
+      <w:pPr>
+        <w:jc w:val="center"/>
+        <w:rPr>
+          <w:rFonts w:ascii="Calibri" w:hAnsi="Calibri" w:cs="Calibri"/>
+          <w:color w:val="000000" w:themeColor="text1"/>
+          <w:sz w:val="20"/>
+          <w:szCs w:val="20"/>
         </w:rPr>
       </w:pPr>
     </w:p>
     <w:p>
       <w:pPr>
-        <w:jc w:val="both"/>
-        <w:rPr>
-          <w:rFonts w:ascii="Calibri" w:hAnsi="Calibri" w:cs="Calibri"/>
-          <w:color w:val="0B769F" w:themeColor="accent4" w:themeShade="BF"/>
-        </w:rPr>
-      </w:pPr>
-    </w:p>
-    <w:p>
-      <w:pPr>
-        <w:jc w:val="both"/>
-        <w:rPr>
-          <w:rFonts w:ascii="Calibri" w:hAnsi="Calibri" w:cs="Calibri"/>
-          <w:color w:val="0B769F" w:themeColor="accent4" w:themeShade="BF"/>
-        </w:rPr>
-      </w:pPr>
-    </w:p>
-    <w:p>
-      <w:pPr>
-        <w:jc w:val="both"/>
-        <w:rPr>
-          <w:rFonts w:ascii="Calibri" w:hAnsi="Calibri" w:cs="Calibri"/>
-          <w:color w:val="0B769F" w:themeColor="accent4" w:themeShade="BF"/>
-        </w:rPr>
-      </w:pPr>
-    </w:p>
-    <w:p>
-      <w:pPr>
-        <w:jc w:val="both"/>
-        <w:rPr>
-          <w:rFonts w:ascii="Calibri" w:hAnsi="Calibri" w:cs="Calibri"/>
-          <w:color w:val="0B769F" w:themeColor="accent4" w:themeShade="BF"/>
-        </w:rPr>
-      </w:pPr>
-    </w:p>
-    <w:p>
-      <w:pPr>
-        <w:jc w:val="both"/>
-        <w:rPr>
-          <w:rFonts w:ascii="Calibri" w:hAnsi="Calibri" w:cs="Calibri"/>
-          <w:color w:val="0B769F" w:themeColor="accent4" w:themeShade="BF"/>
-        </w:rPr>
-      </w:pPr>
-    </w:p>
-    <w:p>
-      <w:pPr>
-        <w:jc w:val="both"/>
-        <w:rPr>
-          <w:rFonts w:ascii="Calibri" w:hAnsi="Calibri" w:cs="Calibri"/>
-          <w:color w:val="0B769F" w:themeColor="accent4" w:themeShade="BF"/>
-        </w:rPr>
-      </w:pPr>
-    </w:p>
-    <w:p>
-      <w:pPr>
-        <w:jc w:val="both"/>
-        <w:rPr>
-          <w:rFonts w:ascii="Calibri" w:hAnsi="Calibri" w:cs="Calibri"/>
-          <w:color w:val="0B769F" w:themeColor="accent4" w:themeShade="BF"/>
-        </w:rPr>
-      </w:pPr>
-    </w:p>
-    <w:p>
-      <w:pPr>
-        <w:ind w:firstLine="708"/>
-        <w:jc w:val="both"/>
-        <w:rPr>
-          <w:rFonts w:ascii="Calibri" w:hAnsi="Calibri" w:cs="Calibri"/>
-          <w:color w:val="0B769F" w:themeColor="accent4" w:themeShade="BF"/>
-          <w:sz w:val="20"/>
-          <w:szCs w:val="20"/>
-        </w:rPr>
-      </w:pPr>
-      <w:r>
-        <w:rPr>
-          <w:rFonts w:ascii="Calibri" w:hAnsi="Calibri" w:cs="Calibri"/>
-          <w:color w:val="0B769F" w:themeColor="accent4" w:themeShade="BF"/>
-        </w:rPr>
-        <w:t xml:space="preserve">    </w:t>
-      </w:r>
-      <w:r>
+        <w:jc w:val="center"/>
         <w:rPr>
           <w:rFonts w:ascii="Calibri" w:hAnsi="Calibri" w:cs="Calibri"/>
           <w:color w:val="000000" w:themeColor="text1"/>
           <w:sz w:val="20"/>
           <w:szCs w:val="20"/>
         </w:rPr>
-        <w:t>_______________                                            _______________                                              _______________</w:t>
-      </w:r>
-    </w:p>
-    <w:p>
-      <w:pPr>
-        <w:jc w:val="both"/>
-        <w:rPr>
-          <w:rFonts w:ascii="Calibri" w:hAnsi="Calibri" w:cs="Calibri"/>
-          <w:color w:val="000000" w:themeColor="text1"/>
-          <w:sz w:val="12"/>
-          <w:szCs w:val="12"/>
-        </w:rPr>
-      </w:pPr>
-      <w:r>
-        <w:rPr>
-          <w:rFonts w:ascii="Calibri" w:hAnsi="Calibri" w:cs="Calibri"/>
-          <w:color w:val="000000" w:themeColor="text1"/>
-          <w:sz w:val="12"/>
-          <w:szCs w:val="12"/>
-        </w:rPr>
-        <w:tab/>
-      </w:r>
-      <w:r>
-        <w:rPr>
-          <w:rFonts w:ascii="Calibri" w:hAnsi="Calibri" w:cs="Calibri"/>
-          <w:color w:val="000000" w:themeColor="text1"/>
-          <w:sz w:val="12"/>
-          <w:szCs w:val="12"/>
-        </w:rPr>
-        <w:t xml:space="preserve">                      {{</w:t>
-      </w:r>
-      <w:proofErr w:type="spellStart"/>
-      <w:r>
-        <w:rPr>
-          <w:rFonts w:ascii="Calibri" w:hAnsi="Calibri" w:cs="Calibri"/>
-          <w:color w:val="000000" w:themeColor="text1"/>
-          <w:sz w:val="12"/>
-          <w:szCs w:val="12"/>
-        </w:rPr>
-        <w:t>ass_lider</w:t>
-      </w:r>
-      <w:proofErr w:type="spellEnd"/>
-      <w:proofErr w:type="gramStart"/>
-      <w:r>
-        <w:rPr>
-          <w:rFonts w:ascii="Calibri" w:hAnsi="Calibri" w:cs="Calibri"/>
-          <w:color w:val="000000" w:themeColor="text1"/>
-          <w:sz w:val="12"/>
-          <w:szCs w:val="12"/>
-        </w:rPr>
-        <w:t xml:space="preserve">}}   </w:t>
-      </w:r>
-      <w:proofErr w:type="gramEnd"/>
-      <w:r>
-        <w:rPr>
-          <w:rFonts w:ascii="Calibri" w:hAnsi="Calibri" w:cs="Calibri"/>
-          <w:color w:val="000000" w:themeColor="text1"/>
-          <w:sz w:val="12"/>
-          <w:szCs w:val="12"/>
-        </w:rPr>
-        <w:t xml:space="preserve">                                                                                                      </w:t>
-      </w:r>
-      <w:proofErr w:type="gramStart"/>
-      <w:r>
-        <w:rPr>
-          <w:rFonts w:ascii="Calibri" w:hAnsi="Calibri" w:cs="Calibri"/>
-          <w:color w:val="000000" w:themeColor="text1"/>
-          <w:sz w:val="12"/>
-          <w:szCs w:val="12"/>
-        </w:rPr>
-        <w:t xml:space="preserve">   {</w:t>
-      </w:r>
-      <w:proofErr w:type="gramEnd"/>
-      <w:r>
-        <w:rPr>
-          <w:rFonts w:ascii="Calibri" w:hAnsi="Calibri" w:cs="Calibri"/>
-          <w:color w:val="000000" w:themeColor="text1"/>
-          <w:sz w:val="12"/>
-          <w:szCs w:val="12"/>
-        </w:rPr>
-        <w:t>{</w:t>
-      </w:r>
-      <w:proofErr w:type="spellStart"/>
-      <w:r>
-        <w:rPr>
-          <w:rFonts w:ascii="Calibri" w:hAnsi="Calibri" w:cs="Calibri"/>
-          <w:color w:val="000000" w:themeColor="text1"/>
-          <w:sz w:val="12"/>
-          <w:szCs w:val="12"/>
-        </w:rPr>
-        <w:t>ass_coord</w:t>
-      </w:r>
-      <w:proofErr w:type="spellEnd"/>
-      <w:proofErr w:type="gramStart"/>
-      <w:r>
-        <w:rPr>
-          <w:rFonts w:ascii="Calibri" w:hAnsi="Calibri" w:cs="Calibri"/>
-          <w:color w:val="000000" w:themeColor="text1"/>
-          <w:sz w:val="12"/>
-          <w:szCs w:val="12"/>
-        </w:rPr>
-        <w:t xml:space="preserve">}}   </w:t>
-      </w:r>
-      <w:proofErr w:type="gramEnd"/>
-      <w:r>
-        <w:rPr>
-          <w:rFonts w:ascii="Calibri" w:hAnsi="Calibri" w:cs="Calibri"/>
-          <w:color w:val="000000" w:themeColor="text1"/>
-          <w:sz w:val="12"/>
-          <w:szCs w:val="12"/>
-        </w:rPr>
-        <w:t xml:space="preserve">                                                                                                          </w:t>
-      </w:r>
-      <w:proofErr w:type="gramStart"/>
-      <w:r>
-        <w:rPr>
-          <w:rFonts w:ascii="Calibri" w:hAnsi="Calibri" w:cs="Calibri"/>
-          <w:color w:val="000000" w:themeColor="text1"/>
-          <w:sz w:val="12"/>
-          <w:szCs w:val="12"/>
-        </w:rPr>
-        <w:t xml:space="preserve">   {</w:t>
-      </w:r>
-      <w:proofErr w:type="gramEnd"/>
-      <w:r>
-        <w:rPr>
-          <w:rFonts w:ascii="Calibri" w:hAnsi="Calibri" w:cs="Calibri"/>
-          <w:color w:val="000000" w:themeColor="text1"/>
-          <w:sz w:val="12"/>
-          <w:szCs w:val="12"/>
-        </w:rPr>
-        <w:t>{</w:t>
-      </w:r>
-      <w:proofErr w:type="spellStart"/>
-      <w:r>
-        <w:rPr>
-          <w:rFonts w:ascii="Calibri" w:hAnsi="Calibri" w:cs="Calibri"/>
-          <w:color w:val="000000" w:themeColor="text1"/>
-          <w:sz w:val="12"/>
-          <w:szCs w:val="12"/>
-        </w:rPr>
-        <w:t>ass_qual</w:t>
-      </w:r>
-      <w:proofErr w:type="spellEnd"/>
-      <w:r>
-        <w:rPr>
-          <w:rFonts w:ascii="Calibri" w:hAnsi="Calibri" w:cs="Calibri"/>
-          <w:color w:val="000000" w:themeColor="text1"/>
-          <w:sz w:val="12"/>
-          <w:szCs w:val="12"/>
-        </w:rPr>
-        <w:t>}}</w:t>
-      </w:r>
-    </w:p>
-    <w:p>
-      <w:pPr>
-        <w:jc w:val="both"/>
-        <w:rPr>
-          <w:rFonts w:ascii="Calibri" w:hAnsi="Calibri" w:cs="Calibri"/>
-          <w:color w:val="000000" w:themeColor="text1"/>
-          <w:sz w:val="12"/>
-          <w:szCs w:val="12"/>
-        </w:rPr>
-      </w:pPr>
-      <w:r>
-        <w:rPr>
-          <w:rFonts w:ascii="Calibri" w:hAnsi="Calibri" w:cs="Calibri"/>
-          <w:color w:val="000000" w:themeColor="text1"/>
-          <w:sz w:val="12"/>
-          <w:szCs w:val="12"/>
-        </w:rPr>
-        <w:t xml:space="preserve">                             </w:t>
-      </w:r>
-      <w:proofErr w:type="spellStart"/>
-      <w:r>
-        <w:rPr>
-          <w:rFonts w:ascii="Calibri" w:hAnsi="Calibri" w:cs="Calibri"/>
-          <w:color w:val="000000" w:themeColor="text1"/>
-          <w:sz w:val="12"/>
-          <w:szCs w:val="12"/>
-        </w:rPr>
-        <w:t>Desdobrador</w:t>
-      </w:r>
-      <w:proofErr w:type="spellEnd"/>
-      <w:r>
-        <w:rPr>
-          <w:rFonts w:ascii="Calibri" w:hAnsi="Calibri" w:cs="Calibri"/>
-          <w:color w:val="000000" w:themeColor="text1"/>
-          <w:sz w:val="12"/>
-          <w:szCs w:val="12"/>
-        </w:rPr>
-        <w:t xml:space="preserve"> / Desenvolvedor / Líder</w:t>
-      </w:r>
-      <w:r>
-        <w:rPr>
-          <w:rFonts w:ascii="Calibri" w:hAnsi="Calibri" w:cs="Calibri"/>
-          <w:color w:val="000000" w:themeColor="text1"/>
-          <w:sz w:val="12"/>
-          <w:szCs w:val="12"/>
-        </w:rPr>
-        <w:t xml:space="preserve">                                                                       Supervisor / Coordenador</w:t>
-      </w:r>
-      <w:r>
-        <w:rPr>
-          <w:rFonts w:ascii="Calibri" w:hAnsi="Calibri" w:cs="Calibri"/>
-          <w:color w:val="000000" w:themeColor="text1"/>
-          <w:sz w:val="12"/>
-          <w:szCs w:val="12"/>
-        </w:rPr>
-        <w:tab/>
-      </w:r>
-      <w:r>
-        <w:rPr>
-          <w:rFonts w:ascii="Calibri" w:hAnsi="Calibri" w:cs="Calibri"/>
-          <w:color w:val="000000" w:themeColor="text1"/>
-          <w:sz w:val="12"/>
-          <w:szCs w:val="12"/>
-        </w:rPr>
-        <w:tab/>
-      </w:r>
-      <w:r>
-        <w:rPr>
-          <w:rFonts w:ascii="Calibri" w:hAnsi="Calibri" w:cs="Calibri"/>
-          <w:color w:val="000000" w:themeColor="text1"/>
-          <w:sz w:val="12"/>
-          <w:szCs w:val="12"/>
-        </w:rPr>
-        <w:tab/>
-        <w:t xml:space="preserve">              Supervisor da Qualidade</w:t>
-      </w:r>
-    </w:p>
-    <w:p>
-      <w:pPr>
-        <w:jc w:val="both"/>
-        <w:rPr>
-          <w:rFonts w:ascii="Calibri" w:hAnsi="Calibri" w:cs="Calibri"/>
-          <w:color w:val="000000" w:themeColor="text1"/>
-          <w:sz w:val="12"/>
-          <w:szCs w:val="12"/>
-        </w:rPr>
       </w:pPr>
       <w:r>
         <w:rPr>
@@ -11630,13 +10935,13 @@
         <mc:AlternateContent>
           <mc:Choice Requires="wps">
             <w:drawing>
-              <wp:anchor distT="0" distB="0" distL="114300" distR="114300" simplePos="0" relativeHeight="251740160" behindDoc="0" locked="0" layoutInCell="1" allowOverlap="1" wp14:anchorId="3CCAAD7A" wp14:editId="466DFF6E">
+              <wp:anchor distT="0" distB="0" distL="114300" distR="114300" simplePos="0" relativeHeight="251740160" behindDoc="0" locked="0" layoutInCell="1" allowOverlap="1" wp14:anchorId="3CCAAD7A" wp14:editId="51AF2215">
                 <wp:simplePos x="0" y="0"/>
                 <wp:positionH relativeFrom="margin">
-                  <wp:posOffset>3309620</wp:posOffset>
+                  <wp:align>center</wp:align>
                 </wp:positionH>
                 <wp:positionV relativeFrom="paragraph">
-                  <wp:posOffset>93345</wp:posOffset>
+                  <wp:posOffset>3990</wp:posOffset>
                 </wp:positionV>
                 <wp:extent cx="3155315" cy="222250"/>
                 <wp:effectExtent l="0" t="0" r="26035" b="25400"/>
@@ -11726,7 +11031,7 @@
           </mc:Choice>
           <mc:Fallback>
             <w:pict>
-              <v:rect w14:anchorId="3CCAAD7A" id="_x0000_s1075" style="position:absolute;left:0;text-align:left;margin-left:260.6pt;margin-top:7.35pt;width:248.45pt;height:17.5pt;z-index:251740160;visibility:visible;mso-wrap-style:square;mso-width-percent:0;mso-height-percent:0;mso-wrap-distance-left:9pt;mso-wrap-distance-top:0;mso-wrap-distance-right:9pt;mso-wrap-distance-bottom:0;mso-position-horizontal:absolute;mso-position-horizontal-relative:margin;mso-position-vertical:absolute;mso-position-vertical-relative:text;mso-width-percent:0;mso-height-percent:0;mso-width-relative:margin;mso-height-relative:margin;v-text-anchor:middle" o:gfxdata="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" fillcolor="#a5a5a5 [2092]" strokecolor="black [3213]" strokeweight=".5pt">
+              <v:rect w14:anchorId="3CCAAD7A" id="_x0000_s1070" style="position:absolute;left:0;text-align:left;margin-left:0;margin-top:.3pt;width:248.45pt;height:17.5pt;z-index:251740160;visibility:visible;mso-wrap-style:square;mso-width-percent:0;mso-height-percent:0;mso-wrap-distance-left:9pt;mso-wrap-distance-top:0;mso-wrap-distance-right:9pt;mso-wrap-distance-bottom:0;mso-position-horizontal:center;mso-position-horizontal-relative:margin;mso-position-vertical:absolute;mso-position-vertical-relative:text;mso-width-percent:0;mso-height-percent:0;mso-width-relative:margin;mso-height-relative:margin;v-text-anchor:middle" o:gfxdata="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" fillcolor="#a5a5a5 [2092]" strokecolor="black [3213]" strokeweight=".5pt">
                 <v:textbox>
                   <w:txbxContent>
                     <w:p>
@@ -11757,191 +11062,58 @@
           </mc:Fallback>
         </mc:AlternateContent>
       </w:r>
-      <w:r>
-        <w:rPr>
-          <w:rFonts w:ascii="Calibri" w:hAnsi="Calibri" w:cs="Calibri"/>
-          <w:noProof/>
-          <w:color w:val="002060"/>
-        </w:rPr>
-        <mc:AlternateContent>
-          <mc:Choice Requires="wps">
-            <w:drawing>
-              <wp:anchor distT="0" distB="0" distL="114300" distR="114300" simplePos="0" relativeHeight="251739136" behindDoc="0" locked="0" layoutInCell="1" allowOverlap="1" wp14:anchorId="04ECFE33" wp14:editId="12E098D6">
-                <wp:simplePos x="0" y="0"/>
-                <wp:positionH relativeFrom="margin">
-                  <wp:posOffset>153281</wp:posOffset>
-                </wp:positionH>
-                <wp:positionV relativeFrom="paragraph">
-                  <wp:posOffset>95140</wp:posOffset>
-                </wp:positionV>
-                <wp:extent cx="3155473" cy="222250"/>
-                <wp:effectExtent l="0" t="0" r="26035" b="25400"/>
-                <wp:wrapNone/>
-                <wp:docPr id="238581578" name="Retângulo 2"/>
-                <wp:cNvGraphicFramePr/>
-                <a:graphic xmlns:a="http://schemas.openxmlformats.org/drawingml/2006/main">
-                  <a:graphicData uri="http://schemas.microsoft.com/office/word/2010/wordprocessingShape">
-                    <wps:wsp>
-                      <wps:cNvSpPr/>
-                      <wps:spPr>
-                        <a:xfrm>
-                          <a:off x="0" y="0"/>
-                          <a:ext cx="3155473" cy="222250"/>
-                        </a:xfrm>
-                        <a:prstGeom prst="rect">
-                          <a:avLst/>
-                        </a:prstGeom>
-                        <a:solidFill>
-                          <a:schemeClr val="bg1">
-                            <a:lumMod val="65000"/>
-                          </a:schemeClr>
-                        </a:solidFill>
-                        <a:ln w="6350">
-                          <a:solidFill>
-                            <a:schemeClr val="tx1"/>
-                          </a:solidFill>
-                        </a:ln>
-                      </wps:spPr>
-                      <wps:style>
-                        <a:lnRef idx="2">
-                          <a:schemeClr val="accent1">
-                            <a:shade val="15000"/>
-                          </a:schemeClr>
-                        </a:lnRef>
-                        <a:fillRef idx="1">
-                          <a:schemeClr val="accent1"/>
-                        </a:fillRef>
-                        <a:effectRef idx="0">
-                          <a:schemeClr val="accent1"/>
-                        </a:effectRef>
-                        <a:fontRef idx="minor">
-                          <a:schemeClr val="lt1"/>
-                        </a:fontRef>
-                      </wps:style>
-                      <wps:txbx>
-                        <w:txbxContent>
-                          <w:p>
-                            <w:pPr>
-                              <w:jc w:val="center"/>
-                              <w:rPr>
-                                <w:rFonts w:ascii="Calibri" w:hAnsi="Calibri" w:cs="Calibri"/>
-                                <w:color w:val="FFFFFF" w:themeColor="background1"/>
-                                <w:sz w:val="16"/>
-                                <w:szCs w:val="16"/>
-                              </w:rPr>
-                            </w:pPr>
-                            <w:r>
-                              <w:rPr>
-                                <w:rFonts w:ascii="Calibri" w:hAnsi="Calibri" w:cs="Calibri"/>
-                                <w:color w:val="FFFFFF" w:themeColor="background1"/>
-                                <w:sz w:val="16"/>
-                                <w:szCs w:val="16"/>
-                              </w:rPr>
-                              <w:t>Em caso de refugo, coletar assinatura do solicitante:</w:t>
-                            </w:r>
-                          </w:p>
-                        </w:txbxContent>
-                      </wps:txbx>
-                      <wps:bodyPr rot="0" spcFirstLastPara="0" vertOverflow="overflow" horzOverflow="overflow" vert="horz" wrap="square" lIns="91440" tIns="45720" rIns="91440" bIns="45720" numCol="1" spcCol="0" rtlCol="0" fromWordArt="0" anchor="ctr" anchorCtr="0" forceAA="0" compatLnSpc="1">
-                        <a:prstTxWarp prst="textNoShape">
-                          <a:avLst/>
-                        </a:prstTxWarp>
-                        <a:noAutofit/>
-                      </wps:bodyPr>
-                    </wps:wsp>
-                  </a:graphicData>
-                </a:graphic>
-                <wp14:sizeRelH relativeFrom="margin">
-                  <wp14:pctWidth>0</wp14:pctWidth>
-                </wp14:sizeRelH>
-                <wp14:sizeRelV relativeFrom="margin">
-                  <wp14:pctHeight>0</wp14:pctHeight>
-                </wp14:sizeRelV>
-              </wp:anchor>
-            </w:drawing>
-          </mc:Choice>
-          <mc:Fallback>
-            <w:pict>
-              <v:rect w14:anchorId="04ECFE33" id="_x0000_s1076" style="position:absolute;left:0;text-align:left;margin-left:12.05pt;margin-top:7.5pt;width:248.45pt;height:17.5pt;z-index:251739136;visibility:visible;mso-wrap-style:square;mso-width-percent:0;mso-height-percent:0;mso-wrap-distance-left:9pt;mso-wrap-distance-top:0;mso-wrap-distance-right:9pt;mso-wrap-distance-bottom:0;mso-position-horizontal:absolute;mso-position-horizontal-relative:margin;mso-position-vertical:absolute;mso-position-vertical-relative:text;mso-width-percent:0;mso-height-percent:0;mso-width-relative:margin;mso-height-relative:margin;v-text-anchor:middle" o:gfxdata="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" fillcolor="#a5a5a5 [2092]" strokecolor="black [3213]" strokeweight=".5pt">
-                <v:textbox>
-                  <w:txbxContent>
-                    <w:p>
-                      <w:pPr>
-                        <w:jc w:val="center"/>
-                        <w:rPr>
-                          <w:rFonts w:ascii="Calibri" w:hAnsi="Calibri" w:cs="Calibri"/>
-                          <w:color w:val="FFFFFF" w:themeColor="background1"/>
-                          <w:sz w:val="16"/>
-                          <w:szCs w:val="16"/>
-                        </w:rPr>
-                      </w:pPr>
-                      <w:r>
-                        <w:rPr>
-                          <w:rFonts w:ascii="Calibri" w:hAnsi="Calibri" w:cs="Calibri"/>
-                          <w:color w:val="FFFFFF" w:themeColor="background1"/>
-                          <w:sz w:val="16"/>
-                          <w:szCs w:val="16"/>
-                        </w:rPr>
-                        <w:t>Em caso de refugo, coletar assinatura do solicitante:</w:t>
-                      </w:r>
-                    </w:p>
-                  </w:txbxContent>
-                </v:textbox>
-                <w10:wrap anchorx="margin"/>
-              </v:rect>
-            </w:pict>
-          </mc:Fallback>
-        </mc:AlternateContent>
-      </w:r>
     </w:p>
     <w:p>
       <w:pPr>
-        <w:jc w:val="both"/>
+        <w:jc w:val="center"/>
         <w:rPr>
           <w:rFonts w:ascii="Calibri" w:hAnsi="Calibri" w:cs="Calibri"/>
           <w:color w:val="000000" w:themeColor="text1"/>
-          <w:sz w:val="12"/>
-          <w:szCs w:val="12"/>
+          <w:sz w:val="20"/>
+          <w:szCs w:val="20"/>
         </w:rPr>
       </w:pPr>
     </w:p>
     <w:p>
       <w:pPr>
-        <w:jc w:val="both"/>
-        <w:rPr>
-          <w:rFonts w:ascii="Calibri" w:hAnsi="Calibri" w:cs="Calibri"/>
-          <w:color w:val="0B769F" w:themeColor="accent4" w:themeShade="BF"/>
-          <w:sz w:val="20"/>
-          <w:szCs w:val="20"/>
-        </w:rPr>
-      </w:pPr>
-      <w:r>
-        <w:rPr>
-          <w:rFonts w:ascii="Calibri" w:hAnsi="Calibri" w:cs="Calibri"/>
-          <w:color w:val="0B769F" w:themeColor="accent4" w:themeShade="BF"/>
-        </w:rPr>
-        <w:t xml:space="preserve">                              </w:t>
-      </w:r>
-      <w:r>
+        <w:jc w:val="center"/>
         <w:rPr>
           <w:rFonts w:ascii="Calibri" w:hAnsi="Calibri" w:cs="Calibri"/>
           <w:color w:val="000000" w:themeColor="text1"/>
           <w:sz w:val="20"/>
           <w:szCs w:val="20"/>
         </w:rPr>
-        <w:t>_______________                                                                                        _______________</w:t>
+      </w:pPr>
+      <w:r>
+        <w:rPr>
+          <w:rFonts w:ascii="Calibri" w:hAnsi="Calibri" w:cs="Calibri"/>
+          <w:color w:val="000000" w:themeColor="text1"/>
+          <w:sz w:val="20"/>
+          <w:szCs w:val="20"/>
+        </w:rPr>
+        <w:t>_______________</w:t>
       </w:r>
     </w:p>
     <w:p>
       <w:pPr>
-        <w:jc w:val="both"/>
+        <w:jc w:val="center"/>
+        <w:rPr>
+          <w:rFonts w:ascii="Calibri" w:hAnsi="Calibri" w:cs="Calibri"/>
+          <w:color w:val="0B769F" w:themeColor="accent4" w:themeShade="BF"/>
+          <w:sz w:val="20"/>
+          <w:szCs w:val="20"/>
+        </w:rPr>
+      </w:pPr>
+      <w:r>
         <w:rPr>
           <w:rFonts w:ascii="Calibri" w:hAnsi="Calibri" w:cs="Calibri"/>
           <w:color w:val="000000" w:themeColor="text1"/>
           <w:sz w:val="12"/>
           <w:szCs w:val="12"/>
         </w:rPr>
-      </w:pPr>
+        <w:t>{{</w:t>
+      </w:r>
+      <w:proofErr w:type="spellStart"/>
       <w:r>
         <w:rPr>
           <w:rFonts w:ascii="Calibri" w:hAnsi="Calibri" w:cs="Calibri"/>
@@ -11949,8 +11121,9 @@
           <w:sz w:val="12"/>
           <w:szCs w:val="12"/>
         </w:rPr>
-        <w:tab/>
-      </w:r>
+        <w:t>ass_gerente</w:t>
+      </w:r>
+      <w:proofErr w:type="spellEnd"/>
       <w:r>
         <w:rPr>
           <w:rFonts w:ascii="Calibri" w:hAnsi="Calibri" w:cs="Calibri"/>
@@ -11958,19 +11131,19 @@
           <w:sz w:val="12"/>
           <w:szCs w:val="12"/>
         </w:rPr>
-        <w:t xml:space="preserve">                                               {{</w:t>
-      </w:r>
-      <w:proofErr w:type="spellStart"/>
-      <w:r>
+        <w:t>}}</w:t>
+      </w:r>
+    </w:p>
+    <w:p>
+      <w:pPr>
+        <w:jc w:val="center"/>
         <w:rPr>
           <w:rFonts w:ascii="Calibri" w:hAnsi="Calibri" w:cs="Calibri"/>
           <w:color w:val="000000" w:themeColor="text1"/>
           <w:sz w:val="12"/>
           <w:szCs w:val="12"/>
         </w:rPr>
-        <w:t>ass_refugo</w:t>
-      </w:r>
-      <w:proofErr w:type="spellEnd"/>
+      </w:pPr>
       <w:r>
         <w:rPr>
           <w:rFonts w:ascii="Calibri" w:hAnsi="Calibri" w:cs="Calibri"/>
@@ -11978,160 +11151,7 @@
           <w:sz w:val="12"/>
           <w:szCs w:val="12"/>
         </w:rPr>
-        <w:t>}}</w:t>
-      </w:r>
-      <w:r>
-        <w:rPr>
-          <w:rFonts w:ascii="Calibri" w:hAnsi="Calibri" w:cs="Calibri"/>
-          <w:color w:val="000000" w:themeColor="text1"/>
-          <w:sz w:val="12"/>
-          <w:szCs w:val="12"/>
-        </w:rPr>
-        <w:tab/>
-      </w:r>
-      <w:r>
-        <w:rPr>
-          <w:rFonts w:ascii="Calibri" w:hAnsi="Calibri" w:cs="Calibri"/>
-          <w:color w:val="000000" w:themeColor="text1"/>
-          <w:sz w:val="12"/>
-          <w:szCs w:val="12"/>
-        </w:rPr>
-        <w:tab/>
-      </w:r>
-      <w:r>
-        <w:rPr>
-          <w:rFonts w:ascii="Calibri" w:hAnsi="Calibri" w:cs="Calibri"/>
-          <w:color w:val="000000" w:themeColor="text1"/>
-          <w:sz w:val="12"/>
-          <w:szCs w:val="12"/>
-        </w:rPr>
-        <w:tab/>
-      </w:r>
-      <w:r>
-        <w:rPr>
-          <w:rFonts w:ascii="Calibri" w:hAnsi="Calibri" w:cs="Calibri"/>
-          <w:color w:val="000000" w:themeColor="text1"/>
-          <w:sz w:val="12"/>
-          <w:szCs w:val="12"/>
-        </w:rPr>
-        <w:tab/>
-      </w:r>
-      <w:r>
-        <w:rPr>
-          <w:rFonts w:ascii="Calibri" w:hAnsi="Calibri" w:cs="Calibri"/>
-          <w:color w:val="000000" w:themeColor="text1"/>
-          <w:sz w:val="12"/>
-          <w:szCs w:val="12"/>
-        </w:rPr>
-        <w:tab/>
-      </w:r>
-      <w:r>
-        <w:rPr>
-          <w:rFonts w:ascii="Calibri" w:hAnsi="Calibri" w:cs="Calibri"/>
-          <w:color w:val="000000" w:themeColor="text1"/>
-          <w:sz w:val="12"/>
-          <w:szCs w:val="12"/>
-        </w:rPr>
-        <w:tab/>
-      </w:r>
-      <w:r>
-        <w:rPr>
-          <w:rFonts w:ascii="Calibri" w:hAnsi="Calibri" w:cs="Calibri"/>
-          <w:color w:val="000000" w:themeColor="text1"/>
-          <w:sz w:val="12"/>
-          <w:szCs w:val="12"/>
-        </w:rPr>
-        <w:tab/>
-        <w:t xml:space="preserve">           </w:t>
-      </w:r>
-      <w:proofErr w:type="gramStart"/>
-      <w:r>
-        <w:rPr>
-          <w:rFonts w:ascii="Calibri" w:hAnsi="Calibri" w:cs="Calibri"/>
-          <w:color w:val="000000" w:themeColor="text1"/>
-          <w:sz w:val="12"/>
-          <w:szCs w:val="12"/>
-        </w:rPr>
-        <w:t xml:space="preserve">   {</w:t>
-      </w:r>
-      <w:proofErr w:type="gramEnd"/>
-      <w:r>
-        <w:rPr>
-          <w:rFonts w:ascii="Calibri" w:hAnsi="Calibri" w:cs="Calibri"/>
-          <w:color w:val="000000" w:themeColor="text1"/>
-          <w:sz w:val="12"/>
-          <w:szCs w:val="12"/>
-        </w:rPr>
-        <w:t>{</w:t>
-      </w:r>
-      <w:proofErr w:type="spellStart"/>
-      <w:r>
-        <w:rPr>
-          <w:rFonts w:ascii="Calibri" w:hAnsi="Calibri" w:cs="Calibri"/>
-          <w:color w:val="000000" w:themeColor="text1"/>
-          <w:sz w:val="12"/>
-          <w:szCs w:val="12"/>
-        </w:rPr>
-        <w:t>ass_gerente</w:t>
-      </w:r>
-      <w:proofErr w:type="spellEnd"/>
-      <w:r>
-        <w:rPr>
-          <w:rFonts w:ascii="Calibri" w:hAnsi="Calibri" w:cs="Calibri"/>
-          <w:color w:val="000000" w:themeColor="text1"/>
-          <w:sz w:val="12"/>
-          <w:szCs w:val="12"/>
-        </w:rPr>
-        <w:t>}}</w:t>
-      </w:r>
-    </w:p>
-    <w:p>
-      <w:pPr>
-        <w:ind w:left="1416"/>
-        <w:jc w:val="both"/>
-        <w:rPr>
-          <w:rFonts w:ascii="Calibri" w:hAnsi="Calibri" w:cs="Calibri"/>
-          <w:color w:val="000000" w:themeColor="text1"/>
-          <w:sz w:val="12"/>
-          <w:szCs w:val="12"/>
-        </w:rPr>
-      </w:pPr>
-      <w:r>
-        <w:rPr>
-          <w:rFonts w:ascii="Calibri" w:hAnsi="Calibri" w:cs="Calibri"/>
-          <w:color w:val="000000" w:themeColor="text1"/>
-          <w:sz w:val="12"/>
-          <w:szCs w:val="12"/>
-        </w:rPr>
-        <w:t xml:space="preserve">               Solicitante do Refugo      </w:t>
-      </w:r>
-      <w:r>
-        <w:rPr>
-          <w:rFonts w:ascii="Calibri" w:hAnsi="Calibri" w:cs="Calibri"/>
-          <w:color w:val="000000" w:themeColor="text1"/>
-          <w:sz w:val="12"/>
-          <w:szCs w:val="12"/>
-        </w:rPr>
-        <w:tab/>
-      </w:r>
-      <w:r>
-        <w:rPr>
-          <w:rFonts w:ascii="Calibri" w:hAnsi="Calibri" w:cs="Calibri"/>
-          <w:color w:val="000000" w:themeColor="text1"/>
-          <w:sz w:val="12"/>
-          <w:szCs w:val="12"/>
-        </w:rPr>
-        <w:tab/>
-      </w:r>
-      <w:r>
-        <w:rPr>
-          <w:rFonts w:ascii="Calibri" w:hAnsi="Calibri" w:cs="Calibri"/>
-          <w:color w:val="000000" w:themeColor="text1"/>
-          <w:sz w:val="12"/>
-          <w:szCs w:val="12"/>
-        </w:rPr>
-        <w:tab/>
-        <w:t xml:space="preserve">                                                                                           Gerente / Outros</w:t>
+        <w:t>Gerente / Outros</w:t>
       </w:r>
     </w:p>
     <w:p>
@@ -12810,7 +11830,6 @@
   <w:style w:type="character" w:default="1" w:styleId="Fontepargpadro">
     <w:name w:val="Default Paragraph Font"/>
     <w:uiPriority w:val="1"/>
-    <w:semiHidden/>
     <w:unhideWhenUsed/>
   </w:style>
   <w:style w:type="table" w:default="1" w:styleId="Tabelanormal">

--- a/Modelo - Registro de Não Conformidade.docx
+++ b/Modelo - Registro de Não Conformidade.docx
@@ -1206,7 +1206,1841 @@
         <mc:AlternateContent>
           <mc:Choice Requires="wps">
             <w:drawing>
-              <wp:anchor distT="0" distB="0" distL="114300" distR="114300" simplePos="0" relativeHeight="251724800" behindDoc="0" locked="0" layoutInCell="1" allowOverlap="1" wp14:anchorId="2C1F042F" wp14:editId="5651EA3C">
+              <wp:anchor distT="0" distB="0" distL="114300" distR="114300" simplePos="0" relativeHeight="251712512" behindDoc="0" locked="0" layoutInCell="1" allowOverlap="1" wp14:anchorId="623EEF94" wp14:editId="1F1E269A">
+                <wp:simplePos x="0" y="0"/>
+                <wp:positionH relativeFrom="margin">
+                  <wp:posOffset>3168650</wp:posOffset>
+                </wp:positionH>
+                <wp:positionV relativeFrom="paragraph">
+                  <wp:posOffset>1891665</wp:posOffset>
+                </wp:positionV>
+                <wp:extent cx="1405255" cy="222250"/>
+                <wp:effectExtent l="0" t="0" r="23495" b="25400"/>
+                <wp:wrapNone/>
+                <wp:docPr id="203355766" name="Retângulo 2"/>
+                <wp:cNvGraphicFramePr/>
+                <a:graphic xmlns:a="http://schemas.openxmlformats.org/drawingml/2006/main">
+                  <a:graphicData uri="http://schemas.microsoft.com/office/word/2010/wordprocessingShape">
+                    <wps:wsp>
+                      <wps:cNvSpPr/>
+                      <wps:spPr>
+                        <a:xfrm>
+                          <a:off x="0" y="0"/>
+                          <a:ext cx="1405255" cy="222250"/>
+                        </a:xfrm>
+                        <a:prstGeom prst="rect">
+                          <a:avLst/>
+                        </a:prstGeom>
+                        <a:solidFill>
+                          <a:schemeClr val="bg1"/>
+                        </a:solidFill>
+                        <a:ln w="6350">
+                          <a:solidFill>
+                            <a:schemeClr val="tx1"/>
+                          </a:solidFill>
+                        </a:ln>
+                      </wps:spPr>
+                      <wps:style>
+                        <a:lnRef idx="2">
+                          <a:schemeClr val="accent1">
+                            <a:shade val="15000"/>
+                          </a:schemeClr>
+                        </a:lnRef>
+                        <a:fillRef idx="1">
+                          <a:schemeClr val="accent1"/>
+                        </a:fillRef>
+                        <a:effectRef idx="0">
+                          <a:schemeClr val="accent1"/>
+                        </a:effectRef>
+                        <a:fontRef idx="minor">
+                          <a:schemeClr val="lt1"/>
+                        </a:fontRef>
+                      </wps:style>
+                      <wps:txbx>
+                        <w:txbxContent>
+                          <w:p>
+                            <w:pPr>
+                              <w:jc w:val="center"/>
+                              <w:rPr>
+                                <w:rFonts w:ascii="Calibri" w:hAnsi="Calibri" w:cs="Calibri"/>
+                                <w:color w:val="FFFFFF" w:themeColor="background1"/>
+                                <w:sz w:val="16"/>
+                                <w:szCs w:val="16"/>
+                              </w:rPr>
+                            </w:pPr>
+                            <w:r>
+                              <w:rPr>
+                                <w:rFonts w:ascii="Calibri" w:hAnsi="Calibri" w:cs="Calibri"/>
+                                <w:color w:val="000000" w:themeColor="text1"/>
+                                <w:sz w:val="16"/>
+                                <w:szCs w:val="16"/>
+                              </w:rPr>
+                              <w:t>{{</w:t>
+                            </w:r>
+                            <w:r>
+                              <w:rPr>
+                                <w:rFonts w:ascii="Calibri" w:hAnsi="Calibri" w:cs="Calibri"/>
+                                <w:color w:val="000000" w:themeColor="text1"/>
+                                <w:sz w:val="16"/>
+                                <w:szCs w:val="16"/>
+                              </w:rPr>
+                              <w:t>metragem</w:t>
+                            </w:r>
+                            <w:r>
+                              <w:rPr>
+                                <w:rFonts w:ascii="Calibri" w:hAnsi="Calibri" w:cs="Calibri"/>
+                                <w:color w:val="000000" w:themeColor="text1"/>
+                                <w:sz w:val="16"/>
+                                <w:szCs w:val="16"/>
+                              </w:rPr>
+                              <w:t>}}</w:t>
+                            </w:r>
+                          </w:p>
+                        </w:txbxContent>
+                      </wps:txbx>
+                      <wps:bodyPr rot="0" spcFirstLastPara="0" vertOverflow="overflow" horzOverflow="overflow" vert="horz" wrap="square" lIns="91440" tIns="45720" rIns="91440" bIns="45720" numCol="1" spcCol="0" rtlCol="0" fromWordArt="0" anchor="ctr" anchorCtr="0" forceAA="0" compatLnSpc="1">
+                        <a:prstTxWarp prst="textNoShape">
+                          <a:avLst/>
+                        </a:prstTxWarp>
+                        <a:noAutofit/>
+                      </wps:bodyPr>
+                    </wps:wsp>
+                  </a:graphicData>
+                </a:graphic>
+                <wp14:sizeRelH relativeFrom="margin">
+                  <wp14:pctWidth>0</wp14:pctWidth>
+                </wp14:sizeRelH>
+                <wp14:sizeRelV relativeFrom="margin">
+                  <wp14:pctHeight>0</wp14:pctHeight>
+                </wp14:sizeRelV>
+              </wp:anchor>
+            </w:drawing>
+          </mc:Choice>
+          <mc:Fallback>
+            <w:pict>
+              <v:rect w14:anchorId="623EEF94" id="_x0000_s1029" style="position:absolute;margin-left:249.5pt;margin-top:148.95pt;width:110.65pt;height:17.5pt;z-index:251712512;visibility:visible;mso-wrap-style:square;mso-width-percent:0;mso-height-percent:0;mso-wrap-distance-left:9pt;mso-wrap-distance-top:0;mso-wrap-distance-right:9pt;mso-wrap-distance-bottom:0;mso-position-horizontal:absolute;mso-position-horizontal-relative:margin;mso-position-vertical:absolute;mso-position-vertical-relative:text;mso-width-percent:0;mso-height-percent:0;mso-width-relative:margin;mso-height-relative:margin;v-text-anchor:middle" o:gfxdata="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" fillcolor="white [3212]" strokecolor="black [3213]" strokeweight=".5pt">
+                <v:textbox>
+                  <w:txbxContent>
+                    <w:p>
+                      <w:pPr>
+                        <w:jc w:val="center"/>
+                        <w:rPr>
+                          <w:rFonts w:ascii="Calibri" w:hAnsi="Calibri" w:cs="Calibri"/>
+                          <w:color w:val="FFFFFF" w:themeColor="background1"/>
+                          <w:sz w:val="16"/>
+                          <w:szCs w:val="16"/>
+                        </w:rPr>
+                      </w:pPr>
+                      <w:r>
+                        <w:rPr>
+                          <w:rFonts w:ascii="Calibri" w:hAnsi="Calibri" w:cs="Calibri"/>
+                          <w:color w:val="000000" w:themeColor="text1"/>
+                          <w:sz w:val="16"/>
+                          <w:szCs w:val="16"/>
+                        </w:rPr>
+                        <w:t>{{</w:t>
+                      </w:r>
+                      <w:r>
+                        <w:rPr>
+                          <w:rFonts w:ascii="Calibri" w:hAnsi="Calibri" w:cs="Calibri"/>
+                          <w:color w:val="000000" w:themeColor="text1"/>
+                          <w:sz w:val="16"/>
+                          <w:szCs w:val="16"/>
+                        </w:rPr>
+                        <w:t>metragem</w:t>
+                      </w:r>
+                      <w:r>
+                        <w:rPr>
+                          <w:rFonts w:ascii="Calibri" w:hAnsi="Calibri" w:cs="Calibri"/>
+                          <w:color w:val="000000" w:themeColor="text1"/>
+                          <w:sz w:val="16"/>
+                          <w:szCs w:val="16"/>
+                        </w:rPr>
+                        <w:t>}}</w:t>
+                      </w:r>
+                    </w:p>
+                  </w:txbxContent>
+                </v:textbox>
+                <w10:wrap anchorx="margin"/>
+              </v:rect>
+            </w:pict>
+          </mc:Fallback>
+        </mc:AlternateContent>
+      </w:r>
+      <w:r>
+        <w:rPr>
+          <w:rFonts w:ascii="Calibri" w:hAnsi="Calibri" w:cs="Calibri"/>
+          <w:noProof/>
+          <w:color w:val="002060"/>
+        </w:rPr>
+        <mc:AlternateContent>
+          <mc:Choice Requires="wps">
+            <w:drawing>
+              <wp:anchor distT="0" distB="0" distL="114300" distR="114300" simplePos="0" relativeHeight="251711488" behindDoc="0" locked="0" layoutInCell="1" allowOverlap="1" wp14:anchorId="53B856CB" wp14:editId="58D283FB">
+                <wp:simplePos x="0" y="0"/>
+                <wp:positionH relativeFrom="margin">
+                  <wp:posOffset>2005330</wp:posOffset>
+                </wp:positionH>
+                <wp:positionV relativeFrom="paragraph">
+                  <wp:posOffset>1891665</wp:posOffset>
+                </wp:positionV>
+                <wp:extent cx="1178560" cy="222250"/>
+                <wp:effectExtent l="0" t="0" r="21590" b="25400"/>
+                <wp:wrapNone/>
+                <wp:docPr id="1330055082" name="Retângulo 2"/>
+                <wp:cNvGraphicFramePr/>
+                <a:graphic xmlns:a="http://schemas.openxmlformats.org/drawingml/2006/main">
+                  <a:graphicData uri="http://schemas.microsoft.com/office/word/2010/wordprocessingShape">
+                    <wps:wsp>
+                      <wps:cNvSpPr/>
+                      <wps:spPr>
+                        <a:xfrm>
+                          <a:off x="0" y="0"/>
+                          <a:ext cx="1178560" cy="222250"/>
+                        </a:xfrm>
+                        <a:prstGeom prst="rect">
+                          <a:avLst/>
+                        </a:prstGeom>
+                        <a:solidFill>
+                          <a:schemeClr val="bg1"/>
+                        </a:solidFill>
+                        <a:ln w="6350">
+                          <a:solidFill>
+                            <a:schemeClr val="tx1"/>
+                          </a:solidFill>
+                        </a:ln>
+                      </wps:spPr>
+                      <wps:style>
+                        <a:lnRef idx="2">
+                          <a:schemeClr val="accent1">
+                            <a:shade val="15000"/>
+                          </a:schemeClr>
+                        </a:lnRef>
+                        <a:fillRef idx="1">
+                          <a:schemeClr val="accent1"/>
+                        </a:fillRef>
+                        <a:effectRef idx="0">
+                          <a:schemeClr val="accent1"/>
+                        </a:effectRef>
+                        <a:fontRef idx="minor">
+                          <a:schemeClr val="lt1"/>
+                        </a:fontRef>
+                      </wps:style>
+                      <wps:txbx>
+                        <w:txbxContent>
+                          <w:p>
+                            <w:pPr>
+                              <w:rPr>
+                                <w:rFonts w:ascii="Calibri" w:hAnsi="Calibri" w:cs="Calibri"/>
+                                <w:color w:val="000000" w:themeColor="text1"/>
+                                <w:sz w:val="14"/>
+                                <w:szCs w:val="14"/>
+                              </w:rPr>
+                            </w:pPr>
+                            <w:r>
+                              <w:rPr>
+                                <w:rFonts w:ascii="Calibri" w:hAnsi="Calibri" w:cs="Calibri"/>
+                                <w:color w:val="000000" w:themeColor="text1"/>
+                                <w:sz w:val="14"/>
+                                <w:szCs w:val="14"/>
+                              </w:rPr>
+                              <w:t>Metragem geradora da NC:</w:t>
+                            </w:r>
+                          </w:p>
+                        </w:txbxContent>
+                      </wps:txbx>
+                      <wps:bodyPr rot="0" spcFirstLastPara="0" vertOverflow="overflow" horzOverflow="overflow" vert="horz" wrap="square" lIns="91440" tIns="45720" rIns="91440" bIns="45720" numCol="1" spcCol="0" rtlCol="0" fromWordArt="0" anchor="ctr" anchorCtr="0" forceAA="0" compatLnSpc="1">
+                        <a:prstTxWarp prst="textNoShape">
+                          <a:avLst/>
+                        </a:prstTxWarp>
+                        <a:noAutofit/>
+                      </wps:bodyPr>
+                    </wps:wsp>
+                  </a:graphicData>
+                </a:graphic>
+                <wp14:sizeRelH relativeFrom="margin">
+                  <wp14:pctWidth>0</wp14:pctWidth>
+                </wp14:sizeRelH>
+                <wp14:sizeRelV relativeFrom="margin">
+                  <wp14:pctHeight>0</wp14:pctHeight>
+                </wp14:sizeRelV>
+              </wp:anchor>
+            </w:drawing>
+          </mc:Choice>
+          <mc:Fallback>
+            <w:pict>
+              <v:rect w14:anchorId="53B856CB" id="_x0000_s1030" style="position:absolute;margin-left:157.9pt;margin-top:148.95pt;width:92.8pt;height:17.5pt;z-index:251711488;visibility:visible;mso-wrap-style:square;mso-width-percent:0;mso-height-percent:0;mso-wrap-distance-left:9pt;mso-wrap-distance-top:0;mso-wrap-distance-right:9pt;mso-wrap-distance-bottom:0;mso-position-horizontal:absolute;mso-position-horizontal-relative:margin;mso-position-vertical:absolute;mso-position-vertical-relative:text;mso-width-percent:0;mso-height-percent:0;mso-width-relative:margin;mso-height-relative:margin;v-text-anchor:middle" o:gfxdata="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" fillcolor="white [3212]" strokecolor="black [3213]" strokeweight=".5pt">
+                <v:textbox>
+                  <w:txbxContent>
+                    <w:p>
+                      <w:pPr>
+                        <w:rPr>
+                          <w:rFonts w:ascii="Calibri" w:hAnsi="Calibri" w:cs="Calibri"/>
+                          <w:color w:val="000000" w:themeColor="text1"/>
+                          <w:sz w:val="14"/>
+                          <w:szCs w:val="14"/>
+                        </w:rPr>
+                      </w:pPr>
+                      <w:r>
+                        <w:rPr>
+                          <w:rFonts w:ascii="Calibri" w:hAnsi="Calibri" w:cs="Calibri"/>
+                          <w:color w:val="000000" w:themeColor="text1"/>
+                          <w:sz w:val="14"/>
+                          <w:szCs w:val="14"/>
+                        </w:rPr>
+                        <w:t>Metragem geradora da NC:</w:t>
+                      </w:r>
+                    </w:p>
+                  </w:txbxContent>
+                </v:textbox>
+                <w10:wrap anchorx="margin"/>
+              </v:rect>
+            </w:pict>
+          </mc:Fallback>
+        </mc:AlternateContent>
+      </w:r>
+      <w:r>
+        <w:rPr>
+          <w:rFonts w:ascii="Calibri" w:hAnsi="Calibri" w:cs="Calibri"/>
+          <w:noProof/>
+          <w:color w:val="002060"/>
+        </w:rPr>
+        <mc:AlternateContent>
+          <mc:Choice Requires="wps">
+            <w:drawing>
+              <wp:anchor distT="0" distB="0" distL="114300" distR="114300" simplePos="0" relativeHeight="251710464" behindDoc="0" locked="0" layoutInCell="1" allowOverlap="1" wp14:anchorId="4C9EAE53" wp14:editId="7E493065">
+                <wp:simplePos x="0" y="0"/>
+                <wp:positionH relativeFrom="margin">
+                  <wp:posOffset>5312410</wp:posOffset>
+                </wp:positionH>
+                <wp:positionV relativeFrom="paragraph">
+                  <wp:posOffset>1891665</wp:posOffset>
+                </wp:positionV>
+                <wp:extent cx="1322070" cy="222250"/>
+                <wp:effectExtent l="0" t="0" r="11430" b="25400"/>
+                <wp:wrapNone/>
+                <wp:docPr id="216673855" name="Retângulo 2"/>
+                <wp:cNvGraphicFramePr/>
+                <a:graphic xmlns:a="http://schemas.openxmlformats.org/drawingml/2006/main">
+                  <a:graphicData uri="http://schemas.microsoft.com/office/word/2010/wordprocessingShape">
+                    <wps:wsp>
+                      <wps:cNvSpPr/>
+                      <wps:spPr>
+                        <a:xfrm>
+                          <a:off x="0" y="0"/>
+                          <a:ext cx="1322070" cy="222250"/>
+                        </a:xfrm>
+                        <a:prstGeom prst="rect">
+                          <a:avLst/>
+                        </a:prstGeom>
+                        <a:solidFill>
+                          <a:schemeClr val="bg1"/>
+                        </a:solidFill>
+                        <a:ln w="6350">
+                          <a:solidFill>
+                            <a:schemeClr val="tx1"/>
+                          </a:solidFill>
+                        </a:ln>
+                      </wps:spPr>
+                      <wps:style>
+                        <a:lnRef idx="2">
+                          <a:schemeClr val="accent1">
+                            <a:shade val="15000"/>
+                          </a:schemeClr>
+                        </a:lnRef>
+                        <a:fillRef idx="1">
+                          <a:schemeClr val="accent1"/>
+                        </a:fillRef>
+                        <a:effectRef idx="0">
+                          <a:schemeClr val="accent1"/>
+                        </a:effectRef>
+                        <a:fontRef idx="minor">
+                          <a:schemeClr val="lt1"/>
+                        </a:fontRef>
+                      </wps:style>
+                      <wps:txbx>
+                        <w:txbxContent>
+                          <w:p>
+                            <w:pPr>
+                              <w:jc w:val="center"/>
+                              <w:rPr>
+                                <w:rFonts w:ascii="Calibri" w:hAnsi="Calibri" w:cs="Calibri"/>
+                                <w:color w:val="000000" w:themeColor="text1"/>
+                                <w:sz w:val="16"/>
+                                <w:szCs w:val="16"/>
+                              </w:rPr>
+                            </w:pPr>
+                            <w:r>
+                              <w:rPr>
+                                <w:rFonts w:ascii="Calibri" w:hAnsi="Calibri" w:cs="Calibri"/>
+                                <w:color w:val="000000" w:themeColor="text1"/>
+                                <w:sz w:val="16"/>
+                                <w:szCs w:val="16"/>
+                              </w:rPr>
+                              <w:t>{{</w:t>
+                            </w:r>
+                            <w:r>
+                              <w:rPr>
+                                <w:rFonts w:ascii="Calibri" w:hAnsi="Calibri" w:cs="Calibri"/>
+                                <w:color w:val="000000" w:themeColor="text1"/>
+                                <w:sz w:val="16"/>
+                                <w:szCs w:val="16"/>
+                              </w:rPr>
+                              <w:t>peso</w:t>
+                            </w:r>
+                            <w:r>
+                              <w:rPr>
+                                <w:rFonts w:ascii="Calibri" w:hAnsi="Calibri" w:cs="Calibri"/>
+                                <w:color w:val="000000" w:themeColor="text1"/>
+                                <w:sz w:val="16"/>
+                                <w:szCs w:val="16"/>
+                              </w:rPr>
+                              <w:t>}}</w:t>
+                            </w:r>
+                          </w:p>
+                          <w:p>
+                            <w:pPr>
+                              <w:rPr>
+                                <w:rFonts w:ascii="Calibri" w:hAnsi="Calibri" w:cs="Calibri"/>
+                                <w:color w:val="000000" w:themeColor="text1"/>
+                                <w:sz w:val="16"/>
+                                <w:szCs w:val="16"/>
+                              </w:rPr>
+                            </w:pPr>
+                          </w:p>
+                        </w:txbxContent>
+                      </wps:txbx>
+                      <wps:bodyPr rot="0" spcFirstLastPara="0" vertOverflow="overflow" horzOverflow="overflow" vert="horz" wrap="square" lIns="91440" tIns="45720" rIns="91440" bIns="45720" numCol="1" spcCol="0" rtlCol="0" fromWordArt="0" anchor="ctr" anchorCtr="0" forceAA="0" compatLnSpc="1">
+                        <a:prstTxWarp prst="textNoShape">
+                          <a:avLst/>
+                        </a:prstTxWarp>
+                        <a:noAutofit/>
+                      </wps:bodyPr>
+                    </wps:wsp>
+                  </a:graphicData>
+                </a:graphic>
+                <wp14:sizeRelH relativeFrom="margin">
+                  <wp14:pctWidth>0</wp14:pctWidth>
+                </wp14:sizeRelH>
+                <wp14:sizeRelV relativeFrom="margin">
+                  <wp14:pctHeight>0</wp14:pctHeight>
+                </wp14:sizeRelV>
+              </wp:anchor>
+            </w:drawing>
+          </mc:Choice>
+          <mc:Fallback>
+            <w:pict>
+              <v:rect w14:anchorId="4C9EAE53" id="_x0000_s1031" style="position:absolute;margin-left:418.3pt;margin-top:148.95pt;width:104.1pt;height:17.5pt;z-index:251710464;visibility:visible;mso-wrap-style:square;mso-width-percent:0;mso-height-percent:0;mso-wrap-distance-left:9pt;mso-wrap-distance-top:0;mso-wrap-distance-right:9pt;mso-wrap-distance-bottom:0;mso-position-horizontal:absolute;mso-position-horizontal-relative:margin;mso-position-vertical:absolute;mso-position-vertical-relative:text;mso-width-percent:0;mso-height-percent:0;mso-width-relative:margin;mso-height-relative:margin;v-text-anchor:middle" o:gfxdata="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" fillcolor="white [3212]" strokecolor="black [3213]" strokeweight=".5pt">
+                <v:textbox>
+                  <w:txbxContent>
+                    <w:p>
+                      <w:pPr>
+                        <w:jc w:val="center"/>
+                        <w:rPr>
+                          <w:rFonts w:ascii="Calibri" w:hAnsi="Calibri" w:cs="Calibri"/>
+                          <w:color w:val="000000" w:themeColor="text1"/>
+                          <w:sz w:val="16"/>
+                          <w:szCs w:val="16"/>
+                        </w:rPr>
+                      </w:pPr>
+                      <w:r>
+                        <w:rPr>
+                          <w:rFonts w:ascii="Calibri" w:hAnsi="Calibri" w:cs="Calibri"/>
+                          <w:color w:val="000000" w:themeColor="text1"/>
+                          <w:sz w:val="16"/>
+                          <w:szCs w:val="16"/>
+                        </w:rPr>
+                        <w:t>{{</w:t>
+                      </w:r>
+                      <w:r>
+                        <w:rPr>
+                          <w:rFonts w:ascii="Calibri" w:hAnsi="Calibri" w:cs="Calibri"/>
+                          <w:color w:val="000000" w:themeColor="text1"/>
+                          <w:sz w:val="16"/>
+                          <w:szCs w:val="16"/>
+                        </w:rPr>
+                        <w:t>peso</w:t>
+                      </w:r>
+                      <w:r>
+                        <w:rPr>
+                          <w:rFonts w:ascii="Calibri" w:hAnsi="Calibri" w:cs="Calibri"/>
+                          <w:color w:val="000000" w:themeColor="text1"/>
+                          <w:sz w:val="16"/>
+                          <w:szCs w:val="16"/>
+                        </w:rPr>
+                        <w:t>}}</w:t>
+                      </w:r>
+                    </w:p>
+                    <w:p>
+                      <w:pPr>
+                        <w:rPr>
+                          <w:rFonts w:ascii="Calibri" w:hAnsi="Calibri" w:cs="Calibri"/>
+                          <w:color w:val="000000" w:themeColor="text1"/>
+                          <w:sz w:val="16"/>
+                          <w:szCs w:val="16"/>
+                        </w:rPr>
+                      </w:pPr>
+                    </w:p>
+                  </w:txbxContent>
+                </v:textbox>
+                <w10:wrap anchorx="margin"/>
+              </v:rect>
+            </w:pict>
+          </mc:Fallback>
+        </mc:AlternateContent>
+      </w:r>
+      <w:r>
+        <w:rPr>
+          <w:rFonts w:ascii="Calibri" w:hAnsi="Calibri" w:cs="Calibri"/>
+          <w:noProof/>
+          <w:color w:val="002060"/>
+        </w:rPr>
+        <mc:AlternateContent>
+          <mc:Choice Requires="wps">
+            <w:drawing>
+              <wp:anchor distT="0" distB="0" distL="114300" distR="114300" simplePos="0" relativeHeight="251709440" behindDoc="0" locked="0" layoutInCell="1" allowOverlap="1" wp14:anchorId="65AA3834" wp14:editId="236895D7">
+                <wp:simplePos x="0" y="0"/>
+                <wp:positionH relativeFrom="margin">
+                  <wp:posOffset>4563745</wp:posOffset>
+                </wp:positionH>
+                <wp:positionV relativeFrom="paragraph">
+                  <wp:posOffset>1891665</wp:posOffset>
+                </wp:positionV>
+                <wp:extent cx="776605" cy="222250"/>
+                <wp:effectExtent l="0" t="0" r="23495" b="25400"/>
+                <wp:wrapNone/>
+                <wp:docPr id="1236171846" name="Retângulo 2"/>
+                <wp:cNvGraphicFramePr/>
+                <a:graphic xmlns:a="http://schemas.openxmlformats.org/drawingml/2006/main">
+                  <a:graphicData uri="http://schemas.microsoft.com/office/word/2010/wordprocessingShape">
+                    <wps:wsp>
+                      <wps:cNvSpPr/>
+                      <wps:spPr>
+                        <a:xfrm>
+                          <a:off x="0" y="0"/>
+                          <a:ext cx="776605" cy="222250"/>
+                        </a:xfrm>
+                        <a:prstGeom prst="rect">
+                          <a:avLst/>
+                        </a:prstGeom>
+                        <a:solidFill>
+                          <a:schemeClr val="bg1"/>
+                        </a:solidFill>
+                        <a:ln w="6350">
+                          <a:solidFill>
+                            <a:schemeClr val="tx1"/>
+                          </a:solidFill>
+                        </a:ln>
+                      </wps:spPr>
+                      <wps:style>
+                        <a:lnRef idx="2">
+                          <a:schemeClr val="accent1">
+                            <a:shade val="15000"/>
+                          </a:schemeClr>
+                        </a:lnRef>
+                        <a:fillRef idx="1">
+                          <a:schemeClr val="accent1"/>
+                        </a:fillRef>
+                        <a:effectRef idx="0">
+                          <a:schemeClr val="accent1"/>
+                        </a:effectRef>
+                        <a:fontRef idx="minor">
+                          <a:schemeClr val="lt1"/>
+                        </a:fontRef>
+                      </wps:style>
+                      <wps:txbx>
+                        <w:txbxContent>
+                          <w:p>
+                            <w:pPr>
+                              <w:rPr>
+                                <w:rFonts w:ascii="Calibri" w:hAnsi="Calibri" w:cs="Calibri"/>
+                                <w:color w:val="000000" w:themeColor="text1"/>
+                                <w:sz w:val="16"/>
+                                <w:szCs w:val="16"/>
+                              </w:rPr>
+                            </w:pPr>
+                            <w:r>
+                              <w:rPr>
+                                <w:rFonts w:ascii="Calibri" w:hAnsi="Calibri" w:cs="Calibri"/>
+                                <w:color w:val="000000" w:themeColor="text1"/>
+                                <w:sz w:val="16"/>
+                                <w:szCs w:val="16"/>
+                              </w:rPr>
+                              <w:t>Peso Total NC:</w:t>
+                            </w:r>
+                          </w:p>
+                        </w:txbxContent>
+                      </wps:txbx>
+                      <wps:bodyPr rot="0" spcFirstLastPara="0" vertOverflow="overflow" horzOverflow="overflow" vert="horz" wrap="square" lIns="91440" tIns="45720" rIns="91440" bIns="45720" numCol="1" spcCol="0" rtlCol="0" fromWordArt="0" anchor="ctr" anchorCtr="0" forceAA="0" compatLnSpc="1">
+                        <a:prstTxWarp prst="textNoShape">
+                          <a:avLst/>
+                        </a:prstTxWarp>
+                        <a:noAutofit/>
+                      </wps:bodyPr>
+                    </wps:wsp>
+                  </a:graphicData>
+                </a:graphic>
+                <wp14:sizeRelH relativeFrom="margin">
+                  <wp14:pctWidth>0</wp14:pctWidth>
+                </wp14:sizeRelH>
+                <wp14:sizeRelV relativeFrom="margin">
+                  <wp14:pctHeight>0</wp14:pctHeight>
+                </wp14:sizeRelV>
+              </wp:anchor>
+            </w:drawing>
+          </mc:Choice>
+          <mc:Fallback>
+            <w:pict>
+              <v:rect w14:anchorId="65AA3834" id="_x0000_s1032" style="position:absolute;margin-left:359.35pt;margin-top:148.95pt;width:61.15pt;height:17.5pt;z-index:251709440;visibility:visible;mso-wrap-style:square;mso-width-percent:0;mso-height-percent:0;mso-wrap-distance-left:9pt;mso-wrap-distance-top:0;mso-wrap-distance-right:9pt;mso-wrap-distance-bottom:0;mso-position-horizontal:absolute;mso-position-horizontal-relative:margin;mso-position-vertical:absolute;mso-position-vertical-relative:text;mso-width-percent:0;mso-height-percent:0;mso-width-relative:margin;mso-height-relative:margin;v-text-anchor:middle" o:gfxdata="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" fillcolor="white [3212]" strokecolor="black [3213]" strokeweight=".5pt">
+                <v:textbox>
+                  <w:txbxContent>
+                    <w:p>
+                      <w:pPr>
+                        <w:rPr>
+                          <w:rFonts w:ascii="Calibri" w:hAnsi="Calibri" w:cs="Calibri"/>
+                          <w:color w:val="000000" w:themeColor="text1"/>
+                          <w:sz w:val="16"/>
+                          <w:szCs w:val="16"/>
+                        </w:rPr>
+                      </w:pPr>
+                      <w:r>
+                        <w:rPr>
+                          <w:rFonts w:ascii="Calibri" w:hAnsi="Calibri" w:cs="Calibri"/>
+                          <w:color w:val="000000" w:themeColor="text1"/>
+                          <w:sz w:val="16"/>
+                          <w:szCs w:val="16"/>
+                        </w:rPr>
+                        <w:t>Peso Total NC:</w:t>
+                      </w:r>
+                    </w:p>
+                  </w:txbxContent>
+                </v:textbox>
+                <w10:wrap anchorx="margin"/>
+              </v:rect>
+            </w:pict>
+          </mc:Fallback>
+        </mc:AlternateContent>
+      </w:r>
+      <w:r>
+        <w:rPr>
+          <w:rFonts w:ascii="Calibri" w:hAnsi="Calibri" w:cs="Calibri"/>
+          <w:noProof/>
+          <w:color w:val="002060"/>
+        </w:rPr>
+        <mc:AlternateContent>
+          <mc:Choice Requires="wps">
+            <w:drawing>
+              <wp:anchor distT="0" distB="0" distL="114300" distR="114300" simplePos="0" relativeHeight="251708416" behindDoc="0" locked="0" layoutInCell="1" allowOverlap="1" wp14:anchorId="2CF5BB94" wp14:editId="364F8330">
+                <wp:simplePos x="0" y="0"/>
+                <wp:positionH relativeFrom="margin">
+                  <wp:posOffset>885190</wp:posOffset>
+                </wp:positionH>
+                <wp:positionV relativeFrom="paragraph">
+                  <wp:posOffset>1891665</wp:posOffset>
+                </wp:positionV>
+                <wp:extent cx="1320800" cy="222250"/>
+                <wp:effectExtent l="0" t="0" r="12700" b="25400"/>
+                <wp:wrapNone/>
+                <wp:docPr id="1096517453" name="Retângulo 2"/>
+                <wp:cNvGraphicFramePr/>
+                <a:graphic xmlns:a="http://schemas.openxmlformats.org/drawingml/2006/main">
+                  <a:graphicData uri="http://schemas.microsoft.com/office/word/2010/wordprocessingShape">
+                    <wps:wsp>
+                      <wps:cNvSpPr/>
+                      <wps:spPr>
+                        <a:xfrm>
+                          <a:off x="0" y="0"/>
+                          <a:ext cx="1320800" cy="222250"/>
+                        </a:xfrm>
+                        <a:prstGeom prst="rect">
+                          <a:avLst/>
+                        </a:prstGeom>
+                        <a:solidFill>
+                          <a:schemeClr val="bg1"/>
+                        </a:solidFill>
+                        <a:ln w="6350">
+                          <a:solidFill>
+                            <a:schemeClr val="tx1"/>
+                          </a:solidFill>
+                        </a:ln>
+                      </wps:spPr>
+                      <wps:style>
+                        <a:lnRef idx="2">
+                          <a:schemeClr val="accent1">
+                            <a:shade val="15000"/>
+                          </a:schemeClr>
+                        </a:lnRef>
+                        <a:fillRef idx="1">
+                          <a:schemeClr val="accent1"/>
+                        </a:fillRef>
+                        <a:effectRef idx="0">
+                          <a:schemeClr val="accent1"/>
+                        </a:effectRef>
+                        <a:fontRef idx="minor">
+                          <a:schemeClr val="lt1"/>
+                        </a:fontRef>
+                      </wps:style>
+                      <wps:txbx>
+                        <w:txbxContent>
+                          <w:p>
+                            <w:pPr>
+                              <w:jc w:val="center"/>
+                              <w:rPr>
+                                <w:rFonts w:ascii="Calibri" w:hAnsi="Calibri" w:cs="Calibri"/>
+                                <w:color w:val="000000" w:themeColor="text1"/>
+                                <w:sz w:val="16"/>
+                                <w:szCs w:val="16"/>
+                              </w:rPr>
+                            </w:pPr>
+                            <w:r>
+                              <w:rPr>
+                                <w:rFonts w:ascii="Calibri" w:hAnsi="Calibri" w:cs="Calibri"/>
+                                <w:color w:val="000000" w:themeColor="text1"/>
+                                <w:sz w:val="16"/>
+                                <w:szCs w:val="16"/>
+                              </w:rPr>
+                              <w:t>{{</w:t>
+                            </w:r>
+                            <w:proofErr w:type="spellStart"/>
+                            <w:r>
+                              <w:rPr>
+                                <w:rFonts w:ascii="Calibri" w:hAnsi="Calibri" w:cs="Calibri"/>
+                                <w:color w:val="000000" w:themeColor="text1"/>
+                                <w:sz w:val="16"/>
+                                <w:szCs w:val="16"/>
+                              </w:rPr>
+                              <w:t>qtd_pecas</w:t>
+                            </w:r>
+                            <w:proofErr w:type="spellEnd"/>
+                            <w:r>
+                              <w:rPr>
+                                <w:rFonts w:ascii="Calibri" w:hAnsi="Calibri" w:cs="Calibri"/>
+                                <w:color w:val="000000" w:themeColor="text1"/>
+                                <w:sz w:val="16"/>
+                                <w:szCs w:val="16"/>
+                              </w:rPr>
+                              <w:t>}}</w:t>
+                            </w:r>
+                          </w:p>
+                          <w:p>
+                            <w:pPr>
+                              <w:jc w:val="center"/>
+                              <w:rPr>
+                                <w:rFonts w:ascii="Calibri" w:hAnsi="Calibri" w:cs="Calibri"/>
+                                <w:color w:val="000000" w:themeColor="text1"/>
+                                <w:sz w:val="16"/>
+                                <w:szCs w:val="16"/>
+                              </w:rPr>
+                            </w:pPr>
+                            <w:proofErr w:type="spellStart"/>
+                            <w:r>
+                              <w:rPr>
+                                <w:rFonts w:ascii="Calibri" w:hAnsi="Calibri" w:cs="Calibri"/>
+                                <w:color w:val="000000" w:themeColor="text1"/>
+                                <w:sz w:val="16"/>
+                                <w:szCs w:val="16"/>
+                              </w:rPr>
+                              <w:t>cas_nc</w:t>
+                            </w:r>
+                            <w:proofErr w:type="spellEnd"/>
+                            <w:r>
+                              <w:rPr>
+                                <w:rFonts w:ascii="Calibri" w:hAnsi="Calibri" w:cs="Calibri"/>
+                                <w:color w:val="000000" w:themeColor="text1"/>
+                                <w:sz w:val="16"/>
+                                <w:szCs w:val="16"/>
+                              </w:rPr>
+                              <w:t>}}</w:t>
+                            </w:r>
+                          </w:p>
+                        </w:txbxContent>
+                      </wps:txbx>
+                      <wps:bodyPr rot="0" spcFirstLastPara="0" vertOverflow="overflow" horzOverflow="overflow" vert="horz" wrap="square" lIns="91440" tIns="45720" rIns="91440" bIns="45720" numCol="1" spcCol="0" rtlCol="0" fromWordArt="0" anchor="ctr" anchorCtr="0" forceAA="0" compatLnSpc="1">
+                        <a:prstTxWarp prst="textNoShape">
+                          <a:avLst/>
+                        </a:prstTxWarp>
+                        <a:noAutofit/>
+                      </wps:bodyPr>
+                    </wps:wsp>
+                  </a:graphicData>
+                </a:graphic>
+                <wp14:sizeRelH relativeFrom="margin">
+                  <wp14:pctWidth>0</wp14:pctWidth>
+                </wp14:sizeRelH>
+                <wp14:sizeRelV relativeFrom="margin">
+                  <wp14:pctHeight>0</wp14:pctHeight>
+                </wp14:sizeRelV>
+              </wp:anchor>
+            </w:drawing>
+          </mc:Choice>
+          <mc:Fallback>
+            <w:pict>
+              <v:rect w14:anchorId="2CF5BB94" id="_x0000_s1033" style="position:absolute;margin-left:69.7pt;margin-top:148.95pt;width:104pt;height:17.5pt;z-index:251708416;visibility:visible;mso-wrap-style:square;mso-width-percent:0;mso-height-percent:0;mso-wrap-distance-left:9pt;mso-wrap-distance-top:0;mso-wrap-distance-right:9pt;mso-wrap-distance-bottom:0;mso-position-horizontal:absolute;mso-position-horizontal-relative:margin;mso-position-vertical:absolute;mso-position-vertical-relative:text;mso-width-percent:0;mso-height-percent:0;mso-width-relative:margin;mso-height-relative:margin;v-text-anchor:middle" o:gfxdata="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" fillcolor="white [3212]" strokecolor="black [3213]" strokeweight=".5pt">
+                <v:textbox>
+                  <w:txbxContent>
+                    <w:p>
+                      <w:pPr>
+                        <w:jc w:val="center"/>
+                        <w:rPr>
+                          <w:rFonts w:ascii="Calibri" w:hAnsi="Calibri" w:cs="Calibri"/>
+                          <w:color w:val="000000" w:themeColor="text1"/>
+                          <w:sz w:val="16"/>
+                          <w:szCs w:val="16"/>
+                        </w:rPr>
+                      </w:pPr>
+                      <w:r>
+                        <w:rPr>
+                          <w:rFonts w:ascii="Calibri" w:hAnsi="Calibri" w:cs="Calibri"/>
+                          <w:color w:val="000000" w:themeColor="text1"/>
+                          <w:sz w:val="16"/>
+                          <w:szCs w:val="16"/>
+                        </w:rPr>
+                        <w:t>{{</w:t>
+                      </w:r>
+                      <w:proofErr w:type="spellStart"/>
+                      <w:r>
+                        <w:rPr>
+                          <w:rFonts w:ascii="Calibri" w:hAnsi="Calibri" w:cs="Calibri"/>
+                          <w:color w:val="000000" w:themeColor="text1"/>
+                          <w:sz w:val="16"/>
+                          <w:szCs w:val="16"/>
+                        </w:rPr>
+                        <w:t>qtd_pecas</w:t>
+                      </w:r>
+                      <w:proofErr w:type="spellEnd"/>
+                      <w:r>
+                        <w:rPr>
+                          <w:rFonts w:ascii="Calibri" w:hAnsi="Calibri" w:cs="Calibri"/>
+                          <w:color w:val="000000" w:themeColor="text1"/>
+                          <w:sz w:val="16"/>
+                          <w:szCs w:val="16"/>
+                        </w:rPr>
+                        <w:t>}}</w:t>
+                      </w:r>
+                    </w:p>
+                    <w:p>
+                      <w:pPr>
+                        <w:jc w:val="center"/>
+                        <w:rPr>
+                          <w:rFonts w:ascii="Calibri" w:hAnsi="Calibri" w:cs="Calibri"/>
+                          <w:color w:val="000000" w:themeColor="text1"/>
+                          <w:sz w:val="16"/>
+                          <w:szCs w:val="16"/>
+                        </w:rPr>
+                      </w:pPr>
+                      <w:proofErr w:type="spellStart"/>
+                      <w:r>
+                        <w:rPr>
+                          <w:rFonts w:ascii="Calibri" w:hAnsi="Calibri" w:cs="Calibri"/>
+                          <w:color w:val="000000" w:themeColor="text1"/>
+                          <w:sz w:val="16"/>
+                          <w:szCs w:val="16"/>
+                        </w:rPr>
+                        <w:t>cas_nc</w:t>
+                      </w:r>
+                      <w:proofErr w:type="spellEnd"/>
+                      <w:r>
+                        <w:rPr>
+                          <w:rFonts w:ascii="Calibri" w:hAnsi="Calibri" w:cs="Calibri"/>
+                          <w:color w:val="000000" w:themeColor="text1"/>
+                          <w:sz w:val="16"/>
+                          <w:szCs w:val="16"/>
+                        </w:rPr>
+                        <w:t>}}</w:t>
+                      </w:r>
+                    </w:p>
+                  </w:txbxContent>
+                </v:textbox>
+                <w10:wrap anchorx="margin"/>
+              </v:rect>
+            </w:pict>
+          </mc:Fallback>
+        </mc:AlternateContent>
+      </w:r>
+      <w:r>
+        <w:rPr>
+          <w:rFonts w:ascii="Calibri" w:hAnsi="Calibri" w:cs="Calibri"/>
+          <w:noProof/>
+          <w:color w:val="002060"/>
+        </w:rPr>
+        <mc:AlternateContent>
+          <mc:Choice Requires="wps">
+            <w:drawing>
+              <wp:anchor distT="0" distB="0" distL="114300" distR="114300" simplePos="0" relativeHeight="251707392" behindDoc="0" locked="0" layoutInCell="1" allowOverlap="1" wp14:anchorId="3984E0DD" wp14:editId="0E5C5498">
+                <wp:simplePos x="0" y="0"/>
+                <wp:positionH relativeFrom="margin">
+                  <wp:posOffset>0</wp:posOffset>
+                </wp:positionH>
+                <wp:positionV relativeFrom="paragraph">
+                  <wp:posOffset>1891665</wp:posOffset>
+                </wp:positionV>
+                <wp:extent cx="882650" cy="222250"/>
+                <wp:effectExtent l="0" t="0" r="12700" b="25400"/>
+                <wp:wrapNone/>
+                <wp:docPr id="1817347411" name="Retângulo 2"/>
+                <wp:cNvGraphicFramePr/>
+                <a:graphic xmlns:a="http://schemas.openxmlformats.org/drawingml/2006/main">
+                  <a:graphicData uri="http://schemas.microsoft.com/office/word/2010/wordprocessingShape">
+                    <wps:wsp>
+                      <wps:cNvSpPr/>
+                      <wps:spPr>
+                        <a:xfrm>
+                          <a:off x="0" y="0"/>
+                          <a:ext cx="882650" cy="222250"/>
+                        </a:xfrm>
+                        <a:prstGeom prst="rect">
+                          <a:avLst/>
+                        </a:prstGeom>
+                        <a:solidFill>
+                          <a:schemeClr val="bg1"/>
+                        </a:solidFill>
+                        <a:ln w="6350">
+                          <a:solidFill>
+                            <a:schemeClr val="tx1"/>
+                          </a:solidFill>
+                        </a:ln>
+                      </wps:spPr>
+                      <wps:style>
+                        <a:lnRef idx="2">
+                          <a:schemeClr val="accent1">
+                            <a:shade val="15000"/>
+                          </a:schemeClr>
+                        </a:lnRef>
+                        <a:fillRef idx="1">
+                          <a:schemeClr val="accent1"/>
+                        </a:fillRef>
+                        <a:effectRef idx="0">
+                          <a:schemeClr val="accent1"/>
+                        </a:effectRef>
+                        <a:fontRef idx="minor">
+                          <a:schemeClr val="lt1"/>
+                        </a:fontRef>
+                      </wps:style>
+                      <wps:txbx>
+                        <w:txbxContent>
+                          <w:p>
+                            <w:pPr>
+                              <w:rPr>
+                                <w:rFonts w:ascii="Calibri" w:hAnsi="Calibri" w:cs="Calibri"/>
+                                <w:color w:val="000000" w:themeColor="text1"/>
+                                <w:sz w:val="16"/>
+                                <w:szCs w:val="16"/>
+                              </w:rPr>
+                            </w:pPr>
+                            <w:r>
+                              <w:rPr>
+                                <w:rFonts w:ascii="Calibri" w:hAnsi="Calibri" w:cs="Calibri"/>
+                                <w:color w:val="000000" w:themeColor="text1"/>
+                                <w:sz w:val="16"/>
+                                <w:szCs w:val="16"/>
+                              </w:rPr>
+                              <w:t>Nº de Peças NC:</w:t>
+                            </w:r>
+                          </w:p>
+                        </w:txbxContent>
+                      </wps:txbx>
+                      <wps:bodyPr rot="0" spcFirstLastPara="0" vertOverflow="overflow" horzOverflow="overflow" vert="horz" wrap="square" lIns="91440" tIns="45720" rIns="91440" bIns="45720" numCol="1" spcCol="0" rtlCol="0" fromWordArt="0" anchor="ctr" anchorCtr="0" forceAA="0" compatLnSpc="1">
+                        <a:prstTxWarp prst="textNoShape">
+                          <a:avLst/>
+                        </a:prstTxWarp>
+                        <a:noAutofit/>
+                      </wps:bodyPr>
+                    </wps:wsp>
+                  </a:graphicData>
+                </a:graphic>
+                <wp14:sizeRelH relativeFrom="margin">
+                  <wp14:pctWidth>0</wp14:pctWidth>
+                </wp14:sizeRelH>
+                <wp14:sizeRelV relativeFrom="margin">
+                  <wp14:pctHeight>0</wp14:pctHeight>
+                </wp14:sizeRelV>
+              </wp:anchor>
+            </w:drawing>
+          </mc:Choice>
+          <mc:Fallback>
+            <w:pict>
+              <v:rect w14:anchorId="3984E0DD" id="_x0000_s1034" style="position:absolute;margin-left:0;margin-top:148.95pt;width:69.5pt;height:17.5pt;z-index:251707392;visibility:visible;mso-wrap-style:square;mso-width-percent:0;mso-height-percent:0;mso-wrap-distance-left:9pt;mso-wrap-distance-top:0;mso-wrap-distance-right:9pt;mso-wrap-distance-bottom:0;mso-position-horizontal:absolute;mso-position-horizontal-relative:margin;mso-position-vertical:absolute;mso-position-vertical-relative:text;mso-width-percent:0;mso-height-percent:0;mso-width-relative:margin;mso-height-relative:margin;v-text-anchor:middle" o:gfxdata="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" fillcolor="white [3212]" strokecolor="black [3213]" strokeweight=".5pt">
+                <v:textbox>
+                  <w:txbxContent>
+                    <w:p>
+                      <w:pPr>
+                        <w:rPr>
+                          <w:rFonts w:ascii="Calibri" w:hAnsi="Calibri" w:cs="Calibri"/>
+                          <w:color w:val="000000" w:themeColor="text1"/>
+                          <w:sz w:val="16"/>
+                          <w:szCs w:val="16"/>
+                        </w:rPr>
+                      </w:pPr>
+                      <w:r>
+                        <w:rPr>
+                          <w:rFonts w:ascii="Calibri" w:hAnsi="Calibri" w:cs="Calibri"/>
+                          <w:color w:val="000000" w:themeColor="text1"/>
+                          <w:sz w:val="16"/>
+                          <w:szCs w:val="16"/>
+                        </w:rPr>
+                        <w:t>Nº de Peças NC:</w:t>
+                      </w:r>
+                    </w:p>
+                  </w:txbxContent>
+                </v:textbox>
+                <w10:wrap anchorx="margin"/>
+              </v:rect>
+            </w:pict>
+          </mc:Fallback>
+        </mc:AlternateContent>
+      </w:r>
+      <w:r>
+        <w:rPr>
+          <w:rFonts w:ascii="Calibri" w:hAnsi="Calibri" w:cs="Calibri"/>
+          <w:noProof/>
+          <w:color w:val="002060"/>
+        </w:rPr>
+        <mc:AlternateContent>
+          <mc:Choice Requires="wps">
+            <w:drawing>
+              <wp:anchor distT="0" distB="0" distL="114300" distR="114300" simplePos="0" relativeHeight="251686912" behindDoc="0" locked="0" layoutInCell="1" allowOverlap="1" wp14:anchorId="294CB76A" wp14:editId="335BF682">
+                <wp:simplePos x="0" y="0"/>
+                <wp:positionH relativeFrom="margin">
+                  <wp:posOffset>5459095</wp:posOffset>
+                </wp:positionH>
+                <wp:positionV relativeFrom="paragraph">
+                  <wp:posOffset>1662430</wp:posOffset>
+                </wp:positionV>
+                <wp:extent cx="1175385" cy="222250"/>
+                <wp:effectExtent l="0" t="0" r="24765" b="25400"/>
+                <wp:wrapNone/>
+                <wp:docPr id="1762316730" name="Retângulo 2"/>
+                <wp:cNvGraphicFramePr/>
+                <a:graphic xmlns:a="http://schemas.openxmlformats.org/drawingml/2006/main">
+                  <a:graphicData uri="http://schemas.microsoft.com/office/word/2010/wordprocessingShape">
+                    <wps:wsp>
+                      <wps:cNvSpPr/>
+                      <wps:spPr>
+                        <a:xfrm>
+                          <a:off x="0" y="0"/>
+                          <a:ext cx="1175385" cy="222250"/>
+                        </a:xfrm>
+                        <a:prstGeom prst="rect">
+                          <a:avLst/>
+                        </a:prstGeom>
+                        <a:solidFill>
+                          <a:schemeClr val="bg1"/>
+                        </a:solidFill>
+                        <a:ln w="6350">
+                          <a:solidFill>
+                            <a:schemeClr val="tx1"/>
+                          </a:solidFill>
+                        </a:ln>
+                      </wps:spPr>
+                      <wps:style>
+                        <a:lnRef idx="2">
+                          <a:schemeClr val="accent1">
+                            <a:shade val="15000"/>
+                          </a:schemeClr>
+                        </a:lnRef>
+                        <a:fillRef idx="1">
+                          <a:schemeClr val="accent1"/>
+                        </a:fillRef>
+                        <a:effectRef idx="0">
+                          <a:schemeClr val="accent1"/>
+                        </a:effectRef>
+                        <a:fontRef idx="minor">
+                          <a:schemeClr val="lt1"/>
+                        </a:fontRef>
+                      </wps:style>
+                      <wps:txbx>
+                        <w:txbxContent>
+                          <w:p>
+                            <w:pPr>
+                              <w:jc w:val="center"/>
+                              <w:rPr>
+                                <w:rFonts w:ascii="Calibri" w:hAnsi="Calibri" w:cs="Calibri"/>
+                                <w:color w:val="000000" w:themeColor="text1"/>
+                                <w:sz w:val="16"/>
+                                <w:szCs w:val="16"/>
+                              </w:rPr>
+                            </w:pPr>
+                            <w:r>
+                              <w:rPr>
+                                <w:rFonts w:ascii="Calibri" w:hAnsi="Calibri" w:cs="Calibri"/>
+                                <w:color w:val="000000" w:themeColor="text1"/>
+                                <w:sz w:val="16"/>
+                                <w:szCs w:val="16"/>
+                              </w:rPr>
+                              <w:t>{{</w:t>
+                            </w:r>
+                            <w:proofErr w:type="spellStart"/>
+                            <w:r>
+                              <w:rPr>
+                                <w:rFonts w:ascii="Calibri" w:hAnsi="Calibri" w:cs="Calibri"/>
+                                <w:color w:val="000000" w:themeColor="text1"/>
+                                <w:sz w:val="16"/>
+                                <w:szCs w:val="16"/>
+                              </w:rPr>
+                              <w:t>cod_item</w:t>
+                            </w:r>
+                            <w:proofErr w:type="spellEnd"/>
+                            <w:r>
+                              <w:rPr>
+                                <w:rFonts w:ascii="Calibri" w:hAnsi="Calibri" w:cs="Calibri"/>
+                                <w:color w:val="000000" w:themeColor="text1"/>
+                                <w:sz w:val="16"/>
+                                <w:szCs w:val="16"/>
+                              </w:rPr>
+                              <w:t>}}</w:t>
+                            </w:r>
+                          </w:p>
+                          <w:p>
+                            <w:pPr>
+                              <w:jc w:val="center"/>
+                              <w:rPr>
+                                <w:rFonts w:ascii="Calibri" w:hAnsi="Calibri" w:cs="Calibri"/>
+                                <w:color w:val="000000" w:themeColor="text1"/>
+                                <w:sz w:val="16"/>
+                                <w:szCs w:val="16"/>
+                              </w:rPr>
+                            </w:pPr>
+                          </w:p>
+                        </w:txbxContent>
+                      </wps:txbx>
+                      <wps:bodyPr rot="0" spcFirstLastPara="0" vertOverflow="overflow" horzOverflow="overflow" vert="horz" wrap="square" lIns="91440" tIns="45720" rIns="91440" bIns="45720" numCol="1" spcCol="0" rtlCol="0" fromWordArt="0" anchor="ctr" anchorCtr="0" forceAA="0" compatLnSpc="1">
+                        <a:prstTxWarp prst="textNoShape">
+                          <a:avLst/>
+                        </a:prstTxWarp>
+                        <a:noAutofit/>
+                      </wps:bodyPr>
+                    </wps:wsp>
+                  </a:graphicData>
+                </a:graphic>
+                <wp14:sizeRelH relativeFrom="margin">
+                  <wp14:pctWidth>0</wp14:pctWidth>
+                </wp14:sizeRelH>
+                <wp14:sizeRelV relativeFrom="margin">
+                  <wp14:pctHeight>0</wp14:pctHeight>
+                </wp14:sizeRelV>
+              </wp:anchor>
+            </w:drawing>
+          </mc:Choice>
+          <mc:Fallback>
+            <w:pict>
+              <v:rect w14:anchorId="294CB76A" id="_x0000_s1035" style="position:absolute;margin-left:429.85pt;margin-top:130.9pt;width:92.55pt;height:17.5pt;z-index:251686912;visibility:visible;mso-wrap-style:square;mso-width-percent:0;mso-height-percent:0;mso-wrap-distance-left:9pt;mso-wrap-distance-top:0;mso-wrap-distance-right:9pt;mso-wrap-distance-bottom:0;mso-position-horizontal:absolute;mso-position-horizontal-relative:margin;mso-position-vertical:absolute;mso-position-vertical-relative:text;mso-width-percent:0;mso-height-percent:0;mso-width-relative:margin;mso-height-relative:margin;v-text-anchor:middle" o:gfxdata="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" fillcolor="white [3212]" strokecolor="black [3213]" strokeweight=".5pt">
+                <v:textbox>
+                  <w:txbxContent>
+                    <w:p>
+                      <w:pPr>
+                        <w:jc w:val="center"/>
+                        <w:rPr>
+                          <w:rFonts w:ascii="Calibri" w:hAnsi="Calibri" w:cs="Calibri"/>
+                          <w:color w:val="000000" w:themeColor="text1"/>
+                          <w:sz w:val="16"/>
+                          <w:szCs w:val="16"/>
+                        </w:rPr>
+                      </w:pPr>
+                      <w:r>
+                        <w:rPr>
+                          <w:rFonts w:ascii="Calibri" w:hAnsi="Calibri" w:cs="Calibri"/>
+                          <w:color w:val="000000" w:themeColor="text1"/>
+                          <w:sz w:val="16"/>
+                          <w:szCs w:val="16"/>
+                        </w:rPr>
+                        <w:t>{{</w:t>
+                      </w:r>
+                      <w:proofErr w:type="spellStart"/>
+                      <w:r>
+                        <w:rPr>
+                          <w:rFonts w:ascii="Calibri" w:hAnsi="Calibri" w:cs="Calibri"/>
+                          <w:color w:val="000000" w:themeColor="text1"/>
+                          <w:sz w:val="16"/>
+                          <w:szCs w:val="16"/>
+                        </w:rPr>
+                        <w:t>cod_item</w:t>
+                      </w:r>
+                      <w:proofErr w:type="spellEnd"/>
+                      <w:r>
+                        <w:rPr>
+                          <w:rFonts w:ascii="Calibri" w:hAnsi="Calibri" w:cs="Calibri"/>
+                          <w:color w:val="000000" w:themeColor="text1"/>
+                          <w:sz w:val="16"/>
+                          <w:szCs w:val="16"/>
+                        </w:rPr>
+                        <w:t>}}</w:t>
+                      </w:r>
+                    </w:p>
+                    <w:p>
+                      <w:pPr>
+                        <w:jc w:val="center"/>
+                        <w:rPr>
+                          <w:rFonts w:ascii="Calibri" w:hAnsi="Calibri" w:cs="Calibri"/>
+                          <w:color w:val="000000" w:themeColor="text1"/>
+                          <w:sz w:val="16"/>
+                          <w:szCs w:val="16"/>
+                        </w:rPr>
+                      </w:pPr>
+                    </w:p>
+                  </w:txbxContent>
+                </v:textbox>
+                <w10:wrap anchorx="margin"/>
+              </v:rect>
+            </w:pict>
+          </mc:Fallback>
+        </mc:AlternateContent>
+      </w:r>
+      <w:r>
+        <w:rPr>
+          <w:rFonts w:ascii="Calibri" w:hAnsi="Calibri" w:cs="Calibri"/>
+          <w:noProof/>
+          <w:color w:val="002060"/>
+        </w:rPr>
+        <mc:AlternateContent>
+          <mc:Choice Requires="wps">
+            <w:drawing>
+              <wp:anchor distT="0" distB="0" distL="114300" distR="114300" simplePos="0" relativeHeight="251683840" behindDoc="0" locked="0" layoutInCell="1" allowOverlap="1" wp14:anchorId="7260A68A" wp14:editId="6A0CB649">
+                <wp:simplePos x="0" y="0"/>
+                <wp:positionH relativeFrom="margin">
+                  <wp:posOffset>0</wp:posOffset>
+                </wp:positionH>
+                <wp:positionV relativeFrom="paragraph">
+                  <wp:posOffset>1661795</wp:posOffset>
+                </wp:positionV>
+                <wp:extent cx="1095375" cy="222250"/>
+                <wp:effectExtent l="0" t="0" r="28575" b="25400"/>
+                <wp:wrapNone/>
+                <wp:docPr id="294883642" name="Retângulo 2"/>
+                <wp:cNvGraphicFramePr/>
+                <a:graphic xmlns:a="http://schemas.openxmlformats.org/drawingml/2006/main">
+                  <a:graphicData uri="http://schemas.microsoft.com/office/word/2010/wordprocessingShape">
+                    <wps:wsp>
+                      <wps:cNvSpPr/>
+                      <wps:spPr>
+                        <a:xfrm>
+                          <a:off x="0" y="0"/>
+                          <a:ext cx="1095375" cy="222250"/>
+                        </a:xfrm>
+                        <a:prstGeom prst="rect">
+                          <a:avLst/>
+                        </a:prstGeom>
+                        <a:solidFill>
+                          <a:schemeClr val="bg1"/>
+                        </a:solidFill>
+                        <a:ln w="6350">
+                          <a:solidFill>
+                            <a:schemeClr val="tx1"/>
+                          </a:solidFill>
+                        </a:ln>
+                      </wps:spPr>
+                      <wps:style>
+                        <a:lnRef idx="2">
+                          <a:schemeClr val="accent1">
+                            <a:shade val="15000"/>
+                          </a:schemeClr>
+                        </a:lnRef>
+                        <a:fillRef idx="1">
+                          <a:schemeClr val="accent1"/>
+                        </a:fillRef>
+                        <a:effectRef idx="0">
+                          <a:schemeClr val="accent1"/>
+                        </a:effectRef>
+                        <a:fontRef idx="minor">
+                          <a:schemeClr val="lt1"/>
+                        </a:fontRef>
+                      </wps:style>
+                      <wps:txbx>
+                        <w:txbxContent>
+                          <w:p>
+                            <w:pPr>
+                              <w:rPr>
+                                <w:rFonts w:ascii="Calibri" w:hAnsi="Calibri" w:cs="Calibri"/>
+                                <w:color w:val="000000" w:themeColor="text1"/>
+                                <w:sz w:val="16"/>
+                                <w:szCs w:val="16"/>
+                              </w:rPr>
+                            </w:pPr>
+                            <w:r>
+                              <w:rPr>
+                                <w:rFonts w:ascii="Calibri" w:hAnsi="Calibri" w:cs="Calibri"/>
+                                <w:color w:val="000000" w:themeColor="text1"/>
+                                <w:sz w:val="16"/>
+                                <w:szCs w:val="16"/>
+                              </w:rPr>
+                              <w:t>Descrição do Item:</w:t>
+                            </w:r>
+                            <w:r>
+                              <w:rPr>
+                                <w:rFonts w:ascii="Calibri" w:hAnsi="Calibri" w:cs="Calibri"/>
+                                <w:color w:val="000000" w:themeColor="text1"/>
+                                <w:sz w:val="16"/>
+                                <w:szCs w:val="16"/>
+                              </w:rPr>
+                              <w:tab/>
+                            </w:r>
+                            <w:r>
+                              <w:rPr>
+                                <w:rFonts w:ascii="Calibri" w:hAnsi="Calibri" w:cs="Calibri"/>
+                                <w:color w:val="000000" w:themeColor="text1"/>
+                                <w:sz w:val="16"/>
+                                <w:szCs w:val="16"/>
+                              </w:rPr>
+                              <w:tab/>
+                            </w:r>
+                            <w:r>
+                              <w:rPr>
+                                <w:rFonts w:ascii="Calibri" w:hAnsi="Calibri" w:cs="Calibri"/>
+                                <w:color w:val="000000" w:themeColor="text1"/>
+                                <w:sz w:val="16"/>
+                                <w:szCs w:val="16"/>
+                              </w:rPr>
+                              <w:tab/>
+                            </w:r>
+                          </w:p>
+                        </w:txbxContent>
+                      </wps:txbx>
+                      <wps:bodyPr rot="0" spcFirstLastPara="0" vertOverflow="overflow" horzOverflow="overflow" vert="horz" wrap="square" lIns="91440" tIns="45720" rIns="91440" bIns="45720" numCol="1" spcCol="0" rtlCol="0" fromWordArt="0" anchor="ctr" anchorCtr="0" forceAA="0" compatLnSpc="1">
+                        <a:prstTxWarp prst="textNoShape">
+                          <a:avLst/>
+                        </a:prstTxWarp>
+                        <a:noAutofit/>
+                      </wps:bodyPr>
+                    </wps:wsp>
+                  </a:graphicData>
+                </a:graphic>
+                <wp14:sizeRelH relativeFrom="margin">
+                  <wp14:pctWidth>0</wp14:pctWidth>
+                </wp14:sizeRelH>
+                <wp14:sizeRelV relativeFrom="margin">
+                  <wp14:pctHeight>0</wp14:pctHeight>
+                </wp14:sizeRelV>
+              </wp:anchor>
+            </w:drawing>
+          </mc:Choice>
+          <mc:Fallback>
+            <w:pict>
+              <v:rect w14:anchorId="7260A68A" id="_x0000_s1036" style="position:absolute;margin-left:0;margin-top:130.85pt;width:86.25pt;height:17.5pt;z-index:251683840;visibility:visible;mso-wrap-style:square;mso-width-percent:0;mso-height-percent:0;mso-wrap-distance-left:9pt;mso-wrap-distance-top:0;mso-wrap-distance-right:9pt;mso-wrap-distance-bottom:0;mso-position-horizontal:absolute;mso-position-horizontal-relative:margin;mso-position-vertical:absolute;mso-position-vertical-relative:text;mso-width-percent:0;mso-height-percent:0;mso-width-relative:margin;mso-height-relative:margin;v-text-anchor:middle" o:gfxdata="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" fillcolor="white [3212]" strokecolor="black [3213]" strokeweight=".5pt">
+                <v:textbox>
+                  <w:txbxContent>
+                    <w:p>
+                      <w:pPr>
+                        <w:rPr>
+                          <w:rFonts w:ascii="Calibri" w:hAnsi="Calibri" w:cs="Calibri"/>
+                          <w:color w:val="000000" w:themeColor="text1"/>
+                          <w:sz w:val="16"/>
+                          <w:szCs w:val="16"/>
+                        </w:rPr>
+                      </w:pPr>
+                      <w:r>
+                        <w:rPr>
+                          <w:rFonts w:ascii="Calibri" w:hAnsi="Calibri" w:cs="Calibri"/>
+                          <w:color w:val="000000" w:themeColor="text1"/>
+                          <w:sz w:val="16"/>
+                          <w:szCs w:val="16"/>
+                        </w:rPr>
+                        <w:t>Descrição do Item:</w:t>
+                      </w:r>
+                      <w:r>
+                        <w:rPr>
+                          <w:rFonts w:ascii="Calibri" w:hAnsi="Calibri" w:cs="Calibri"/>
+                          <w:color w:val="000000" w:themeColor="text1"/>
+                          <w:sz w:val="16"/>
+                          <w:szCs w:val="16"/>
+                        </w:rPr>
+                        <w:tab/>
+                      </w:r>
+                      <w:r>
+                        <w:rPr>
+                          <w:rFonts w:ascii="Calibri" w:hAnsi="Calibri" w:cs="Calibri"/>
+                          <w:color w:val="000000" w:themeColor="text1"/>
+                          <w:sz w:val="16"/>
+                          <w:szCs w:val="16"/>
+                        </w:rPr>
+                        <w:tab/>
+                      </w:r>
+                      <w:r>
+                        <w:rPr>
+                          <w:rFonts w:ascii="Calibri" w:hAnsi="Calibri" w:cs="Calibri"/>
+                          <w:color w:val="000000" w:themeColor="text1"/>
+                          <w:sz w:val="16"/>
+                          <w:szCs w:val="16"/>
+                        </w:rPr>
+                        <w:tab/>
+                      </w:r>
+                    </w:p>
+                  </w:txbxContent>
+                </v:textbox>
+                <w10:wrap anchorx="margin"/>
+              </v:rect>
+            </w:pict>
+          </mc:Fallback>
+        </mc:AlternateContent>
+      </w:r>
+      <w:r>
+        <w:rPr>
+          <w:rFonts w:ascii="Calibri" w:hAnsi="Calibri" w:cs="Calibri"/>
+          <w:noProof/>
+          <w:color w:val="002060"/>
+        </w:rPr>
+        <mc:AlternateContent>
+          <mc:Choice Requires="wps">
+            <w:drawing>
+              <wp:anchor distT="0" distB="0" distL="114300" distR="114300" simplePos="0" relativeHeight="251684864" behindDoc="0" locked="0" layoutInCell="1" allowOverlap="1" wp14:anchorId="790D3BD0" wp14:editId="04B9FF4A">
+                <wp:simplePos x="0" y="0"/>
+                <wp:positionH relativeFrom="margin">
+                  <wp:posOffset>1099820</wp:posOffset>
+                </wp:positionH>
+                <wp:positionV relativeFrom="paragraph">
+                  <wp:posOffset>1662430</wp:posOffset>
+                </wp:positionV>
+                <wp:extent cx="3871595" cy="222250"/>
+                <wp:effectExtent l="0" t="0" r="14605" b="25400"/>
+                <wp:wrapNone/>
+                <wp:docPr id="1452243970" name="Retângulo 2"/>
+                <wp:cNvGraphicFramePr/>
+                <a:graphic xmlns:a="http://schemas.openxmlformats.org/drawingml/2006/main">
+                  <a:graphicData uri="http://schemas.microsoft.com/office/word/2010/wordprocessingShape">
+                    <wps:wsp>
+                      <wps:cNvSpPr/>
+                      <wps:spPr>
+                        <a:xfrm>
+                          <a:off x="0" y="0"/>
+                          <a:ext cx="3871595" cy="222250"/>
+                        </a:xfrm>
+                        <a:prstGeom prst="rect">
+                          <a:avLst/>
+                        </a:prstGeom>
+                        <a:solidFill>
+                          <a:schemeClr val="bg1"/>
+                        </a:solidFill>
+                        <a:ln w="6350">
+                          <a:solidFill>
+                            <a:schemeClr val="tx1"/>
+                          </a:solidFill>
+                        </a:ln>
+                      </wps:spPr>
+                      <wps:style>
+                        <a:lnRef idx="2">
+                          <a:schemeClr val="accent1">
+                            <a:shade val="15000"/>
+                          </a:schemeClr>
+                        </a:lnRef>
+                        <a:fillRef idx="1">
+                          <a:schemeClr val="accent1"/>
+                        </a:fillRef>
+                        <a:effectRef idx="0">
+                          <a:schemeClr val="accent1"/>
+                        </a:effectRef>
+                        <a:fontRef idx="minor">
+                          <a:schemeClr val="lt1"/>
+                        </a:fontRef>
+                      </wps:style>
+                      <wps:txbx>
+                        <w:txbxContent>
+                          <w:p>
+                            <w:pPr>
+                              <w:jc w:val="center"/>
+                              <w:rPr>
+                                <w:rFonts w:ascii="Calibri" w:hAnsi="Calibri" w:cs="Calibri"/>
+                                <w:color w:val="000000" w:themeColor="text1"/>
+                                <w:sz w:val="16"/>
+                                <w:szCs w:val="16"/>
+                              </w:rPr>
+                            </w:pPr>
+                            <w:r>
+                              <w:rPr>
+                                <w:rFonts w:ascii="Calibri" w:hAnsi="Calibri" w:cs="Calibri"/>
+                                <w:color w:val="000000" w:themeColor="text1"/>
+                                <w:sz w:val="16"/>
+                                <w:szCs w:val="16"/>
+                              </w:rPr>
+                              <w:t>{{</w:t>
+                            </w:r>
+                            <w:proofErr w:type="spellStart"/>
+                            <w:r>
+                              <w:rPr>
+                                <w:rFonts w:ascii="Calibri" w:hAnsi="Calibri" w:cs="Calibri"/>
+                                <w:color w:val="000000" w:themeColor="text1"/>
+                                <w:sz w:val="16"/>
+                                <w:szCs w:val="16"/>
+                              </w:rPr>
+                              <w:t>desc_item</w:t>
+                            </w:r>
+                            <w:proofErr w:type="spellEnd"/>
+                            <w:r>
+                              <w:rPr>
+                                <w:rFonts w:ascii="Calibri" w:hAnsi="Calibri" w:cs="Calibri"/>
+                                <w:color w:val="000000" w:themeColor="text1"/>
+                                <w:sz w:val="16"/>
+                                <w:szCs w:val="16"/>
+                              </w:rPr>
+                              <w:t>}}</w:t>
+                            </w:r>
+                          </w:p>
+                          <w:p>
+                            <w:pPr>
+                              <w:rPr>
+                                <w:rFonts w:ascii="Calibri" w:hAnsi="Calibri" w:cs="Calibri"/>
+                                <w:color w:val="000000" w:themeColor="text1"/>
+                                <w:sz w:val="16"/>
+                                <w:szCs w:val="16"/>
+                              </w:rPr>
+                            </w:pPr>
+                          </w:p>
+                        </w:txbxContent>
+                      </wps:txbx>
+                      <wps:bodyPr rot="0" spcFirstLastPara="0" vertOverflow="overflow" horzOverflow="overflow" vert="horz" wrap="square" lIns="91440" tIns="45720" rIns="91440" bIns="45720" numCol="1" spcCol="0" rtlCol="0" fromWordArt="0" anchor="ctr" anchorCtr="0" forceAA="0" compatLnSpc="1">
+                        <a:prstTxWarp prst="textNoShape">
+                          <a:avLst/>
+                        </a:prstTxWarp>
+                        <a:noAutofit/>
+                      </wps:bodyPr>
+                    </wps:wsp>
+                  </a:graphicData>
+                </a:graphic>
+                <wp14:sizeRelH relativeFrom="margin">
+                  <wp14:pctWidth>0</wp14:pctWidth>
+                </wp14:sizeRelH>
+                <wp14:sizeRelV relativeFrom="margin">
+                  <wp14:pctHeight>0</wp14:pctHeight>
+                </wp14:sizeRelV>
+              </wp:anchor>
+            </w:drawing>
+          </mc:Choice>
+          <mc:Fallback>
+            <w:pict>
+              <v:rect w14:anchorId="790D3BD0" id="_x0000_s1037" style="position:absolute;margin-left:86.6pt;margin-top:130.9pt;width:304.85pt;height:17.5pt;z-index:251684864;visibility:visible;mso-wrap-style:square;mso-width-percent:0;mso-height-percent:0;mso-wrap-distance-left:9pt;mso-wrap-distance-top:0;mso-wrap-distance-right:9pt;mso-wrap-distance-bottom:0;mso-position-horizontal:absolute;mso-position-horizontal-relative:margin;mso-position-vertical:absolute;mso-position-vertical-relative:text;mso-width-percent:0;mso-height-percent:0;mso-width-relative:margin;mso-height-relative:margin;v-text-anchor:middle" o:gfxdata="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" fillcolor="white [3212]" strokecolor="black [3213]" strokeweight=".5pt">
+                <v:textbox>
+                  <w:txbxContent>
+                    <w:p>
+                      <w:pPr>
+                        <w:jc w:val="center"/>
+                        <w:rPr>
+                          <w:rFonts w:ascii="Calibri" w:hAnsi="Calibri" w:cs="Calibri"/>
+                          <w:color w:val="000000" w:themeColor="text1"/>
+                          <w:sz w:val="16"/>
+                          <w:szCs w:val="16"/>
+                        </w:rPr>
+                      </w:pPr>
+                      <w:r>
+                        <w:rPr>
+                          <w:rFonts w:ascii="Calibri" w:hAnsi="Calibri" w:cs="Calibri"/>
+                          <w:color w:val="000000" w:themeColor="text1"/>
+                          <w:sz w:val="16"/>
+                          <w:szCs w:val="16"/>
+                        </w:rPr>
+                        <w:t>{{</w:t>
+                      </w:r>
+                      <w:proofErr w:type="spellStart"/>
+                      <w:r>
+                        <w:rPr>
+                          <w:rFonts w:ascii="Calibri" w:hAnsi="Calibri" w:cs="Calibri"/>
+                          <w:color w:val="000000" w:themeColor="text1"/>
+                          <w:sz w:val="16"/>
+                          <w:szCs w:val="16"/>
+                        </w:rPr>
+                        <w:t>desc_item</w:t>
+                      </w:r>
+                      <w:proofErr w:type="spellEnd"/>
+                      <w:r>
+                        <w:rPr>
+                          <w:rFonts w:ascii="Calibri" w:hAnsi="Calibri" w:cs="Calibri"/>
+                          <w:color w:val="000000" w:themeColor="text1"/>
+                          <w:sz w:val="16"/>
+                          <w:szCs w:val="16"/>
+                        </w:rPr>
+                        <w:t>}}</w:t>
+                      </w:r>
+                    </w:p>
+                    <w:p>
+                      <w:pPr>
+                        <w:rPr>
+                          <w:rFonts w:ascii="Calibri" w:hAnsi="Calibri" w:cs="Calibri"/>
+                          <w:color w:val="000000" w:themeColor="text1"/>
+                          <w:sz w:val="16"/>
+                          <w:szCs w:val="16"/>
+                        </w:rPr>
+                      </w:pPr>
+                    </w:p>
+                  </w:txbxContent>
+                </v:textbox>
+                <w10:wrap anchorx="margin"/>
+              </v:rect>
+            </w:pict>
+          </mc:Fallback>
+        </mc:AlternateContent>
+      </w:r>
+      <w:r>
+        <w:rPr>
+          <w:rFonts w:ascii="Calibri" w:hAnsi="Calibri" w:cs="Calibri"/>
+          <w:noProof/>
+          <w:color w:val="002060"/>
+        </w:rPr>
+        <mc:AlternateContent>
+          <mc:Choice Requires="wps">
+            <w:drawing>
+              <wp:anchor distT="0" distB="0" distL="114300" distR="114300" simplePos="0" relativeHeight="251685888" behindDoc="0" locked="0" layoutInCell="1" allowOverlap="1" wp14:anchorId="5CCF56D2" wp14:editId="6E837B84">
+                <wp:simplePos x="0" y="0"/>
+                <wp:positionH relativeFrom="margin">
+                  <wp:posOffset>4972050</wp:posOffset>
+                </wp:positionH>
+                <wp:positionV relativeFrom="paragraph">
+                  <wp:posOffset>1662430</wp:posOffset>
+                </wp:positionV>
+                <wp:extent cx="490220" cy="222250"/>
+                <wp:effectExtent l="0" t="0" r="24130" b="25400"/>
+                <wp:wrapNone/>
+                <wp:docPr id="2072374528" name="Retângulo 2"/>
+                <wp:cNvGraphicFramePr/>
+                <a:graphic xmlns:a="http://schemas.openxmlformats.org/drawingml/2006/main">
+                  <a:graphicData uri="http://schemas.microsoft.com/office/word/2010/wordprocessingShape">
+                    <wps:wsp>
+                      <wps:cNvSpPr/>
+                      <wps:spPr>
+                        <a:xfrm>
+                          <a:off x="0" y="0"/>
+                          <a:ext cx="490220" cy="222250"/>
+                        </a:xfrm>
+                        <a:prstGeom prst="rect">
+                          <a:avLst/>
+                        </a:prstGeom>
+                        <a:solidFill>
+                          <a:schemeClr val="bg1"/>
+                        </a:solidFill>
+                        <a:ln w="6350">
+                          <a:solidFill>
+                            <a:schemeClr val="tx1"/>
+                          </a:solidFill>
+                        </a:ln>
+                      </wps:spPr>
+                      <wps:style>
+                        <a:lnRef idx="2">
+                          <a:schemeClr val="accent1">
+                            <a:shade val="15000"/>
+                          </a:schemeClr>
+                        </a:lnRef>
+                        <a:fillRef idx="1">
+                          <a:schemeClr val="accent1"/>
+                        </a:fillRef>
+                        <a:effectRef idx="0">
+                          <a:schemeClr val="accent1"/>
+                        </a:effectRef>
+                        <a:fontRef idx="minor">
+                          <a:schemeClr val="lt1"/>
+                        </a:fontRef>
+                      </wps:style>
+                      <wps:txbx>
+                        <w:txbxContent>
+                          <w:p>
+                            <w:pPr>
+                              <w:rPr>
+                                <w:rFonts w:ascii="Calibri" w:hAnsi="Calibri" w:cs="Calibri"/>
+                                <w:color w:val="000000" w:themeColor="text1"/>
+                                <w:sz w:val="16"/>
+                                <w:szCs w:val="16"/>
+                              </w:rPr>
+                            </w:pPr>
+                            <w:r>
+                              <w:rPr>
+                                <w:rFonts w:ascii="Calibri" w:hAnsi="Calibri" w:cs="Calibri"/>
+                                <w:color w:val="000000" w:themeColor="text1"/>
+                                <w:sz w:val="16"/>
+                                <w:szCs w:val="16"/>
+                              </w:rPr>
+                              <w:t>Item:</w:t>
+                            </w:r>
+                          </w:p>
+                        </w:txbxContent>
+                      </wps:txbx>
+                      <wps:bodyPr rot="0" spcFirstLastPara="0" vertOverflow="overflow" horzOverflow="overflow" vert="horz" wrap="square" lIns="91440" tIns="45720" rIns="91440" bIns="45720" numCol="1" spcCol="0" rtlCol="0" fromWordArt="0" anchor="ctr" anchorCtr="0" forceAA="0" compatLnSpc="1">
+                        <a:prstTxWarp prst="textNoShape">
+                          <a:avLst/>
+                        </a:prstTxWarp>
+                        <a:noAutofit/>
+                      </wps:bodyPr>
+                    </wps:wsp>
+                  </a:graphicData>
+                </a:graphic>
+                <wp14:sizeRelH relativeFrom="margin">
+                  <wp14:pctWidth>0</wp14:pctWidth>
+                </wp14:sizeRelH>
+                <wp14:sizeRelV relativeFrom="margin">
+                  <wp14:pctHeight>0</wp14:pctHeight>
+                </wp14:sizeRelV>
+              </wp:anchor>
+            </w:drawing>
+          </mc:Choice>
+          <mc:Fallback>
+            <w:pict>
+              <v:rect w14:anchorId="5CCF56D2" id="_x0000_s1038" style="position:absolute;margin-left:391.5pt;margin-top:130.9pt;width:38.6pt;height:17.5pt;z-index:251685888;visibility:visible;mso-wrap-style:square;mso-width-percent:0;mso-height-percent:0;mso-wrap-distance-left:9pt;mso-wrap-distance-top:0;mso-wrap-distance-right:9pt;mso-wrap-distance-bottom:0;mso-position-horizontal:absolute;mso-position-horizontal-relative:margin;mso-position-vertical:absolute;mso-position-vertical-relative:text;mso-width-percent:0;mso-height-percent:0;mso-width-relative:margin;mso-height-relative:margin;v-text-anchor:middle" o:gfxdata="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" fillcolor="white [3212]" strokecolor="black [3213]" strokeweight=".5pt">
+                <v:textbox>
+                  <w:txbxContent>
+                    <w:p>
+                      <w:pPr>
+                        <w:rPr>
+                          <w:rFonts w:ascii="Calibri" w:hAnsi="Calibri" w:cs="Calibri"/>
+                          <w:color w:val="000000" w:themeColor="text1"/>
+                          <w:sz w:val="16"/>
+                          <w:szCs w:val="16"/>
+                        </w:rPr>
+                      </w:pPr>
+                      <w:r>
+                        <w:rPr>
+                          <w:rFonts w:ascii="Calibri" w:hAnsi="Calibri" w:cs="Calibri"/>
+                          <w:color w:val="000000" w:themeColor="text1"/>
+                          <w:sz w:val="16"/>
+                          <w:szCs w:val="16"/>
+                        </w:rPr>
+                        <w:t>Item:</w:t>
+                      </w:r>
+                    </w:p>
+                  </w:txbxContent>
+                </v:textbox>
+                <w10:wrap anchorx="margin"/>
+              </v:rect>
+            </w:pict>
+          </mc:Fallback>
+        </mc:AlternateContent>
+      </w:r>
+      <w:r>
+        <w:rPr>
+          <w:rFonts w:ascii="Calibri" w:hAnsi="Calibri" w:cs="Calibri"/>
+          <w:noProof/>
+          <w:color w:val="002060"/>
+        </w:rPr>
+        <mc:AlternateContent>
+          <mc:Choice Requires="wps">
+            <w:drawing>
+              <wp:anchor distT="0" distB="0" distL="114300" distR="114300" simplePos="0" relativeHeight="251681792" behindDoc="0" locked="0" layoutInCell="1" allowOverlap="1" wp14:anchorId="77372700" wp14:editId="45267BA7">
+                <wp:simplePos x="0" y="0"/>
+                <wp:positionH relativeFrom="margin">
+                  <wp:posOffset>0</wp:posOffset>
+                </wp:positionH>
+                <wp:positionV relativeFrom="paragraph">
+                  <wp:posOffset>1435100</wp:posOffset>
+                </wp:positionV>
+                <wp:extent cx="6633210" cy="222250"/>
+                <wp:effectExtent l="0" t="0" r="15240" b="25400"/>
+                <wp:wrapNone/>
+                <wp:docPr id="1424193808" name="Retângulo 2"/>
+                <wp:cNvGraphicFramePr/>
+                <a:graphic xmlns:a="http://schemas.openxmlformats.org/drawingml/2006/main">
+                  <a:graphicData uri="http://schemas.microsoft.com/office/word/2010/wordprocessingShape">
+                    <wps:wsp>
+                      <wps:cNvSpPr/>
+                      <wps:spPr>
+                        <a:xfrm>
+                          <a:off x="0" y="0"/>
+                          <a:ext cx="6633210" cy="222250"/>
+                        </a:xfrm>
+                        <a:prstGeom prst="rect">
+                          <a:avLst/>
+                        </a:prstGeom>
+                        <a:solidFill>
+                          <a:schemeClr val="bg1">
+                            <a:lumMod val="65000"/>
+                          </a:schemeClr>
+                        </a:solidFill>
+                        <a:ln w="6350">
+                          <a:solidFill>
+                            <a:schemeClr val="tx1"/>
+                          </a:solidFill>
+                        </a:ln>
+                      </wps:spPr>
+                      <wps:style>
+                        <a:lnRef idx="2">
+                          <a:schemeClr val="accent1">
+                            <a:shade val="15000"/>
+                          </a:schemeClr>
+                        </a:lnRef>
+                        <a:fillRef idx="1">
+                          <a:schemeClr val="accent1"/>
+                        </a:fillRef>
+                        <a:effectRef idx="0">
+                          <a:schemeClr val="accent1"/>
+                        </a:effectRef>
+                        <a:fontRef idx="minor">
+                          <a:schemeClr val="lt1"/>
+                        </a:fontRef>
+                      </wps:style>
+                      <wps:txbx>
+                        <w:txbxContent>
+                          <w:p>
+                            <w:pPr>
+                              <w:rPr>
+                                <w:rFonts w:ascii="Calibri" w:hAnsi="Calibri" w:cs="Calibri"/>
+                                <w:color w:val="FFFFFF" w:themeColor="background1"/>
+                                <w:sz w:val="16"/>
+                                <w:szCs w:val="16"/>
+                              </w:rPr>
+                            </w:pPr>
+                            <w:r>
+                              <w:rPr>
+                                <w:rFonts w:ascii="Calibri" w:hAnsi="Calibri" w:cs="Calibri"/>
+                                <w:color w:val="FFFFFF" w:themeColor="background1"/>
+                                <w:sz w:val="16"/>
+                                <w:szCs w:val="16"/>
+                              </w:rPr>
+                              <w:t>Informações da Peça:</w:t>
+                            </w:r>
+                          </w:p>
+                        </w:txbxContent>
+                      </wps:txbx>
+                      <wps:bodyPr rot="0" spcFirstLastPara="0" vertOverflow="overflow" horzOverflow="overflow" vert="horz" wrap="square" lIns="91440" tIns="45720" rIns="91440" bIns="45720" numCol="1" spcCol="0" rtlCol="0" fromWordArt="0" anchor="ctr" anchorCtr="0" forceAA="0" compatLnSpc="1">
+                        <a:prstTxWarp prst="textNoShape">
+                          <a:avLst/>
+                        </a:prstTxWarp>
+                        <a:noAutofit/>
+                      </wps:bodyPr>
+                    </wps:wsp>
+                  </a:graphicData>
+                </a:graphic>
+                <wp14:sizeRelH relativeFrom="margin">
+                  <wp14:pctWidth>0</wp14:pctWidth>
+                </wp14:sizeRelH>
+                <wp14:sizeRelV relativeFrom="margin">
+                  <wp14:pctHeight>0</wp14:pctHeight>
+                </wp14:sizeRelV>
+              </wp:anchor>
+            </w:drawing>
+          </mc:Choice>
+          <mc:Fallback>
+            <w:pict>
+              <v:rect w14:anchorId="77372700" id="_x0000_s1039" style="position:absolute;margin-left:0;margin-top:113pt;width:522.3pt;height:17.5pt;z-index:251681792;visibility:visible;mso-wrap-style:square;mso-width-percent:0;mso-height-percent:0;mso-wrap-distance-left:9pt;mso-wrap-distance-top:0;mso-wrap-distance-right:9pt;mso-wrap-distance-bottom:0;mso-position-horizontal:absolute;mso-position-horizontal-relative:margin;mso-position-vertical:absolute;mso-position-vertical-relative:text;mso-width-percent:0;mso-height-percent:0;mso-width-relative:margin;mso-height-relative:margin;v-text-anchor:middle" o:gfxdata="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" fillcolor="#a5a5a5 [2092]" strokecolor="black [3213]" strokeweight=".5pt">
+                <v:textbox>
+                  <w:txbxContent>
+                    <w:p>
+                      <w:pPr>
+                        <w:rPr>
+                          <w:rFonts w:ascii="Calibri" w:hAnsi="Calibri" w:cs="Calibri"/>
+                          <w:color w:val="FFFFFF" w:themeColor="background1"/>
+                          <w:sz w:val="16"/>
+                          <w:szCs w:val="16"/>
+                        </w:rPr>
+                      </w:pPr>
+                      <w:r>
+                        <w:rPr>
+                          <w:rFonts w:ascii="Calibri" w:hAnsi="Calibri" w:cs="Calibri"/>
+                          <w:color w:val="FFFFFF" w:themeColor="background1"/>
+                          <w:sz w:val="16"/>
+                          <w:szCs w:val="16"/>
+                        </w:rPr>
+                        <w:t>Informações da Peça:</w:t>
+                      </w:r>
+                    </w:p>
+                  </w:txbxContent>
+                </v:textbox>
+                <w10:wrap anchorx="margin"/>
+              </v:rect>
+            </w:pict>
+          </mc:Fallback>
+        </mc:AlternateContent>
+      </w:r>
+      <w:r>
+        <w:rPr>
+          <w:rFonts w:ascii="Calibri" w:hAnsi="Calibri" w:cs="Calibri"/>
+          <w:noProof/>
+          <w:color w:val="002060"/>
+        </w:rPr>
+        <mc:AlternateContent>
+          <mc:Choice Requires="wps">
+            <w:drawing>
+              <wp:anchor distT="0" distB="0" distL="114300" distR="114300" simplePos="0" relativeHeight="251724800" behindDoc="0" locked="0" layoutInCell="1" allowOverlap="1" wp14:anchorId="2C1F042F" wp14:editId="1D3A6D60">
                 <wp:simplePos x="0" y="0"/>
                 <wp:positionH relativeFrom="margin">
                   <wp:posOffset>1102329</wp:posOffset>
@@ -1318,7 +3152,7 @@
           </mc:Choice>
           <mc:Fallback>
             <w:pict>
-              <v:rect w14:anchorId="2C1F042F" id="_x0000_s1029" style="position:absolute;margin-left:86.8pt;margin-top:254.4pt;width:435.8pt;height:37.7pt;z-index:251724800;visibility:visible;mso-wrap-style:square;mso-width-percent:0;mso-height-percent:0;mso-wrap-distance-left:9pt;mso-wrap-distance-top:0;mso-wrap-distance-right:9pt;mso-wrap-distance-bottom:0;mso-position-horizontal:absolute;mso-position-horizontal-relative:margin;mso-position-vertical:absolute;mso-position-vertical-relative:text;mso-width-percent:0;mso-height-percent:0;mso-width-relative:margin;mso-height-relative:margin;v-text-anchor:middle" o:gfxdata="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" filled="f" strokecolor="black [3213]" strokeweight=".5pt">
+              <v:rect w14:anchorId="2C1F042F" id="_x0000_s1040" style="position:absolute;margin-left:86.8pt;margin-top:254.4pt;width:435.8pt;height:37.7pt;z-index:251724800;visibility:visible;mso-wrap-style:square;mso-width-percent:0;mso-height-percent:0;mso-wrap-distance-left:9pt;mso-wrap-distance-top:0;mso-wrap-distance-right:9pt;mso-wrap-distance-bottom:0;mso-position-horizontal:absolute;mso-position-horizontal-relative:margin;mso-position-vertical:absolute;mso-position-vertical-relative:text;mso-width-percent:0;mso-height-percent:0;mso-width-relative:margin;mso-height-relative:margin;v-text-anchor:middle" o:gfxdata="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" filled="f" strokecolor="black [3213]" strokeweight=".5pt">
                 <v:textbox>
                   <w:txbxContent>
                     <w:p>
@@ -1378,7 +3212,7 @@
         <mc:AlternateContent>
           <mc:Choice Requires="wps">
             <w:drawing>
-              <wp:anchor distT="0" distB="0" distL="114300" distR="114300" simplePos="0" relativeHeight="251714560" behindDoc="0" locked="0" layoutInCell="1" allowOverlap="1" wp14:anchorId="161A7E26" wp14:editId="68BAA63A">
+              <wp:anchor distT="0" distB="0" distL="114300" distR="114300" simplePos="0" relativeHeight="251714560" behindDoc="0" locked="0" layoutInCell="1" allowOverlap="1" wp14:anchorId="161A7E26" wp14:editId="6582C275">
                 <wp:simplePos x="0" y="0"/>
                 <wp:positionH relativeFrom="margin">
                   <wp:align>left</wp:align>
@@ -1469,7 +3303,7 @@
           </mc:Choice>
           <mc:Fallback>
             <w:pict>
-              <v:rect w14:anchorId="161A7E26" id="_x0000_s1030" style="position:absolute;margin-left:0;margin-top:219.5pt;width:69.5pt;height:17.05pt;z-index:251714560;visibility:visible;mso-wrap-style:square;mso-width-percent:0;mso-height-percent:0;mso-wrap-distance-left:9pt;mso-wrap-distance-top:0;mso-wrap-distance-right:9pt;mso-wrap-distance-bottom:0;mso-position-horizontal:left;mso-position-horizontal-relative:margin;mso-position-vertical:absolute;mso-position-vertical-relative:text;mso-width-percent:0;mso-height-percent:0;mso-width-relative:margin;mso-height-relative:margin;v-text-anchor:middle" o:gfxdata="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" filled="f" strokecolor="black [3213]" strokeweight=".5pt">
+              <v:rect w14:anchorId="161A7E26" id="_x0000_s1041" style="position:absolute;margin-left:0;margin-top:219.5pt;width:69.5pt;height:17.05pt;z-index:251714560;visibility:visible;mso-wrap-style:square;mso-width-percent:0;mso-height-percent:0;mso-wrap-distance-left:9pt;mso-wrap-distance-top:0;mso-wrap-distance-right:9pt;mso-wrap-distance-bottom:0;mso-position-horizontal:left;mso-position-horizontal-relative:margin;mso-position-vertical:absolute;mso-position-vertical-relative:text;mso-width-percent:0;mso-height-percent:0;mso-width-relative:margin;mso-height-relative:margin;v-text-anchor:middle" o:gfxdata="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" filled="f" strokecolor="black [3213]" strokeweight=".5pt">
                 <v:textbox>
                   <w:txbxContent>
                     <w:p>
@@ -1508,7 +3342,7 @@
         <mc:AlternateContent>
           <mc:Choice Requires="wps">
             <w:drawing>
-              <wp:anchor distT="0" distB="0" distL="114300" distR="114300" simplePos="0" relativeHeight="251715584" behindDoc="0" locked="0" layoutInCell="1" allowOverlap="1" wp14:anchorId="1BE7092B" wp14:editId="64C1EA9C">
+              <wp:anchor distT="0" distB="0" distL="114300" distR="114300" simplePos="0" relativeHeight="251715584" behindDoc="0" locked="0" layoutInCell="1" allowOverlap="1" wp14:anchorId="1BE7092B" wp14:editId="646AE063">
                 <wp:simplePos x="0" y="0"/>
                 <wp:positionH relativeFrom="margin">
                   <wp:posOffset>883546</wp:posOffset>
@@ -1638,7 +3472,7 @@
           </mc:Choice>
           <mc:Fallback>
             <w:pict>
-              <v:rect w14:anchorId="1BE7092B" id="_x0000_s1031" style="position:absolute;margin-left:69.55pt;margin-top:219.5pt;width:104pt;height:17.05pt;z-index:251715584;visibility:visible;mso-wrap-style:square;mso-width-percent:0;mso-height-percent:0;mso-wrap-distance-left:9pt;mso-wrap-distance-top:0;mso-wrap-distance-right:9pt;mso-wrap-distance-bottom:0;mso-position-horizontal:absolute;mso-position-horizontal-relative:margin;mso-position-vertical:absolute;mso-position-vertical-relative:text;mso-width-percent:0;mso-height-percent:0;mso-width-relative:margin;mso-height-relative:margin;v-text-anchor:middle" o:gfxdata="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" filled="f" strokecolor="black [3213]" strokeweight=".5pt">
+              <v:rect w14:anchorId="1BE7092B" id="_x0000_s1042" style="position:absolute;margin-left:69.55pt;margin-top:219.5pt;width:104pt;height:17.05pt;z-index:251715584;visibility:visible;mso-wrap-style:square;mso-width-percent:0;mso-height-percent:0;mso-wrap-distance-left:9pt;mso-wrap-distance-top:0;mso-wrap-distance-right:9pt;mso-wrap-distance-bottom:0;mso-position-horizontal:absolute;mso-position-horizontal-relative:margin;mso-position-vertical:absolute;mso-position-vertical-relative:text;mso-width-percent:0;mso-height-percent:0;mso-width-relative:margin;mso-height-relative:margin;v-text-anchor:middle" o:gfxdata="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" filled="f" strokecolor="black [3213]" strokeweight=".5pt">
                 <v:textbox>
                   <w:txbxContent>
                     <w:p>
@@ -1716,7 +3550,7 @@
         <mc:AlternateContent>
           <mc:Choice Requires="wps">
             <w:drawing>
-              <wp:anchor distT="0" distB="0" distL="114300" distR="114300" simplePos="0" relativeHeight="251717632" behindDoc="0" locked="0" layoutInCell="1" allowOverlap="1" wp14:anchorId="4D0F42CF" wp14:editId="6D11B7C9">
+              <wp:anchor distT="0" distB="0" distL="114300" distR="114300" simplePos="0" relativeHeight="251717632" behindDoc="0" locked="0" layoutInCell="1" allowOverlap="1" wp14:anchorId="4D0F42CF" wp14:editId="732F26A7">
                 <wp:simplePos x="0" y="0"/>
                 <wp:positionH relativeFrom="margin">
                   <wp:align>right</wp:align>
@@ -1828,7 +3662,7 @@
           </mc:Choice>
           <mc:Fallback>
             <w:pict>
-              <v:rect w14:anchorId="4D0F42CF" id="_x0000_s1032" style="position:absolute;margin-left:51.1pt;margin-top:219.5pt;width:102.3pt;height:17.05pt;z-index:251717632;visibility:visible;mso-wrap-style:square;mso-width-percent:0;mso-height-percent:0;mso-wrap-distance-left:9pt;mso-wrap-distance-top:0;mso-wrap-distance-right:9pt;mso-wrap-distance-bottom:0;mso-position-horizontal:right;mso-position-horizontal-relative:margin;mso-position-vertical:absolute;mso-position-vertical-relative:text;mso-width-percent:0;mso-height-percent:0;mso-width-relative:margin;mso-height-relative:margin;v-text-anchor:middle" o:gfxdata="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" filled="f" strokecolor="black [3213]" strokeweight=".5pt">
+              <v:rect w14:anchorId="4D0F42CF" id="_x0000_s1043" style="position:absolute;margin-left:51.1pt;margin-top:219.5pt;width:102.3pt;height:17.05pt;z-index:251717632;visibility:visible;mso-wrap-style:square;mso-width-percent:0;mso-height-percent:0;mso-wrap-distance-left:9pt;mso-wrap-distance-top:0;mso-wrap-distance-right:9pt;mso-wrap-distance-bottom:0;mso-position-horizontal:right;mso-position-horizontal-relative:margin;mso-position-vertical:absolute;mso-position-vertical-relative:text;mso-width-percent:0;mso-height-percent:0;mso-width-relative:margin;mso-height-relative:margin;v-text-anchor:middle" o:gfxdata="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" filled="f" strokecolor="black [3213]" strokeweight=".5pt">
                 <v:textbox>
                   <w:txbxContent>
                     <w:p>
@@ -1888,7 +3722,7 @@
         <mc:AlternateContent>
           <mc:Choice Requires="wps">
             <w:drawing>
-              <wp:anchor distT="0" distB="0" distL="114300" distR="114300" simplePos="0" relativeHeight="251719680" behindDoc="0" locked="0" layoutInCell="1" allowOverlap="1" wp14:anchorId="011FC4C4" wp14:editId="00F2B5FA">
+              <wp:anchor distT="0" distB="0" distL="114300" distR="114300" simplePos="0" relativeHeight="251719680" behindDoc="0" locked="0" layoutInCell="1" allowOverlap="1" wp14:anchorId="011FC4C4" wp14:editId="72EADC10">
                 <wp:simplePos x="0" y="0"/>
                 <wp:positionH relativeFrom="margin">
                   <wp:posOffset>3166741</wp:posOffset>
@@ -1998,7 +3832,7 @@
           </mc:Choice>
           <mc:Fallback>
             <w:pict>
-              <v:rect w14:anchorId="011FC4C4" id="_x0000_s1033" style="position:absolute;margin-left:249.35pt;margin-top:219.5pt;width:88.35pt;height:17.5pt;z-index:251719680;visibility:visible;mso-wrap-style:square;mso-width-percent:0;mso-height-percent:0;mso-wrap-distance-left:9pt;mso-wrap-distance-top:0;mso-wrap-distance-right:9pt;mso-wrap-distance-bottom:0;mso-position-horizontal:absolute;mso-position-horizontal-relative:margin;mso-position-vertical:absolute;mso-position-vertical-relative:text;mso-width-percent:0;mso-height-percent:0;mso-width-relative:margin;mso-height-relative:margin;v-text-anchor:middle" o:gfxdata="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" filled="f" strokecolor="black [3213]" strokeweight=".5pt">
+              <v:rect w14:anchorId="011FC4C4" id="_x0000_s1044" style="position:absolute;margin-left:249.35pt;margin-top:219.5pt;width:88.35pt;height:17.5pt;z-index:251719680;visibility:visible;mso-wrap-style:square;mso-width-percent:0;mso-height-percent:0;mso-wrap-distance-left:9pt;mso-wrap-distance-top:0;mso-wrap-distance-right:9pt;mso-wrap-distance-bottom:0;mso-position-horizontal:absolute;mso-position-horizontal-relative:margin;mso-position-vertical:absolute;mso-position-vertical-relative:text;mso-width-percent:0;mso-height-percent:0;mso-width-relative:margin;mso-height-relative:margin;v-text-anchor:middle" o:gfxdata="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" filled="f" strokecolor="black [3213]" strokeweight=".5pt">
                 <v:textbox>
                   <w:txbxContent>
                     <w:p>
@@ -2056,7 +3890,7 @@
         <mc:AlternateContent>
           <mc:Choice Requires="wps">
             <w:drawing>
-              <wp:anchor distT="0" distB="0" distL="114300" distR="114300" simplePos="0" relativeHeight="251718656" behindDoc="0" locked="0" layoutInCell="1" allowOverlap="1" wp14:anchorId="0076BEAE" wp14:editId="088BD2C8">
+              <wp:anchor distT="0" distB="0" distL="114300" distR="114300" simplePos="0" relativeHeight="251718656" behindDoc="0" locked="0" layoutInCell="1" allowOverlap="1" wp14:anchorId="0076BEAE" wp14:editId="37093458">
                 <wp:simplePos x="0" y="0"/>
                 <wp:positionH relativeFrom="margin">
                   <wp:posOffset>2201853</wp:posOffset>
@@ -2145,7 +3979,7 @@
           </mc:Choice>
           <mc:Fallback>
             <w:pict>
-              <v:rect w14:anchorId="0076BEAE" id="_x0000_s1034" style="position:absolute;margin-left:173.35pt;margin-top:219.1pt;width:76.4pt;height:17.5pt;z-index:251718656;visibility:visible;mso-wrap-style:square;mso-width-percent:0;mso-height-percent:0;mso-wrap-distance-left:9pt;mso-wrap-distance-top:0;mso-wrap-distance-right:9pt;mso-wrap-distance-bottom:0;mso-position-horizontal:absolute;mso-position-horizontal-relative:margin;mso-position-vertical:absolute;mso-position-vertical-relative:text;mso-width-percent:0;mso-height-percent:0;mso-width-relative:margin;mso-height-relative:margin;v-text-anchor:middle" o:gfxdata="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" filled="f" stroked="f" strokeweight=".5pt">
+              <v:rect w14:anchorId="0076BEAE" id="_x0000_s1045" style="position:absolute;margin-left:173.35pt;margin-top:219.1pt;width:76.4pt;height:17.5pt;z-index:251718656;visibility:visible;mso-wrap-style:square;mso-width-percent:0;mso-height-percent:0;mso-wrap-distance-left:9pt;mso-wrap-distance-top:0;mso-wrap-distance-right:9pt;mso-wrap-distance-bottom:0;mso-position-horizontal:absolute;mso-position-horizontal-relative:margin;mso-position-vertical:absolute;mso-position-vertical-relative:text;mso-width-percent:0;mso-height-percent:0;mso-width-relative:margin;mso-height-relative:margin;v-text-anchor:middle" o:gfxdata="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" filled="f" stroked="f" strokeweight=".5pt">
                 <v:textbox>
                   <w:txbxContent>
                     <w:p>
@@ -2184,7 +4018,7 @@
         <mc:AlternateContent>
           <mc:Choice Requires="wps">
             <w:drawing>
-              <wp:anchor distT="0" distB="0" distL="114300" distR="114300" simplePos="0" relativeHeight="251723776" behindDoc="0" locked="0" layoutInCell="1" allowOverlap="1" wp14:anchorId="4698584F" wp14:editId="2920A8A7">
+              <wp:anchor distT="0" distB="0" distL="114300" distR="114300" simplePos="0" relativeHeight="251723776" behindDoc="0" locked="0" layoutInCell="1" allowOverlap="1" wp14:anchorId="4698584F" wp14:editId="7729E869">
                 <wp:simplePos x="0" y="0"/>
                 <wp:positionH relativeFrom="margin">
                   <wp:align>left</wp:align>
@@ -2275,7 +4109,7 @@
           </mc:Choice>
           <mc:Fallback>
             <w:pict>
-              <v:rect w14:anchorId="4698584F" id="_x0000_s1035" style="position:absolute;margin-left:0;margin-top:253.8pt;width:86.55pt;height:39.2pt;z-index:251723776;visibility:visible;mso-wrap-style:square;mso-width-percent:0;mso-height-percent:0;mso-wrap-distance-left:9pt;mso-wrap-distance-top:0;mso-wrap-distance-right:9pt;mso-wrap-distance-bottom:0;mso-position-horizontal:left;mso-position-horizontal-relative:margin;mso-position-vertical:absolute;mso-position-vertical-relative:text;mso-width-percent:0;mso-height-percent:0;mso-width-relative:margin;mso-height-relative:margin;v-text-anchor:middle" o:gfxdata="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" filled="f" strokecolor="black [3213]" strokeweight=".5pt">
+              <v:rect w14:anchorId="4698584F" id="_x0000_s1046" style="position:absolute;margin-left:0;margin-top:253.8pt;width:86.55pt;height:39.2pt;z-index:251723776;visibility:visible;mso-wrap-style:square;mso-width-percent:0;mso-height-percent:0;mso-wrap-distance-left:9pt;mso-wrap-distance-top:0;mso-wrap-distance-right:9pt;mso-wrap-distance-bottom:0;mso-position-horizontal:left;mso-position-horizontal-relative:margin;mso-position-vertical:absolute;mso-position-vertical-relative:text;mso-width-percent:0;mso-height-percent:0;mso-width-relative:margin;mso-height-relative:margin;v-text-anchor:middle" o:gfxdata="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" filled="f" strokecolor="black [3213]" strokeweight=".5pt">
                 <v:textbox>
                   <w:txbxContent>
                     <w:p>
@@ -2314,849 +4148,7 @@
         <mc:AlternateContent>
           <mc:Choice Requires="wps">
             <w:drawing>
-              <wp:anchor distT="0" distB="0" distL="114300" distR="114300" simplePos="0" relativeHeight="251681792" behindDoc="0" locked="0" layoutInCell="1" allowOverlap="1" wp14:anchorId="77372700" wp14:editId="0058AFB8">
-                <wp:simplePos x="0" y="0"/>
-                <wp:positionH relativeFrom="margin">
-                  <wp:posOffset>0</wp:posOffset>
-                </wp:positionH>
-                <wp:positionV relativeFrom="paragraph">
-                  <wp:posOffset>1663700</wp:posOffset>
-                </wp:positionV>
-                <wp:extent cx="6633210" cy="222250"/>
-                <wp:effectExtent l="0" t="0" r="15240" b="25400"/>
-                <wp:wrapNone/>
-                <wp:docPr id="1424193808" name="Retângulo 2"/>
-                <wp:cNvGraphicFramePr/>
-                <a:graphic xmlns:a="http://schemas.openxmlformats.org/drawingml/2006/main">
-                  <a:graphicData uri="http://schemas.microsoft.com/office/word/2010/wordprocessingShape">
-                    <wps:wsp>
-                      <wps:cNvSpPr/>
-                      <wps:spPr>
-                        <a:xfrm>
-                          <a:off x="0" y="0"/>
-                          <a:ext cx="6633210" cy="222250"/>
-                        </a:xfrm>
-                        <a:prstGeom prst="rect">
-                          <a:avLst/>
-                        </a:prstGeom>
-                        <a:solidFill>
-                          <a:schemeClr val="bg1">
-                            <a:lumMod val="65000"/>
-                          </a:schemeClr>
-                        </a:solidFill>
-                        <a:ln w="6350">
-                          <a:solidFill>
-                            <a:schemeClr val="tx1"/>
-                          </a:solidFill>
-                        </a:ln>
-                      </wps:spPr>
-                      <wps:style>
-                        <a:lnRef idx="2">
-                          <a:schemeClr val="accent1">
-                            <a:shade val="15000"/>
-                          </a:schemeClr>
-                        </a:lnRef>
-                        <a:fillRef idx="1">
-                          <a:schemeClr val="accent1"/>
-                        </a:fillRef>
-                        <a:effectRef idx="0">
-                          <a:schemeClr val="accent1"/>
-                        </a:effectRef>
-                        <a:fontRef idx="minor">
-                          <a:schemeClr val="lt1"/>
-                        </a:fontRef>
-                      </wps:style>
-                      <wps:txbx>
-                        <w:txbxContent>
-                          <w:p>
-                            <w:pPr>
-                              <w:rPr>
-                                <w:rFonts w:ascii="Calibri" w:hAnsi="Calibri" w:cs="Calibri"/>
-                                <w:color w:val="FFFFFF" w:themeColor="background1"/>
-                                <w:sz w:val="16"/>
-                                <w:szCs w:val="16"/>
-                              </w:rPr>
-                            </w:pPr>
-                            <w:r>
-                              <w:rPr>
-                                <w:rFonts w:ascii="Calibri" w:hAnsi="Calibri" w:cs="Calibri"/>
-                                <w:color w:val="FFFFFF" w:themeColor="background1"/>
-                                <w:sz w:val="16"/>
-                                <w:szCs w:val="16"/>
-                              </w:rPr>
-                              <w:t>Informações da Peça:</w:t>
-                            </w:r>
-                          </w:p>
-                        </w:txbxContent>
-                      </wps:txbx>
-                      <wps:bodyPr rot="0" spcFirstLastPara="0" vertOverflow="overflow" horzOverflow="overflow" vert="horz" wrap="square" lIns="91440" tIns="45720" rIns="91440" bIns="45720" numCol="1" spcCol="0" rtlCol="0" fromWordArt="0" anchor="ctr" anchorCtr="0" forceAA="0" compatLnSpc="1">
-                        <a:prstTxWarp prst="textNoShape">
-                          <a:avLst/>
-                        </a:prstTxWarp>
-                        <a:noAutofit/>
-                      </wps:bodyPr>
-                    </wps:wsp>
-                  </a:graphicData>
-                </a:graphic>
-                <wp14:sizeRelH relativeFrom="margin">
-                  <wp14:pctWidth>0</wp14:pctWidth>
-                </wp14:sizeRelH>
-                <wp14:sizeRelV relativeFrom="margin">
-                  <wp14:pctHeight>0</wp14:pctHeight>
-                </wp14:sizeRelV>
-              </wp:anchor>
-            </w:drawing>
-          </mc:Choice>
-          <mc:Fallback>
-            <w:pict>
-              <v:rect w14:anchorId="77372700" id="_x0000_s1036" style="position:absolute;margin-left:0;margin-top:131pt;width:522.3pt;height:17.5pt;z-index:251681792;visibility:visible;mso-wrap-style:square;mso-width-percent:0;mso-height-percent:0;mso-wrap-distance-left:9pt;mso-wrap-distance-top:0;mso-wrap-distance-right:9pt;mso-wrap-distance-bottom:0;mso-position-horizontal:absolute;mso-position-horizontal-relative:margin;mso-position-vertical:absolute;mso-position-vertical-relative:text;mso-width-percent:0;mso-height-percent:0;mso-width-relative:margin;mso-height-relative:margin;v-text-anchor:middle" o:gfxdata="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" fillcolor="#a5a5a5 [2092]" strokecolor="black [3213]" strokeweight=".5pt">
-                <v:textbox>
-                  <w:txbxContent>
-                    <w:p>
-                      <w:pPr>
-                        <w:rPr>
-                          <w:rFonts w:ascii="Calibri" w:hAnsi="Calibri" w:cs="Calibri"/>
-                          <w:color w:val="FFFFFF" w:themeColor="background1"/>
-                          <w:sz w:val="16"/>
-                          <w:szCs w:val="16"/>
-                        </w:rPr>
-                      </w:pPr>
-                      <w:r>
-                        <w:rPr>
-                          <w:rFonts w:ascii="Calibri" w:hAnsi="Calibri" w:cs="Calibri"/>
-                          <w:color w:val="FFFFFF" w:themeColor="background1"/>
-                          <w:sz w:val="16"/>
-                          <w:szCs w:val="16"/>
-                        </w:rPr>
-                        <w:t>Informações da Peça:</w:t>
-                      </w:r>
-                    </w:p>
-                  </w:txbxContent>
-                </v:textbox>
-                <w10:wrap anchorx="margin"/>
-              </v:rect>
-            </w:pict>
-          </mc:Fallback>
-        </mc:AlternateContent>
-      </w:r>
-      <w:r>
-        <w:rPr>
-          <w:rFonts w:ascii="Calibri" w:hAnsi="Calibri" w:cs="Calibri"/>
-          <w:noProof/>
-          <w:color w:val="002060"/>
-        </w:rPr>
-        <mc:AlternateContent>
-          <mc:Choice Requires="wps">
-            <w:drawing>
-              <wp:anchor distT="0" distB="0" distL="114300" distR="114300" simplePos="0" relativeHeight="251685888" behindDoc="0" locked="0" layoutInCell="1" allowOverlap="1" wp14:anchorId="5CCF56D2" wp14:editId="5A68C4F4">
-                <wp:simplePos x="0" y="0"/>
-                <wp:positionH relativeFrom="margin">
-                  <wp:posOffset>4972050</wp:posOffset>
-                </wp:positionH>
-                <wp:positionV relativeFrom="paragraph">
-                  <wp:posOffset>1891030</wp:posOffset>
-                </wp:positionV>
-                <wp:extent cx="490220" cy="222250"/>
-                <wp:effectExtent l="0" t="0" r="24130" b="25400"/>
-                <wp:wrapNone/>
-                <wp:docPr id="2072374528" name="Retângulo 2"/>
-                <wp:cNvGraphicFramePr/>
-                <a:graphic xmlns:a="http://schemas.openxmlformats.org/drawingml/2006/main">
-                  <a:graphicData uri="http://schemas.microsoft.com/office/word/2010/wordprocessingShape">
-                    <wps:wsp>
-                      <wps:cNvSpPr/>
-                      <wps:spPr>
-                        <a:xfrm>
-                          <a:off x="0" y="0"/>
-                          <a:ext cx="490220" cy="222250"/>
-                        </a:xfrm>
-                        <a:prstGeom prst="rect">
-                          <a:avLst/>
-                        </a:prstGeom>
-                        <a:solidFill>
-                          <a:schemeClr val="bg1"/>
-                        </a:solidFill>
-                        <a:ln w="6350">
-                          <a:solidFill>
-                            <a:schemeClr val="tx1"/>
-                          </a:solidFill>
-                        </a:ln>
-                      </wps:spPr>
-                      <wps:style>
-                        <a:lnRef idx="2">
-                          <a:schemeClr val="accent1">
-                            <a:shade val="15000"/>
-                          </a:schemeClr>
-                        </a:lnRef>
-                        <a:fillRef idx="1">
-                          <a:schemeClr val="accent1"/>
-                        </a:fillRef>
-                        <a:effectRef idx="0">
-                          <a:schemeClr val="accent1"/>
-                        </a:effectRef>
-                        <a:fontRef idx="minor">
-                          <a:schemeClr val="lt1"/>
-                        </a:fontRef>
-                      </wps:style>
-                      <wps:txbx>
-                        <w:txbxContent>
-                          <w:p>
-                            <w:pPr>
-                              <w:rPr>
-                                <w:rFonts w:ascii="Calibri" w:hAnsi="Calibri" w:cs="Calibri"/>
-                                <w:color w:val="000000" w:themeColor="text1"/>
-                                <w:sz w:val="16"/>
-                                <w:szCs w:val="16"/>
-                              </w:rPr>
-                            </w:pPr>
-                            <w:r>
-                              <w:rPr>
-                                <w:rFonts w:ascii="Calibri" w:hAnsi="Calibri" w:cs="Calibri"/>
-                                <w:color w:val="000000" w:themeColor="text1"/>
-                                <w:sz w:val="16"/>
-                                <w:szCs w:val="16"/>
-                              </w:rPr>
-                              <w:t>Item:</w:t>
-                            </w:r>
-                          </w:p>
-                        </w:txbxContent>
-                      </wps:txbx>
-                      <wps:bodyPr rot="0" spcFirstLastPara="0" vertOverflow="overflow" horzOverflow="overflow" vert="horz" wrap="square" lIns="91440" tIns="45720" rIns="91440" bIns="45720" numCol="1" spcCol="0" rtlCol="0" fromWordArt="0" anchor="ctr" anchorCtr="0" forceAA="0" compatLnSpc="1">
-                        <a:prstTxWarp prst="textNoShape">
-                          <a:avLst/>
-                        </a:prstTxWarp>
-                        <a:noAutofit/>
-                      </wps:bodyPr>
-                    </wps:wsp>
-                  </a:graphicData>
-                </a:graphic>
-                <wp14:sizeRelH relativeFrom="margin">
-                  <wp14:pctWidth>0</wp14:pctWidth>
-                </wp14:sizeRelH>
-                <wp14:sizeRelV relativeFrom="margin">
-                  <wp14:pctHeight>0</wp14:pctHeight>
-                </wp14:sizeRelV>
-              </wp:anchor>
-            </w:drawing>
-          </mc:Choice>
-          <mc:Fallback>
-            <w:pict>
-              <v:rect w14:anchorId="5CCF56D2" id="_x0000_s1037" style="position:absolute;margin-left:391.5pt;margin-top:148.9pt;width:38.6pt;height:17.5pt;z-index:251685888;visibility:visible;mso-wrap-style:square;mso-width-percent:0;mso-height-percent:0;mso-wrap-distance-left:9pt;mso-wrap-distance-top:0;mso-wrap-distance-right:9pt;mso-wrap-distance-bottom:0;mso-position-horizontal:absolute;mso-position-horizontal-relative:margin;mso-position-vertical:absolute;mso-position-vertical-relative:text;mso-width-percent:0;mso-height-percent:0;mso-width-relative:margin;mso-height-relative:margin;v-text-anchor:middle" o:gfxdata="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" fillcolor="white [3212]" strokecolor="black [3213]" strokeweight=".5pt">
-                <v:textbox>
-                  <w:txbxContent>
-                    <w:p>
-                      <w:pPr>
-                        <w:rPr>
-                          <w:rFonts w:ascii="Calibri" w:hAnsi="Calibri" w:cs="Calibri"/>
-                          <w:color w:val="000000" w:themeColor="text1"/>
-                          <w:sz w:val="16"/>
-                          <w:szCs w:val="16"/>
-                        </w:rPr>
-                      </w:pPr>
-                      <w:r>
-                        <w:rPr>
-                          <w:rFonts w:ascii="Calibri" w:hAnsi="Calibri" w:cs="Calibri"/>
-                          <w:color w:val="000000" w:themeColor="text1"/>
-                          <w:sz w:val="16"/>
-                          <w:szCs w:val="16"/>
-                        </w:rPr>
-                        <w:t>Item:</w:t>
-                      </w:r>
-                    </w:p>
-                  </w:txbxContent>
-                </v:textbox>
-                <w10:wrap anchorx="margin"/>
-              </v:rect>
-            </w:pict>
-          </mc:Fallback>
-        </mc:AlternateContent>
-      </w:r>
-      <w:r>
-        <w:rPr>
-          <w:rFonts w:ascii="Calibri" w:hAnsi="Calibri" w:cs="Calibri"/>
-          <w:noProof/>
-          <w:color w:val="002060"/>
-        </w:rPr>
-        <mc:AlternateContent>
-          <mc:Choice Requires="wps">
-            <w:drawing>
-              <wp:anchor distT="0" distB="0" distL="114300" distR="114300" simplePos="0" relativeHeight="251684864" behindDoc="0" locked="0" layoutInCell="1" allowOverlap="1" wp14:anchorId="790D3BD0" wp14:editId="75CD2747">
-                <wp:simplePos x="0" y="0"/>
-                <wp:positionH relativeFrom="margin">
-                  <wp:posOffset>1099820</wp:posOffset>
-                </wp:positionH>
-                <wp:positionV relativeFrom="paragraph">
-                  <wp:posOffset>1891030</wp:posOffset>
-                </wp:positionV>
-                <wp:extent cx="3871595" cy="222250"/>
-                <wp:effectExtent l="0" t="0" r="14605" b="25400"/>
-                <wp:wrapNone/>
-                <wp:docPr id="1452243970" name="Retângulo 2"/>
-                <wp:cNvGraphicFramePr/>
-                <a:graphic xmlns:a="http://schemas.openxmlformats.org/drawingml/2006/main">
-                  <a:graphicData uri="http://schemas.microsoft.com/office/word/2010/wordprocessingShape">
-                    <wps:wsp>
-                      <wps:cNvSpPr/>
-                      <wps:spPr>
-                        <a:xfrm>
-                          <a:off x="0" y="0"/>
-                          <a:ext cx="3871595" cy="222250"/>
-                        </a:xfrm>
-                        <a:prstGeom prst="rect">
-                          <a:avLst/>
-                        </a:prstGeom>
-                        <a:solidFill>
-                          <a:schemeClr val="bg1"/>
-                        </a:solidFill>
-                        <a:ln w="6350">
-                          <a:solidFill>
-                            <a:schemeClr val="tx1"/>
-                          </a:solidFill>
-                        </a:ln>
-                      </wps:spPr>
-                      <wps:style>
-                        <a:lnRef idx="2">
-                          <a:schemeClr val="accent1">
-                            <a:shade val="15000"/>
-                          </a:schemeClr>
-                        </a:lnRef>
-                        <a:fillRef idx="1">
-                          <a:schemeClr val="accent1"/>
-                        </a:fillRef>
-                        <a:effectRef idx="0">
-                          <a:schemeClr val="accent1"/>
-                        </a:effectRef>
-                        <a:fontRef idx="minor">
-                          <a:schemeClr val="lt1"/>
-                        </a:fontRef>
-                      </wps:style>
-                      <wps:txbx>
-                        <w:txbxContent>
-                          <w:p>
-                            <w:pPr>
-                              <w:jc w:val="center"/>
-                              <w:rPr>
-                                <w:rFonts w:ascii="Calibri" w:hAnsi="Calibri" w:cs="Calibri"/>
-                                <w:color w:val="000000" w:themeColor="text1"/>
-                                <w:sz w:val="16"/>
-                                <w:szCs w:val="16"/>
-                              </w:rPr>
-                            </w:pPr>
-                            <w:r>
-                              <w:rPr>
-                                <w:rFonts w:ascii="Calibri" w:hAnsi="Calibri" w:cs="Calibri"/>
-                                <w:color w:val="000000" w:themeColor="text1"/>
-                                <w:sz w:val="16"/>
-                                <w:szCs w:val="16"/>
-                              </w:rPr>
-                              <w:t>{{</w:t>
-                            </w:r>
-                            <w:proofErr w:type="spellStart"/>
-                            <w:r>
-                              <w:rPr>
-                                <w:rFonts w:ascii="Calibri" w:hAnsi="Calibri" w:cs="Calibri"/>
-                                <w:color w:val="000000" w:themeColor="text1"/>
-                                <w:sz w:val="16"/>
-                                <w:szCs w:val="16"/>
-                              </w:rPr>
-                              <w:t>desc_item</w:t>
-                            </w:r>
-                            <w:proofErr w:type="spellEnd"/>
-                            <w:r>
-                              <w:rPr>
-                                <w:rFonts w:ascii="Calibri" w:hAnsi="Calibri" w:cs="Calibri"/>
-                                <w:color w:val="000000" w:themeColor="text1"/>
-                                <w:sz w:val="16"/>
-                                <w:szCs w:val="16"/>
-                              </w:rPr>
-                              <w:t>}}</w:t>
-                            </w:r>
-                          </w:p>
-                          <w:p>
-                            <w:pPr>
-                              <w:rPr>
-                                <w:rFonts w:ascii="Calibri" w:hAnsi="Calibri" w:cs="Calibri"/>
-                                <w:color w:val="000000" w:themeColor="text1"/>
-                                <w:sz w:val="16"/>
-                                <w:szCs w:val="16"/>
-                              </w:rPr>
-                            </w:pPr>
-                          </w:p>
-                        </w:txbxContent>
-                      </wps:txbx>
-                      <wps:bodyPr rot="0" spcFirstLastPara="0" vertOverflow="overflow" horzOverflow="overflow" vert="horz" wrap="square" lIns="91440" tIns="45720" rIns="91440" bIns="45720" numCol="1" spcCol="0" rtlCol="0" fromWordArt="0" anchor="ctr" anchorCtr="0" forceAA="0" compatLnSpc="1">
-                        <a:prstTxWarp prst="textNoShape">
-                          <a:avLst/>
-                        </a:prstTxWarp>
-                        <a:noAutofit/>
-                      </wps:bodyPr>
-                    </wps:wsp>
-                  </a:graphicData>
-                </a:graphic>
-                <wp14:sizeRelH relativeFrom="margin">
-                  <wp14:pctWidth>0</wp14:pctWidth>
-                </wp14:sizeRelH>
-                <wp14:sizeRelV relativeFrom="margin">
-                  <wp14:pctHeight>0</wp14:pctHeight>
-                </wp14:sizeRelV>
-              </wp:anchor>
-            </w:drawing>
-          </mc:Choice>
-          <mc:Fallback>
-            <w:pict>
-              <v:rect w14:anchorId="790D3BD0" id="_x0000_s1038" style="position:absolute;margin-left:86.6pt;margin-top:148.9pt;width:304.85pt;height:17.5pt;z-index:251684864;visibility:visible;mso-wrap-style:square;mso-width-percent:0;mso-height-percent:0;mso-wrap-distance-left:9pt;mso-wrap-distance-top:0;mso-wrap-distance-right:9pt;mso-wrap-distance-bottom:0;mso-position-horizontal:absolute;mso-position-horizontal-relative:margin;mso-position-vertical:absolute;mso-position-vertical-relative:text;mso-width-percent:0;mso-height-percent:0;mso-width-relative:margin;mso-height-relative:margin;v-text-anchor:middle" o:gfxdata="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" fillcolor="white [3212]" strokecolor="black [3213]" strokeweight=".5pt">
-                <v:textbox>
-                  <w:txbxContent>
-                    <w:p>
-                      <w:pPr>
-                        <w:jc w:val="center"/>
-                        <w:rPr>
-                          <w:rFonts w:ascii="Calibri" w:hAnsi="Calibri" w:cs="Calibri"/>
-                          <w:color w:val="000000" w:themeColor="text1"/>
-                          <w:sz w:val="16"/>
-                          <w:szCs w:val="16"/>
-                        </w:rPr>
-                      </w:pPr>
-                      <w:r>
-                        <w:rPr>
-                          <w:rFonts w:ascii="Calibri" w:hAnsi="Calibri" w:cs="Calibri"/>
-                          <w:color w:val="000000" w:themeColor="text1"/>
-                          <w:sz w:val="16"/>
-                          <w:szCs w:val="16"/>
-                        </w:rPr>
-                        <w:t>{{</w:t>
-                      </w:r>
-                      <w:proofErr w:type="spellStart"/>
-                      <w:r>
-                        <w:rPr>
-                          <w:rFonts w:ascii="Calibri" w:hAnsi="Calibri" w:cs="Calibri"/>
-                          <w:color w:val="000000" w:themeColor="text1"/>
-                          <w:sz w:val="16"/>
-                          <w:szCs w:val="16"/>
-                        </w:rPr>
-                        <w:t>desc_item</w:t>
-                      </w:r>
-                      <w:proofErr w:type="spellEnd"/>
-                      <w:r>
-                        <w:rPr>
-                          <w:rFonts w:ascii="Calibri" w:hAnsi="Calibri" w:cs="Calibri"/>
-                          <w:color w:val="000000" w:themeColor="text1"/>
-                          <w:sz w:val="16"/>
-                          <w:szCs w:val="16"/>
-                        </w:rPr>
-                        <w:t>}}</w:t>
-                      </w:r>
-                    </w:p>
-                    <w:p>
-                      <w:pPr>
-                        <w:rPr>
-                          <w:rFonts w:ascii="Calibri" w:hAnsi="Calibri" w:cs="Calibri"/>
-                          <w:color w:val="000000" w:themeColor="text1"/>
-                          <w:sz w:val="16"/>
-                          <w:szCs w:val="16"/>
-                        </w:rPr>
-                      </w:pPr>
-                    </w:p>
-                  </w:txbxContent>
-                </v:textbox>
-                <w10:wrap anchorx="margin"/>
-              </v:rect>
-            </w:pict>
-          </mc:Fallback>
-        </mc:AlternateContent>
-      </w:r>
-      <w:r>
-        <w:rPr>
-          <w:rFonts w:ascii="Calibri" w:hAnsi="Calibri" w:cs="Calibri"/>
-          <w:noProof/>
-          <w:color w:val="002060"/>
-        </w:rPr>
-        <mc:AlternateContent>
-          <mc:Choice Requires="wps">
-            <w:drawing>
-              <wp:anchor distT="0" distB="0" distL="114300" distR="114300" simplePos="0" relativeHeight="251683840" behindDoc="0" locked="0" layoutInCell="1" allowOverlap="1" wp14:anchorId="7260A68A" wp14:editId="7DF331DF">
-                <wp:simplePos x="0" y="0"/>
-                <wp:positionH relativeFrom="margin">
-                  <wp:posOffset>0</wp:posOffset>
-                </wp:positionH>
-                <wp:positionV relativeFrom="paragraph">
-                  <wp:posOffset>1890395</wp:posOffset>
-                </wp:positionV>
-                <wp:extent cx="1095375" cy="222250"/>
-                <wp:effectExtent l="0" t="0" r="28575" b="25400"/>
-                <wp:wrapNone/>
-                <wp:docPr id="294883642" name="Retângulo 2"/>
-                <wp:cNvGraphicFramePr/>
-                <a:graphic xmlns:a="http://schemas.openxmlformats.org/drawingml/2006/main">
-                  <a:graphicData uri="http://schemas.microsoft.com/office/word/2010/wordprocessingShape">
-                    <wps:wsp>
-                      <wps:cNvSpPr/>
-                      <wps:spPr>
-                        <a:xfrm>
-                          <a:off x="0" y="0"/>
-                          <a:ext cx="1095375" cy="222250"/>
-                        </a:xfrm>
-                        <a:prstGeom prst="rect">
-                          <a:avLst/>
-                        </a:prstGeom>
-                        <a:solidFill>
-                          <a:schemeClr val="bg1"/>
-                        </a:solidFill>
-                        <a:ln w="6350">
-                          <a:solidFill>
-                            <a:schemeClr val="tx1"/>
-                          </a:solidFill>
-                        </a:ln>
-                      </wps:spPr>
-                      <wps:style>
-                        <a:lnRef idx="2">
-                          <a:schemeClr val="accent1">
-                            <a:shade val="15000"/>
-                          </a:schemeClr>
-                        </a:lnRef>
-                        <a:fillRef idx="1">
-                          <a:schemeClr val="accent1"/>
-                        </a:fillRef>
-                        <a:effectRef idx="0">
-                          <a:schemeClr val="accent1"/>
-                        </a:effectRef>
-                        <a:fontRef idx="minor">
-                          <a:schemeClr val="lt1"/>
-                        </a:fontRef>
-                      </wps:style>
-                      <wps:txbx>
-                        <w:txbxContent>
-                          <w:p>
-                            <w:pPr>
-                              <w:rPr>
-                                <w:rFonts w:ascii="Calibri" w:hAnsi="Calibri" w:cs="Calibri"/>
-                                <w:color w:val="000000" w:themeColor="text1"/>
-                                <w:sz w:val="16"/>
-                                <w:szCs w:val="16"/>
-                              </w:rPr>
-                            </w:pPr>
-                            <w:r>
-                              <w:rPr>
-                                <w:rFonts w:ascii="Calibri" w:hAnsi="Calibri" w:cs="Calibri"/>
-                                <w:color w:val="000000" w:themeColor="text1"/>
-                                <w:sz w:val="16"/>
-                                <w:szCs w:val="16"/>
-                              </w:rPr>
-                              <w:t>Descrição do Item:</w:t>
-                            </w:r>
-                            <w:r>
-                              <w:rPr>
-                                <w:rFonts w:ascii="Calibri" w:hAnsi="Calibri" w:cs="Calibri"/>
-                                <w:color w:val="000000" w:themeColor="text1"/>
-                                <w:sz w:val="16"/>
-                                <w:szCs w:val="16"/>
-                              </w:rPr>
-                              <w:tab/>
-                            </w:r>
-                            <w:r>
-                              <w:rPr>
-                                <w:rFonts w:ascii="Calibri" w:hAnsi="Calibri" w:cs="Calibri"/>
-                                <w:color w:val="000000" w:themeColor="text1"/>
-                                <w:sz w:val="16"/>
-                                <w:szCs w:val="16"/>
-                              </w:rPr>
-                              <w:tab/>
-                            </w:r>
-                            <w:r>
-                              <w:rPr>
-                                <w:rFonts w:ascii="Calibri" w:hAnsi="Calibri" w:cs="Calibri"/>
-                                <w:color w:val="000000" w:themeColor="text1"/>
-                                <w:sz w:val="16"/>
-                                <w:szCs w:val="16"/>
-                              </w:rPr>
-                              <w:tab/>
-                            </w:r>
-                          </w:p>
-                        </w:txbxContent>
-                      </wps:txbx>
-                      <wps:bodyPr rot="0" spcFirstLastPara="0" vertOverflow="overflow" horzOverflow="overflow" vert="horz" wrap="square" lIns="91440" tIns="45720" rIns="91440" bIns="45720" numCol="1" spcCol="0" rtlCol="0" fromWordArt="0" anchor="ctr" anchorCtr="0" forceAA="0" compatLnSpc="1">
-                        <a:prstTxWarp prst="textNoShape">
-                          <a:avLst/>
-                        </a:prstTxWarp>
-                        <a:noAutofit/>
-                      </wps:bodyPr>
-                    </wps:wsp>
-                  </a:graphicData>
-                </a:graphic>
-                <wp14:sizeRelH relativeFrom="margin">
-                  <wp14:pctWidth>0</wp14:pctWidth>
-                </wp14:sizeRelH>
-                <wp14:sizeRelV relativeFrom="margin">
-                  <wp14:pctHeight>0</wp14:pctHeight>
-                </wp14:sizeRelV>
-              </wp:anchor>
-            </w:drawing>
-          </mc:Choice>
-          <mc:Fallback>
-            <w:pict>
-              <v:rect w14:anchorId="7260A68A" id="_x0000_s1039" style="position:absolute;margin-left:0;margin-top:148.85pt;width:86.25pt;height:17.5pt;z-index:251683840;visibility:visible;mso-wrap-style:square;mso-width-percent:0;mso-height-percent:0;mso-wrap-distance-left:9pt;mso-wrap-distance-top:0;mso-wrap-distance-right:9pt;mso-wrap-distance-bottom:0;mso-position-horizontal:absolute;mso-position-horizontal-relative:margin;mso-position-vertical:absolute;mso-position-vertical-relative:text;mso-width-percent:0;mso-height-percent:0;mso-width-relative:margin;mso-height-relative:margin;v-text-anchor:middle" o:gfxdata="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" fillcolor="white [3212]" strokecolor="black [3213]" strokeweight=".5pt">
-                <v:textbox>
-                  <w:txbxContent>
-                    <w:p>
-                      <w:pPr>
-                        <w:rPr>
-                          <w:rFonts w:ascii="Calibri" w:hAnsi="Calibri" w:cs="Calibri"/>
-                          <w:color w:val="000000" w:themeColor="text1"/>
-                          <w:sz w:val="16"/>
-                          <w:szCs w:val="16"/>
-                        </w:rPr>
-                      </w:pPr>
-                      <w:r>
-                        <w:rPr>
-                          <w:rFonts w:ascii="Calibri" w:hAnsi="Calibri" w:cs="Calibri"/>
-                          <w:color w:val="000000" w:themeColor="text1"/>
-                          <w:sz w:val="16"/>
-                          <w:szCs w:val="16"/>
-                        </w:rPr>
-                        <w:t>Descrição do Item:</w:t>
-                      </w:r>
-                      <w:r>
-                        <w:rPr>
-                          <w:rFonts w:ascii="Calibri" w:hAnsi="Calibri" w:cs="Calibri"/>
-                          <w:color w:val="000000" w:themeColor="text1"/>
-                          <w:sz w:val="16"/>
-                          <w:szCs w:val="16"/>
-                        </w:rPr>
-                        <w:tab/>
-                      </w:r>
-                      <w:r>
-                        <w:rPr>
-                          <w:rFonts w:ascii="Calibri" w:hAnsi="Calibri" w:cs="Calibri"/>
-                          <w:color w:val="000000" w:themeColor="text1"/>
-                          <w:sz w:val="16"/>
-                          <w:szCs w:val="16"/>
-                        </w:rPr>
-                        <w:tab/>
-                      </w:r>
-                      <w:r>
-                        <w:rPr>
-                          <w:rFonts w:ascii="Calibri" w:hAnsi="Calibri" w:cs="Calibri"/>
-                          <w:color w:val="000000" w:themeColor="text1"/>
-                          <w:sz w:val="16"/>
-                          <w:szCs w:val="16"/>
-                        </w:rPr>
-                        <w:tab/>
-                      </w:r>
-                    </w:p>
-                  </w:txbxContent>
-                </v:textbox>
-                <w10:wrap anchorx="margin"/>
-              </v:rect>
-            </w:pict>
-          </mc:Fallback>
-        </mc:AlternateContent>
-      </w:r>
-      <w:r>
-        <w:rPr>
-          <w:rFonts w:ascii="Calibri" w:hAnsi="Calibri" w:cs="Calibri"/>
-          <w:noProof/>
-          <w:color w:val="002060"/>
-        </w:rPr>
-        <mc:AlternateContent>
-          <mc:Choice Requires="wps">
-            <w:drawing>
-              <wp:anchor distT="0" distB="0" distL="114300" distR="114300" simplePos="0" relativeHeight="251686912" behindDoc="0" locked="0" layoutInCell="1" allowOverlap="1" wp14:anchorId="294CB76A" wp14:editId="392FE865">
-                <wp:simplePos x="0" y="0"/>
-                <wp:positionH relativeFrom="margin">
-                  <wp:posOffset>5459095</wp:posOffset>
-                </wp:positionH>
-                <wp:positionV relativeFrom="paragraph">
-                  <wp:posOffset>1891039</wp:posOffset>
-                </wp:positionV>
-                <wp:extent cx="1175385" cy="222250"/>
-                <wp:effectExtent l="0" t="0" r="24765" b="25400"/>
-                <wp:wrapNone/>
-                <wp:docPr id="1762316730" name="Retângulo 2"/>
-                <wp:cNvGraphicFramePr/>
-                <a:graphic xmlns:a="http://schemas.openxmlformats.org/drawingml/2006/main">
-                  <a:graphicData uri="http://schemas.microsoft.com/office/word/2010/wordprocessingShape">
-                    <wps:wsp>
-                      <wps:cNvSpPr/>
-                      <wps:spPr>
-                        <a:xfrm>
-                          <a:off x="0" y="0"/>
-                          <a:ext cx="1175385" cy="222250"/>
-                        </a:xfrm>
-                        <a:prstGeom prst="rect">
-                          <a:avLst/>
-                        </a:prstGeom>
-                        <a:solidFill>
-                          <a:schemeClr val="bg1"/>
-                        </a:solidFill>
-                        <a:ln w="6350">
-                          <a:solidFill>
-                            <a:schemeClr val="tx1"/>
-                          </a:solidFill>
-                        </a:ln>
-                      </wps:spPr>
-                      <wps:style>
-                        <a:lnRef idx="2">
-                          <a:schemeClr val="accent1">
-                            <a:shade val="15000"/>
-                          </a:schemeClr>
-                        </a:lnRef>
-                        <a:fillRef idx="1">
-                          <a:schemeClr val="accent1"/>
-                        </a:fillRef>
-                        <a:effectRef idx="0">
-                          <a:schemeClr val="accent1"/>
-                        </a:effectRef>
-                        <a:fontRef idx="minor">
-                          <a:schemeClr val="lt1"/>
-                        </a:fontRef>
-                      </wps:style>
-                      <wps:txbx>
-                        <w:txbxContent>
-                          <w:p>
-                            <w:pPr>
-                              <w:jc w:val="center"/>
-                              <w:rPr>
-                                <w:rFonts w:ascii="Calibri" w:hAnsi="Calibri" w:cs="Calibri"/>
-                                <w:color w:val="000000" w:themeColor="text1"/>
-                                <w:sz w:val="16"/>
-                                <w:szCs w:val="16"/>
-                              </w:rPr>
-                            </w:pPr>
-                            <w:r>
-                              <w:rPr>
-                                <w:rFonts w:ascii="Calibri" w:hAnsi="Calibri" w:cs="Calibri"/>
-                                <w:color w:val="000000" w:themeColor="text1"/>
-                                <w:sz w:val="16"/>
-                                <w:szCs w:val="16"/>
-                              </w:rPr>
-                              <w:t>{{</w:t>
-                            </w:r>
-                            <w:proofErr w:type="spellStart"/>
-                            <w:r>
-                              <w:rPr>
-                                <w:rFonts w:ascii="Calibri" w:hAnsi="Calibri" w:cs="Calibri"/>
-                                <w:color w:val="000000" w:themeColor="text1"/>
-                                <w:sz w:val="16"/>
-                                <w:szCs w:val="16"/>
-                              </w:rPr>
-                              <w:t>cod_item</w:t>
-                            </w:r>
-                            <w:proofErr w:type="spellEnd"/>
-                            <w:r>
-                              <w:rPr>
-                                <w:rFonts w:ascii="Calibri" w:hAnsi="Calibri" w:cs="Calibri"/>
-                                <w:color w:val="000000" w:themeColor="text1"/>
-                                <w:sz w:val="16"/>
-                                <w:szCs w:val="16"/>
-                              </w:rPr>
-                              <w:t>}}</w:t>
-                            </w:r>
-                          </w:p>
-                          <w:p>
-                            <w:pPr>
-                              <w:jc w:val="center"/>
-                              <w:rPr>
-                                <w:rFonts w:ascii="Calibri" w:hAnsi="Calibri" w:cs="Calibri"/>
-                                <w:color w:val="000000" w:themeColor="text1"/>
-                                <w:sz w:val="16"/>
-                                <w:szCs w:val="16"/>
-                              </w:rPr>
-                            </w:pPr>
-                          </w:p>
-                        </w:txbxContent>
-                      </wps:txbx>
-                      <wps:bodyPr rot="0" spcFirstLastPara="0" vertOverflow="overflow" horzOverflow="overflow" vert="horz" wrap="square" lIns="91440" tIns="45720" rIns="91440" bIns="45720" numCol="1" spcCol="0" rtlCol="0" fromWordArt="0" anchor="ctr" anchorCtr="0" forceAA="0" compatLnSpc="1">
-                        <a:prstTxWarp prst="textNoShape">
-                          <a:avLst/>
-                        </a:prstTxWarp>
-                        <a:noAutofit/>
-                      </wps:bodyPr>
-                    </wps:wsp>
-                  </a:graphicData>
-                </a:graphic>
-                <wp14:sizeRelH relativeFrom="margin">
-                  <wp14:pctWidth>0</wp14:pctWidth>
-                </wp14:sizeRelH>
-                <wp14:sizeRelV relativeFrom="margin">
-                  <wp14:pctHeight>0</wp14:pctHeight>
-                </wp14:sizeRelV>
-              </wp:anchor>
-            </w:drawing>
-          </mc:Choice>
-          <mc:Fallback>
-            <w:pict>
-              <v:rect w14:anchorId="294CB76A" id="_x0000_s1040" style="position:absolute;margin-left:429.85pt;margin-top:148.9pt;width:92.55pt;height:17.5pt;z-index:251686912;visibility:visible;mso-wrap-style:square;mso-width-percent:0;mso-height-percent:0;mso-wrap-distance-left:9pt;mso-wrap-distance-top:0;mso-wrap-distance-right:9pt;mso-wrap-distance-bottom:0;mso-position-horizontal:absolute;mso-position-horizontal-relative:margin;mso-position-vertical:absolute;mso-position-vertical-relative:text;mso-width-percent:0;mso-height-percent:0;mso-width-relative:margin;mso-height-relative:margin;v-text-anchor:middle" o:gfxdata="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" fillcolor="white [3212]" strokecolor="black [3213]" strokeweight=".5pt">
-                <v:textbox>
-                  <w:txbxContent>
-                    <w:p>
-                      <w:pPr>
-                        <w:jc w:val="center"/>
-                        <w:rPr>
-                          <w:rFonts w:ascii="Calibri" w:hAnsi="Calibri" w:cs="Calibri"/>
-                          <w:color w:val="000000" w:themeColor="text1"/>
-                          <w:sz w:val="16"/>
-                          <w:szCs w:val="16"/>
-                        </w:rPr>
-                      </w:pPr>
-                      <w:r>
-                        <w:rPr>
-                          <w:rFonts w:ascii="Calibri" w:hAnsi="Calibri" w:cs="Calibri"/>
-                          <w:color w:val="000000" w:themeColor="text1"/>
-                          <w:sz w:val="16"/>
-                          <w:szCs w:val="16"/>
-                        </w:rPr>
-                        <w:t>{{</w:t>
-                      </w:r>
-                      <w:proofErr w:type="spellStart"/>
-                      <w:r>
-                        <w:rPr>
-                          <w:rFonts w:ascii="Calibri" w:hAnsi="Calibri" w:cs="Calibri"/>
-                          <w:color w:val="000000" w:themeColor="text1"/>
-                          <w:sz w:val="16"/>
-                          <w:szCs w:val="16"/>
-                        </w:rPr>
-                        <w:t>cod_item</w:t>
-                      </w:r>
-                      <w:proofErr w:type="spellEnd"/>
-                      <w:r>
-                        <w:rPr>
-                          <w:rFonts w:ascii="Calibri" w:hAnsi="Calibri" w:cs="Calibri"/>
-                          <w:color w:val="000000" w:themeColor="text1"/>
-                          <w:sz w:val="16"/>
-                          <w:szCs w:val="16"/>
-                        </w:rPr>
-                        <w:t>}}</w:t>
-                      </w:r>
-                    </w:p>
-                    <w:p>
-                      <w:pPr>
-                        <w:jc w:val="center"/>
-                        <w:rPr>
-                          <w:rFonts w:ascii="Calibri" w:hAnsi="Calibri" w:cs="Calibri"/>
-                          <w:color w:val="000000" w:themeColor="text1"/>
-                          <w:sz w:val="16"/>
-                          <w:szCs w:val="16"/>
-                        </w:rPr>
-                      </w:pPr>
-                    </w:p>
-                  </w:txbxContent>
-                </v:textbox>
-                <w10:wrap anchorx="margin"/>
-              </v:rect>
-            </w:pict>
-          </mc:Fallback>
-        </mc:AlternateContent>
-      </w:r>
-      <w:r>
-        <w:rPr>
-          <w:rFonts w:ascii="Calibri" w:hAnsi="Calibri" w:cs="Calibri"/>
-          <w:noProof/>
-          <w:color w:val="002060"/>
-        </w:rPr>
-        <mc:AlternateContent>
-          <mc:Choice Requires="wps">
-            <w:drawing>
-              <wp:anchor distT="0" distB="0" distL="114300" distR="114300" simplePos="0" relativeHeight="251728896" behindDoc="0" locked="0" layoutInCell="1" allowOverlap="1" wp14:anchorId="756AC107" wp14:editId="16BB0309">
+              <wp:anchor distT="0" distB="0" distL="114300" distR="114300" simplePos="0" relativeHeight="251728896" behindDoc="0" locked="0" layoutInCell="1" allowOverlap="1" wp14:anchorId="756AC107" wp14:editId="06026171">
                 <wp:simplePos x="0" y="0"/>
                 <wp:positionH relativeFrom="margin">
                   <wp:align>right</wp:align>
@@ -3268,7 +4260,7 @@
           </mc:Choice>
           <mc:Fallback>
             <w:pict>
-              <v:rect w14:anchorId="756AC107" id="_x0000_s1041" style="position:absolute;margin-left:471.25pt;margin-top:309.5pt;width:522.45pt;height:332.25pt;z-index:251728896;visibility:visible;mso-wrap-style:square;mso-width-percent:0;mso-height-percent:0;mso-wrap-distance-left:9pt;mso-wrap-distance-top:0;mso-wrap-distance-right:9pt;mso-wrap-distance-bottom:0;mso-position-horizontal:right;mso-position-horizontal-relative:margin;mso-position-vertical:absolute;mso-position-vertical-relative:text;mso-width-percent:0;mso-height-percent:0;mso-width-relative:margin;mso-height-relative:margin;v-text-anchor:middle" o:gfxdata="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" filled="f" strokecolor="black [3213]" strokeweight=".5pt">
+              <v:rect w14:anchorId="756AC107" id="_x0000_s1047" style="position:absolute;margin-left:471.25pt;margin-top:309.5pt;width:522.45pt;height:332.25pt;z-index:251728896;visibility:visible;mso-wrap-style:square;mso-width-percent:0;mso-height-percent:0;mso-wrap-distance-left:9pt;mso-wrap-distance-top:0;mso-wrap-distance-right:9pt;mso-wrap-distance-bottom:0;mso-position-horizontal:right;mso-position-horizontal-relative:margin;mso-position-vertical:absolute;mso-position-vertical-relative:text;mso-width-percent:0;mso-height-percent:0;mso-width-relative:margin;mso-height-relative:margin;v-text-anchor:middle" o:gfxdata="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" filled="f" strokecolor="black [3213]" strokeweight=".5pt">
                 <v:textbox>
                   <w:txbxContent>
                     <w:p>
@@ -3328,7 +4320,7 @@
         <mc:AlternateContent>
           <mc:Choice Requires="wps">
             <w:drawing>
-              <wp:anchor distT="0" distB="0" distL="114300" distR="114300" simplePos="0" relativeHeight="251676672" behindDoc="0" locked="0" layoutInCell="1" allowOverlap="1" wp14:anchorId="1A403EC9" wp14:editId="1F70240C">
+              <wp:anchor distT="0" distB="0" distL="114300" distR="114300" simplePos="0" relativeHeight="251676672" behindDoc="0" locked="0" layoutInCell="1" allowOverlap="1" wp14:anchorId="1A403EC9" wp14:editId="2460E094">
                 <wp:simplePos x="0" y="0"/>
                 <wp:positionH relativeFrom="margin">
                   <wp:posOffset>4966335</wp:posOffset>
@@ -3453,7 +4445,7 @@
           </mc:Choice>
           <mc:Fallback>
             <w:pict>
-              <v:rect w14:anchorId="1A403EC9" id="_x0000_s1042" style="position:absolute;margin-left:391.05pt;margin-top:78.75pt;width:131.25pt;height:17.5pt;z-index:251676672;visibility:visible;mso-wrap-style:square;mso-width-percent:0;mso-height-percent:0;mso-wrap-distance-left:9pt;mso-wrap-distance-top:0;mso-wrap-distance-right:9pt;mso-wrap-distance-bottom:0;mso-position-horizontal:absolute;mso-position-horizontal-relative:margin;mso-position-vertical:absolute;mso-position-vertical-relative:text;mso-width-percent:0;mso-height-percent:0;mso-width-relative:margin;mso-height-relative:margin;v-text-anchor:middle" o:gfxdata="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" fillcolor="white [3212]" strokecolor="black [3213]" strokeweight=".5pt">
+              <v:rect w14:anchorId="1A403EC9" id="_x0000_s1048" style="position:absolute;margin-left:391.05pt;margin-top:78.75pt;width:131.25pt;height:17.5pt;z-index:251676672;visibility:visible;mso-wrap-style:square;mso-width-percent:0;mso-height-percent:0;mso-wrap-distance-left:9pt;mso-wrap-distance-top:0;mso-wrap-distance-right:9pt;mso-wrap-distance-bottom:0;mso-position-horizontal:absolute;mso-position-horizontal-relative:margin;mso-position-vertical:absolute;mso-position-vertical-relative:text;mso-width-percent:0;mso-height-percent:0;mso-width-relative:margin;mso-height-relative:margin;v-text-anchor:middle" o:gfxdata="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" fillcolor="white [3212]" strokecolor="black [3213]" strokeweight=".5pt">
                 <v:textbox>
                   <w:txbxContent>
                     <w:p>
@@ -3524,7 +4516,7 @@
         <mc:AlternateContent>
           <mc:Choice Requires="wps">
             <w:drawing>
-              <wp:anchor distT="0" distB="0" distL="114300" distR="114300" simplePos="0" relativeHeight="251671552" behindDoc="0" locked="0" layoutInCell="1" allowOverlap="1" wp14:anchorId="678CF619" wp14:editId="2C23A78B">
+              <wp:anchor distT="0" distB="0" distL="114300" distR="114300" simplePos="0" relativeHeight="251671552" behindDoc="0" locked="0" layoutInCell="1" allowOverlap="1" wp14:anchorId="678CF619" wp14:editId="33945967">
                 <wp:simplePos x="0" y="0"/>
                 <wp:positionH relativeFrom="margin">
                   <wp:posOffset>5459095</wp:posOffset>
@@ -3648,7 +4640,7 @@
           </mc:Choice>
           <mc:Fallback>
             <w:pict>
-              <v:rect w14:anchorId="678CF619" id="_x0000_s1043" style="position:absolute;margin-left:429.85pt;margin-top:61.4pt;width:92.55pt;height:17.5pt;z-index:251671552;visibility:visible;mso-wrap-style:square;mso-width-percent:0;mso-height-percent:0;mso-wrap-distance-left:9pt;mso-wrap-distance-top:0;mso-wrap-distance-right:9pt;mso-wrap-distance-bottom:0;mso-position-horizontal:absolute;mso-position-horizontal-relative:margin;mso-position-vertical:absolute;mso-position-vertical-relative:text;mso-width-percent:0;mso-height-percent:0;mso-width-relative:margin;mso-height-relative:margin;v-text-anchor:middle" o:gfxdata="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" fillcolor="white [3212]" strokecolor="black [3213]" strokeweight=".5pt">
+              <v:rect w14:anchorId="678CF619" id="_x0000_s1049" style="position:absolute;margin-left:429.85pt;margin-top:61.4pt;width:92.55pt;height:17.5pt;z-index:251671552;visibility:visible;mso-wrap-style:square;mso-width-percent:0;mso-height-percent:0;mso-wrap-distance-left:9pt;mso-wrap-distance-top:0;mso-wrap-distance-right:9pt;mso-wrap-distance-bottom:0;mso-position-horizontal:absolute;mso-position-horizontal-relative:margin;mso-position-vertical:absolute;mso-position-vertical-relative:text;mso-width-percent:0;mso-height-percent:0;mso-width-relative:margin;mso-height-relative:margin;v-text-anchor:middle" o:gfxdata="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" fillcolor="white [3212]" strokecolor="black [3213]" strokeweight=".5pt">
                 <v:textbox>
                   <w:txbxContent>
                     <w:p>
@@ -3718,7 +4710,7 @@
         <mc:AlternateContent>
           <mc:Choice Requires="wps">
             <w:drawing>
-              <wp:anchor distT="0" distB="0" distL="114300" distR="114300" simplePos="0" relativeHeight="251703296" behindDoc="0" locked="0" layoutInCell="1" allowOverlap="1" wp14:anchorId="102031A7" wp14:editId="17C86E9E">
+              <wp:anchor distT="0" distB="0" distL="114300" distR="114300" simplePos="0" relativeHeight="251703296" behindDoc="0" locked="0" layoutInCell="1" allowOverlap="1" wp14:anchorId="102031A7" wp14:editId="5D36917B">
                 <wp:simplePos x="0" y="0"/>
                 <wp:positionH relativeFrom="margin">
                   <wp:posOffset>4968875</wp:posOffset>
@@ -3843,7 +4835,7 @@
           </mc:Choice>
           <mc:Fallback>
             <w:pict>
-              <v:rect w14:anchorId="102031A7" id="_x0000_s1044" style="position:absolute;margin-left:391.25pt;margin-top:184.35pt;width:131.25pt;height:17.5pt;z-index:251703296;visibility:visible;mso-wrap-style:square;mso-width-percent:0;mso-height-percent:0;mso-wrap-distance-left:9pt;mso-wrap-distance-top:0;mso-wrap-distance-right:9pt;mso-wrap-distance-bottom:0;mso-position-horizontal:absolute;mso-position-horizontal-relative:margin;mso-position-vertical:absolute;mso-position-vertical-relative:text;mso-width-percent:0;mso-height-percent:0;mso-width-relative:margin;mso-height-relative:margin;v-text-anchor:middle" o:gfxdata="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" fillcolor="white [3212]" strokecolor="black [3213]" strokeweight=".5pt">
+              <v:rect w14:anchorId="102031A7" id="_x0000_s1050" style="position:absolute;margin-left:391.25pt;margin-top:184.35pt;width:131.25pt;height:17.5pt;z-index:251703296;visibility:visible;mso-wrap-style:square;mso-width-percent:0;mso-height-percent:0;mso-wrap-distance-left:9pt;mso-wrap-distance-top:0;mso-wrap-distance-right:9pt;mso-wrap-distance-bottom:0;mso-position-horizontal:absolute;mso-position-horizontal-relative:margin;mso-position-vertical:absolute;mso-position-vertical-relative:text;mso-width-percent:0;mso-height-percent:0;mso-width-relative:margin;mso-height-relative:margin;v-text-anchor:middle" o:gfxdata="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" fillcolor="white [3212]" strokecolor="black [3213]" strokeweight=".5pt">
                 <v:textbox>
                   <w:txbxContent>
                     <w:p>
@@ -3914,7 +4906,7 @@
         <mc:AlternateContent>
           <mc:Choice Requires="wps">
             <w:drawing>
-              <wp:anchor distT="0" distB="0" distL="114300" distR="114300" simplePos="0" relativeHeight="251716608" behindDoc="0" locked="0" layoutInCell="1" allowOverlap="1" wp14:anchorId="7DCCA1DE" wp14:editId="2147F71E">
+              <wp:anchor distT="0" distB="0" distL="114300" distR="114300" simplePos="0" relativeHeight="251716608" behindDoc="0" locked="0" layoutInCell="1" allowOverlap="1" wp14:anchorId="7DCCA1DE" wp14:editId="117801B4">
                 <wp:simplePos x="0" y="0"/>
                 <wp:positionH relativeFrom="margin">
                   <wp:posOffset>4284345</wp:posOffset>
@@ -4003,7 +4995,7 @@
           </mc:Choice>
           <mc:Fallback>
             <w:pict>
-              <v:rect w14:anchorId="7DCCA1DE" id="_x0000_s1045" style="position:absolute;margin-left:337.35pt;margin-top:219.45pt;width:83.2pt;height:17.5pt;z-index:251716608;visibility:visible;mso-wrap-style:square;mso-width-percent:0;mso-height-percent:0;mso-wrap-distance-left:9pt;mso-wrap-distance-top:0;mso-wrap-distance-right:9pt;mso-wrap-distance-bottom:0;mso-position-horizontal:absolute;mso-position-horizontal-relative:margin;mso-position-vertical:absolute;mso-position-vertical-relative:text;mso-width-percent:0;mso-height-percent:0;mso-width-relative:margin;mso-height-relative:margin;v-text-anchor:middle" o:gfxdata="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" filled="f" stroked="f" strokeweight=".5pt">
+              <v:rect w14:anchorId="7DCCA1DE" id="_x0000_s1051" style="position:absolute;margin-left:337.35pt;margin-top:219.45pt;width:83.2pt;height:17.5pt;z-index:251716608;visibility:visible;mso-wrap-style:square;mso-width-percent:0;mso-height-percent:0;mso-wrap-distance-left:9pt;mso-wrap-distance-top:0;mso-wrap-distance-right:9pt;mso-wrap-distance-bottom:0;mso-position-horizontal:absolute;mso-position-horizontal-relative:margin;mso-position-vertical:absolute;mso-position-vertical-relative:text;mso-width-percent:0;mso-height-percent:0;mso-width-relative:margin;mso-height-relative:margin;v-text-anchor:middle" o:gfxdata="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" filled="f" stroked="f" strokeweight=".5pt">
                 <v:textbox>
                   <w:txbxContent>
                     <w:p>
@@ -4042,7 +5034,7 @@
         <mc:AlternateContent>
           <mc:Choice Requires="wps">
             <w:drawing>
-              <wp:anchor distT="0" distB="0" distL="114300" distR="114300" simplePos="0" relativeHeight="251726848" behindDoc="0" locked="0" layoutInCell="1" allowOverlap="1" wp14:anchorId="7F1D593D" wp14:editId="4A61F76E">
+              <wp:anchor distT="0" distB="0" distL="114300" distR="114300" simplePos="0" relativeHeight="251726848" behindDoc="0" locked="0" layoutInCell="1" allowOverlap="1" wp14:anchorId="7F1D593D" wp14:editId="43E6024C">
                 <wp:simplePos x="0" y="0"/>
                 <wp:positionH relativeFrom="margin">
                   <wp:align>left</wp:align>
@@ -4155,7 +5147,7 @@
           </mc:Choice>
           <mc:Fallback>
             <w:pict>
-              <v:rect w14:anchorId="7F1D593D" id="_x0000_s1046" style="position:absolute;margin-left:0;margin-top:292.2pt;width:522.35pt;height:17.5pt;z-index:251726848;visibility:visible;mso-wrap-style:square;mso-width-percent:0;mso-height-percent:0;mso-wrap-distance-left:9pt;mso-wrap-distance-top:0;mso-wrap-distance-right:9pt;mso-wrap-distance-bottom:0;mso-position-horizontal:left;mso-position-horizontal-relative:margin;mso-position-vertical:absolute;mso-position-vertical-relative:text;mso-width-percent:0;mso-height-percent:0;mso-width-relative:margin;mso-height-relative:margin;v-text-anchor:middle" o:gfxdata="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" fillcolor="#a5a5a5 [2092]" strokecolor="black [3213]" strokeweight=".5pt">
+              <v:rect w14:anchorId="7F1D593D" id="_x0000_s1052" style="position:absolute;margin-left:0;margin-top:292.2pt;width:522.35pt;height:17.5pt;z-index:251726848;visibility:visible;mso-wrap-style:square;mso-width-percent:0;mso-height-percent:0;mso-wrap-distance-left:9pt;mso-wrap-distance-top:0;mso-wrap-distance-right:9pt;mso-wrap-distance-bottom:0;mso-position-horizontal:left;mso-position-horizontal-relative:margin;mso-position-vertical:absolute;mso-position-vertical-relative:text;mso-width-percent:0;mso-height-percent:0;mso-width-relative:margin;mso-height-relative:margin;v-text-anchor:middle" o:gfxdata="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" fillcolor="#a5a5a5 [2092]" strokecolor="black [3213]" strokeweight=".5pt">
                 <v:textbox>
                   <w:txbxContent>
                     <w:p>
@@ -4212,7 +5204,7 @@
         <mc:AlternateContent>
           <mc:Choice Requires="wps">
             <w:drawing>
-              <wp:anchor distT="0" distB="0" distL="114300" distR="114300" simplePos="0" relativeHeight="251721728" behindDoc="0" locked="0" layoutInCell="1" allowOverlap="1" wp14:anchorId="74FF64ED" wp14:editId="150098B2">
+              <wp:anchor distT="0" distB="0" distL="114300" distR="114300" simplePos="0" relativeHeight="251721728" behindDoc="0" locked="0" layoutInCell="1" allowOverlap="1" wp14:anchorId="74FF64ED" wp14:editId="69F30861">
                 <wp:simplePos x="0" y="0"/>
                 <wp:positionH relativeFrom="margin">
                   <wp:align>left</wp:align>
@@ -4307,7 +5299,7 @@
           </mc:Choice>
           <mc:Fallback>
             <w:pict>
-              <v:rect w14:anchorId="74FF64ED" id="_x0000_s1047" style="position:absolute;margin-left:0;margin-top:236.4pt;width:522.35pt;height:17.5pt;z-index:251721728;visibility:visible;mso-wrap-style:square;mso-width-percent:0;mso-height-percent:0;mso-wrap-distance-left:9pt;mso-wrap-distance-top:0;mso-wrap-distance-right:9pt;mso-wrap-distance-bottom:0;mso-position-horizontal:left;mso-position-horizontal-relative:margin;mso-position-vertical:absolute;mso-position-vertical-relative:text;mso-width-percent:0;mso-height-percent:0;mso-width-relative:margin;mso-height-relative:margin;v-text-anchor:middle" o:gfxdata="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" fillcolor="#a5a5a5 [2092]" strokecolor="black [3213]" strokeweight=".5pt">
+              <v:rect w14:anchorId="74FF64ED" id="_x0000_s1053" style="position:absolute;margin-left:0;margin-top:236.4pt;width:522.35pt;height:17.5pt;z-index:251721728;visibility:visible;mso-wrap-style:square;mso-width-percent:0;mso-height-percent:0;mso-wrap-distance-left:9pt;mso-wrap-distance-top:0;mso-wrap-distance-right:9pt;mso-wrap-distance-bottom:0;mso-position-horizontal:left;mso-position-horizontal-relative:margin;mso-position-vertical:absolute;mso-position-vertical-relative:text;mso-width-percent:0;mso-height-percent:0;mso-width-relative:margin;mso-height-relative:margin;v-text-anchor:middle" o:gfxdata="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" fillcolor="#a5a5a5 [2092]" strokecolor="black [3213]" strokeweight=".5pt">
                 <v:textbox>
                   <w:txbxContent>
                     <w:p>
@@ -4327,944 +5319,6 @@
                           <w:szCs w:val="16"/>
                         </w:rPr>
                         <w:t>Ações:</w:t>
-                      </w:r>
-                    </w:p>
-                  </w:txbxContent>
-                </v:textbox>
-                <w10:wrap anchorx="margin"/>
-              </v:rect>
-            </w:pict>
-          </mc:Fallback>
-        </mc:AlternateContent>
-      </w:r>
-      <w:r>
-        <w:rPr>
-          <w:rFonts w:ascii="Calibri" w:hAnsi="Calibri" w:cs="Calibri"/>
-          <w:noProof/>
-          <w:color w:val="002060"/>
-        </w:rPr>
-        <mc:AlternateContent>
-          <mc:Choice Requires="wps">
-            <w:drawing>
-              <wp:anchor distT="0" distB="0" distL="114300" distR="114300" simplePos="0" relativeHeight="251707392" behindDoc="0" locked="0" layoutInCell="1" allowOverlap="1" wp14:anchorId="3984E0DD" wp14:editId="52EE95F7">
-                <wp:simplePos x="0" y="0"/>
-                <wp:positionH relativeFrom="margin">
-                  <wp:posOffset>0</wp:posOffset>
-                </wp:positionH>
-                <wp:positionV relativeFrom="paragraph">
-                  <wp:posOffset>566420</wp:posOffset>
-                </wp:positionV>
-                <wp:extent cx="882686" cy="222250"/>
-                <wp:effectExtent l="0" t="0" r="12700" b="25400"/>
-                <wp:wrapNone/>
-                <wp:docPr id="1817347411" name="Retângulo 2"/>
-                <wp:cNvGraphicFramePr/>
-                <a:graphic xmlns:a="http://schemas.openxmlformats.org/drawingml/2006/main">
-                  <a:graphicData uri="http://schemas.microsoft.com/office/word/2010/wordprocessingShape">
-                    <wps:wsp>
-                      <wps:cNvSpPr/>
-                      <wps:spPr>
-                        <a:xfrm>
-                          <a:off x="0" y="0"/>
-                          <a:ext cx="882686" cy="222250"/>
-                        </a:xfrm>
-                        <a:prstGeom prst="rect">
-                          <a:avLst/>
-                        </a:prstGeom>
-                        <a:solidFill>
-                          <a:schemeClr val="bg1"/>
-                        </a:solidFill>
-                        <a:ln w="6350">
-                          <a:solidFill>
-                            <a:schemeClr val="tx1"/>
-                          </a:solidFill>
-                        </a:ln>
-                      </wps:spPr>
-                      <wps:style>
-                        <a:lnRef idx="2">
-                          <a:schemeClr val="accent1">
-                            <a:shade val="15000"/>
-                          </a:schemeClr>
-                        </a:lnRef>
-                        <a:fillRef idx="1">
-                          <a:schemeClr val="accent1"/>
-                        </a:fillRef>
-                        <a:effectRef idx="0">
-                          <a:schemeClr val="accent1"/>
-                        </a:effectRef>
-                        <a:fontRef idx="minor">
-                          <a:schemeClr val="lt1"/>
-                        </a:fontRef>
-                      </wps:style>
-                      <wps:txbx>
-                        <w:txbxContent>
-                          <w:p>
-                            <w:pPr>
-                              <w:rPr>
-                                <w:rFonts w:ascii="Calibri" w:hAnsi="Calibri" w:cs="Calibri"/>
-                                <w:color w:val="000000" w:themeColor="text1"/>
-                                <w:sz w:val="16"/>
-                                <w:szCs w:val="16"/>
-                              </w:rPr>
-                            </w:pPr>
-                            <w:r>
-                              <w:rPr>
-                                <w:rFonts w:ascii="Calibri" w:hAnsi="Calibri" w:cs="Calibri"/>
-                                <w:color w:val="000000" w:themeColor="text1"/>
-                                <w:sz w:val="16"/>
-                                <w:szCs w:val="16"/>
-                              </w:rPr>
-                              <w:t>Nº de Peças NC:</w:t>
-                            </w:r>
-                          </w:p>
-                        </w:txbxContent>
-                      </wps:txbx>
-                      <wps:bodyPr rot="0" spcFirstLastPara="0" vertOverflow="overflow" horzOverflow="overflow" vert="horz" wrap="square" lIns="91440" tIns="45720" rIns="91440" bIns="45720" numCol="1" spcCol="0" rtlCol="0" fromWordArt="0" anchor="ctr" anchorCtr="0" forceAA="0" compatLnSpc="1">
-                        <a:prstTxWarp prst="textNoShape">
-                          <a:avLst/>
-                        </a:prstTxWarp>
-                        <a:noAutofit/>
-                      </wps:bodyPr>
-                    </wps:wsp>
-                  </a:graphicData>
-                </a:graphic>
-                <wp14:sizeRelH relativeFrom="margin">
-                  <wp14:pctWidth>0</wp14:pctWidth>
-                </wp14:sizeRelH>
-                <wp14:sizeRelV relativeFrom="margin">
-                  <wp14:pctHeight>0</wp14:pctHeight>
-                </wp14:sizeRelV>
-              </wp:anchor>
-            </w:drawing>
-          </mc:Choice>
-          <mc:Fallback>
-            <w:pict>
-              <v:rect w14:anchorId="3984E0DD" id="_x0000_s1048" style="position:absolute;margin-left:0;margin-top:44.6pt;width:69.5pt;height:17.5pt;z-index:251707392;visibility:visible;mso-wrap-style:square;mso-width-percent:0;mso-height-percent:0;mso-wrap-distance-left:9pt;mso-wrap-distance-top:0;mso-wrap-distance-right:9pt;mso-wrap-distance-bottom:0;mso-position-horizontal:absolute;mso-position-horizontal-relative:margin;mso-position-vertical:absolute;mso-position-vertical-relative:text;mso-width-percent:0;mso-height-percent:0;mso-width-relative:margin;mso-height-relative:margin;v-text-anchor:middle" o:gfxdata="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" fillcolor="white [3212]" strokecolor="black [3213]" strokeweight=".5pt">
-                <v:textbox>
-                  <w:txbxContent>
-                    <w:p>
-                      <w:pPr>
-                        <w:rPr>
-                          <w:rFonts w:ascii="Calibri" w:hAnsi="Calibri" w:cs="Calibri"/>
-                          <w:color w:val="000000" w:themeColor="text1"/>
-                          <w:sz w:val="16"/>
-                          <w:szCs w:val="16"/>
-                        </w:rPr>
-                      </w:pPr>
-                      <w:r>
-                        <w:rPr>
-                          <w:rFonts w:ascii="Calibri" w:hAnsi="Calibri" w:cs="Calibri"/>
-                          <w:color w:val="000000" w:themeColor="text1"/>
-                          <w:sz w:val="16"/>
-                          <w:szCs w:val="16"/>
-                        </w:rPr>
-                        <w:t>Nº de Peças NC:</w:t>
-                      </w:r>
-                    </w:p>
-                  </w:txbxContent>
-                </v:textbox>
-                <w10:wrap anchorx="margin"/>
-              </v:rect>
-            </w:pict>
-          </mc:Fallback>
-        </mc:AlternateContent>
-      </w:r>
-      <w:r>
-        <w:rPr>
-          <w:rFonts w:ascii="Calibri" w:hAnsi="Calibri" w:cs="Calibri"/>
-          <w:noProof/>
-          <w:color w:val="002060"/>
-        </w:rPr>
-        <mc:AlternateContent>
-          <mc:Choice Requires="wps">
-            <w:drawing>
-              <wp:anchor distT="0" distB="0" distL="114300" distR="114300" simplePos="0" relativeHeight="251708416" behindDoc="0" locked="0" layoutInCell="1" allowOverlap="1" wp14:anchorId="2CF5BB94" wp14:editId="25FC1281">
-                <wp:simplePos x="0" y="0"/>
-                <wp:positionH relativeFrom="margin">
-                  <wp:posOffset>885190</wp:posOffset>
-                </wp:positionH>
-                <wp:positionV relativeFrom="paragraph">
-                  <wp:posOffset>566420</wp:posOffset>
-                </wp:positionV>
-                <wp:extent cx="1321388" cy="222250"/>
-                <wp:effectExtent l="0" t="0" r="12700" b="25400"/>
-                <wp:wrapNone/>
-                <wp:docPr id="1096517453" name="Retângulo 2"/>
-                <wp:cNvGraphicFramePr/>
-                <a:graphic xmlns:a="http://schemas.openxmlformats.org/drawingml/2006/main">
-                  <a:graphicData uri="http://schemas.microsoft.com/office/word/2010/wordprocessingShape">
-                    <wps:wsp>
-                      <wps:cNvSpPr/>
-                      <wps:spPr>
-                        <a:xfrm>
-                          <a:off x="0" y="0"/>
-                          <a:ext cx="1321388" cy="222250"/>
-                        </a:xfrm>
-                        <a:prstGeom prst="rect">
-                          <a:avLst/>
-                        </a:prstGeom>
-                        <a:solidFill>
-                          <a:schemeClr val="bg1"/>
-                        </a:solidFill>
-                        <a:ln w="6350">
-                          <a:solidFill>
-                            <a:schemeClr val="tx1"/>
-                          </a:solidFill>
-                        </a:ln>
-                      </wps:spPr>
-                      <wps:style>
-                        <a:lnRef idx="2">
-                          <a:schemeClr val="accent1">
-                            <a:shade val="15000"/>
-                          </a:schemeClr>
-                        </a:lnRef>
-                        <a:fillRef idx="1">
-                          <a:schemeClr val="accent1"/>
-                        </a:fillRef>
-                        <a:effectRef idx="0">
-                          <a:schemeClr val="accent1"/>
-                        </a:effectRef>
-                        <a:fontRef idx="minor">
-                          <a:schemeClr val="lt1"/>
-                        </a:fontRef>
-                      </wps:style>
-                      <wps:txbx>
-                        <w:txbxContent>
-                          <w:p>
-                            <w:pPr>
-                              <w:jc w:val="center"/>
-                              <w:rPr>
-                                <w:rFonts w:ascii="Calibri" w:hAnsi="Calibri" w:cs="Calibri"/>
-                                <w:color w:val="000000" w:themeColor="text1"/>
-                                <w:sz w:val="16"/>
-                                <w:szCs w:val="16"/>
-                              </w:rPr>
-                            </w:pPr>
-                            <w:r>
-                              <w:rPr>
-                                <w:rFonts w:ascii="Calibri" w:hAnsi="Calibri" w:cs="Calibri"/>
-                                <w:color w:val="000000" w:themeColor="text1"/>
-                                <w:sz w:val="16"/>
-                                <w:szCs w:val="16"/>
-                              </w:rPr>
-                              <w:t>{{</w:t>
-                            </w:r>
-                            <w:proofErr w:type="spellStart"/>
-                            <w:r>
-                              <w:rPr>
-                                <w:rFonts w:ascii="Calibri" w:hAnsi="Calibri" w:cs="Calibri"/>
-                                <w:color w:val="000000" w:themeColor="text1"/>
-                                <w:sz w:val="16"/>
-                                <w:szCs w:val="16"/>
-                              </w:rPr>
-                              <w:t>n_pecas_nc</w:t>
-                            </w:r>
-                            <w:proofErr w:type="spellEnd"/>
-                            <w:r>
-                              <w:rPr>
-                                <w:rFonts w:ascii="Calibri" w:hAnsi="Calibri" w:cs="Calibri"/>
-                                <w:color w:val="000000" w:themeColor="text1"/>
-                                <w:sz w:val="16"/>
-                                <w:szCs w:val="16"/>
-                              </w:rPr>
-                              <w:t>}}</w:t>
-                            </w:r>
-                          </w:p>
-                        </w:txbxContent>
-                      </wps:txbx>
-                      <wps:bodyPr rot="0" spcFirstLastPara="0" vertOverflow="overflow" horzOverflow="overflow" vert="horz" wrap="square" lIns="91440" tIns="45720" rIns="91440" bIns="45720" numCol="1" spcCol="0" rtlCol="0" fromWordArt="0" anchor="ctr" anchorCtr="0" forceAA="0" compatLnSpc="1">
-                        <a:prstTxWarp prst="textNoShape">
-                          <a:avLst/>
-                        </a:prstTxWarp>
-                        <a:noAutofit/>
-                      </wps:bodyPr>
-                    </wps:wsp>
-                  </a:graphicData>
-                </a:graphic>
-                <wp14:sizeRelH relativeFrom="margin">
-                  <wp14:pctWidth>0</wp14:pctWidth>
-                </wp14:sizeRelH>
-                <wp14:sizeRelV relativeFrom="margin">
-                  <wp14:pctHeight>0</wp14:pctHeight>
-                </wp14:sizeRelV>
-              </wp:anchor>
-            </w:drawing>
-          </mc:Choice>
-          <mc:Fallback>
-            <w:pict>
-              <v:rect w14:anchorId="2CF5BB94" id="_x0000_s1049" style="position:absolute;margin-left:69.7pt;margin-top:44.6pt;width:104.05pt;height:17.5pt;z-index:251708416;visibility:visible;mso-wrap-style:square;mso-width-percent:0;mso-height-percent:0;mso-wrap-distance-left:9pt;mso-wrap-distance-top:0;mso-wrap-distance-right:9pt;mso-wrap-distance-bottom:0;mso-position-horizontal:absolute;mso-position-horizontal-relative:margin;mso-position-vertical:absolute;mso-position-vertical-relative:text;mso-width-percent:0;mso-height-percent:0;mso-width-relative:margin;mso-height-relative:margin;v-text-anchor:middle" o:gfxdata="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" fillcolor="white [3212]" strokecolor="black [3213]" strokeweight=".5pt">
-                <v:textbox>
-                  <w:txbxContent>
-                    <w:p>
-                      <w:pPr>
-                        <w:jc w:val="center"/>
-                        <w:rPr>
-                          <w:rFonts w:ascii="Calibri" w:hAnsi="Calibri" w:cs="Calibri"/>
-                          <w:color w:val="000000" w:themeColor="text1"/>
-                          <w:sz w:val="16"/>
-                          <w:szCs w:val="16"/>
-                        </w:rPr>
-                      </w:pPr>
-                      <w:r>
-                        <w:rPr>
-                          <w:rFonts w:ascii="Calibri" w:hAnsi="Calibri" w:cs="Calibri"/>
-                          <w:color w:val="000000" w:themeColor="text1"/>
-                          <w:sz w:val="16"/>
-                          <w:szCs w:val="16"/>
-                        </w:rPr>
-                        <w:t>{{</w:t>
-                      </w:r>
-                      <w:proofErr w:type="spellStart"/>
-                      <w:r>
-                        <w:rPr>
-                          <w:rFonts w:ascii="Calibri" w:hAnsi="Calibri" w:cs="Calibri"/>
-                          <w:color w:val="000000" w:themeColor="text1"/>
-                          <w:sz w:val="16"/>
-                          <w:szCs w:val="16"/>
-                        </w:rPr>
-                        <w:t>n_pecas_nc</w:t>
-                      </w:r>
-                      <w:proofErr w:type="spellEnd"/>
-                      <w:r>
-                        <w:rPr>
-                          <w:rFonts w:ascii="Calibri" w:hAnsi="Calibri" w:cs="Calibri"/>
-                          <w:color w:val="000000" w:themeColor="text1"/>
-                          <w:sz w:val="16"/>
-                          <w:szCs w:val="16"/>
-                        </w:rPr>
-                        <w:t>}}</w:t>
-                      </w:r>
-                    </w:p>
-                  </w:txbxContent>
-                </v:textbox>
-                <w10:wrap anchorx="margin"/>
-              </v:rect>
-            </w:pict>
-          </mc:Fallback>
-        </mc:AlternateContent>
-      </w:r>
-      <w:r>
-        <w:rPr>
-          <w:rFonts w:ascii="Calibri" w:hAnsi="Calibri" w:cs="Calibri"/>
-          <w:noProof/>
-          <w:color w:val="002060"/>
-        </w:rPr>
-        <mc:AlternateContent>
-          <mc:Choice Requires="wps">
-            <w:drawing>
-              <wp:anchor distT="0" distB="0" distL="114300" distR="114300" simplePos="0" relativeHeight="251709440" behindDoc="0" locked="0" layoutInCell="1" allowOverlap="1" wp14:anchorId="65AA3834" wp14:editId="525E964F">
-                <wp:simplePos x="0" y="0"/>
-                <wp:positionH relativeFrom="margin">
-                  <wp:posOffset>4563745</wp:posOffset>
-                </wp:positionH>
-                <wp:positionV relativeFrom="paragraph">
-                  <wp:posOffset>566420</wp:posOffset>
-                </wp:positionV>
-                <wp:extent cx="776975" cy="222250"/>
-                <wp:effectExtent l="0" t="0" r="23495" b="25400"/>
-                <wp:wrapNone/>
-                <wp:docPr id="1236171846" name="Retângulo 2"/>
-                <wp:cNvGraphicFramePr/>
-                <a:graphic xmlns:a="http://schemas.openxmlformats.org/drawingml/2006/main">
-                  <a:graphicData uri="http://schemas.microsoft.com/office/word/2010/wordprocessingShape">
-                    <wps:wsp>
-                      <wps:cNvSpPr/>
-                      <wps:spPr>
-                        <a:xfrm>
-                          <a:off x="0" y="0"/>
-                          <a:ext cx="776975" cy="222250"/>
-                        </a:xfrm>
-                        <a:prstGeom prst="rect">
-                          <a:avLst/>
-                        </a:prstGeom>
-                        <a:solidFill>
-                          <a:schemeClr val="bg1"/>
-                        </a:solidFill>
-                        <a:ln w="6350">
-                          <a:solidFill>
-                            <a:schemeClr val="tx1"/>
-                          </a:solidFill>
-                        </a:ln>
-                      </wps:spPr>
-                      <wps:style>
-                        <a:lnRef idx="2">
-                          <a:schemeClr val="accent1">
-                            <a:shade val="15000"/>
-                          </a:schemeClr>
-                        </a:lnRef>
-                        <a:fillRef idx="1">
-                          <a:schemeClr val="accent1"/>
-                        </a:fillRef>
-                        <a:effectRef idx="0">
-                          <a:schemeClr val="accent1"/>
-                        </a:effectRef>
-                        <a:fontRef idx="minor">
-                          <a:schemeClr val="lt1"/>
-                        </a:fontRef>
-                      </wps:style>
-                      <wps:txbx>
-                        <w:txbxContent>
-                          <w:p>
-                            <w:pPr>
-                              <w:rPr>
-                                <w:rFonts w:ascii="Calibri" w:hAnsi="Calibri" w:cs="Calibri"/>
-                                <w:color w:val="000000" w:themeColor="text1"/>
-                                <w:sz w:val="16"/>
-                                <w:szCs w:val="16"/>
-                              </w:rPr>
-                            </w:pPr>
-                            <w:r>
-                              <w:rPr>
-                                <w:rFonts w:ascii="Calibri" w:hAnsi="Calibri" w:cs="Calibri"/>
-                                <w:color w:val="000000" w:themeColor="text1"/>
-                                <w:sz w:val="16"/>
-                                <w:szCs w:val="16"/>
-                              </w:rPr>
-                              <w:t>Peso Total NC:</w:t>
-                            </w:r>
-                          </w:p>
-                        </w:txbxContent>
-                      </wps:txbx>
-                      <wps:bodyPr rot="0" spcFirstLastPara="0" vertOverflow="overflow" horzOverflow="overflow" vert="horz" wrap="square" lIns="91440" tIns="45720" rIns="91440" bIns="45720" numCol="1" spcCol="0" rtlCol="0" fromWordArt="0" anchor="ctr" anchorCtr="0" forceAA="0" compatLnSpc="1">
-                        <a:prstTxWarp prst="textNoShape">
-                          <a:avLst/>
-                        </a:prstTxWarp>
-                        <a:noAutofit/>
-                      </wps:bodyPr>
-                    </wps:wsp>
-                  </a:graphicData>
-                </a:graphic>
-                <wp14:sizeRelH relativeFrom="margin">
-                  <wp14:pctWidth>0</wp14:pctWidth>
-                </wp14:sizeRelH>
-                <wp14:sizeRelV relativeFrom="margin">
-                  <wp14:pctHeight>0</wp14:pctHeight>
-                </wp14:sizeRelV>
-              </wp:anchor>
-            </w:drawing>
-          </mc:Choice>
-          <mc:Fallback>
-            <w:pict>
-              <v:rect w14:anchorId="65AA3834" id="_x0000_s1050" style="position:absolute;margin-left:359.35pt;margin-top:44.6pt;width:61.2pt;height:17.5pt;z-index:251709440;visibility:visible;mso-wrap-style:square;mso-width-percent:0;mso-height-percent:0;mso-wrap-distance-left:9pt;mso-wrap-distance-top:0;mso-wrap-distance-right:9pt;mso-wrap-distance-bottom:0;mso-position-horizontal:absolute;mso-position-horizontal-relative:margin;mso-position-vertical:absolute;mso-position-vertical-relative:text;mso-width-percent:0;mso-height-percent:0;mso-width-relative:margin;mso-height-relative:margin;v-text-anchor:middle" o:gfxdata="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" fillcolor="white [3212]" strokecolor="black [3213]" strokeweight=".5pt">
-                <v:textbox>
-                  <w:txbxContent>
-                    <w:p>
-                      <w:pPr>
-                        <w:rPr>
-                          <w:rFonts w:ascii="Calibri" w:hAnsi="Calibri" w:cs="Calibri"/>
-                          <w:color w:val="000000" w:themeColor="text1"/>
-                          <w:sz w:val="16"/>
-                          <w:szCs w:val="16"/>
-                        </w:rPr>
-                      </w:pPr>
-                      <w:r>
-                        <w:rPr>
-                          <w:rFonts w:ascii="Calibri" w:hAnsi="Calibri" w:cs="Calibri"/>
-                          <w:color w:val="000000" w:themeColor="text1"/>
-                          <w:sz w:val="16"/>
-                          <w:szCs w:val="16"/>
-                        </w:rPr>
-                        <w:t>Peso Total NC:</w:t>
-                      </w:r>
-                    </w:p>
-                  </w:txbxContent>
-                </v:textbox>
-                <w10:wrap anchorx="margin"/>
-              </v:rect>
-            </w:pict>
-          </mc:Fallback>
-        </mc:AlternateContent>
-      </w:r>
-      <w:r>
-        <w:rPr>
-          <w:rFonts w:ascii="Calibri" w:hAnsi="Calibri" w:cs="Calibri"/>
-          <w:noProof/>
-          <w:color w:val="002060"/>
-        </w:rPr>
-        <mc:AlternateContent>
-          <mc:Choice Requires="wps">
-            <w:drawing>
-              <wp:anchor distT="0" distB="0" distL="114300" distR="114300" simplePos="0" relativeHeight="251710464" behindDoc="0" locked="0" layoutInCell="1" allowOverlap="1" wp14:anchorId="4C9EAE53" wp14:editId="11B93E6D">
-                <wp:simplePos x="0" y="0"/>
-                <wp:positionH relativeFrom="margin">
-                  <wp:posOffset>5312410</wp:posOffset>
-                </wp:positionH>
-                <wp:positionV relativeFrom="paragraph">
-                  <wp:posOffset>566420</wp:posOffset>
-                </wp:positionV>
-                <wp:extent cx="1322668" cy="222250"/>
-                <wp:effectExtent l="0" t="0" r="11430" b="25400"/>
-                <wp:wrapNone/>
-                <wp:docPr id="216673855" name="Retângulo 2"/>
-                <wp:cNvGraphicFramePr/>
-                <a:graphic xmlns:a="http://schemas.openxmlformats.org/drawingml/2006/main">
-                  <a:graphicData uri="http://schemas.microsoft.com/office/word/2010/wordprocessingShape">
-                    <wps:wsp>
-                      <wps:cNvSpPr/>
-                      <wps:spPr>
-                        <a:xfrm>
-                          <a:off x="0" y="0"/>
-                          <a:ext cx="1322668" cy="222250"/>
-                        </a:xfrm>
-                        <a:prstGeom prst="rect">
-                          <a:avLst/>
-                        </a:prstGeom>
-                        <a:solidFill>
-                          <a:schemeClr val="bg1"/>
-                        </a:solidFill>
-                        <a:ln w="6350">
-                          <a:solidFill>
-                            <a:schemeClr val="tx1"/>
-                          </a:solidFill>
-                        </a:ln>
-                      </wps:spPr>
-                      <wps:style>
-                        <a:lnRef idx="2">
-                          <a:schemeClr val="accent1">
-                            <a:shade val="15000"/>
-                          </a:schemeClr>
-                        </a:lnRef>
-                        <a:fillRef idx="1">
-                          <a:schemeClr val="accent1"/>
-                        </a:fillRef>
-                        <a:effectRef idx="0">
-                          <a:schemeClr val="accent1"/>
-                        </a:effectRef>
-                        <a:fontRef idx="minor">
-                          <a:schemeClr val="lt1"/>
-                        </a:fontRef>
-                      </wps:style>
-                      <wps:txbx>
-                        <w:txbxContent>
-                          <w:p>
-                            <w:pPr>
-                              <w:jc w:val="center"/>
-                              <w:rPr>
-                                <w:rFonts w:ascii="Calibri" w:hAnsi="Calibri" w:cs="Calibri"/>
-                                <w:color w:val="000000" w:themeColor="text1"/>
-                                <w:sz w:val="16"/>
-                                <w:szCs w:val="16"/>
-                              </w:rPr>
-                            </w:pPr>
-                            <w:r>
-                              <w:rPr>
-                                <w:rFonts w:ascii="Calibri" w:hAnsi="Calibri" w:cs="Calibri"/>
-                                <w:color w:val="000000" w:themeColor="text1"/>
-                                <w:sz w:val="16"/>
-                                <w:szCs w:val="16"/>
-                              </w:rPr>
-                              <w:t>{{</w:t>
-                            </w:r>
-                            <w:proofErr w:type="spellStart"/>
-                            <w:r>
-                              <w:rPr>
-                                <w:rFonts w:ascii="Calibri" w:hAnsi="Calibri" w:cs="Calibri"/>
-                                <w:color w:val="000000" w:themeColor="text1"/>
-                                <w:sz w:val="16"/>
-                                <w:szCs w:val="16"/>
-                              </w:rPr>
-                              <w:t>peso_total_nc</w:t>
-                            </w:r>
-                            <w:proofErr w:type="spellEnd"/>
-                            <w:r>
-                              <w:rPr>
-                                <w:rFonts w:ascii="Calibri" w:hAnsi="Calibri" w:cs="Calibri"/>
-                                <w:color w:val="000000" w:themeColor="text1"/>
-                                <w:sz w:val="16"/>
-                                <w:szCs w:val="16"/>
-                              </w:rPr>
-                              <w:t>}}</w:t>
-                            </w:r>
-                          </w:p>
-                          <w:p>
-                            <w:pPr>
-                              <w:rPr>
-                                <w:rFonts w:ascii="Calibri" w:hAnsi="Calibri" w:cs="Calibri"/>
-                                <w:color w:val="000000" w:themeColor="text1"/>
-                                <w:sz w:val="16"/>
-                                <w:szCs w:val="16"/>
-                              </w:rPr>
-                            </w:pPr>
-                          </w:p>
-                        </w:txbxContent>
-                      </wps:txbx>
-                      <wps:bodyPr rot="0" spcFirstLastPara="0" vertOverflow="overflow" horzOverflow="overflow" vert="horz" wrap="square" lIns="91440" tIns="45720" rIns="91440" bIns="45720" numCol="1" spcCol="0" rtlCol="0" fromWordArt="0" anchor="ctr" anchorCtr="0" forceAA="0" compatLnSpc="1">
-                        <a:prstTxWarp prst="textNoShape">
-                          <a:avLst/>
-                        </a:prstTxWarp>
-                        <a:noAutofit/>
-                      </wps:bodyPr>
-                    </wps:wsp>
-                  </a:graphicData>
-                </a:graphic>
-                <wp14:sizeRelH relativeFrom="margin">
-                  <wp14:pctWidth>0</wp14:pctWidth>
-                </wp14:sizeRelH>
-                <wp14:sizeRelV relativeFrom="margin">
-                  <wp14:pctHeight>0</wp14:pctHeight>
-                </wp14:sizeRelV>
-              </wp:anchor>
-            </w:drawing>
-          </mc:Choice>
-          <mc:Fallback>
-            <w:pict>
-              <v:rect w14:anchorId="4C9EAE53" id="_x0000_s1051" style="position:absolute;margin-left:418.3pt;margin-top:44.6pt;width:104.15pt;height:17.5pt;z-index:251710464;visibility:visible;mso-wrap-style:square;mso-width-percent:0;mso-height-percent:0;mso-wrap-distance-left:9pt;mso-wrap-distance-top:0;mso-wrap-distance-right:9pt;mso-wrap-distance-bottom:0;mso-position-horizontal:absolute;mso-position-horizontal-relative:margin;mso-position-vertical:absolute;mso-position-vertical-relative:text;mso-width-percent:0;mso-height-percent:0;mso-width-relative:margin;mso-height-relative:margin;v-text-anchor:middle" o:gfxdata="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" fillcolor="white [3212]" strokecolor="black [3213]" strokeweight=".5pt">
-                <v:textbox>
-                  <w:txbxContent>
-                    <w:p>
-                      <w:pPr>
-                        <w:jc w:val="center"/>
-                        <w:rPr>
-                          <w:rFonts w:ascii="Calibri" w:hAnsi="Calibri" w:cs="Calibri"/>
-                          <w:color w:val="000000" w:themeColor="text1"/>
-                          <w:sz w:val="16"/>
-                          <w:szCs w:val="16"/>
-                        </w:rPr>
-                      </w:pPr>
-                      <w:r>
-                        <w:rPr>
-                          <w:rFonts w:ascii="Calibri" w:hAnsi="Calibri" w:cs="Calibri"/>
-                          <w:color w:val="000000" w:themeColor="text1"/>
-                          <w:sz w:val="16"/>
-                          <w:szCs w:val="16"/>
-                        </w:rPr>
-                        <w:t>{{</w:t>
-                      </w:r>
-                      <w:proofErr w:type="spellStart"/>
-                      <w:r>
-                        <w:rPr>
-                          <w:rFonts w:ascii="Calibri" w:hAnsi="Calibri" w:cs="Calibri"/>
-                          <w:color w:val="000000" w:themeColor="text1"/>
-                          <w:sz w:val="16"/>
-                          <w:szCs w:val="16"/>
-                        </w:rPr>
-                        <w:t>peso_total_nc</w:t>
-                      </w:r>
-                      <w:proofErr w:type="spellEnd"/>
-                      <w:r>
-                        <w:rPr>
-                          <w:rFonts w:ascii="Calibri" w:hAnsi="Calibri" w:cs="Calibri"/>
-                          <w:color w:val="000000" w:themeColor="text1"/>
-                          <w:sz w:val="16"/>
-                          <w:szCs w:val="16"/>
-                        </w:rPr>
-                        <w:t>}}</w:t>
-                      </w:r>
-                    </w:p>
-                    <w:p>
-                      <w:pPr>
-                        <w:rPr>
-                          <w:rFonts w:ascii="Calibri" w:hAnsi="Calibri" w:cs="Calibri"/>
-                          <w:color w:val="000000" w:themeColor="text1"/>
-                          <w:sz w:val="16"/>
-                          <w:szCs w:val="16"/>
-                        </w:rPr>
-                      </w:pPr>
-                    </w:p>
-                  </w:txbxContent>
-                </v:textbox>
-                <w10:wrap anchorx="margin"/>
-              </v:rect>
-            </w:pict>
-          </mc:Fallback>
-        </mc:AlternateContent>
-      </w:r>
-      <w:r>
-        <w:rPr>
-          <w:rFonts w:ascii="Calibri" w:hAnsi="Calibri" w:cs="Calibri"/>
-          <w:noProof/>
-          <w:color w:val="002060"/>
-        </w:rPr>
-        <mc:AlternateContent>
-          <mc:Choice Requires="wps">
-            <w:drawing>
-              <wp:anchor distT="0" distB="0" distL="114300" distR="114300" simplePos="0" relativeHeight="251711488" behindDoc="0" locked="0" layoutInCell="1" allowOverlap="1" wp14:anchorId="53B856CB" wp14:editId="0A9C9A64">
-                <wp:simplePos x="0" y="0"/>
-                <wp:positionH relativeFrom="margin">
-                  <wp:posOffset>2005330</wp:posOffset>
-                </wp:positionH>
-                <wp:positionV relativeFrom="paragraph">
-                  <wp:posOffset>566420</wp:posOffset>
-                </wp:positionV>
-                <wp:extent cx="1178677" cy="222250"/>
-                <wp:effectExtent l="0" t="0" r="21590" b="25400"/>
-                <wp:wrapNone/>
-                <wp:docPr id="1330055082" name="Retângulo 2"/>
-                <wp:cNvGraphicFramePr/>
-                <a:graphic xmlns:a="http://schemas.openxmlformats.org/drawingml/2006/main">
-                  <a:graphicData uri="http://schemas.microsoft.com/office/word/2010/wordprocessingShape">
-                    <wps:wsp>
-                      <wps:cNvSpPr/>
-                      <wps:spPr>
-                        <a:xfrm>
-                          <a:off x="0" y="0"/>
-                          <a:ext cx="1178677" cy="222250"/>
-                        </a:xfrm>
-                        <a:prstGeom prst="rect">
-                          <a:avLst/>
-                        </a:prstGeom>
-                        <a:solidFill>
-                          <a:schemeClr val="bg1"/>
-                        </a:solidFill>
-                        <a:ln w="6350">
-                          <a:solidFill>
-                            <a:schemeClr val="tx1"/>
-                          </a:solidFill>
-                        </a:ln>
-                      </wps:spPr>
-                      <wps:style>
-                        <a:lnRef idx="2">
-                          <a:schemeClr val="accent1">
-                            <a:shade val="15000"/>
-                          </a:schemeClr>
-                        </a:lnRef>
-                        <a:fillRef idx="1">
-                          <a:schemeClr val="accent1"/>
-                        </a:fillRef>
-                        <a:effectRef idx="0">
-                          <a:schemeClr val="accent1"/>
-                        </a:effectRef>
-                        <a:fontRef idx="minor">
-                          <a:schemeClr val="lt1"/>
-                        </a:fontRef>
-                      </wps:style>
-                      <wps:txbx>
-                        <w:txbxContent>
-                          <w:p>
-                            <w:pPr>
-                              <w:rPr>
-                                <w:rFonts w:ascii="Calibri" w:hAnsi="Calibri" w:cs="Calibri"/>
-                                <w:color w:val="000000" w:themeColor="text1"/>
-                                <w:sz w:val="14"/>
-                                <w:szCs w:val="14"/>
-                              </w:rPr>
-                            </w:pPr>
-                            <w:r>
-                              <w:rPr>
-                                <w:rFonts w:ascii="Calibri" w:hAnsi="Calibri" w:cs="Calibri"/>
-                                <w:color w:val="000000" w:themeColor="text1"/>
-                                <w:sz w:val="14"/>
-                                <w:szCs w:val="14"/>
-                              </w:rPr>
-                              <w:t>Metragem geradora da NC:</w:t>
-                            </w:r>
-                          </w:p>
-                        </w:txbxContent>
-                      </wps:txbx>
-                      <wps:bodyPr rot="0" spcFirstLastPara="0" vertOverflow="overflow" horzOverflow="overflow" vert="horz" wrap="square" lIns="91440" tIns="45720" rIns="91440" bIns="45720" numCol="1" spcCol="0" rtlCol="0" fromWordArt="0" anchor="ctr" anchorCtr="0" forceAA="0" compatLnSpc="1">
-                        <a:prstTxWarp prst="textNoShape">
-                          <a:avLst/>
-                        </a:prstTxWarp>
-                        <a:noAutofit/>
-                      </wps:bodyPr>
-                    </wps:wsp>
-                  </a:graphicData>
-                </a:graphic>
-                <wp14:sizeRelH relativeFrom="margin">
-                  <wp14:pctWidth>0</wp14:pctWidth>
-                </wp14:sizeRelH>
-                <wp14:sizeRelV relativeFrom="margin">
-                  <wp14:pctHeight>0</wp14:pctHeight>
-                </wp14:sizeRelV>
-              </wp:anchor>
-            </w:drawing>
-          </mc:Choice>
-          <mc:Fallback>
-            <w:pict>
-              <v:rect w14:anchorId="53B856CB" id="_x0000_s1052" style="position:absolute;margin-left:157.9pt;margin-top:44.6pt;width:92.8pt;height:17.5pt;z-index:251711488;visibility:visible;mso-wrap-style:square;mso-width-percent:0;mso-height-percent:0;mso-wrap-distance-left:9pt;mso-wrap-distance-top:0;mso-wrap-distance-right:9pt;mso-wrap-distance-bottom:0;mso-position-horizontal:absolute;mso-position-horizontal-relative:margin;mso-position-vertical:absolute;mso-position-vertical-relative:text;mso-width-percent:0;mso-height-percent:0;mso-width-relative:margin;mso-height-relative:margin;v-text-anchor:middle" o:gfxdata="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" fillcolor="white [3212]" strokecolor="black [3213]" strokeweight=".5pt">
-                <v:textbox>
-                  <w:txbxContent>
-                    <w:p>
-                      <w:pPr>
-                        <w:rPr>
-                          <w:rFonts w:ascii="Calibri" w:hAnsi="Calibri" w:cs="Calibri"/>
-                          <w:color w:val="000000" w:themeColor="text1"/>
-                          <w:sz w:val="14"/>
-                          <w:szCs w:val="14"/>
-                        </w:rPr>
-                      </w:pPr>
-                      <w:r>
-                        <w:rPr>
-                          <w:rFonts w:ascii="Calibri" w:hAnsi="Calibri" w:cs="Calibri"/>
-                          <w:color w:val="000000" w:themeColor="text1"/>
-                          <w:sz w:val="14"/>
-                          <w:szCs w:val="14"/>
-                        </w:rPr>
-                        <w:t>Metragem geradora da NC:</w:t>
-                      </w:r>
-                    </w:p>
-                  </w:txbxContent>
-                </v:textbox>
-                <w10:wrap anchorx="margin"/>
-              </v:rect>
-            </w:pict>
-          </mc:Fallback>
-        </mc:AlternateContent>
-      </w:r>
-      <w:r>
-        <w:rPr>
-          <w:rFonts w:ascii="Calibri" w:hAnsi="Calibri" w:cs="Calibri"/>
-          <w:noProof/>
-          <w:color w:val="002060"/>
-        </w:rPr>
-        <mc:AlternateContent>
-          <mc:Choice Requires="wps">
-            <w:drawing>
-              <wp:anchor distT="0" distB="0" distL="114300" distR="114300" simplePos="0" relativeHeight="251712512" behindDoc="0" locked="0" layoutInCell="1" allowOverlap="1" wp14:anchorId="623EEF94" wp14:editId="34DBAA0C">
-                <wp:simplePos x="0" y="0"/>
-                <wp:positionH relativeFrom="margin">
-                  <wp:posOffset>3168650</wp:posOffset>
-                </wp:positionH>
-                <wp:positionV relativeFrom="paragraph">
-                  <wp:posOffset>566420</wp:posOffset>
-                </wp:positionV>
-                <wp:extent cx="1405402" cy="222250"/>
-                <wp:effectExtent l="0" t="0" r="23495" b="25400"/>
-                <wp:wrapNone/>
-                <wp:docPr id="203355766" name="Retângulo 2"/>
-                <wp:cNvGraphicFramePr/>
-                <a:graphic xmlns:a="http://schemas.openxmlformats.org/drawingml/2006/main">
-                  <a:graphicData uri="http://schemas.microsoft.com/office/word/2010/wordprocessingShape">
-                    <wps:wsp>
-                      <wps:cNvSpPr/>
-                      <wps:spPr>
-                        <a:xfrm>
-                          <a:off x="0" y="0"/>
-                          <a:ext cx="1405402" cy="222250"/>
-                        </a:xfrm>
-                        <a:prstGeom prst="rect">
-                          <a:avLst/>
-                        </a:prstGeom>
-                        <a:solidFill>
-                          <a:schemeClr val="bg1"/>
-                        </a:solidFill>
-                        <a:ln w="6350">
-                          <a:solidFill>
-                            <a:schemeClr val="tx1"/>
-                          </a:solidFill>
-                        </a:ln>
-                      </wps:spPr>
-                      <wps:style>
-                        <a:lnRef idx="2">
-                          <a:schemeClr val="accent1">
-                            <a:shade val="15000"/>
-                          </a:schemeClr>
-                        </a:lnRef>
-                        <a:fillRef idx="1">
-                          <a:schemeClr val="accent1"/>
-                        </a:fillRef>
-                        <a:effectRef idx="0">
-                          <a:schemeClr val="accent1"/>
-                        </a:effectRef>
-                        <a:fontRef idx="minor">
-                          <a:schemeClr val="lt1"/>
-                        </a:fontRef>
-                      </wps:style>
-                      <wps:txbx>
-                        <w:txbxContent>
-                          <w:p>
-                            <w:pPr>
-                              <w:jc w:val="center"/>
-                              <w:rPr>
-                                <w:rFonts w:ascii="Calibri" w:hAnsi="Calibri" w:cs="Calibri"/>
-                                <w:color w:val="FFFFFF" w:themeColor="background1"/>
-                                <w:sz w:val="16"/>
-                                <w:szCs w:val="16"/>
-                              </w:rPr>
-                            </w:pPr>
-                            <w:r>
-                              <w:rPr>
-                                <w:rFonts w:ascii="Calibri" w:hAnsi="Calibri" w:cs="Calibri"/>
-                                <w:color w:val="000000" w:themeColor="text1"/>
-                                <w:sz w:val="16"/>
-                                <w:szCs w:val="16"/>
-                              </w:rPr>
-                              <w:t>{{</w:t>
-                            </w:r>
-                            <w:proofErr w:type="spellStart"/>
-                            <w:r>
-                              <w:rPr>
-                                <w:rFonts w:ascii="Calibri" w:hAnsi="Calibri" w:cs="Calibri"/>
-                                <w:color w:val="000000" w:themeColor="text1"/>
-                                <w:sz w:val="16"/>
-                                <w:szCs w:val="16"/>
-                              </w:rPr>
-                              <w:t>metragem_ger_nc</w:t>
-                            </w:r>
-                            <w:proofErr w:type="spellEnd"/>
-                            <w:r>
-                              <w:rPr>
-                                <w:rFonts w:ascii="Calibri" w:hAnsi="Calibri" w:cs="Calibri"/>
-                                <w:color w:val="000000" w:themeColor="text1"/>
-                                <w:sz w:val="16"/>
-                                <w:szCs w:val="16"/>
-                              </w:rPr>
-                              <w:t>}}</w:t>
-                            </w:r>
-                          </w:p>
-                        </w:txbxContent>
-                      </wps:txbx>
-                      <wps:bodyPr rot="0" spcFirstLastPara="0" vertOverflow="overflow" horzOverflow="overflow" vert="horz" wrap="square" lIns="91440" tIns="45720" rIns="91440" bIns="45720" numCol="1" spcCol="0" rtlCol="0" fromWordArt="0" anchor="ctr" anchorCtr="0" forceAA="0" compatLnSpc="1">
-                        <a:prstTxWarp prst="textNoShape">
-                          <a:avLst/>
-                        </a:prstTxWarp>
-                        <a:noAutofit/>
-                      </wps:bodyPr>
-                    </wps:wsp>
-                  </a:graphicData>
-                </a:graphic>
-                <wp14:sizeRelH relativeFrom="margin">
-                  <wp14:pctWidth>0</wp14:pctWidth>
-                </wp14:sizeRelH>
-                <wp14:sizeRelV relativeFrom="margin">
-                  <wp14:pctHeight>0</wp14:pctHeight>
-                </wp14:sizeRelV>
-              </wp:anchor>
-            </w:drawing>
-          </mc:Choice>
-          <mc:Fallback>
-            <w:pict>
-              <v:rect w14:anchorId="623EEF94" id="_x0000_s1053" style="position:absolute;margin-left:249.5pt;margin-top:44.6pt;width:110.65pt;height:17.5pt;z-index:251712512;visibility:visible;mso-wrap-style:square;mso-width-percent:0;mso-height-percent:0;mso-wrap-distance-left:9pt;mso-wrap-distance-top:0;mso-wrap-distance-right:9pt;mso-wrap-distance-bottom:0;mso-position-horizontal:absolute;mso-position-horizontal-relative:margin;mso-position-vertical:absolute;mso-position-vertical-relative:text;mso-width-percent:0;mso-height-percent:0;mso-width-relative:margin;mso-height-relative:margin;v-text-anchor:middle" o:gfxdata="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" fillcolor="white [3212]" strokecolor="black [3213]" strokeweight=".5pt">
-                <v:textbox>
-                  <w:txbxContent>
-                    <w:p>
-                      <w:pPr>
-                        <w:jc w:val="center"/>
-                        <w:rPr>
-                          <w:rFonts w:ascii="Calibri" w:hAnsi="Calibri" w:cs="Calibri"/>
-                          <w:color w:val="FFFFFF" w:themeColor="background1"/>
-                          <w:sz w:val="16"/>
-                          <w:szCs w:val="16"/>
-                        </w:rPr>
-                      </w:pPr>
-                      <w:r>
-                        <w:rPr>
-                          <w:rFonts w:ascii="Calibri" w:hAnsi="Calibri" w:cs="Calibri"/>
-                          <w:color w:val="000000" w:themeColor="text1"/>
-                          <w:sz w:val="16"/>
-                          <w:szCs w:val="16"/>
-                        </w:rPr>
-                        <w:t>{{</w:t>
-                      </w:r>
-                      <w:proofErr w:type="spellStart"/>
-                      <w:r>
-                        <w:rPr>
-                          <w:rFonts w:ascii="Calibri" w:hAnsi="Calibri" w:cs="Calibri"/>
-                          <w:color w:val="000000" w:themeColor="text1"/>
-                          <w:sz w:val="16"/>
-                          <w:szCs w:val="16"/>
-                        </w:rPr>
-                        <w:t>metragem_ger_nc</w:t>
-                      </w:r>
-                      <w:proofErr w:type="spellEnd"/>
-                      <w:r>
-                        <w:rPr>
-                          <w:rFonts w:ascii="Calibri" w:hAnsi="Calibri" w:cs="Calibri"/>
-                          <w:color w:val="000000" w:themeColor="text1"/>
-                          <w:sz w:val="16"/>
-                          <w:szCs w:val="16"/>
-                        </w:rPr>
-                        <w:t>}}</w:t>
                       </w:r>
                     </w:p>
                   </w:txbxContent>
